--- a/docs/Rus_Rares_Proiect_BD.docx
+++ b/docs/Rus_Rares_Proiect_BD.docx
@@ -695,6 +695,58 @@
         </w:tc>
       </w:tr>
     </w:tbl>
+    <w:p>
+      <w:pPr>
+        <w:jc w:val="center"/>
+      </w:pPr>
+      <w:r>
+        <w:drawing>
+          <wp:inline xmlns:a="http://schemas.openxmlformats.org/drawingml/2006/main" xmlns:pic="http://schemas.openxmlformats.org/drawingml/2006/picture">
+            <wp:extent cx="5029200" cy="6127050"/>
+            <wp:docPr id="1" name="Picture 1"/>
+            <wp:cNvGraphicFramePr>
+              <a:graphicFrameLocks noChangeAspect="1"/>
+            </wp:cNvGraphicFramePr>
+            <a:graphic>
+              <a:graphicData uri="http://schemas.openxmlformats.org/drawingml/2006/picture">
+                <pic:pic>
+                  <pic:nvPicPr>
+                    <pic:cNvPr id="0" name="schema.png"/>
+                    <pic:cNvPicPr/>
+                  </pic:nvPicPr>
+                  <pic:blipFill>
+                    <a:blip r:embed="rId9"/>
+                    <a:stretch>
+                      <a:fillRect/>
+                    </a:stretch>
+                  </pic:blipFill>
+                  <pic:spPr>
+                    <a:xfrm>
+                      <a:off x="0" y="0"/>
+                      <a:ext cx="5029200" cy="6127050"/>
+                    </a:xfrm>
+                    <a:prstGeom prst="rect"/>
+                  </pic:spPr>
+                </pic:pic>
+              </a:graphicData>
+            </a:graphic>
+          </wp:inline>
+        </w:drawing>
+      </w:r>
+    </w:p>
+    <w:p>
+      <w:pPr>
+        <w:jc w:val="center"/>
+      </w:pPr>
+      <w:r>
+        <w:rPr>
+          <w:rFonts w:ascii="Times New Roman" w:hAnsi="Times New Roman"/>
+          <w:i/>
+          <w:sz w:val="20"/>
+        </w:rPr>
+        <w:t>Figura 1: Diagrama Entitate-Relație (ERD)</w:t>
+      </w:r>
+    </w:p>
     <w:sectPr>
       <w:pgSz w:w="12240" w:h="15840"/>
       <w:pgMar w:top="1411" w:right="1411" w:bottom="1411" w:left="1411" w:header="720" w:footer="720" w:gutter="0"/>

--- a/docs/Rus_Rares_Proiect_BD.docx
+++ b/docs/Rus_Rares_Proiect_BD.docx
@@ -747,6 +747,2092 @@
         <w:t>Figura 1: Diagrama Entitate-Relație (ERD)</w:t>
       </w:r>
     </w:p>
+    <w:p>
+      <w:pPr>
+        <w:spacing w:before="200" w:after="80"/>
+      </w:pPr>
+      <w:r>
+        <w:t>Tabelul 2: Structura tabelei users</w:t>
+      </w:r>
+    </w:p>
+    <w:tbl>
+      <w:tblPr>
+        <w:tblW w:type="auto" w:w="0"/>
+        <w:jc w:val="center"/>
+        <w:tblLook w:firstColumn="1" w:firstRow="1" w:lastColumn="0" w:lastRow="0" w:noHBand="0" w:noVBand="1" w:val="04A0"/>
+      </w:tblPr>
+      <w:tblGrid>
+        <w:gridCol w:w="1884"/>
+        <w:gridCol w:w="1884"/>
+        <w:gridCol w:w="1884"/>
+        <w:gridCol w:w="1884"/>
+        <w:gridCol w:w="1884"/>
+      </w:tblGrid>
+      <w:tr>
+        <w:tc>
+          <w:tcPr>
+            <w:tcW w:type="dxa" w:w="1884"/>
+          </w:tcPr>
+          <w:p>
+            <w:r>
+              <w:t>Câmp</w:t>
+            </w:r>
+          </w:p>
+        </w:tc>
+        <w:tc>
+          <w:tcPr>
+            <w:tcW w:type="dxa" w:w="1884"/>
+          </w:tcPr>
+          <w:p>
+            <w:r>
+              <w:t>Tip de date</w:t>
+            </w:r>
+          </w:p>
+        </w:tc>
+        <w:tc>
+          <w:tcPr>
+            <w:tcW w:type="dxa" w:w="1884"/>
+          </w:tcPr>
+          <w:p>
+            <w:r>
+              <w:t>PK/FK</w:t>
+            </w:r>
+          </w:p>
+        </w:tc>
+        <w:tc>
+          <w:tcPr>
+            <w:tcW w:type="dxa" w:w="1884"/>
+          </w:tcPr>
+          <w:p>
+            <w:r>
+              <w:t>Null</w:t>
+            </w:r>
+          </w:p>
+        </w:tc>
+        <w:tc>
+          <w:tcPr>
+            <w:tcW w:type="dxa" w:w="1884"/>
+          </w:tcPr>
+          <w:p>
+            <w:r>
+              <w:t>Descriere</w:t>
+            </w:r>
+          </w:p>
+        </w:tc>
+      </w:tr>
+      <w:tr>
+        <w:tc>
+          <w:tcPr>
+            <w:tcW w:type="dxa" w:w="1884"/>
+          </w:tcPr>
+          <w:p>
+            <w:r>
+              <w:t>id</w:t>
+            </w:r>
+          </w:p>
+        </w:tc>
+        <w:tc>
+          <w:tcPr>
+            <w:tcW w:type="dxa" w:w="1884"/>
+          </w:tcPr>
+          <w:p>
+            <w:r>
+              <w:t>INT / SERIAL</w:t>
+            </w:r>
+          </w:p>
+        </w:tc>
+        <w:tc>
+          <w:tcPr>
+            <w:tcW w:type="dxa" w:w="1884"/>
+          </w:tcPr>
+          <w:p>
+            <w:r>
+              <w:t>PK</w:t>
+            </w:r>
+          </w:p>
+        </w:tc>
+        <w:tc>
+          <w:tcPr>
+            <w:tcW w:type="dxa" w:w="1884"/>
+          </w:tcPr>
+          <w:p>
+            <w:r>
+              <w:t>NOT NULL</w:t>
+            </w:r>
+          </w:p>
+        </w:tc>
+        <w:tc>
+          <w:tcPr>
+            <w:tcW w:type="dxa" w:w="1884"/>
+          </w:tcPr>
+          <w:p>
+            <w:r>
+              <w:t>Identificator unic utilizator</w:t>
+            </w:r>
+          </w:p>
+        </w:tc>
+      </w:tr>
+      <w:tr>
+        <w:tc>
+          <w:tcPr>
+            <w:tcW w:type="dxa" w:w="1884"/>
+          </w:tcPr>
+          <w:p>
+            <w:r>
+              <w:t>email</w:t>
+            </w:r>
+          </w:p>
+        </w:tc>
+        <w:tc>
+          <w:tcPr>
+            <w:tcW w:type="dxa" w:w="1884"/>
+          </w:tcPr>
+          <w:p>
+            <w:r>
+              <w:t>VARCHAR(100)</w:t>
+            </w:r>
+          </w:p>
+        </w:tc>
+        <w:tc>
+          <w:tcPr>
+            <w:tcW w:type="dxa" w:w="1884"/>
+          </w:tcPr>
+          <w:p>
+            <w:r>
+              <w:t>UK</w:t>
+            </w:r>
+          </w:p>
+        </w:tc>
+        <w:tc>
+          <w:tcPr>
+            <w:tcW w:type="dxa" w:w="1884"/>
+          </w:tcPr>
+          <w:p>
+            <w:r>
+              <w:t>NOT NULL</w:t>
+            </w:r>
+          </w:p>
+        </w:tc>
+        <w:tc>
+          <w:tcPr>
+            <w:tcW w:type="dxa" w:w="1884"/>
+          </w:tcPr>
+          <w:p>
+            <w:r>
+              <w:t>Adresa de email unica pentru login</w:t>
+            </w:r>
+          </w:p>
+        </w:tc>
+      </w:tr>
+      <w:tr>
+        <w:tc>
+          <w:tcPr>
+            <w:tcW w:type="dxa" w:w="1884"/>
+          </w:tcPr>
+          <w:p>
+            <w:r>
+              <w:t>first_name</w:t>
+            </w:r>
+          </w:p>
+        </w:tc>
+        <w:tc>
+          <w:tcPr>
+            <w:tcW w:type="dxa" w:w="1884"/>
+          </w:tcPr>
+          <w:p>
+            <w:r>
+              <w:t>VARCHAR(50)</w:t>
+            </w:r>
+          </w:p>
+        </w:tc>
+        <w:tc>
+          <w:tcPr>
+            <w:tcW w:type="dxa" w:w="1884"/>
+          </w:tcPr>
+          <w:p>
+            <w:r>
+              <w:t>-</w:t>
+            </w:r>
+          </w:p>
+        </w:tc>
+        <w:tc>
+          <w:tcPr>
+            <w:tcW w:type="dxa" w:w="1884"/>
+          </w:tcPr>
+          <w:p>
+            <w:r>
+              <w:t>NOT NULL</w:t>
+            </w:r>
+          </w:p>
+        </w:tc>
+        <w:tc>
+          <w:tcPr>
+            <w:tcW w:type="dxa" w:w="1884"/>
+          </w:tcPr>
+          <w:p>
+            <w:r>
+              <w:t>Prenumele titularului</w:t>
+            </w:r>
+          </w:p>
+        </w:tc>
+      </w:tr>
+      <w:tr>
+        <w:tc>
+          <w:tcPr>
+            <w:tcW w:type="dxa" w:w="1884"/>
+          </w:tcPr>
+          <w:p>
+            <w:r>
+              <w:t>last_name</w:t>
+            </w:r>
+          </w:p>
+        </w:tc>
+        <w:tc>
+          <w:tcPr>
+            <w:tcW w:type="dxa" w:w="1884"/>
+          </w:tcPr>
+          <w:p>
+            <w:r>
+              <w:t>VARCHAR(50)</w:t>
+            </w:r>
+          </w:p>
+        </w:tc>
+        <w:tc>
+          <w:tcPr>
+            <w:tcW w:type="dxa" w:w="1884"/>
+          </w:tcPr>
+          <w:p>
+            <w:r>
+              <w:t>-</w:t>
+            </w:r>
+          </w:p>
+        </w:tc>
+        <w:tc>
+          <w:tcPr>
+            <w:tcW w:type="dxa" w:w="1884"/>
+          </w:tcPr>
+          <w:p>
+            <w:r>
+              <w:t>NOT NULL</w:t>
+            </w:r>
+          </w:p>
+        </w:tc>
+        <w:tc>
+          <w:tcPr>
+            <w:tcW w:type="dxa" w:w="1884"/>
+          </w:tcPr>
+          <w:p>
+            <w:r>
+              <w:t>Numele de familie al titularului</w:t>
+            </w:r>
+          </w:p>
+        </w:tc>
+      </w:tr>
+      <w:tr>
+        <w:tc>
+          <w:tcPr>
+            <w:tcW w:type="dxa" w:w="1884"/>
+          </w:tcPr>
+          <w:p>
+            <w:r>
+              <w:t>created_at</w:t>
+            </w:r>
+          </w:p>
+        </w:tc>
+        <w:tc>
+          <w:tcPr>
+            <w:tcW w:type="dxa" w:w="1884"/>
+          </w:tcPr>
+          <w:p>
+            <w:r>
+              <w:t>DATETIME / TIMESTAMP</w:t>
+            </w:r>
+          </w:p>
+        </w:tc>
+        <w:tc>
+          <w:tcPr>
+            <w:tcW w:type="dxa" w:w="1884"/>
+          </w:tcPr>
+          <w:p>
+            <w:r>
+              <w:t>-</w:t>
+            </w:r>
+          </w:p>
+        </w:tc>
+        <w:tc>
+          <w:tcPr>
+            <w:tcW w:type="dxa" w:w="1884"/>
+          </w:tcPr>
+          <w:p>
+            <w:r>
+              <w:t>NOT NULL</w:t>
+            </w:r>
+          </w:p>
+        </w:tc>
+        <w:tc>
+          <w:tcPr>
+            <w:tcW w:type="dxa" w:w="1884"/>
+          </w:tcPr>
+          <w:p>
+            <w:r>
+              <w:t>Data si ora inregistrarii</w:t>
+            </w:r>
+          </w:p>
+        </w:tc>
+      </w:tr>
+    </w:tbl>
+    <w:p>
+      <w:pPr>
+        <w:spacing w:before="200" w:after="80"/>
+      </w:pPr>
+      <w:r>
+        <w:t>Tabelul 3: Structura tabelei categories</w:t>
+      </w:r>
+    </w:p>
+    <w:tbl>
+      <w:tblPr>
+        <w:tblW w:type="auto" w:w="0"/>
+        <w:jc w:val="center"/>
+        <w:tblLook w:firstColumn="1" w:firstRow="1" w:lastColumn="0" w:lastRow="0" w:noHBand="0" w:noVBand="1" w:val="04A0"/>
+      </w:tblPr>
+      <w:tblGrid>
+        <w:gridCol w:w="1884"/>
+        <w:gridCol w:w="1884"/>
+        <w:gridCol w:w="1884"/>
+        <w:gridCol w:w="1884"/>
+        <w:gridCol w:w="1884"/>
+      </w:tblGrid>
+      <w:tr>
+        <w:tc>
+          <w:tcPr>
+            <w:tcW w:type="dxa" w:w="1884"/>
+          </w:tcPr>
+          <w:p>
+            <w:r>
+              <w:t>Câmp</w:t>
+            </w:r>
+          </w:p>
+        </w:tc>
+        <w:tc>
+          <w:tcPr>
+            <w:tcW w:type="dxa" w:w="1884"/>
+          </w:tcPr>
+          <w:p>
+            <w:r>
+              <w:t>Tip de date</w:t>
+            </w:r>
+          </w:p>
+        </w:tc>
+        <w:tc>
+          <w:tcPr>
+            <w:tcW w:type="dxa" w:w="1884"/>
+          </w:tcPr>
+          <w:p>
+            <w:r>
+              <w:t>PK/FK</w:t>
+            </w:r>
+          </w:p>
+        </w:tc>
+        <w:tc>
+          <w:tcPr>
+            <w:tcW w:type="dxa" w:w="1884"/>
+          </w:tcPr>
+          <w:p>
+            <w:r>
+              <w:t>Null</w:t>
+            </w:r>
+          </w:p>
+        </w:tc>
+        <w:tc>
+          <w:tcPr>
+            <w:tcW w:type="dxa" w:w="1884"/>
+          </w:tcPr>
+          <w:p>
+            <w:r>
+              <w:t>Descriere</w:t>
+            </w:r>
+          </w:p>
+        </w:tc>
+      </w:tr>
+      <w:tr>
+        <w:tc>
+          <w:tcPr>
+            <w:tcW w:type="dxa" w:w="1884"/>
+          </w:tcPr>
+          <w:p>
+            <w:r>
+              <w:t>id</w:t>
+            </w:r>
+          </w:p>
+        </w:tc>
+        <w:tc>
+          <w:tcPr>
+            <w:tcW w:type="dxa" w:w="1884"/>
+          </w:tcPr>
+          <w:p>
+            <w:r>
+              <w:t>INT / SERIAL</w:t>
+            </w:r>
+          </w:p>
+        </w:tc>
+        <w:tc>
+          <w:tcPr>
+            <w:tcW w:type="dxa" w:w="1884"/>
+          </w:tcPr>
+          <w:p>
+            <w:r>
+              <w:t>PK</w:t>
+            </w:r>
+          </w:p>
+        </w:tc>
+        <w:tc>
+          <w:tcPr>
+            <w:tcW w:type="dxa" w:w="1884"/>
+          </w:tcPr>
+          <w:p>
+            <w:r>
+              <w:t>NOT NULL</w:t>
+            </w:r>
+          </w:p>
+        </w:tc>
+        <w:tc>
+          <w:tcPr>
+            <w:tcW w:type="dxa" w:w="1884"/>
+          </w:tcPr>
+          <w:p>
+            <w:r>
+              <w:t>Identificator unic categorie</w:t>
+            </w:r>
+          </w:p>
+        </w:tc>
+      </w:tr>
+      <w:tr>
+        <w:tc>
+          <w:tcPr>
+            <w:tcW w:type="dxa" w:w="1884"/>
+          </w:tcPr>
+          <w:p>
+            <w:r>
+              <w:t>name</w:t>
+            </w:r>
+          </w:p>
+        </w:tc>
+        <w:tc>
+          <w:tcPr>
+            <w:tcW w:type="dxa" w:w="1884"/>
+          </w:tcPr>
+          <w:p>
+            <w:r>
+              <w:t>VARCHAR(50)</w:t>
+            </w:r>
+          </w:p>
+        </w:tc>
+        <w:tc>
+          <w:tcPr>
+            <w:tcW w:type="dxa" w:w="1884"/>
+          </w:tcPr>
+          <w:p>
+            <w:r>
+              <w:t>UK</w:t>
+            </w:r>
+          </w:p>
+        </w:tc>
+        <w:tc>
+          <w:tcPr>
+            <w:tcW w:type="dxa" w:w="1884"/>
+          </w:tcPr>
+          <w:p>
+            <w:r>
+              <w:t>NOT NULL</w:t>
+            </w:r>
+          </w:p>
+        </w:tc>
+        <w:tc>
+          <w:tcPr>
+            <w:tcW w:type="dxa" w:w="1884"/>
+          </w:tcPr>
+          <w:p>
+            <w:r>
+              <w:t>Denumire (ex: Utilitati, Salariu, Chirie)</w:t>
+            </w:r>
+          </w:p>
+        </w:tc>
+      </w:tr>
+      <w:tr>
+        <w:tc>
+          <w:tcPr>
+            <w:tcW w:type="dxa" w:w="1884"/>
+          </w:tcPr>
+          <w:p>
+            <w:r>
+              <w:t>is_income</w:t>
+            </w:r>
+          </w:p>
+        </w:tc>
+        <w:tc>
+          <w:tcPr>
+            <w:tcW w:type="dxa" w:w="1884"/>
+          </w:tcPr>
+          <w:p>
+            <w:r>
+              <w:t>BOOLEAN / TINYINT(1)</w:t>
+            </w:r>
+          </w:p>
+        </w:tc>
+        <w:tc>
+          <w:tcPr>
+            <w:tcW w:type="dxa" w:w="1884"/>
+          </w:tcPr>
+          <w:p>
+            <w:r>
+              <w:t>-</w:t>
+            </w:r>
+          </w:p>
+        </w:tc>
+        <w:tc>
+          <w:tcPr>
+            <w:tcW w:type="dxa" w:w="1884"/>
+          </w:tcPr>
+          <w:p>
+            <w:r>
+              <w:t>NOT NULL</w:t>
+            </w:r>
+          </w:p>
+        </w:tc>
+        <w:tc>
+          <w:tcPr>
+            <w:tcW w:type="dxa" w:w="1884"/>
+          </w:tcPr>
+          <w:p>
+            <w:r>
+              <w:t>True = venit, False = cheltuiala</w:t>
+            </w:r>
+          </w:p>
+        </w:tc>
+      </w:tr>
+    </w:tbl>
+    <w:p>
+      <w:pPr>
+        <w:spacing w:before="200" w:after="80"/>
+      </w:pPr>
+      <w:r>
+        <w:t>Tabelul 4: Structura tabelei planned_payments</w:t>
+      </w:r>
+    </w:p>
+    <w:tbl>
+      <w:tblPr>
+        <w:tblW w:type="auto" w:w="0"/>
+        <w:jc w:val="center"/>
+        <w:tblLook w:firstColumn="1" w:firstRow="1" w:lastColumn="0" w:lastRow="0" w:noHBand="0" w:noVBand="1" w:val="04A0"/>
+      </w:tblPr>
+      <w:tblGrid>
+        <w:gridCol w:w="1884"/>
+        <w:gridCol w:w="1884"/>
+        <w:gridCol w:w="1884"/>
+        <w:gridCol w:w="1884"/>
+        <w:gridCol w:w="1884"/>
+      </w:tblGrid>
+      <w:tr>
+        <w:tc>
+          <w:tcPr>
+            <w:tcW w:type="dxa" w:w="1884"/>
+          </w:tcPr>
+          <w:p>
+            <w:r>
+              <w:t>Câmp</w:t>
+            </w:r>
+          </w:p>
+        </w:tc>
+        <w:tc>
+          <w:tcPr>
+            <w:tcW w:type="dxa" w:w="1884"/>
+          </w:tcPr>
+          <w:p>
+            <w:r>
+              <w:t>Tip de date</w:t>
+            </w:r>
+          </w:p>
+        </w:tc>
+        <w:tc>
+          <w:tcPr>
+            <w:tcW w:type="dxa" w:w="1884"/>
+          </w:tcPr>
+          <w:p>
+            <w:r>
+              <w:t>PK/FK</w:t>
+            </w:r>
+          </w:p>
+        </w:tc>
+        <w:tc>
+          <w:tcPr>
+            <w:tcW w:type="dxa" w:w="1884"/>
+          </w:tcPr>
+          <w:p>
+            <w:r>
+              <w:t>Null</w:t>
+            </w:r>
+          </w:p>
+        </w:tc>
+        <w:tc>
+          <w:tcPr>
+            <w:tcW w:type="dxa" w:w="1884"/>
+          </w:tcPr>
+          <w:p>
+            <w:r>
+              <w:t>Descriere</w:t>
+            </w:r>
+          </w:p>
+        </w:tc>
+      </w:tr>
+      <w:tr>
+        <w:tc>
+          <w:tcPr>
+            <w:tcW w:type="dxa" w:w="1884"/>
+          </w:tcPr>
+          <w:p>
+            <w:r>
+              <w:t>id</w:t>
+            </w:r>
+          </w:p>
+        </w:tc>
+        <w:tc>
+          <w:tcPr>
+            <w:tcW w:type="dxa" w:w="1884"/>
+          </w:tcPr>
+          <w:p>
+            <w:r>
+              <w:t>INT / SERIAL</w:t>
+            </w:r>
+          </w:p>
+        </w:tc>
+        <w:tc>
+          <w:tcPr>
+            <w:tcW w:type="dxa" w:w="1884"/>
+          </w:tcPr>
+          <w:p>
+            <w:r>
+              <w:t>PK</w:t>
+            </w:r>
+          </w:p>
+        </w:tc>
+        <w:tc>
+          <w:tcPr>
+            <w:tcW w:type="dxa" w:w="1884"/>
+          </w:tcPr>
+          <w:p>
+            <w:r>
+              <w:t>NOT NULL</w:t>
+            </w:r>
+          </w:p>
+        </w:tc>
+        <w:tc>
+          <w:tcPr>
+            <w:tcW w:type="dxa" w:w="1884"/>
+          </w:tcPr>
+          <w:p>
+            <w:r>
+              <w:t>Identificator unic plata planificata</w:t>
+            </w:r>
+          </w:p>
+        </w:tc>
+      </w:tr>
+      <w:tr>
+        <w:tc>
+          <w:tcPr>
+            <w:tcW w:type="dxa" w:w="1884"/>
+          </w:tcPr>
+          <w:p>
+            <w:r>
+              <w:t>account_id</w:t>
+            </w:r>
+          </w:p>
+        </w:tc>
+        <w:tc>
+          <w:tcPr>
+            <w:tcW w:type="dxa" w:w="1884"/>
+          </w:tcPr>
+          <w:p>
+            <w:r>
+              <w:t>INT</w:t>
+            </w:r>
+          </w:p>
+        </w:tc>
+        <w:tc>
+          <w:tcPr>
+            <w:tcW w:type="dxa" w:w="1884"/>
+          </w:tcPr>
+          <w:p>
+            <w:r>
+              <w:t>FK</w:t>
+            </w:r>
+          </w:p>
+        </w:tc>
+        <w:tc>
+          <w:tcPr>
+            <w:tcW w:type="dxa" w:w="1884"/>
+          </w:tcPr>
+          <w:p>
+            <w:r>
+              <w:t>NOT NULL</w:t>
+            </w:r>
+          </w:p>
+        </w:tc>
+        <w:tc>
+          <w:tcPr>
+            <w:tcW w:type="dxa" w:w="1884"/>
+          </w:tcPr>
+          <w:p>
+            <w:r>
+              <w:t>Contul din care se plateste (accounts.id)</w:t>
+            </w:r>
+          </w:p>
+        </w:tc>
+      </w:tr>
+      <w:tr>
+        <w:tc>
+          <w:tcPr>
+            <w:tcW w:type="dxa" w:w="1884"/>
+          </w:tcPr>
+          <w:p>
+            <w:r>
+              <w:t>category_id</w:t>
+            </w:r>
+          </w:p>
+        </w:tc>
+        <w:tc>
+          <w:tcPr>
+            <w:tcW w:type="dxa" w:w="1884"/>
+          </w:tcPr>
+          <w:p>
+            <w:r>
+              <w:t>INT</w:t>
+            </w:r>
+          </w:p>
+        </w:tc>
+        <w:tc>
+          <w:tcPr>
+            <w:tcW w:type="dxa" w:w="1884"/>
+          </w:tcPr>
+          <w:p>
+            <w:r>
+              <w:t>FK</w:t>
+            </w:r>
+          </w:p>
+        </w:tc>
+        <w:tc>
+          <w:tcPr>
+            <w:tcW w:type="dxa" w:w="1884"/>
+          </w:tcPr>
+          <w:p>
+            <w:r>
+              <w:t>NOT NULL</w:t>
+            </w:r>
+          </w:p>
+        </w:tc>
+        <w:tc>
+          <w:tcPr>
+            <w:tcW w:type="dxa" w:w="1884"/>
+          </w:tcPr>
+          <w:p>
+            <w:r>
+              <w:t>Categoria platii (categories.id)</w:t>
+            </w:r>
+          </w:p>
+        </w:tc>
+      </w:tr>
+      <w:tr>
+        <w:tc>
+          <w:tcPr>
+            <w:tcW w:type="dxa" w:w="1884"/>
+          </w:tcPr>
+          <w:p>
+            <w:r>
+              <w:t>title</w:t>
+            </w:r>
+          </w:p>
+        </w:tc>
+        <w:tc>
+          <w:tcPr>
+            <w:tcW w:type="dxa" w:w="1884"/>
+          </w:tcPr>
+          <w:p>
+            <w:r>
+              <w:t>VARCHAR(150)</w:t>
+            </w:r>
+          </w:p>
+        </w:tc>
+        <w:tc>
+          <w:tcPr>
+            <w:tcW w:type="dxa" w:w="1884"/>
+          </w:tcPr>
+          <w:p>
+            <w:r>
+              <w:t>-</w:t>
+            </w:r>
+          </w:p>
+        </w:tc>
+        <w:tc>
+          <w:tcPr>
+            <w:tcW w:type="dxa" w:w="1884"/>
+          </w:tcPr>
+          <w:p>
+            <w:r>
+              <w:t>NOT NULL</w:t>
+            </w:r>
+          </w:p>
+        </w:tc>
+        <w:tc>
+          <w:tcPr>
+            <w:tcW w:type="dxa" w:w="1884"/>
+          </w:tcPr>
+          <w:p>
+            <w:r>
+              <w:t>Descriere plata (ex: Factura Curent)</w:t>
+            </w:r>
+          </w:p>
+        </w:tc>
+      </w:tr>
+      <w:tr>
+        <w:tc>
+          <w:tcPr>
+            <w:tcW w:type="dxa" w:w="1884"/>
+          </w:tcPr>
+          <w:p>
+            <w:r>
+              <w:t>amount</w:t>
+            </w:r>
+          </w:p>
+        </w:tc>
+        <w:tc>
+          <w:tcPr>
+            <w:tcW w:type="dxa" w:w="1884"/>
+          </w:tcPr>
+          <w:p>
+            <w:r>
+              <w:t>DECIMAL(12,2)</w:t>
+            </w:r>
+          </w:p>
+        </w:tc>
+        <w:tc>
+          <w:tcPr>
+            <w:tcW w:type="dxa" w:w="1884"/>
+          </w:tcPr>
+          <w:p>
+            <w:r>
+              <w:t>-</w:t>
+            </w:r>
+          </w:p>
+        </w:tc>
+        <w:tc>
+          <w:tcPr>
+            <w:tcW w:type="dxa" w:w="1884"/>
+          </w:tcPr>
+          <w:p>
+            <w:r>
+              <w:t>NOT NULL</w:t>
+            </w:r>
+          </w:p>
+        </w:tc>
+        <w:tc>
+          <w:tcPr>
+            <w:tcW w:type="dxa" w:w="1884"/>
+          </w:tcPr>
+          <w:p>
+            <w:r>
+              <w:t>Valoarea obligatiei (&gt; 0.00)</w:t>
+            </w:r>
+          </w:p>
+        </w:tc>
+      </w:tr>
+      <w:tr>
+        <w:tc>
+          <w:tcPr>
+            <w:tcW w:type="dxa" w:w="1884"/>
+          </w:tcPr>
+          <w:p>
+            <w:r>
+              <w:t>target_month</w:t>
+            </w:r>
+          </w:p>
+        </w:tc>
+        <w:tc>
+          <w:tcPr>
+            <w:tcW w:type="dxa" w:w="1884"/>
+          </w:tcPr>
+          <w:p>
+            <w:r>
+              <w:t>DATE</w:t>
+            </w:r>
+          </w:p>
+        </w:tc>
+        <w:tc>
+          <w:tcPr>
+            <w:tcW w:type="dxa" w:w="1884"/>
+          </w:tcPr>
+          <w:p>
+            <w:r>
+              <w:t>-</w:t>
+            </w:r>
+          </w:p>
+        </w:tc>
+        <w:tc>
+          <w:tcPr>
+            <w:tcW w:type="dxa" w:w="1884"/>
+          </w:tcPr>
+          <w:p>
+            <w:r>
+              <w:t>NOT NULL</w:t>
+            </w:r>
+          </w:p>
+        </w:tc>
+        <w:tc>
+          <w:tcPr>
+            <w:tcW w:type="dxa" w:w="1884"/>
+          </w:tcPr>
+          <w:p>
+            <w:r>
+              <w:t>Luna planificata (ex: 2026-10-01)</w:t>
+            </w:r>
+          </w:p>
+        </w:tc>
+      </w:tr>
+      <w:tr>
+        <w:tc>
+          <w:tcPr>
+            <w:tcW w:type="dxa" w:w="1884"/>
+          </w:tcPr>
+          <w:p>
+            <w:r>
+              <w:t>due_date</w:t>
+            </w:r>
+          </w:p>
+        </w:tc>
+        <w:tc>
+          <w:tcPr>
+            <w:tcW w:type="dxa" w:w="1884"/>
+          </w:tcPr>
+          <w:p>
+            <w:r>
+              <w:t>DATE</w:t>
+            </w:r>
+          </w:p>
+        </w:tc>
+        <w:tc>
+          <w:tcPr>
+            <w:tcW w:type="dxa" w:w="1884"/>
+          </w:tcPr>
+          <w:p>
+            <w:r>
+              <w:t>-</w:t>
+            </w:r>
+          </w:p>
+        </w:tc>
+        <w:tc>
+          <w:tcPr>
+            <w:tcW w:type="dxa" w:w="1884"/>
+          </w:tcPr>
+          <w:p>
+            <w:r>
+              <w:t>NULL</w:t>
+            </w:r>
+          </w:p>
+        </w:tc>
+        <w:tc>
+          <w:tcPr>
+            <w:tcW w:type="dxa" w:w="1884"/>
+          </w:tcPr>
+          <w:p>
+            <w:r>
+              <w:t>Data limita scadenta in luna respectiva</w:t>
+            </w:r>
+          </w:p>
+        </w:tc>
+      </w:tr>
+      <w:tr>
+        <w:tc>
+          <w:tcPr>
+            <w:tcW w:type="dxa" w:w="1884"/>
+          </w:tcPr>
+          <w:p>
+            <w:r>
+              <w:t>status</w:t>
+            </w:r>
+          </w:p>
+        </w:tc>
+        <w:tc>
+          <w:tcPr>
+            <w:tcW w:type="dxa" w:w="1884"/>
+          </w:tcPr>
+          <w:p>
+            <w:r>
+              <w:t>VARCHAR(20)</w:t>
+            </w:r>
+          </w:p>
+        </w:tc>
+        <w:tc>
+          <w:tcPr>
+            <w:tcW w:type="dxa" w:w="1884"/>
+          </w:tcPr>
+          <w:p>
+            <w:r>
+              <w:t>-</w:t>
+            </w:r>
+          </w:p>
+        </w:tc>
+        <w:tc>
+          <w:tcPr>
+            <w:tcW w:type="dxa" w:w="1884"/>
+          </w:tcPr>
+          <w:p>
+            <w:r>
+              <w:t>NOT NULL</w:t>
+            </w:r>
+          </w:p>
+        </w:tc>
+        <w:tc>
+          <w:tcPr>
+            <w:tcW w:type="dxa" w:w="1884"/>
+          </w:tcPr>
+          <w:p>
+            <w:r>
+              <w:t>PLANIFICAT, ACHITAT, ANULAT</w:t>
+            </w:r>
+          </w:p>
+        </w:tc>
+      </w:tr>
+      <w:tr>
+        <w:tc>
+          <w:tcPr>
+            <w:tcW w:type="dxa" w:w="1884"/>
+          </w:tcPr>
+          <w:p>
+            <w:r>
+              <w:t>is_recurring</w:t>
+            </w:r>
+          </w:p>
+        </w:tc>
+        <w:tc>
+          <w:tcPr>
+            <w:tcW w:type="dxa" w:w="1884"/>
+          </w:tcPr>
+          <w:p>
+            <w:r>
+              <w:t>BOOLEAN / TINYINT(1)</w:t>
+            </w:r>
+          </w:p>
+        </w:tc>
+        <w:tc>
+          <w:tcPr>
+            <w:tcW w:type="dxa" w:w="1884"/>
+          </w:tcPr>
+          <w:p>
+            <w:r>
+              <w:t>-</w:t>
+            </w:r>
+          </w:p>
+        </w:tc>
+        <w:tc>
+          <w:tcPr>
+            <w:tcW w:type="dxa" w:w="1884"/>
+          </w:tcPr>
+          <w:p>
+            <w:r>
+              <w:t>NOT NULL</w:t>
+            </w:r>
+          </w:p>
+        </w:tc>
+        <w:tc>
+          <w:tcPr>
+            <w:tcW w:type="dxa" w:w="1884"/>
+          </w:tcPr>
+          <w:p>
+            <w:r>
+              <w:t>True = recurenta lunara automata</w:t>
+            </w:r>
+          </w:p>
+        </w:tc>
+      </w:tr>
+      <w:tr>
+        <w:tc>
+          <w:tcPr>
+            <w:tcW w:type="dxa" w:w="1884"/>
+          </w:tcPr>
+          <w:p>
+            <w:r>
+              <w:t>created_at</w:t>
+            </w:r>
+          </w:p>
+        </w:tc>
+        <w:tc>
+          <w:tcPr>
+            <w:tcW w:type="dxa" w:w="1884"/>
+          </w:tcPr>
+          <w:p>
+            <w:r>
+              <w:t>DATETIME / TIMESTAMP</w:t>
+            </w:r>
+          </w:p>
+        </w:tc>
+        <w:tc>
+          <w:tcPr>
+            <w:tcW w:type="dxa" w:w="1884"/>
+          </w:tcPr>
+          <w:p>
+            <w:r>
+              <w:t>-</w:t>
+            </w:r>
+          </w:p>
+        </w:tc>
+        <w:tc>
+          <w:tcPr>
+            <w:tcW w:type="dxa" w:w="1884"/>
+          </w:tcPr>
+          <w:p>
+            <w:r>
+              <w:t>NOT NULL</w:t>
+            </w:r>
+          </w:p>
+        </w:tc>
+        <w:tc>
+          <w:tcPr>
+            <w:tcW w:type="dxa" w:w="1884"/>
+          </w:tcPr>
+          <w:p>
+            <w:r>
+              <w:t>Data inregistrarii platii</w:t>
+            </w:r>
+          </w:p>
+        </w:tc>
+      </w:tr>
+    </w:tbl>
+    <w:p>
+      <w:pPr>
+        <w:spacing w:before="200" w:after="80"/>
+      </w:pPr>
+      <w:r>
+        <w:t>Tabelul 5: Structura tabelei transactions</w:t>
+      </w:r>
+    </w:p>
+    <w:tbl>
+      <w:tblPr>
+        <w:tblW w:type="auto" w:w="0"/>
+        <w:jc w:val="center"/>
+        <w:tblLook w:firstColumn="1" w:firstRow="1" w:lastColumn="0" w:lastRow="0" w:noHBand="0" w:noVBand="1" w:val="04A0"/>
+      </w:tblPr>
+      <w:tblGrid>
+        <w:gridCol w:w="1884"/>
+        <w:gridCol w:w="1884"/>
+        <w:gridCol w:w="1884"/>
+        <w:gridCol w:w="1884"/>
+        <w:gridCol w:w="1884"/>
+      </w:tblGrid>
+      <w:tr>
+        <w:tc>
+          <w:tcPr>
+            <w:tcW w:type="dxa" w:w="1884"/>
+          </w:tcPr>
+          <w:p>
+            <w:r>
+              <w:t>Câmp</w:t>
+            </w:r>
+          </w:p>
+        </w:tc>
+        <w:tc>
+          <w:tcPr>
+            <w:tcW w:type="dxa" w:w="1884"/>
+          </w:tcPr>
+          <w:p>
+            <w:r>
+              <w:t>Tip de date</w:t>
+            </w:r>
+          </w:p>
+        </w:tc>
+        <w:tc>
+          <w:tcPr>
+            <w:tcW w:type="dxa" w:w="1884"/>
+          </w:tcPr>
+          <w:p>
+            <w:r>
+              <w:t>PK/FK</w:t>
+            </w:r>
+          </w:p>
+        </w:tc>
+        <w:tc>
+          <w:tcPr>
+            <w:tcW w:type="dxa" w:w="1884"/>
+          </w:tcPr>
+          <w:p>
+            <w:r>
+              <w:t>Null</w:t>
+            </w:r>
+          </w:p>
+        </w:tc>
+        <w:tc>
+          <w:tcPr>
+            <w:tcW w:type="dxa" w:w="1884"/>
+          </w:tcPr>
+          <w:p>
+            <w:r>
+              <w:t>Descriere</w:t>
+            </w:r>
+          </w:p>
+        </w:tc>
+      </w:tr>
+      <w:tr>
+        <w:tc>
+          <w:tcPr>
+            <w:tcW w:type="dxa" w:w="1884"/>
+          </w:tcPr>
+          <w:p>
+            <w:r>
+              <w:t>id</w:t>
+            </w:r>
+          </w:p>
+        </w:tc>
+        <w:tc>
+          <w:tcPr>
+            <w:tcW w:type="dxa" w:w="1884"/>
+          </w:tcPr>
+          <w:p>
+            <w:r>
+              <w:t>INT / SERIAL</w:t>
+            </w:r>
+          </w:p>
+        </w:tc>
+        <w:tc>
+          <w:tcPr>
+            <w:tcW w:type="dxa" w:w="1884"/>
+          </w:tcPr>
+          <w:p>
+            <w:r>
+              <w:t>PK</w:t>
+            </w:r>
+          </w:p>
+        </w:tc>
+        <w:tc>
+          <w:tcPr>
+            <w:tcW w:type="dxa" w:w="1884"/>
+          </w:tcPr>
+          <w:p>
+            <w:r>
+              <w:t>NOT NULL</w:t>
+            </w:r>
+          </w:p>
+        </w:tc>
+        <w:tc>
+          <w:tcPr>
+            <w:tcW w:type="dxa" w:w="1884"/>
+          </w:tcPr>
+          <w:p>
+            <w:r>
+              <w:t>Identificator unic tranzactie</w:t>
+            </w:r>
+          </w:p>
+        </w:tc>
+      </w:tr>
+      <w:tr>
+        <w:tc>
+          <w:tcPr>
+            <w:tcW w:type="dxa" w:w="1884"/>
+          </w:tcPr>
+          <w:p>
+            <w:r>
+              <w:t>source_account_id</w:t>
+            </w:r>
+          </w:p>
+        </w:tc>
+        <w:tc>
+          <w:tcPr>
+            <w:tcW w:type="dxa" w:w="1884"/>
+          </w:tcPr>
+          <w:p>
+            <w:r>
+              <w:t>INT</w:t>
+            </w:r>
+          </w:p>
+        </w:tc>
+        <w:tc>
+          <w:tcPr>
+            <w:tcW w:type="dxa" w:w="1884"/>
+          </w:tcPr>
+          <w:p>
+            <w:r>
+              <w:t>FK</w:t>
+            </w:r>
+          </w:p>
+        </w:tc>
+        <w:tc>
+          <w:tcPr>
+            <w:tcW w:type="dxa" w:w="1884"/>
+          </w:tcPr>
+          <w:p>
+            <w:r>
+              <w:t>NULL</w:t>
+            </w:r>
+          </w:p>
+        </w:tc>
+        <w:tc>
+          <w:tcPr>
+            <w:tcW w:type="dxa" w:w="1884"/>
+          </w:tcPr>
+          <w:p>
+            <w:r>
+              <w:t>Cont sursa debitat (accounts.id)</w:t>
+            </w:r>
+          </w:p>
+        </w:tc>
+      </w:tr>
+      <w:tr>
+        <w:tc>
+          <w:tcPr>
+            <w:tcW w:type="dxa" w:w="1884"/>
+          </w:tcPr>
+          <w:p>
+            <w:r>
+              <w:t>destination_account_id</w:t>
+            </w:r>
+          </w:p>
+        </w:tc>
+        <w:tc>
+          <w:tcPr>
+            <w:tcW w:type="dxa" w:w="1884"/>
+          </w:tcPr>
+          <w:p>
+            <w:r>
+              <w:t>INT</w:t>
+            </w:r>
+          </w:p>
+        </w:tc>
+        <w:tc>
+          <w:tcPr>
+            <w:tcW w:type="dxa" w:w="1884"/>
+          </w:tcPr>
+          <w:p>
+            <w:r>
+              <w:t>FK</w:t>
+            </w:r>
+          </w:p>
+        </w:tc>
+        <w:tc>
+          <w:tcPr>
+            <w:tcW w:type="dxa" w:w="1884"/>
+          </w:tcPr>
+          <w:p>
+            <w:r>
+              <w:t>NULL</w:t>
+            </w:r>
+          </w:p>
+        </w:tc>
+        <w:tc>
+          <w:tcPr>
+            <w:tcW w:type="dxa" w:w="1884"/>
+          </w:tcPr>
+          <w:p>
+            <w:r>
+              <w:t>Cont destinatie creditat (accounts.id)</w:t>
+            </w:r>
+          </w:p>
+        </w:tc>
+      </w:tr>
+      <w:tr>
+        <w:tc>
+          <w:tcPr>
+            <w:tcW w:type="dxa" w:w="1884"/>
+          </w:tcPr>
+          <w:p>
+            <w:r>
+              <w:t>category_id</w:t>
+            </w:r>
+          </w:p>
+        </w:tc>
+        <w:tc>
+          <w:tcPr>
+            <w:tcW w:type="dxa" w:w="1884"/>
+          </w:tcPr>
+          <w:p>
+            <w:r>
+              <w:t>INT</w:t>
+            </w:r>
+          </w:p>
+        </w:tc>
+        <w:tc>
+          <w:tcPr>
+            <w:tcW w:type="dxa" w:w="1884"/>
+          </w:tcPr>
+          <w:p>
+            <w:r>
+              <w:t>FK</w:t>
+            </w:r>
+          </w:p>
+        </w:tc>
+        <w:tc>
+          <w:tcPr>
+            <w:tcW w:type="dxa" w:w="1884"/>
+          </w:tcPr>
+          <w:p>
+            <w:r>
+              <w:t>NULL</w:t>
+            </w:r>
+          </w:p>
+        </w:tc>
+        <w:tc>
+          <w:tcPr>
+            <w:tcW w:type="dxa" w:w="1884"/>
+          </w:tcPr>
+          <w:p>
+            <w:r>
+              <w:t>Categoria operatiunii (categories.id)</w:t>
+            </w:r>
+          </w:p>
+        </w:tc>
+      </w:tr>
+      <w:tr>
+        <w:tc>
+          <w:tcPr>
+            <w:tcW w:type="dxa" w:w="1884"/>
+          </w:tcPr>
+          <w:p>
+            <w:r>
+              <w:t>planned_payment_id</w:t>
+            </w:r>
+          </w:p>
+        </w:tc>
+        <w:tc>
+          <w:tcPr>
+            <w:tcW w:type="dxa" w:w="1884"/>
+          </w:tcPr>
+          <w:p>
+            <w:r>
+              <w:t>INT</w:t>
+            </w:r>
+          </w:p>
+        </w:tc>
+        <w:tc>
+          <w:tcPr>
+            <w:tcW w:type="dxa" w:w="1884"/>
+          </w:tcPr>
+          <w:p>
+            <w:r>
+              <w:t>FK</w:t>
+            </w:r>
+          </w:p>
+        </w:tc>
+        <w:tc>
+          <w:tcPr>
+            <w:tcW w:type="dxa" w:w="1884"/>
+          </w:tcPr>
+          <w:p>
+            <w:r>
+              <w:t>NULL</w:t>
+            </w:r>
+          </w:p>
+        </w:tc>
+        <w:tc>
+          <w:tcPr>
+            <w:tcW w:type="dxa" w:w="1884"/>
+          </w:tcPr>
+          <w:p>
+            <w:r>
+              <w:t>Legatura cu plata planificata achitata</w:t>
+            </w:r>
+          </w:p>
+        </w:tc>
+      </w:tr>
+      <w:tr>
+        <w:tc>
+          <w:tcPr>
+            <w:tcW w:type="dxa" w:w="1884"/>
+          </w:tcPr>
+          <w:p>
+            <w:r>
+              <w:t>type</w:t>
+            </w:r>
+          </w:p>
+        </w:tc>
+        <w:tc>
+          <w:tcPr>
+            <w:tcW w:type="dxa" w:w="1884"/>
+          </w:tcPr>
+          <w:p>
+            <w:r>
+              <w:t>VARCHAR(30)</w:t>
+            </w:r>
+          </w:p>
+        </w:tc>
+        <w:tc>
+          <w:tcPr>
+            <w:tcW w:type="dxa" w:w="1884"/>
+          </w:tcPr>
+          <w:p>
+            <w:r>
+              <w:t>-</w:t>
+            </w:r>
+          </w:p>
+        </w:tc>
+        <w:tc>
+          <w:tcPr>
+            <w:tcW w:type="dxa" w:w="1884"/>
+          </w:tcPr>
+          <w:p>
+            <w:r>
+              <w:t>NOT NULL</w:t>
+            </w:r>
+          </w:p>
+        </w:tc>
+        <w:tc>
+          <w:tcPr>
+            <w:tcW w:type="dxa" w:w="1884"/>
+          </w:tcPr>
+          <w:p>
+            <w:r>
+              <w:t>VENIT, CHELTUIALA, TRANSFER_ECONOMII</w:t>
+            </w:r>
+          </w:p>
+        </w:tc>
+      </w:tr>
+      <w:tr>
+        <w:tc>
+          <w:tcPr>
+            <w:tcW w:type="dxa" w:w="1884"/>
+          </w:tcPr>
+          <w:p>
+            <w:r>
+              <w:t>amount</w:t>
+            </w:r>
+          </w:p>
+        </w:tc>
+        <w:tc>
+          <w:tcPr>
+            <w:tcW w:type="dxa" w:w="1884"/>
+          </w:tcPr>
+          <w:p>
+            <w:r>
+              <w:t>DECIMAL(12,2)</w:t>
+            </w:r>
+          </w:p>
+        </w:tc>
+        <w:tc>
+          <w:tcPr>
+            <w:tcW w:type="dxa" w:w="1884"/>
+          </w:tcPr>
+          <w:p>
+            <w:r>
+              <w:t>-</w:t>
+            </w:r>
+          </w:p>
+        </w:tc>
+        <w:tc>
+          <w:tcPr>
+            <w:tcW w:type="dxa" w:w="1884"/>
+          </w:tcPr>
+          <w:p>
+            <w:r>
+              <w:t>NOT NULL</w:t>
+            </w:r>
+          </w:p>
+        </w:tc>
+        <w:tc>
+          <w:tcPr>
+            <w:tcW w:type="dxa" w:w="1884"/>
+          </w:tcPr>
+          <w:p>
+            <w:r>
+              <w:t>Suma efectiv tranzactionata (&gt; 0.00)</w:t>
+            </w:r>
+          </w:p>
+        </w:tc>
+      </w:tr>
+      <w:tr>
+        <w:tc>
+          <w:tcPr>
+            <w:tcW w:type="dxa" w:w="1884"/>
+          </w:tcPr>
+          <w:p>
+            <w:r>
+              <w:t>transaction_date</w:t>
+            </w:r>
+          </w:p>
+        </w:tc>
+        <w:tc>
+          <w:tcPr>
+            <w:tcW w:type="dxa" w:w="1884"/>
+          </w:tcPr>
+          <w:p>
+            <w:r>
+              <w:t>DATETIME / TIMESTAMP</w:t>
+            </w:r>
+          </w:p>
+        </w:tc>
+        <w:tc>
+          <w:tcPr>
+            <w:tcW w:type="dxa" w:w="1884"/>
+          </w:tcPr>
+          <w:p>
+            <w:r>
+              <w:t>-</w:t>
+            </w:r>
+          </w:p>
+        </w:tc>
+        <w:tc>
+          <w:tcPr>
+            <w:tcW w:type="dxa" w:w="1884"/>
+          </w:tcPr>
+          <w:p>
+            <w:r>
+              <w:t>NOT NULL</w:t>
+            </w:r>
+          </w:p>
+        </w:tc>
+        <w:tc>
+          <w:tcPr>
+            <w:tcW w:type="dxa" w:w="1884"/>
+          </w:tcPr>
+          <w:p>
+            <w:r>
+              <w:t>Data si ora executiei</w:t>
+            </w:r>
+          </w:p>
+        </w:tc>
+      </w:tr>
+      <w:tr>
+        <w:tc>
+          <w:tcPr>
+            <w:tcW w:type="dxa" w:w="1884"/>
+          </w:tcPr>
+          <w:p>
+            <w:r>
+              <w:t>description</w:t>
+            </w:r>
+          </w:p>
+        </w:tc>
+        <w:tc>
+          <w:tcPr>
+            <w:tcW w:type="dxa" w:w="1884"/>
+          </w:tcPr>
+          <w:p>
+            <w:r>
+              <w:t>TEXT</w:t>
+            </w:r>
+          </w:p>
+        </w:tc>
+        <w:tc>
+          <w:tcPr>
+            <w:tcW w:type="dxa" w:w="1884"/>
+          </w:tcPr>
+          <w:p>
+            <w:r>
+              <w:t>-</w:t>
+            </w:r>
+          </w:p>
+        </w:tc>
+        <w:tc>
+          <w:tcPr>
+            <w:tcW w:type="dxa" w:w="1884"/>
+          </w:tcPr>
+          <w:p>
+            <w:r>
+              <w:t>NULL</w:t>
+            </w:r>
+          </w:p>
+        </w:tc>
+        <w:tc>
+          <w:tcPr>
+            <w:tcW w:type="dxa" w:w="1884"/>
+          </w:tcPr>
+          <w:p>
+            <w:r>
+              <w:t>Detalii optionale despre tranzactie</w:t>
+            </w:r>
+          </w:p>
+        </w:tc>
+      </w:tr>
+    </w:tbl>
+    <w:p>
+      <w:pPr>
+        <w:spacing w:before="200" w:after="80"/>
+      </w:pPr>
+      <w:r>
+        <w:t>Tabelul 6: Structura tabelei savings_goals</w:t>
+      </w:r>
+    </w:p>
+    <w:tbl>
+      <w:tblPr>
+        <w:tblW w:type="auto" w:w="0"/>
+        <w:jc w:val="center"/>
+        <w:tblLook w:firstColumn="1" w:firstRow="1" w:lastColumn="0" w:lastRow="0" w:noHBand="0" w:noVBand="1" w:val="04A0"/>
+      </w:tblPr>
+      <w:tblGrid>
+        <w:gridCol w:w="1884"/>
+        <w:gridCol w:w="1884"/>
+        <w:gridCol w:w="1884"/>
+        <w:gridCol w:w="1884"/>
+        <w:gridCol w:w="1884"/>
+      </w:tblGrid>
+      <w:tr>
+        <w:tc>
+          <w:tcPr>
+            <w:tcW w:type="dxa" w:w="1884"/>
+          </w:tcPr>
+          <w:p>
+            <w:r>
+              <w:t>Câmp</w:t>
+            </w:r>
+          </w:p>
+        </w:tc>
+        <w:tc>
+          <w:tcPr>
+            <w:tcW w:type="dxa" w:w="1884"/>
+          </w:tcPr>
+          <w:p>
+            <w:r>
+              <w:t>Tip de date</w:t>
+            </w:r>
+          </w:p>
+        </w:tc>
+        <w:tc>
+          <w:tcPr>
+            <w:tcW w:type="dxa" w:w="1884"/>
+          </w:tcPr>
+          <w:p>
+            <w:r>
+              <w:t>PK/FK</w:t>
+            </w:r>
+          </w:p>
+        </w:tc>
+        <w:tc>
+          <w:tcPr>
+            <w:tcW w:type="dxa" w:w="1884"/>
+          </w:tcPr>
+          <w:p>
+            <w:r>
+              <w:t>Null</w:t>
+            </w:r>
+          </w:p>
+        </w:tc>
+        <w:tc>
+          <w:tcPr>
+            <w:tcW w:type="dxa" w:w="1884"/>
+          </w:tcPr>
+          <w:p>
+            <w:r>
+              <w:t>Descriere</w:t>
+            </w:r>
+          </w:p>
+        </w:tc>
+      </w:tr>
+      <w:tr>
+        <w:tc>
+          <w:tcPr>
+            <w:tcW w:type="dxa" w:w="1884"/>
+          </w:tcPr>
+          <w:p>
+            <w:r>
+              <w:t>id</w:t>
+            </w:r>
+          </w:p>
+        </w:tc>
+        <w:tc>
+          <w:tcPr>
+            <w:tcW w:type="dxa" w:w="1884"/>
+          </w:tcPr>
+          <w:p>
+            <w:r>
+              <w:t>INT / SERIAL</w:t>
+            </w:r>
+          </w:p>
+        </w:tc>
+        <w:tc>
+          <w:tcPr>
+            <w:tcW w:type="dxa" w:w="1884"/>
+          </w:tcPr>
+          <w:p>
+            <w:r>
+              <w:t>PK</w:t>
+            </w:r>
+          </w:p>
+        </w:tc>
+        <w:tc>
+          <w:tcPr>
+            <w:tcW w:type="dxa" w:w="1884"/>
+          </w:tcPr>
+          <w:p>
+            <w:r>
+              <w:t>NOT NULL</w:t>
+            </w:r>
+          </w:p>
+        </w:tc>
+        <w:tc>
+          <w:tcPr>
+            <w:tcW w:type="dxa" w:w="1884"/>
+          </w:tcPr>
+          <w:p>
+            <w:r>
+              <w:t>Identificator unic obiectiv economii</w:t>
+            </w:r>
+          </w:p>
+        </w:tc>
+      </w:tr>
+      <w:tr>
+        <w:tc>
+          <w:tcPr>
+            <w:tcW w:type="dxa" w:w="1884"/>
+          </w:tcPr>
+          <w:p>
+            <w:r>
+              <w:t>account_id</w:t>
+            </w:r>
+          </w:p>
+        </w:tc>
+        <w:tc>
+          <w:tcPr>
+            <w:tcW w:type="dxa" w:w="1884"/>
+          </w:tcPr>
+          <w:p>
+            <w:r>
+              <w:t>INT</w:t>
+            </w:r>
+          </w:p>
+        </w:tc>
+        <w:tc>
+          <w:tcPr>
+            <w:tcW w:type="dxa" w:w="1884"/>
+          </w:tcPr>
+          <w:p>
+            <w:r>
+              <w:t>FK</w:t>
+            </w:r>
+          </w:p>
+        </w:tc>
+        <w:tc>
+          <w:tcPr>
+            <w:tcW w:type="dxa" w:w="1884"/>
+          </w:tcPr>
+          <w:p>
+            <w:r>
+              <w:t>NOT NULL</w:t>
+            </w:r>
+          </w:p>
+        </w:tc>
+        <w:tc>
+          <w:tcPr>
+            <w:tcW w:type="dxa" w:w="1884"/>
+          </w:tcPr>
+          <w:p>
+            <w:r>
+              <w:t>Contul de economii asociat (accounts.id)</w:t>
+            </w:r>
+          </w:p>
+        </w:tc>
+      </w:tr>
+      <w:tr>
+        <w:tc>
+          <w:tcPr>
+            <w:tcW w:type="dxa" w:w="1884"/>
+          </w:tcPr>
+          <w:p>
+            <w:r>
+              <w:t>title</w:t>
+            </w:r>
+          </w:p>
+        </w:tc>
+        <w:tc>
+          <w:tcPr>
+            <w:tcW w:type="dxa" w:w="1884"/>
+          </w:tcPr>
+          <w:p>
+            <w:r>
+              <w:t>VARCHAR(100)</w:t>
+            </w:r>
+          </w:p>
+        </w:tc>
+        <w:tc>
+          <w:tcPr>
+            <w:tcW w:type="dxa" w:w="1884"/>
+          </w:tcPr>
+          <w:p>
+            <w:r>
+              <w:t>-</w:t>
+            </w:r>
+          </w:p>
+        </w:tc>
+        <w:tc>
+          <w:tcPr>
+            <w:tcW w:type="dxa" w:w="1884"/>
+          </w:tcPr>
+          <w:p>
+            <w:r>
+              <w:t>NOT NULL</w:t>
+            </w:r>
+          </w:p>
+        </w:tc>
+        <w:tc>
+          <w:tcPr>
+            <w:tcW w:type="dxa" w:w="1884"/>
+          </w:tcPr>
+          <w:p>
+            <w:r>
+              <w:t>Nume obiectiv (ex: Fond Urgenta)</w:t>
+            </w:r>
+          </w:p>
+        </w:tc>
+      </w:tr>
+      <w:tr>
+        <w:tc>
+          <w:tcPr>
+            <w:tcW w:type="dxa" w:w="1884"/>
+          </w:tcPr>
+          <w:p>
+            <w:r>
+              <w:t>target_amount</w:t>
+            </w:r>
+          </w:p>
+        </w:tc>
+        <w:tc>
+          <w:tcPr>
+            <w:tcW w:type="dxa" w:w="1884"/>
+          </w:tcPr>
+          <w:p>
+            <w:r>
+              <w:t>DECIMAL(12,2)</w:t>
+            </w:r>
+          </w:p>
+        </w:tc>
+        <w:tc>
+          <w:tcPr>
+            <w:tcW w:type="dxa" w:w="1884"/>
+          </w:tcPr>
+          <w:p>
+            <w:r>
+              <w:t>-</w:t>
+            </w:r>
+          </w:p>
+        </w:tc>
+        <w:tc>
+          <w:tcPr>
+            <w:tcW w:type="dxa" w:w="1884"/>
+          </w:tcPr>
+          <w:p>
+            <w:r>
+              <w:t>NOT NULL</w:t>
+            </w:r>
+          </w:p>
+        </w:tc>
+        <w:tc>
+          <w:tcPr>
+            <w:tcW w:type="dxa" w:w="1884"/>
+          </w:tcPr>
+          <w:p>
+            <w:r>
+              <w:t>Suma totala vizata (&gt; 0.00)</w:t>
+            </w:r>
+          </w:p>
+        </w:tc>
+      </w:tr>
+      <w:tr>
+        <w:tc>
+          <w:tcPr>
+            <w:tcW w:type="dxa" w:w="1884"/>
+          </w:tcPr>
+          <w:p>
+            <w:r>
+              <w:t>current_amount</w:t>
+            </w:r>
+          </w:p>
+        </w:tc>
+        <w:tc>
+          <w:tcPr>
+            <w:tcW w:type="dxa" w:w="1884"/>
+          </w:tcPr>
+          <w:p>
+            <w:r>
+              <w:t>DECIMAL(12,2)</w:t>
+            </w:r>
+          </w:p>
+        </w:tc>
+        <w:tc>
+          <w:tcPr>
+            <w:tcW w:type="dxa" w:w="1884"/>
+          </w:tcPr>
+          <w:p>
+            <w:r>
+              <w:t>-</w:t>
+            </w:r>
+          </w:p>
+        </w:tc>
+        <w:tc>
+          <w:tcPr>
+            <w:tcW w:type="dxa" w:w="1884"/>
+          </w:tcPr>
+          <w:p>
+            <w:r>
+              <w:t>NOT NULL</w:t>
+            </w:r>
+          </w:p>
+        </w:tc>
+        <w:tc>
+          <w:tcPr>
+            <w:tcW w:type="dxa" w:w="1884"/>
+          </w:tcPr>
+          <w:p>
+            <w:r>
+              <w:t>Suma acumulata pana in prezent</w:t>
+            </w:r>
+          </w:p>
+        </w:tc>
+      </w:tr>
+      <w:tr>
+        <w:tc>
+          <w:tcPr>
+            <w:tcW w:type="dxa" w:w="1884"/>
+          </w:tcPr>
+          <w:p>
+            <w:r>
+              <w:t>deadline</w:t>
+            </w:r>
+          </w:p>
+        </w:tc>
+        <w:tc>
+          <w:tcPr>
+            <w:tcW w:type="dxa" w:w="1884"/>
+          </w:tcPr>
+          <w:p>
+            <w:r>
+              <w:t>DATE</w:t>
+            </w:r>
+          </w:p>
+        </w:tc>
+        <w:tc>
+          <w:tcPr>
+            <w:tcW w:type="dxa" w:w="1884"/>
+          </w:tcPr>
+          <w:p>
+            <w:r>
+              <w:t>-</w:t>
+            </w:r>
+          </w:p>
+        </w:tc>
+        <w:tc>
+          <w:tcPr>
+            <w:tcW w:type="dxa" w:w="1884"/>
+          </w:tcPr>
+          <w:p>
+            <w:r>
+              <w:t>NULL</w:t>
+            </w:r>
+          </w:p>
+        </w:tc>
+        <w:tc>
+          <w:tcPr>
+            <w:tcW w:type="dxa" w:w="1884"/>
+          </w:tcPr>
+          <w:p>
+            <w:r>
+              <w:t>Data tinta estimata pentru atingere</w:t>
+            </w:r>
+          </w:p>
+        </w:tc>
+      </w:tr>
+    </w:tbl>
     <w:sectPr>
       <w:pgSz w:w="12240" w:h="15840"/>
       <w:pgMar w:top="1411" w:right="1411" w:bottom="1411" w:left="1411" w:header="720" w:footer="720" w:gutter="0"/>

--- a/docs/Rus_Rares_Proiect_BD.docx
+++ b/docs/Rus_Rares_Proiect_BD.docx
@@ -4,28 +4,7 @@
   <w:body>
     <w:p>
       <w:pPr>
-        <w:jc w:val="center"/>
-      </w:pPr>
-      <w:r>
-        <w:rPr>
-          <w:b/>
-          <w:sz w:val="26"/>
-        </w:rPr>
-        <w:t>UNIVERSITATEA TEHNICĂ DIN CLUJ-NAPOCA</w:t>
-        <w:br/>
-        <w:t>CENTRUL UNIVERSITAR NORD DIN BAIA MARE</w:t>
-        <w:br/>
-        <w:t>FACULTATEA DE INGINERIE</w:t>
-        <w:br/>
-        <w:t>DISCIPLINA: PROIECTAREA BAZELOR DE DATE</w:t>
-        <w:br/>
-        <w:br/>
-        <w:br/>
-        <w:br/>
-      </w:r>
-    </w:p>
-    <w:p>
-      <w:pPr>
+        <w:spacing w:after="360"/>
         <w:jc w:val="center"/>
       </w:pPr>
       <w:r>
@@ -33,676 +12,85 @@
           <w:b/>
           <w:sz w:val="32"/>
         </w:rPr>
-        <w:t>DOCUMENTAȚIE PROIECT</w:t>
+        <w:t>PROIECTAREA BAZELOR DE DATE</w:t>
         <w:br/>
-        <w:t>SISTEM DE GESTIUNE A FINANȚELOR PERSONALE ȘI A PLĂȚILOR RECURENTE</w:t>
-        <w:br/>
-        <w:br/>
-        <w:br/>
-        <w:br/>
-        <w:br/>
-        <w:br/>
+        <w:t>Sistem de Gestiune a Finanțelor Personale și a Plăților Recurente</w:t>
       </w:r>
     </w:p>
     <w:p>
       <w:pPr>
-        <w:jc w:val="left"/>
+        <w:spacing w:after="400"/>
+        <w:jc w:val="right"/>
       </w:pPr>
       <w:r>
+        <w:rPr>
+          <w:sz w:val="22"/>
+        </w:rPr>
         <w:t>Student: Rus Rareș-Ioan</w:t>
         <w:br/>
-        <w:t>Specializarea: Calculatoare</w:t>
+        <w:t>Specializarea: Calculatoare / Inginerie</w:t>
         <w:br/>
-        <w:t>An de studiu: II</w:t>
-        <w:br/>
-        <w:t>Cadru didactic: [Nume Profesor]</w:t>
-        <w:br/>
-        <w:t>An universitar: 2026 - 2027</w:t>
-      </w:r>
-    </w:p>
-    <w:p>
-      <w:r>
-        <w:br w:type="page"/>
+        <w:t>An universitar: 2026-2027</w:t>
       </w:r>
     </w:p>
     <w:p>
       <w:pPr>
-        <w:pStyle w:val="Heading1"/>
-        <w:spacing w:before="240" w:after="80"/>
+        <w:spacing w:before="280" w:after="80"/>
       </w:pPr>
       <w:r>
         <w:rPr>
-          <w:rFonts w:ascii="Times New Roman" w:hAnsi="Times New Roman"/>
-          <w:color w:val="000000"/>
+          <w:b/>
+          <w:sz w:val="26"/>
         </w:rPr>
-        <w:t>Cuprins</w:t>
-      </w:r>
-    </w:p>
-    <w:p>
-      <w:r>
-        <w:t>1. Scopul proiectului</w:t>
-        <w:br/>
-        <w:t>2. Obiectivele proiectului</w:t>
-        <w:br/>
-        <w:t>3. Analiza cerințelor și modelarea conceptuală</w:t>
-        <w:br/>
-        <w:t xml:space="preserve">    3.1. Descrierea entităților</w:t>
-        <w:br/>
-        <w:t xml:space="preserve">    3.2. Reguli de funcționare și constrângeri</w:t>
-        <w:br/>
-        <w:t xml:space="preserve">    3.3. Diagrama Entitate-Relație (ERD)</w:t>
-        <w:br/>
-        <w:t>4. Modelul Logic și Normalizarea Bazei de Date</w:t>
-        <w:br/>
-        <w:t xml:space="preserve">    4.1. Structura relațională</w:t>
-        <w:br/>
-        <w:t xml:space="preserve">    4.2. Verificarea formelor normale (FN1, FN2, FN3)</w:t>
-        <w:br/>
-        <w:t>5. Dicționarul de date (Modelul Fizic)</w:t>
-      </w:r>
-    </w:p>
-    <w:p>
-      <w:r>
-        <w:br w:type="page"/>
+        <w:t>1. Descrierea temei și obiective</w:t>
       </w:r>
     </w:p>
     <w:p>
       <w:pPr>
-        <w:pStyle w:val="Heading1"/>
-        <w:spacing w:before="240" w:after="80"/>
+        <w:spacing w:after="120" w:line="276" w:lineRule="auto"/>
       </w:pPr>
       <w:r>
-        <w:rPr>
-          <w:rFonts w:ascii="Times New Roman" w:hAnsi="Times New Roman"/>
-          <w:color w:val="000000"/>
-        </w:rPr>
-        <w:t>1. Scopul proiectului</w:t>
-      </w:r>
-    </w:p>
-    <w:p>
-      <w:r>
-        <w:t>Scopul acestui proiect este construirea unei baze de date relaționale pentru evidența veniturilor, cheltuielilor zilnice și a obligațiilor de plată pe două intervale de timp: luna curentă și luna următoare. Aplicația rezolvă problema lipsei de predictibilitate financiară prin evidențierea sumelor deja blocate pentru cheltuieli fixe (chirie, utilități, rate) și automatizarea transferului unei cote de economii într-un cont separat.</w:t>
+        <w:t>Obiectivul proiectului este realizarea unei baze de date pentru evidența finanțelor personale. Sistemul ajută la ținerea unei evidențe clare a veniturilor și cheltuielilor, dar se concentrează în mod special pe planificarea plăților lunare recurente (chirie, utilități, abonamente) pe un orizont de două luni (luna curentă și luna viitoare).</w:t>
       </w:r>
     </w:p>
     <w:p>
       <w:pPr>
-        <w:pStyle w:val="Heading1"/>
-        <w:spacing w:before="240" w:after="80"/>
+        <w:spacing w:after="120" w:line="276" w:lineRule="auto"/>
       </w:pPr>
       <w:r>
-        <w:rPr>
-          <w:rFonts w:ascii="Times New Roman" w:hAnsi="Times New Roman"/>
-          <w:color w:val="000000"/>
-        </w:rPr>
-        <w:t>2. Obiectivele proiectului</w:t>
-      </w:r>
-    </w:p>
-    <w:p>
-      <w:r>
-        <w:t>Proiectul urmărește realizarea următoarelor funcționalități:</w:t>
-      </w:r>
-    </w:p>
-    <w:p>
-      <w:r>
-        <w:t>• Evidența a minimum două tipuri de conturi financiare: cont curent (pentru cheltuieli curente) și cont de economii.</w:t>
-      </w:r>
-    </w:p>
-    <w:p>
-      <w:r>
-        <w:t>• Gestiunea plăților planificate pe ferestre distincte de timp: plăți scadente în luna curentă și plăți previzionate pentru luna următoare.</w:t>
-      </w:r>
-    </w:p>
-    <w:p>
-      <w:r>
-        <w:t>• Mecanism tranzacțional de transfer între conturi: mutarea de fonduri din contul curent în cel de economii cu validarea automată a soldului.</w:t>
-      </w:r>
-    </w:p>
-    <w:p>
-      <w:r>
-        <w:t>• Evidența istoricului de tranzacții efectuate, corelate cu plățile planificate sau înregistrate manual.</w:t>
-      </w:r>
-    </w:p>
-    <w:p>
-      <w:r>
-        <w:t>• Asigurarea integrității datelor prin constrângeri logice: solduri strict nenegative, sume pozitive și chei externe între tabele.</w:t>
+        <w:t>Pe lângă plățile programate, baza de date gestionează transferurile automate către obiectivele de economisire și calculează în permanență disponibilul real rămas din contul curent (soldul brut din care se scad plățile planificate încă neachitate).</w:t>
       </w:r>
     </w:p>
     <w:p>
       <w:pPr>
-        <w:pStyle w:val="Heading1"/>
-        <w:spacing w:before="240" w:after="80"/>
+        <w:spacing w:before="280" w:after="80"/>
       </w:pPr>
       <w:r>
         <w:rPr>
-          <w:rFonts w:ascii="Times New Roman" w:hAnsi="Times New Roman"/>
-          <w:color w:val="000000"/>
+          <w:b/>
+          <w:sz w:val="26"/>
         </w:rPr>
-        <w:t>3. Analiza cerințelor și modelarea conceptuală</w:t>
+        <w:t>2. Modelul conceptual și Diagrama ERD</w:t>
       </w:r>
     </w:p>
     <w:p>
       <w:pPr>
-        <w:pStyle w:val="Heading2"/>
-        <w:spacing w:before="240" w:after="80"/>
+        <w:spacing w:after="120" w:line="276" w:lineRule="auto"/>
       </w:pPr>
       <w:r>
-        <w:rPr>
-          <w:rFonts w:ascii="Times New Roman" w:hAnsi="Times New Roman"/>
-          <w:color w:val="000000"/>
-        </w:rPr>
-        <w:t>3.1. Descrierea entităților</w:t>
-      </w:r>
-    </w:p>
-    <w:p>
-      <w:r>
-        <w:t>Sistemul cuprinde 6 entități principale:</w:t>
-      </w:r>
-    </w:p>
-    <w:p>
-      <w:r>
-        <w:t>1. Utilizatori (users): titularul conturilor financiare.</w:t>
-      </w:r>
-    </w:p>
-    <w:p>
-      <w:r>
-        <w:t>2. Conturi (accounts): păstrează soldul curent, moneda și tipul de cont.</w:t>
-      </w:r>
-    </w:p>
-    <w:p>
-      <w:r>
-        <w:t>3. Categorii (categories): catalog de tipuri de tranzacții (utilități, salarii, alimentație etc.).</w:t>
-      </w:r>
-    </w:p>
-    <w:p>
-      <w:r>
-        <w:t>4. Plăți Planificate (planned_payments): scadențe viitoare asociate fiecărei luni calendaristice.</w:t>
-      </w:r>
-    </w:p>
-    <w:p>
-      <w:r>
-        <w:t>5. Tranzacții (transactions): intrări și ieșiri de bani deja executate.</w:t>
-      </w:r>
-    </w:p>
-    <w:p>
-      <w:r>
-        <w:t>6. Obiective de Economisire (savings_goals): ținte financiare stabilite pe un cont de economii.</w:t>
+        <w:t>Baza de date este compusă din 6 tabele relaționate: utilizatori (users), conturi financiare (accounts), categorii de cheltuieli/venituri (categories), plăți planificate (planned_payments), istoricul tranzacțiilor (transactions) și obiectivele de economisire (savings_goals).</w:t>
       </w:r>
     </w:p>
     <w:p>
       <w:pPr>
-        <w:pStyle w:val="Heading2"/>
-        <w:spacing w:before="240" w:after="80"/>
+        <w:jc w:val="center"/>
       </w:pPr>
-      <w:r>
-        <w:rPr>
-          <w:rFonts w:ascii="Times New Roman" w:hAnsi="Times New Roman"/>
-          <w:color w:val="000000"/>
-        </w:rPr>
-        <w:t>3.2. Reguli de funcționare</w:t>
-      </w:r>
     </w:p>
     <w:p>
       <w:r>
-        <w:t>• Un utilizator poate deține mai multe conturi, dar un cont aparține unui singur utilizator.</w:t>
-      </w:r>
-    </w:p>
-    <w:p>
-      <w:r>
-        <w:t>• Soldul contului principal nu poate deveni negativ (constrângere de tip CHECK).</w:t>
-      </w:r>
-    </w:p>
-    <w:p>
-      <w:r>
-        <w:t>• O plată marcată ca recurentă va fi regenerată automat pentru luna calendaristică următoare.</w:t>
-      </w:r>
-    </w:p>
-    <w:p>
-      <w:r>
-        <w:t>• Transferul spre contul de economii necesită existența sumei în contul curent.</w:t>
-      </w:r>
-    </w:p>
-    <w:p>
-      <w:r>
-        <w:br w:type="page"/>
-      </w:r>
-    </w:p>
-    <w:p>
-      <w:pPr>
-        <w:pStyle w:val="Heading1"/>
-        <w:spacing w:before="240" w:after="80"/>
-      </w:pPr>
-      <w:r>
-        <w:rPr>
-          <w:rFonts w:ascii="Times New Roman" w:hAnsi="Times New Roman"/>
-          <w:color w:val="000000"/>
-        </w:rPr>
-        <w:t>4. Modelul Logic și Normalizarea Bazei de Date</w:t>
-      </w:r>
-    </w:p>
-    <w:p>
-      <w:r>
-        <w:t>Pentru a elimina redundanțele și riscul de anomalii de inserare, actualizare sau ștergere, schema a fost normalizată conform standardelor formelor normale:</w:t>
-      </w:r>
-    </w:p>
-    <w:p>
-      <w:r>
-        <w:t>• Forma Normală 1 (FN1): Fiecare atribut reține valori atomice, iar tabelele conțin chei primare unice (id).</w:t>
-      </w:r>
-    </w:p>
-    <w:p>
-      <w:r>
-        <w:t>• Forma Normală 2 (FN2): Toate atributele non-cheie depind complet de cheia primară a fiecărui tabel.</w:t>
-      </w:r>
-    </w:p>
-    <w:p>
-      <w:r>
-        <w:t>• Forma Normală 3 (FN3): Nu există dependențe tranzitive. De exemplu, datele despre categorie (nume, tip venit) sunt izolate în tabela 'categories', fiind referite prin category_id.</w:t>
-      </w:r>
-    </w:p>
-    <w:p>
-      <w:pPr>
-        <w:pStyle w:val="Heading1"/>
-        <w:spacing w:before="240" w:after="80"/>
-      </w:pPr>
-      <w:r>
-        <w:rPr>
-          <w:rFonts w:ascii="Times New Roman" w:hAnsi="Times New Roman"/>
-          <w:color w:val="000000"/>
-        </w:rPr>
-        <w:t>5. Dicționarul de date (Modelul Fizic)</w:t>
-      </w:r>
-    </w:p>
-    <w:p>
-      <w:r>
-        <w:t>Tabelul 1: Structura tabelei accounts</w:t>
-      </w:r>
-    </w:p>
-    <w:tbl>
-      <w:tblPr>
-        <w:tblW w:type="auto" w:w="0"/>
-        <w:jc w:val="center"/>
-        <w:tblLook w:firstColumn="1" w:firstRow="1" w:lastColumn="0" w:lastRow="0" w:noHBand="0" w:noVBand="1" w:val="04A0"/>
-      </w:tblPr>
-      <w:tblGrid>
-        <w:gridCol w:w="1884"/>
-        <w:gridCol w:w="1884"/>
-        <w:gridCol w:w="1884"/>
-        <w:gridCol w:w="1884"/>
-        <w:gridCol w:w="1884"/>
-      </w:tblGrid>
-      <w:tr>
-        <w:tc>
-          <w:tcPr>
-            <w:tcW w:type="dxa" w:w="1884"/>
-          </w:tcPr>
-          <w:p>
-            <w:r>
-              <w:t>Câmp</w:t>
-            </w:r>
-          </w:p>
-        </w:tc>
-        <w:tc>
-          <w:tcPr>
-            <w:tcW w:type="dxa" w:w="1884"/>
-          </w:tcPr>
-          <w:p>
-            <w:r>
-              <w:t>Tip de date</w:t>
-            </w:r>
-          </w:p>
-        </w:tc>
-        <w:tc>
-          <w:tcPr>
-            <w:tcW w:type="dxa" w:w="1884"/>
-          </w:tcPr>
-          <w:p>
-            <w:r>
-              <w:t>PK/FK</w:t>
-            </w:r>
-          </w:p>
-        </w:tc>
-        <w:tc>
-          <w:tcPr>
-            <w:tcW w:type="dxa" w:w="1884"/>
-          </w:tcPr>
-          <w:p>
-            <w:r>
-              <w:t>Null</w:t>
-            </w:r>
-          </w:p>
-        </w:tc>
-        <w:tc>
-          <w:tcPr>
-            <w:tcW w:type="dxa" w:w="1884"/>
-          </w:tcPr>
-          <w:p>
-            <w:r>
-              <w:t>Descriere</w:t>
-            </w:r>
-          </w:p>
-        </w:tc>
-      </w:tr>
-      <w:tr>
-        <w:tc>
-          <w:tcPr>
-            <w:tcW w:type="dxa" w:w="1884"/>
-          </w:tcPr>
-          <w:p>
-            <w:r>
-              <w:t>id</w:t>
-            </w:r>
-          </w:p>
-        </w:tc>
-        <w:tc>
-          <w:tcPr>
-            <w:tcW w:type="dxa" w:w="1884"/>
-          </w:tcPr>
-          <w:p>
-            <w:r>
-              <w:t>INT / SERIAL</w:t>
-            </w:r>
-          </w:p>
-        </w:tc>
-        <w:tc>
-          <w:tcPr>
-            <w:tcW w:type="dxa" w:w="1884"/>
-          </w:tcPr>
-          <w:p>
-            <w:r>
-              <w:t>PK</w:t>
-            </w:r>
-          </w:p>
-        </w:tc>
-        <w:tc>
-          <w:tcPr>
-            <w:tcW w:type="dxa" w:w="1884"/>
-          </w:tcPr>
-          <w:p>
-            <w:r>
-              <w:t>NOT NULL</w:t>
-            </w:r>
-          </w:p>
-        </w:tc>
-        <w:tc>
-          <w:tcPr>
-            <w:tcW w:type="dxa" w:w="1884"/>
-          </w:tcPr>
-          <w:p>
-            <w:r>
-              <w:t>Identificator unic al contului</w:t>
-            </w:r>
-          </w:p>
-        </w:tc>
-      </w:tr>
-      <w:tr>
-        <w:tc>
-          <w:tcPr>
-            <w:tcW w:type="dxa" w:w="1884"/>
-          </w:tcPr>
-          <w:p>
-            <w:r>
-              <w:t>user_id</w:t>
-            </w:r>
-          </w:p>
-        </w:tc>
-        <w:tc>
-          <w:tcPr>
-            <w:tcW w:type="dxa" w:w="1884"/>
-          </w:tcPr>
-          <w:p>
-            <w:r>
-              <w:t>INT</w:t>
-            </w:r>
-          </w:p>
-        </w:tc>
-        <w:tc>
-          <w:tcPr>
-            <w:tcW w:type="dxa" w:w="1884"/>
-          </w:tcPr>
-          <w:p>
-            <w:r>
-              <w:t>FK</w:t>
-            </w:r>
-          </w:p>
-        </w:tc>
-        <w:tc>
-          <w:tcPr>
-            <w:tcW w:type="dxa" w:w="1884"/>
-          </w:tcPr>
-          <w:p>
-            <w:r>
-              <w:t>NOT NULL</w:t>
-            </w:r>
-          </w:p>
-        </w:tc>
-        <w:tc>
-          <w:tcPr>
-            <w:tcW w:type="dxa" w:w="1884"/>
-          </w:tcPr>
-          <w:p>
-            <w:r>
-              <w:t>Referință utilizator (users.id)</w:t>
-            </w:r>
-          </w:p>
-        </w:tc>
-      </w:tr>
-      <w:tr>
-        <w:tc>
-          <w:tcPr>
-            <w:tcW w:type="dxa" w:w="1884"/>
-          </w:tcPr>
-          <w:p>
-            <w:r>
-              <w:t>name</w:t>
-            </w:r>
-          </w:p>
-        </w:tc>
-        <w:tc>
-          <w:tcPr>
-            <w:tcW w:type="dxa" w:w="1884"/>
-          </w:tcPr>
-          <w:p>
-            <w:r>
-              <w:t>VARCHAR(100)</w:t>
-            </w:r>
-          </w:p>
-        </w:tc>
-        <w:tc>
-          <w:tcPr>
-            <w:tcW w:type="dxa" w:w="1884"/>
-          </w:tcPr>
-          <w:p>
-            <w:r>
-              <w:t>-</w:t>
-            </w:r>
-          </w:p>
-        </w:tc>
-        <w:tc>
-          <w:tcPr>
-            <w:tcW w:type="dxa" w:w="1884"/>
-          </w:tcPr>
-          <w:p>
-            <w:r>
-              <w:t>NOT NULL</w:t>
-            </w:r>
-          </w:p>
-        </w:tc>
-        <w:tc>
-          <w:tcPr>
-            <w:tcW w:type="dxa" w:w="1884"/>
-          </w:tcPr>
-          <w:p>
-            <w:r>
-              <w:t>Denumire cont (ex: Principal)</w:t>
-            </w:r>
-          </w:p>
-        </w:tc>
-      </w:tr>
-      <w:tr>
-        <w:tc>
-          <w:tcPr>
-            <w:tcW w:type="dxa" w:w="1884"/>
-          </w:tcPr>
-          <w:p>
-            <w:r>
-              <w:t>type</w:t>
-            </w:r>
-          </w:p>
-        </w:tc>
-        <w:tc>
-          <w:tcPr>
-            <w:tcW w:type="dxa" w:w="1884"/>
-          </w:tcPr>
-          <w:p>
-            <w:r>
-              <w:t>VARCHAR(20)</w:t>
-            </w:r>
-          </w:p>
-        </w:tc>
-        <w:tc>
-          <w:tcPr>
-            <w:tcW w:type="dxa" w:w="1884"/>
-          </w:tcPr>
-          <w:p>
-            <w:r>
-              <w:t>-</w:t>
-            </w:r>
-          </w:p>
-        </w:tc>
-        <w:tc>
-          <w:tcPr>
-            <w:tcW w:type="dxa" w:w="1884"/>
-          </w:tcPr>
-          <w:p>
-            <w:r>
-              <w:t>NOT NULL</w:t>
-            </w:r>
-          </w:p>
-        </w:tc>
-        <w:tc>
-          <w:tcPr>
-            <w:tcW w:type="dxa" w:w="1884"/>
-          </w:tcPr>
-          <w:p>
-            <w:r>
-              <w:t>Tip: PRINCIPAL, ECONOMII</w:t>
-            </w:r>
-          </w:p>
-        </w:tc>
-      </w:tr>
-      <w:tr>
-        <w:tc>
-          <w:tcPr>
-            <w:tcW w:type="dxa" w:w="1884"/>
-          </w:tcPr>
-          <w:p>
-            <w:r>
-              <w:t>balance</w:t>
-            </w:r>
-          </w:p>
-        </w:tc>
-        <w:tc>
-          <w:tcPr>
-            <w:tcW w:type="dxa" w:w="1884"/>
-          </w:tcPr>
-          <w:p>
-            <w:r>
-              <w:t>DECIMAL(12,2)</w:t>
-            </w:r>
-          </w:p>
-        </w:tc>
-        <w:tc>
-          <w:tcPr>
-            <w:tcW w:type="dxa" w:w="1884"/>
-          </w:tcPr>
-          <w:p>
-            <w:r>
-              <w:t>-</w:t>
-            </w:r>
-          </w:p>
-        </w:tc>
-        <w:tc>
-          <w:tcPr>
-            <w:tcW w:type="dxa" w:w="1884"/>
-          </w:tcPr>
-          <w:p>
-            <w:r>
-              <w:t>NOT NULL</w:t>
-            </w:r>
-          </w:p>
-        </w:tc>
-        <w:tc>
-          <w:tcPr>
-            <w:tcW w:type="dxa" w:w="1884"/>
-          </w:tcPr>
-          <w:p>
-            <w:r>
-              <w:t>Sold curent (&gt;= 0.00)</w:t>
-            </w:r>
-          </w:p>
-        </w:tc>
-      </w:tr>
-      <w:tr>
-        <w:tc>
-          <w:tcPr>
-            <w:tcW w:type="dxa" w:w="1884"/>
-          </w:tcPr>
-          <w:p>
-            <w:r>
-              <w:t>currency</w:t>
-            </w:r>
-          </w:p>
-        </w:tc>
-        <w:tc>
-          <w:tcPr>
-            <w:tcW w:type="dxa" w:w="1884"/>
-          </w:tcPr>
-          <w:p>
-            <w:r>
-              <w:t>VARCHAR(3)</w:t>
-            </w:r>
-          </w:p>
-        </w:tc>
-        <w:tc>
-          <w:tcPr>
-            <w:tcW w:type="dxa" w:w="1884"/>
-          </w:tcPr>
-          <w:p>
-            <w:r>
-              <w:t>-</w:t>
-            </w:r>
-          </w:p>
-        </w:tc>
-        <w:tc>
-          <w:tcPr>
-            <w:tcW w:type="dxa" w:w="1884"/>
-          </w:tcPr>
-          <w:p>
-            <w:r>
-              <w:t>NOT NULL</w:t>
-            </w:r>
-          </w:p>
-        </w:tc>
-        <w:tc>
-          <w:tcPr>
-            <w:tcW w:type="dxa" w:w="1884"/>
-          </w:tcPr>
-          <w:p>
-            <w:r>
-              <w:t>Monedă (implicit RON)</w:t>
-            </w:r>
-          </w:p>
-        </w:tc>
-      </w:tr>
-    </w:tbl>
-    <w:p>
-      <w:pPr>
-        <w:jc w:val="center"/>
-      </w:pPr>
-      <w:r>
         <w:drawing>
           <wp:inline xmlns:a="http://schemas.openxmlformats.org/drawingml/2006/main" xmlns:pic="http://schemas.openxmlformats.org/drawingml/2006/picture">
-            <wp:extent cx="5029200" cy="6127050"/>
+            <wp:extent cx="5486400" cy="6684055"/>
             <wp:docPr id="1" name="Picture 1"/>
             <wp:cNvGraphicFramePr>
               <a:graphicFrameLocks noChangeAspect="1"/>
@@ -723,7 +111,7 @@
                   <pic:spPr>
                     <a:xfrm>
                       <a:off x="0" y="0"/>
-                      <a:ext cx="5029200" cy="6127050"/>
+                      <a:ext cx="5486400" cy="6684055"/>
                     </a:xfrm>
                     <a:prstGeom prst="rect"/>
                   </pic:spPr>
@@ -740,7 +128,6 @@
       </w:pPr>
       <w:r>
         <w:rPr>
-          <w:rFonts w:ascii="Times New Roman" w:hAnsi="Times New Roman"/>
           <w:i/>
           <w:sz w:val="20"/>
         </w:rPr>
@@ -749,10 +136,78 @@
     </w:p>
     <w:p>
       <w:pPr>
-        <w:spacing w:before="200" w:after="80"/>
+        <w:spacing w:before="280" w:after="80"/>
       </w:pPr>
       <w:r>
-        <w:t>Tabelul 2: Structura tabelei users</w:t>
+        <w:rPr>
+          <w:b/>
+          <w:sz w:val="26"/>
+        </w:rPr>
+        <w:t>3. Normalizarea schemei relaționale</w:t>
+      </w:r>
+    </w:p>
+    <w:p>
+      <w:pPr>
+        <w:spacing w:after="120" w:line="276" w:lineRule="auto"/>
+      </w:pPr>
+      <w:r>
+        <w:t>Schema a fost proiectată direct în conformitate cu Formele Normale 1, 2 și 3:</w:t>
+      </w:r>
+    </w:p>
+    <w:p>
+      <w:pPr>
+        <w:spacing w:after="120" w:line="276" w:lineRule="auto"/>
+      </w:pPr>
+      <w:r>
+        <w:t>• Forma Normală 1 (1FN): Toate atributele sunt atomice (nu conțin liste de valori sau șiruri compuse), iar fiecare tabelă are cheie primară clar definită.</w:t>
+      </w:r>
+    </w:p>
+    <w:p>
+      <w:pPr>
+        <w:spacing w:after="120" w:line="276" w:lineRule="auto"/>
+      </w:pPr>
+      <w:r>
+        <w:t>• Forma Normală 2 (2FN): Baza respectă 1FN, iar toate atributele non-cheie depind complet de cheia primară a fiecărui tabel (nu există dependențe parțiale).</w:t>
+      </w:r>
+    </w:p>
+    <w:p>
+      <w:pPr>
+        <w:spacing w:after="120" w:line="276" w:lineRule="auto"/>
+      </w:pPr>
+      <w:r>
+        <w:t>• Forma Normală 3 (3FN): Nu există dependențe tranzitive între câmpurile non-cheie. Categoriile și utilizatorii sunt izolați în tabele separate, fiind referiți prin chei străine simple (user_id, category_id, account_id).</w:t>
+      </w:r>
+    </w:p>
+    <w:p>
+      <w:pPr>
+        <w:spacing w:before="280" w:after="80"/>
+      </w:pPr>
+      <w:r>
+        <w:rPr>
+          <w:b/>
+          <w:sz w:val="26"/>
+        </w:rPr>
+        <w:t>4. Dicționarul de date (Structura tabelelor)</w:t>
+      </w:r>
+    </w:p>
+    <w:p>
+      <w:pPr>
+        <w:spacing w:after="120" w:line="276" w:lineRule="auto"/>
+      </w:pPr>
+      <w:r>
+        <w:t>În continuare sunt prezentate atributele, tipurile de date și constrângerile fizice pentru fiecare entitate.</w:t>
+      </w:r>
+    </w:p>
+    <w:p>
+      <w:pPr>
+        <w:spacing w:before="160" w:after="40"/>
+      </w:pPr>
+      <w:r>
+        <w:rPr>
+          <w:b/>
+          <w:sz w:val="22"/>
+        </w:rPr>
+        <w:t>Tabelul 1: users (Utilizatori)</w:t>
       </w:r>
     </w:p>
     <w:tbl>
@@ -762,59 +217,79 @@
         <w:tblLook w:firstColumn="1" w:firstRow="1" w:lastColumn="0" w:lastRow="0" w:noHBand="0" w:noVBand="1" w:val="04A0"/>
       </w:tblPr>
       <w:tblGrid>
-        <w:gridCol w:w="1884"/>
-        <w:gridCol w:w="1884"/>
-        <w:gridCol w:w="1884"/>
-        <w:gridCol w:w="1884"/>
-        <w:gridCol w:w="1884"/>
+        <w:gridCol w:w="1872"/>
+        <w:gridCol w:w="1872"/>
+        <w:gridCol w:w="1872"/>
+        <w:gridCol w:w="1872"/>
+        <w:gridCol w:w="1872"/>
       </w:tblGrid>
       <w:tr>
         <w:tc>
           <w:tcPr>
-            <w:tcW w:type="dxa" w:w="1884"/>
+            <w:tcW w:type="dxa" w:w="1872"/>
           </w:tcPr>
           <w:p>
             <w:r>
+              <w:rPr>
+                <w:b/>
+                <w:sz w:val="20"/>
+              </w:rPr>
               <w:t>Câmp</w:t>
             </w:r>
           </w:p>
         </w:tc>
         <w:tc>
           <w:tcPr>
-            <w:tcW w:type="dxa" w:w="1884"/>
+            <w:tcW w:type="dxa" w:w="1872"/>
           </w:tcPr>
           <w:p>
             <w:r>
-              <w:t>Tip de date</w:t>
+              <w:rPr>
+                <w:b/>
+                <w:sz w:val="20"/>
+              </w:rPr>
+              <w:t>Tip</w:t>
             </w:r>
           </w:p>
         </w:tc>
         <w:tc>
           <w:tcPr>
-            <w:tcW w:type="dxa" w:w="1884"/>
+            <w:tcW w:type="dxa" w:w="1872"/>
           </w:tcPr>
           <w:p>
             <w:r>
-              <w:t>PK/FK</w:t>
+              <w:rPr>
+                <w:b/>
+                <w:sz w:val="20"/>
+              </w:rPr>
+              <w:t>Cheie</w:t>
             </w:r>
           </w:p>
         </w:tc>
         <w:tc>
           <w:tcPr>
-            <w:tcW w:type="dxa" w:w="1884"/>
+            <w:tcW w:type="dxa" w:w="1872"/>
           </w:tcPr>
           <w:p>
             <w:r>
+              <w:rPr>
+                <w:b/>
+                <w:sz w:val="20"/>
+              </w:rPr>
               <w:t>Null</w:t>
             </w:r>
           </w:p>
         </w:tc>
         <w:tc>
           <w:tcPr>
-            <w:tcW w:type="dxa" w:w="1884"/>
+            <w:tcW w:type="dxa" w:w="1872"/>
           </w:tcPr>
           <w:p>
             <w:r>
+              <w:rPr>
+                <w:b/>
+                <w:sz w:val="20"/>
+              </w:rPr>
               <w:t>Descriere</w:t>
             </w:r>
           </w:p>
@@ -823,51 +298,66 @@
       <w:tr>
         <w:tc>
           <w:tcPr>
-            <w:tcW w:type="dxa" w:w="1884"/>
+            <w:tcW w:type="dxa" w:w="1872"/>
           </w:tcPr>
           <w:p>
             <w:r>
+              <w:rPr>
+                <w:sz w:val="19"/>
+              </w:rPr>
               <w:t>id</w:t>
             </w:r>
           </w:p>
         </w:tc>
         <w:tc>
           <w:tcPr>
-            <w:tcW w:type="dxa" w:w="1884"/>
+            <w:tcW w:type="dxa" w:w="1872"/>
           </w:tcPr>
           <w:p>
             <w:r>
+              <w:rPr>
+                <w:sz w:val="19"/>
+              </w:rPr>
               <w:t>INT / SERIAL</w:t>
             </w:r>
           </w:p>
         </w:tc>
         <w:tc>
           <w:tcPr>
-            <w:tcW w:type="dxa" w:w="1884"/>
+            <w:tcW w:type="dxa" w:w="1872"/>
           </w:tcPr>
           <w:p>
             <w:r>
+              <w:rPr>
+                <w:sz w:val="19"/>
+              </w:rPr>
               <w:t>PK</w:t>
             </w:r>
           </w:p>
         </w:tc>
         <w:tc>
           <w:tcPr>
-            <w:tcW w:type="dxa" w:w="1884"/>
+            <w:tcW w:type="dxa" w:w="1872"/>
           </w:tcPr>
           <w:p>
             <w:r>
+              <w:rPr>
+                <w:sz w:val="19"/>
+              </w:rPr>
               <w:t>NOT NULL</w:t>
             </w:r>
           </w:p>
         </w:tc>
         <w:tc>
           <w:tcPr>
-            <w:tcW w:type="dxa" w:w="1884"/>
+            <w:tcW w:type="dxa" w:w="1872"/>
           </w:tcPr>
           <w:p>
             <w:r>
-              <w:t>Identificator unic utilizator</w:t>
+              <w:rPr>
+                <w:sz w:val="19"/>
+              </w:rPr>
+              <w:t>ID unic utilizator</w:t>
             </w:r>
           </w:p>
         </w:tc>
@@ -875,51 +365,66 @@
       <w:tr>
         <w:tc>
           <w:tcPr>
-            <w:tcW w:type="dxa" w:w="1884"/>
+            <w:tcW w:type="dxa" w:w="1872"/>
           </w:tcPr>
           <w:p>
             <w:r>
+              <w:rPr>
+                <w:sz w:val="19"/>
+              </w:rPr>
               <w:t>email</w:t>
             </w:r>
           </w:p>
         </w:tc>
         <w:tc>
           <w:tcPr>
-            <w:tcW w:type="dxa" w:w="1884"/>
+            <w:tcW w:type="dxa" w:w="1872"/>
           </w:tcPr>
           <w:p>
             <w:r>
+              <w:rPr>
+                <w:sz w:val="19"/>
+              </w:rPr>
               <w:t>VARCHAR(100)</w:t>
             </w:r>
           </w:p>
         </w:tc>
         <w:tc>
           <w:tcPr>
-            <w:tcW w:type="dxa" w:w="1884"/>
+            <w:tcW w:type="dxa" w:w="1872"/>
           </w:tcPr>
           <w:p>
             <w:r>
+              <w:rPr>
+                <w:sz w:val="19"/>
+              </w:rPr>
               <w:t>UK</w:t>
             </w:r>
           </w:p>
         </w:tc>
         <w:tc>
           <w:tcPr>
-            <w:tcW w:type="dxa" w:w="1884"/>
+            <w:tcW w:type="dxa" w:w="1872"/>
           </w:tcPr>
           <w:p>
             <w:r>
+              <w:rPr>
+                <w:sz w:val="19"/>
+              </w:rPr>
               <w:t>NOT NULL</w:t>
             </w:r>
           </w:p>
         </w:tc>
         <w:tc>
           <w:tcPr>
-            <w:tcW w:type="dxa" w:w="1884"/>
+            <w:tcW w:type="dxa" w:w="1872"/>
           </w:tcPr>
           <w:p>
             <w:r>
-              <w:t>Adresa de email unica pentru login</w:t>
+              <w:rPr>
+                <w:sz w:val="19"/>
+              </w:rPr>
+              <w:t>Adresa de email unica</w:t>
             </w:r>
           </w:p>
         </w:tc>
@@ -927,51 +432,66 @@
       <w:tr>
         <w:tc>
           <w:tcPr>
-            <w:tcW w:type="dxa" w:w="1884"/>
+            <w:tcW w:type="dxa" w:w="1872"/>
           </w:tcPr>
           <w:p>
             <w:r>
+              <w:rPr>
+                <w:sz w:val="19"/>
+              </w:rPr>
               <w:t>first_name</w:t>
             </w:r>
           </w:p>
         </w:tc>
         <w:tc>
           <w:tcPr>
-            <w:tcW w:type="dxa" w:w="1884"/>
+            <w:tcW w:type="dxa" w:w="1872"/>
           </w:tcPr>
           <w:p>
             <w:r>
+              <w:rPr>
+                <w:sz w:val="19"/>
+              </w:rPr>
               <w:t>VARCHAR(50)</w:t>
             </w:r>
           </w:p>
         </w:tc>
         <w:tc>
           <w:tcPr>
-            <w:tcW w:type="dxa" w:w="1884"/>
+            <w:tcW w:type="dxa" w:w="1872"/>
           </w:tcPr>
           <w:p>
             <w:r>
+              <w:rPr>
+                <w:sz w:val="19"/>
+              </w:rPr>
               <w:t>-</w:t>
             </w:r>
           </w:p>
         </w:tc>
         <w:tc>
           <w:tcPr>
-            <w:tcW w:type="dxa" w:w="1884"/>
+            <w:tcW w:type="dxa" w:w="1872"/>
           </w:tcPr>
           <w:p>
             <w:r>
+              <w:rPr>
+                <w:sz w:val="19"/>
+              </w:rPr>
               <w:t>NOT NULL</w:t>
             </w:r>
           </w:p>
         </w:tc>
         <w:tc>
           <w:tcPr>
-            <w:tcW w:type="dxa" w:w="1884"/>
+            <w:tcW w:type="dxa" w:w="1872"/>
           </w:tcPr>
           <w:p>
             <w:r>
-              <w:t>Prenumele titularului</w:t>
+              <w:rPr>
+                <w:sz w:val="19"/>
+              </w:rPr>
+              <w:t>Prenume titular</w:t>
             </w:r>
           </w:p>
         </w:tc>
@@ -979,51 +499,66 @@
       <w:tr>
         <w:tc>
           <w:tcPr>
-            <w:tcW w:type="dxa" w:w="1884"/>
+            <w:tcW w:type="dxa" w:w="1872"/>
           </w:tcPr>
           <w:p>
             <w:r>
+              <w:rPr>
+                <w:sz w:val="19"/>
+              </w:rPr>
               <w:t>last_name</w:t>
             </w:r>
           </w:p>
         </w:tc>
         <w:tc>
           <w:tcPr>
-            <w:tcW w:type="dxa" w:w="1884"/>
+            <w:tcW w:type="dxa" w:w="1872"/>
           </w:tcPr>
           <w:p>
             <w:r>
+              <w:rPr>
+                <w:sz w:val="19"/>
+              </w:rPr>
               <w:t>VARCHAR(50)</w:t>
             </w:r>
           </w:p>
         </w:tc>
         <w:tc>
           <w:tcPr>
-            <w:tcW w:type="dxa" w:w="1884"/>
+            <w:tcW w:type="dxa" w:w="1872"/>
           </w:tcPr>
           <w:p>
             <w:r>
+              <w:rPr>
+                <w:sz w:val="19"/>
+              </w:rPr>
               <w:t>-</w:t>
             </w:r>
           </w:p>
         </w:tc>
         <w:tc>
           <w:tcPr>
-            <w:tcW w:type="dxa" w:w="1884"/>
+            <w:tcW w:type="dxa" w:w="1872"/>
           </w:tcPr>
           <w:p>
             <w:r>
+              <w:rPr>
+                <w:sz w:val="19"/>
+              </w:rPr>
               <w:t>NOT NULL</w:t>
             </w:r>
           </w:p>
         </w:tc>
         <w:tc>
           <w:tcPr>
-            <w:tcW w:type="dxa" w:w="1884"/>
+            <w:tcW w:type="dxa" w:w="1872"/>
           </w:tcPr>
           <w:p>
             <w:r>
-              <w:t>Numele de familie al titularului</w:t>
+              <w:rPr>
+                <w:sz w:val="19"/>
+              </w:rPr>
+              <w:t>Nume de familie</w:t>
             </w:r>
           </w:p>
         </w:tc>
@@ -1031,51 +566,66 @@
       <w:tr>
         <w:tc>
           <w:tcPr>
-            <w:tcW w:type="dxa" w:w="1884"/>
+            <w:tcW w:type="dxa" w:w="1872"/>
           </w:tcPr>
           <w:p>
             <w:r>
+              <w:rPr>
+                <w:sz w:val="19"/>
+              </w:rPr>
               <w:t>created_at</w:t>
             </w:r>
           </w:p>
         </w:tc>
         <w:tc>
           <w:tcPr>
-            <w:tcW w:type="dxa" w:w="1884"/>
+            <w:tcW w:type="dxa" w:w="1872"/>
           </w:tcPr>
           <w:p>
             <w:r>
-              <w:t>DATETIME / TIMESTAMP</w:t>
+              <w:rPr>
+                <w:sz w:val="19"/>
+              </w:rPr>
+              <w:t>TIMESTAMP</w:t>
             </w:r>
           </w:p>
         </w:tc>
         <w:tc>
           <w:tcPr>
-            <w:tcW w:type="dxa" w:w="1884"/>
+            <w:tcW w:type="dxa" w:w="1872"/>
           </w:tcPr>
           <w:p>
             <w:r>
+              <w:rPr>
+                <w:sz w:val="19"/>
+              </w:rPr>
               <w:t>-</w:t>
             </w:r>
           </w:p>
         </w:tc>
         <w:tc>
           <w:tcPr>
-            <w:tcW w:type="dxa" w:w="1884"/>
+            <w:tcW w:type="dxa" w:w="1872"/>
           </w:tcPr>
           <w:p>
             <w:r>
+              <w:rPr>
+                <w:sz w:val="19"/>
+              </w:rPr>
               <w:t>NOT NULL</w:t>
             </w:r>
           </w:p>
         </w:tc>
         <w:tc>
           <w:tcPr>
-            <w:tcW w:type="dxa" w:w="1884"/>
+            <w:tcW w:type="dxa" w:w="1872"/>
           </w:tcPr>
           <w:p>
             <w:r>
-              <w:t>Data si ora inregistrarii</w:t>
+              <w:rPr>
+                <w:sz w:val="19"/>
+              </w:rPr>
+              <w:t>Data inregistrarii</w:t>
             </w:r>
           </w:p>
         </w:tc>
@@ -1083,10 +633,14 @@
     </w:tbl>
     <w:p>
       <w:pPr>
-        <w:spacing w:before="200" w:after="80"/>
+        <w:spacing w:before="160" w:after="40"/>
       </w:pPr>
       <w:r>
-        <w:t>Tabelul 3: Structura tabelei categories</w:t>
+        <w:rPr>
+          <w:b/>
+          <w:sz w:val="22"/>
+        </w:rPr>
+        <w:t>Tabelul 2: accounts (Conturi curente si de economii)</w:t>
       </w:r>
     </w:p>
     <w:tbl>
@@ -1096,59 +650,79 @@
         <w:tblLook w:firstColumn="1" w:firstRow="1" w:lastColumn="0" w:lastRow="0" w:noHBand="0" w:noVBand="1" w:val="04A0"/>
       </w:tblPr>
       <w:tblGrid>
-        <w:gridCol w:w="1884"/>
-        <w:gridCol w:w="1884"/>
-        <w:gridCol w:w="1884"/>
-        <w:gridCol w:w="1884"/>
-        <w:gridCol w:w="1884"/>
+        <w:gridCol w:w="1872"/>
+        <w:gridCol w:w="1872"/>
+        <w:gridCol w:w="1872"/>
+        <w:gridCol w:w="1872"/>
+        <w:gridCol w:w="1872"/>
       </w:tblGrid>
       <w:tr>
         <w:tc>
           <w:tcPr>
-            <w:tcW w:type="dxa" w:w="1884"/>
+            <w:tcW w:type="dxa" w:w="1872"/>
           </w:tcPr>
           <w:p>
             <w:r>
+              <w:rPr>
+                <w:b/>
+                <w:sz w:val="20"/>
+              </w:rPr>
               <w:t>Câmp</w:t>
             </w:r>
           </w:p>
         </w:tc>
         <w:tc>
           <w:tcPr>
-            <w:tcW w:type="dxa" w:w="1884"/>
+            <w:tcW w:type="dxa" w:w="1872"/>
           </w:tcPr>
           <w:p>
             <w:r>
-              <w:t>Tip de date</w:t>
+              <w:rPr>
+                <w:b/>
+                <w:sz w:val="20"/>
+              </w:rPr>
+              <w:t>Tip</w:t>
             </w:r>
           </w:p>
         </w:tc>
         <w:tc>
           <w:tcPr>
-            <w:tcW w:type="dxa" w:w="1884"/>
+            <w:tcW w:type="dxa" w:w="1872"/>
           </w:tcPr>
           <w:p>
             <w:r>
-              <w:t>PK/FK</w:t>
+              <w:rPr>
+                <w:b/>
+                <w:sz w:val="20"/>
+              </w:rPr>
+              <w:t>Cheie</w:t>
             </w:r>
           </w:p>
         </w:tc>
         <w:tc>
           <w:tcPr>
-            <w:tcW w:type="dxa" w:w="1884"/>
+            <w:tcW w:type="dxa" w:w="1872"/>
           </w:tcPr>
           <w:p>
             <w:r>
+              <w:rPr>
+                <w:b/>
+                <w:sz w:val="20"/>
+              </w:rPr>
               <w:t>Null</w:t>
             </w:r>
           </w:p>
         </w:tc>
         <w:tc>
           <w:tcPr>
-            <w:tcW w:type="dxa" w:w="1884"/>
+            <w:tcW w:type="dxa" w:w="1872"/>
           </w:tcPr>
           <w:p>
             <w:r>
+              <w:rPr>
+                <w:b/>
+                <w:sz w:val="20"/>
+              </w:rPr>
               <w:t>Descriere</w:t>
             </w:r>
           </w:p>
@@ -1157,51 +731,66 @@
       <w:tr>
         <w:tc>
           <w:tcPr>
-            <w:tcW w:type="dxa" w:w="1884"/>
+            <w:tcW w:type="dxa" w:w="1872"/>
           </w:tcPr>
           <w:p>
             <w:r>
+              <w:rPr>
+                <w:sz w:val="19"/>
+              </w:rPr>
               <w:t>id</w:t>
             </w:r>
           </w:p>
         </w:tc>
         <w:tc>
           <w:tcPr>
-            <w:tcW w:type="dxa" w:w="1884"/>
+            <w:tcW w:type="dxa" w:w="1872"/>
           </w:tcPr>
           <w:p>
             <w:r>
+              <w:rPr>
+                <w:sz w:val="19"/>
+              </w:rPr>
               <w:t>INT / SERIAL</w:t>
             </w:r>
           </w:p>
         </w:tc>
         <w:tc>
           <w:tcPr>
-            <w:tcW w:type="dxa" w:w="1884"/>
+            <w:tcW w:type="dxa" w:w="1872"/>
           </w:tcPr>
           <w:p>
             <w:r>
+              <w:rPr>
+                <w:sz w:val="19"/>
+              </w:rPr>
               <w:t>PK</w:t>
             </w:r>
           </w:p>
         </w:tc>
         <w:tc>
           <w:tcPr>
-            <w:tcW w:type="dxa" w:w="1884"/>
+            <w:tcW w:type="dxa" w:w="1872"/>
           </w:tcPr>
           <w:p>
             <w:r>
+              <w:rPr>
+                <w:sz w:val="19"/>
+              </w:rPr>
               <w:t>NOT NULL</w:t>
             </w:r>
           </w:p>
         </w:tc>
         <w:tc>
           <w:tcPr>
-            <w:tcW w:type="dxa" w:w="1884"/>
+            <w:tcW w:type="dxa" w:w="1872"/>
           </w:tcPr>
           <w:p>
             <w:r>
-              <w:t>Identificator unic categorie</w:t>
+              <w:rPr>
+                <w:sz w:val="19"/>
+              </w:rPr>
+              <w:t>ID unic cont</w:t>
             </w:r>
           </w:p>
         </w:tc>
@@ -1209,51 +798,66 @@
       <w:tr>
         <w:tc>
           <w:tcPr>
-            <w:tcW w:type="dxa" w:w="1884"/>
+            <w:tcW w:type="dxa" w:w="1872"/>
           </w:tcPr>
           <w:p>
             <w:r>
-              <w:t>name</w:t>
+              <w:rPr>
+                <w:sz w:val="19"/>
+              </w:rPr>
+              <w:t>user_id</w:t>
             </w:r>
           </w:p>
         </w:tc>
         <w:tc>
           <w:tcPr>
-            <w:tcW w:type="dxa" w:w="1884"/>
+            <w:tcW w:type="dxa" w:w="1872"/>
           </w:tcPr>
           <w:p>
             <w:r>
-              <w:t>VARCHAR(50)</w:t>
+              <w:rPr>
+                <w:sz w:val="19"/>
+              </w:rPr>
+              <w:t>INT</w:t>
             </w:r>
           </w:p>
         </w:tc>
         <w:tc>
           <w:tcPr>
-            <w:tcW w:type="dxa" w:w="1884"/>
+            <w:tcW w:type="dxa" w:w="1872"/>
           </w:tcPr>
           <w:p>
             <w:r>
-              <w:t>UK</w:t>
+              <w:rPr>
+                <w:sz w:val="19"/>
+              </w:rPr>
+              <w:t>FK</w:t>
             </w:r>
           </w:p>
         </w:tc>
         <w:tc>
           <w:tcPr>
-            <w:tcW w:type="dxa" w:w="1884"/>
+            <w:tcW w:type="dxa" w:w="1872"/>
           </w:tcPr>
           <w:p>
             <w:r>
+              <w:rPr>
+                <w:sz w:val="19"/>
+              </w:rPr>
               <w:t>NOT NULL</w:t>
             </w:r>
           </w:p>
         </w:tc>
         <w:tc>
           <w:tcPr>
-            <w:tcW w:type="dxa" w:w="1884"/>
+            <w:tcW w:type="dxa" w:w="1872"/>
           </w:tcPr>
           <w:p>
             <w:r>
-              <w:t>Denumire (ex: Utilitati, Salariu, Chirie)</w:t>
+              <w:rPr>
+                <w:sz w:val="19"/>
+              </w:rPr>
+              <w:t>Referinta utilizator (users.id)</w:t>
             </w:r>
           </w:p>
         </w:tc>
@@ -1261,51 +865,267 @@
       <w:tr>
         <w:tc>
           <w:tcPr>
-            <w:tcW w:type="dxa" w:w="1884"/>
+            <w:tcW w:type="dxa" w:w="1872"/>
           </w:tcPr>
           <w:p>
             <w:r>
-              <w:t>is_income</w:t>
+              <w:rPr>
+                <w:sz w:val="19"/>
+              </w:rPr>
+              <w:t>name</w:t>
             </w:r>
           </w:p>
         </w:tc>
         <w:tc>
           <w:tcPr>
-            <w:tcW w:type="dxa" w:w="1884"/>
+            <w:tcW w:type="dxa" w:w="1872"/>
           </w:tcPr>
           <w:p>
             <w:r>
-              <w:t>BOOLEAN / TINYINT(1)</w:t>
+              <w:rPr>
+                <w:sz w:val="19"/>
+              </w:rPr>
+              <w:t>VARCHAR(100)</w:t>
             </w:r>
           </w:p>
         </w:tc>
         <w:tc>
           <w:tcPr>
-            <w:tcW w:type="dxa" w:w="1884"/>
+            <w:tcW w:type="dxa" w:w="1872"/>
           </w:tcPr>
           <w:p>
             <w:r>
+              <w:rPr>
+                <w:sz w:val="19"/>
+              </w:rPr>
               <w:t>-</w:t>
             </w:r>
           </w:p>
         </w:tc>
         <w:tc>
           <w:tcPr>
-            <w:tcW w:type="dxa" w:w="1884"/>
+            <w:tcW w:type="dxa" w:w="1872"/>
           </w:tcPr>
           <w:p>
             <w:r>
+              <w:rPr>
+                <w:sz w:val="19"/>
+              </w:rPr>
               <w:t>NOT NULL</w:t>
             </w:r>
           </w:p>
         </w:tc>
         <w:tc>
           <w:tcPr>
-            <w:tcW w:type="dxa" w:w="1884"/>
+            <w:tcW w:type="dxa" w:w="1872"/>
           </w:tcPr>
           <w:p>
             <w:r>
-              <w:t>True = venit, False = cheltuiala</w:t>
+              <w:rPr>
+                <w:sz w:val="19"/>
+              </w:rPr>
+              <w:t>Nume cont (ex: Curent, Economii)</w:t>
+            </w:r>
+          </w:p>
+        </w:tc>
+      </w:tr>
+      <w:tr>
+        <w:tc>
+          <w:tcPr>
+            <w:tcW w:type="dxa" w:w="1872"/>
+          </w:tcPr>
+          <w:p>
+            <w:r>
+              <w:rPr>
+                <w:sz w:val="19"/>
+              </w:rPr>
+              <w:t>type</w:t>
+            </w:r>
+          </w:p>
+        </w:tc>
+        <w:tc>
+          <w:tcPr>
+            <w:tcW w:type="dxa" w:w="1872"/>
+          </w:tcPr>
+          <w:p>
+            <w:r>
+              <w:rPr>
+                <w:sz w:val="19"/>
+              </w:rPr>
+              <w:t>VARCHAR(20)</w:t>
+            </w:r>
+          </w:p>
+        </w:tc>
+        <w:tc>
+          <w:tcPr>
+            <w:tcW w:type="dxa" w:w="1872"/>
+          </w:tcPr>
+          <w:p>
+            <w:r>
+              <w:rPr>
+                <w:sz w:val="19"/>
+              </w:rPr>
+              <w:t>-</w:t>
+            </w:r>
+          </w:p>
+        </w:tc>
+        <w:tc>
+          <w:tcPr>
+            <w:tcW w:type="dxa" w:w="1872"/>
+          </w:tcPr>
+          <w:p>
+            <w:r>
+              <w:rPr>
+                <w:sz w:val="19"/>
+              </w:rPr>
+              <w:t>NOT NULL</w:t>
+            </w:r>
+          </w:p>
+        </w:tc>
+        <w:tc>
+          <w:tcPr>
+            <w:tcW w:type="dxa" w:w="1872"/>
+          </w:tcPr>
+          <w:p>
+            <w:r>
+              <w:rPr>
+                <w:sz w:val="19"/>
+              </w:rPr>
+              <w:t>Tip cont (PRINCIPAL / ECONOMII)</w:t>
+            </w:r>
+          </w:p>
+        </w:tc>
+      </w:tr>
+      <w:tr>
+        <w:tc>
+          <w:tcPr>
+            <w:tcW w:type="dxa" w:w="1872"/>
+          </w:tcPr>
+          <w:p>
+            <w:r>
+              <w:rPr>
+                <w:sz w:val="19"/>
+              </w:rPr>
+              <w:t>balance</w:t>
+            </w:r>
+          </w:p>
+        </w:tc>
+        <w:tc>
+          <w:tcPr>
+            <w:tcW w:type="dxa" w:w="1872"/>
+          </w:tcPr>
+          <w:p>
+            <w:r>
+              <w:rPr>
+                <w:sz w:val="19"/>
+              </w:rPr>
+              <w:t>DECIMAL(12,2)</w:t>
+            </w:r>
+          </w:p>
+        </w:tc>
+        <w:tc>
+          <w:tcPr>
+            <w:tcW w:type="dxa" w:w="1872"/>
+          </w:tcPr>
+          <w:p>
+            <w:r>
+              <w:rPr>
+                <w:sz w:val="19"/>
+              </w:rPr>
+              <w:t>-</w:t>
+            </w:r>
+          </w:p>
+        </w:tc>
+        <w:tc>
+          <w:tcPr>
+            <w:tcW w:type="dxa" w:w="1872"/>
+          </w:tcPr>
+          <w:p>
+            <w:r>
+              <w:rPr>
+                <w:sz w:val="19"/>
+              </w:rPr>
+              <w:t>NOT NULL</w:t>
+            </w:r>
+          </w:p>
+        </w:tc>
+        <w:tc>
+          <w:tcPr>
+            <w:tcW w:type="dxa" w:w="1872"/>
+          </w:tcPr>
+          <w:p>
+            <w:r>
+              <w:rPr>
+                <w:sz w:val="19"/>
+              </w:rPr>
+              <w:t>Sold cont (&gt;= 0.00)</w:t>
+            </w:r>
+          </w:p>
+        </w:tc>
+      </w:tr>
+      <w:tr>
+        <w:tc>
+          <w:tcPr>
+            <w:tcW w:type="dxa" w:w="1872"/>
+          </w:tcPr>
+          <w:p>
+            <w:r>
+              <w:rPr>
+                <w:sz w:val="19"/>
+              </w:rPr>
+              <w:t>currency</w:t>
+            </w:r>
+          </w:p>
+        </w:tc>
+        <w:tc>
+          <w:tcPr>
+            <w:tcW w:type="dxa" w:w="1872"/>
+          </w:tcPr>
+          <w:p>
+            <w:r>
+              <w:rPr>
+                <w:sz w:val="19"/>
+              </w:rPr>
+              <w:t>VARCHAR(3)</w:t>
+            </w:r>
+          </w:p>
+        </w:tc>
+        <w:tc>
+          <w:tcPr>
+            <w:tcW w:type="dxa" w:w="1872"/>
+          </w:tcPr>
+          <w:p>
+            <w:r>
+              <w:rPr>
+                <w:sz w:val="19"/>
+              </w:rPr>
+              <w:t>-</w:t>
+            </w:r>
+          </w:p>
+        </w:tc>
+        <w:tc>
+          <w:tcPr>
+            <w:tcW w:type="dxa" w:w="1872"/>
+          </w:tcPr>
+          <w:p>
+            <w:r>
+              <w:rPr>
+                <w:sz w:val="19"/>
+              </w:rPr>
+              <w:t>NOT NULL</w:t>
+            </w:r>
+          </w:p>
+        </w:tc>
+        <w:tc>
+          <w:tcPr>
+            <w:tcW w:type="dxa" w:w="1872"/>
+          </w:tcPr>
+          <w:p>
+            <w:r>
+              <w:rPr>
+                <w:sz w:val="19"/>
+              </w:rPr>
+              <w:t>Moneda (ex: RON)</w:t>
             </w:r>
           </w:p>
         </w:tc>
@@ -1313,10 +1133,14 @@
     </w:tbl>
     <w:p>
       <w:pPr>
-        <w:spacing w:before="200" w:after="80"/>
+        <w:spacing w:before="160" w:after="40"/>
       </w:pPr>
       <w:r>
-        <w:t>Tabelul 4: Structura tabelei planned_payments</w:t>
+        <w:rPr>
+          <w:b/>
+          <w:sz w:val="22"/>
+        </w:rPr>
+        <w:t>Tabelul 3: categories (Categorii tranzactii)</w:t>
       </w:r>
     </w:p>
     <w:tbl>
@@ -1326,59 +1150,79 @@
         <w:tblLook w:firstColumn="1" w:firstRow="1" w:lastColumn="0" w:lastRow="0" w:noHBand="0" w:noVBand="1" w:val="04A0"/>
       </w:tblPr>
       <w:tblGrid>
-        <w:gridCol w:w="1884"/>
-        <w:gridCol w:w="1884"/>
-        <w:gridCol w:w="1884"/>
-        <w:gridCol w:w="1884"/>
-        <w:gridCol w:w="1884"/>
+        <w:gridCol w:w="1872"/>
+        <w:gridCol w:w="1872"/>
+        <w:gridCol w:w="1872"/>
+        <w:gridCol w:w="1872"/>
+        <w:gridCol w:w="1872"/>
       </w:tblGrid>
       <w:tr>
         <w:tc>
           <w:tcPr>
-            <w:tcW w:type="dxa" w:w="1884"/>
+            <w:tcW w:type="dxa" w:w="1872"/>
           </w:tcPr>
           <w:p>
             <w:r>
+              <w:rPr>
+                <w:b/>
+                <w:sz w:val="20"/>
+              </w:rPr>
               <w:t>Câmp</w:t>
             </w:r>
           </w:p>
         </w:tc>
         <w:tc>
           <w:tcPr>
-            <w:tcW w:type="dxa" w:w="1884"/>
+            <w:tcW w:type="dxa" w:w="1872"/>
           </w:tcPr>
           <w:p>
             <w:r>
-              <w:t>Tip de date</w:t>
+              <w:rPr>
+                <w:b/>
+                <w:sz w:val="20"/>
+              </w:rPr>
+              <w:t>Tip</w:t>
             </w:r>
           </w:p>
         </w:tc>
         <w:tc>
           <w:tcPr>
-            <w:tcW w:type="dxa" w:w="1884"/>
+            <w:tcW w:type="dxa" w:w="1872"/>
           </w:tcPr>
           <w:p>
             <w:r>
-              <w:t>PK/FK</w:t>
+              <w:rPr>
+                <w:b/>
+                <w:sz w:val="20"/>
+              </w:rPr>
+              <w:t>Cheie</w:t>
             </w:r>
           </w:p>
         </w:tc>
         <w:tc>
           <w:tcPr>
-            <w:tcW w:type="dxa" w:w="1884"/>
+            <w:tcW w:type="dxa" w:w="1872"/>
           </w:tcPr>
           <w:p>
             <w:r>
+              <w:rPr>
+                <w:b/>
+                <w:sz w:val="20"/>
+              </w:rPr>
               <w:t>Null</w:t>
             </w:r>
           </w:p>
         </w:tc>
         <w:tc>
           <w:tcPr>
-            <w:tcW w:type="dxa" w:w="1884"/>
+            <w:tcW w:type="dxa" w:w="1872"/>
           </w:tcPr>
           <w:p>
             <w:r>
+              <w:rPr>
+                <w:b/>
+                <w:sz w:val="20"/>
+              </w:rPr>
               <w:t>Descriere</w:t>
             </w:r>
           </w:p>
@@ -1387,51 +1231,66 @@
       <w:tr>
         <w:tc>
           <w:tcPr>
-            <w:tcW w:type="dxa" w:w="1884"/>
+            <w:tcW w:type="dxa" w:w="1872"/>
           </w:tcPr>
           <w:p>
             <w:r>
+              <w:rPr>
+                <w:sz w:val="19"/>
+              </w:rPr>
               <w:t>id</w:t>
             </w:r>
           </w:p>
         </w:tc>
         <w:tc>
           <w:tcPr>
-            <w:tcW w:type="dxa" w:w="1884"/>
+            <w:tcW w:type="dxa" w:w="1872"/>
           </w:tcPr>
           <w:p>
             <w:r>
+              <w:rPr>
+                <w:sz w:val="19"/>
+              </w:rPr>
               <w:t>INT / SERIAL</w:t>
             </w:r>
           </w:p>
         </w:tc>
         <w:tc>
           <w:tcPr>
-            <w:tcW w:type="dxa" w:w="1884"/>
+            <w:tcW w:type="dxa" w:w="1872"/>
           </w:tcPr>
           <w:p>
             <w:r>
+              <w:rPr>
+                <w:sz w:val="19"/>
+              </w:rPr>
               <w:t>PK</w:t>
             </w:r>
           </w:p>
         </w:tc>
         <w:tc>
           <w:tcPr>
-            <w:tcW w:type="dxa" w:w="1884"/>
+            <w:tcW w:type="dxa" w:w="1872"/>
           </w:tcPr>
           <w:p>
             <w:r>
+              <w:rPr>
+                <w:sz w:val="19"/>
+              </w:rPr>
               <w:t>NOT NULL</w:t>
             </w:r>
           </w:p>
         </w:tc>
         <w:tc>
           <w:tcPr>
-            <w:tcW w:type="dxa" w:w="1884"/>
+            <w:tcW w:type="dxa" w:w="1872"/>
           </w:tcPr>
           <w:p>
             <w:r>
-              <w:t>Identificator unic plata planificata</w:t>
+              <w:rPr>
+                <w:sz w:val="19"/>
+              </w:rPr>
+              <w:t>ID unic categorie</w:t>
             </w:r>
           </w:p>
         </w:tc>
@@ -1439,51 +1298,66 @@
       <w:tr>
         <w:tc>
           <w:tcPr>
-            <w:tcW w:type="dxa" w:w="1884"/>
+            <w:tcW w:type="dxa" w:w="1872"/>
           </w:tcPr>
           <w:p>
             <w:r>
-              <w:t>account_id</w:t>
+              <w:rPr>
+                <w:sz w:val="19"/>
+              </w:rPr>
+              <w:t>name</w:t>
             </w:r>
           </w:p>
         </w:tc>
         <w:tc>
           <w:tcPr>
-            <w:tcW w:type="dxa" w:w="1884"/>
+            <w:tcW w:type="dxa" w:w="1872"/>
           </w:tcPr>
           <w:p>
             <w:r>
-              <w:t>INT</w:t>
+              <w:rPr>
+                <w:sz w:val="19"/>
+              </w:rPr>
+              <w:t>VARCHAR(50)</w:t>
             </w:r>
           </w:p>
         </w:tc>
         <w:tc>
           <w:tcPr>
-            <w:tcW w:type="dxa" w:w="1884"/>
+            <w:tcW w:type="dxa" w:w="1872"/>
           </w:tcPr>
           <w:p>
             <w:r>
-              <w:t>FK</w:t>
+              <w:rPr>
+                <w:sz w:val="19"/>
+              </w:rPr>
+              <w:t>UK</w:t>
             </w:r>
           </w:p>
         </w:tc>
         <w:tc>
           <w:tcPr>
-            <w:tcW w:type="dxa" w:w="1884"/>
+            <w:tcW w:type="dxa" w:w="1872"/>
           </w:tcPr>
           <w:p>
             <w:r>
+              <w:rPr>
+                <w:sz w:val="19"/>
+              </w:rPr>
               <w:t>NOT NULL</w:t>
             </w:r>
           </w:p>
         </w:tc>
         <w:tc>
           <w:tcPr>
-            <w:tcW w:type="dxa" w:w="1884"/>
+            <w:tcW w:type="dxa" w:w="1872"/>
           </w:tcPr>
           <w:p>
             <w:r>
-              <w:t>Contul din care se plateste (accounts.id)</w:t>
+              <w:rPr>
+                <w:sz w:val="19"/>
+              </w:rPr>
+              <w:t>Nume categorie (Utilitati, Salariu etc.)</w:t>
             </w:r>
           </w:p>
         </w:tc>
@@ -1491,415 +1365,66 @@
       <w:tr>
         <w:tc>
           <w:tcPr>
-            <w:tcW w:type="dxa" w:w="1884"/>
+            <w:tcW w:type="dxa" w:w="1872"/>
           </w:tcPr>
           <w:p>
             <w:r>
-              <w:t>category_id</w:t>
+              <w:rPr>
+                <w:sz w:val="19"/>
+              </w:rPr>
+              <w:t>is_income</w:t>
             </w:r>
           </w:p>
         </w:tc>
         <w:tc>
           <w:tcPr>
-            <w:tcW w:type="dxa" w:w="1884"/>
+            <w:tcW w:type="dxa" w:w="1872"/>
           </w:tcPr>
           <w:p>
             <w:r>
-              <w:t>INT</w:t>
+              <w:rPr>
+                <w:sz w:val="19"/>
+              </w:rPr>
+              <w:t>BOOLEAN</w:t>
             </w:r>
           </w:p>
         </w:tc>
         <w:tc>
           <w:tcPr>
-            <w:tcW w:type="dxa" w:w="1884"/>
+            <w:tcW w:type="dxa" w:w="1872"/>
           </w:tcPr>
           <w:p>
             <w:r>
-              <w:t>FK</w:t>
+              <w:rPr>
+                <w:sz w:val="19"/>
+              </w:rPr>
+              <w:t>-</w:t>
             </w:r>
           </w:p>
         </w:tc>
         <w:tc>
           <w:tcPr>
-            <w:tcW w:type="dxa" w:w="1884"/>
+            <w:tcW w:type="dxa" w:w="1872"/>
           </w:tcPr>
           <w:p>
             <w:r>
+              <w:rPr>
+                <w:sz w:val="19"/>
+              </w:rPr>
               <w:t>NOT NULL</w:t>
             </w:r>
           </w:p>
         </w:tc>
         <w:tc>
           <w:tcPr>
-            <w:tcW w:type="dxa" w:w="1884"/>
+            <w:tcW w:type="dxa" w:w="1872"/>
           </w:tcPr>
           <w:p>
             <w:r>
-              <w:t>Categoria platii (categories.id)</w:t>
-            </w:r>
-          </w:p>
-        </w:tc>
-      </w:tr>
-      <w:tr>
-        <w:tc>
-          <w:tcPr>
-            <w:tcW w:type="dxa" w:w="1884"/>
-          </w:tcPr>
-          <w:p>
-            <w:r>
-              <w:t>title</w:t>
-            </w:r>
-          </w:p>
-        </w:tc>
-        <w:tc>
-          <w:tcPr>
-            <w:tcW w:type="dxa" w:w="1884"/>
-          </w:tcPr>
-          <w:p>
-            <w:r>
-              <w:t>VARCHAR(150)</w:t>
-            </w:r>
-          </w:p>
-        </w:tc>
-        <w:tc>
-          <w:tcPr>
-            <w:tcW w:type="dxa" w:w="1884"/>
-          </w:tcPr>
-          <w:p>
-            <w:r>
-              <w:t>-</w:t>
-            </w:r>
-          </w:p>
-        </w:tc>
-        <w:tc>
-          <w:tcPr>
-            <w:tcW w:type="dxa" w:w="1884"/>
-          </w:tcPr>
-          <w:p>
-            <w:r>
-              <w:t>NOT NULL</w:t>
-            </w:r>
-          </w:p>
-        </w:tc>
-        <w:tc>
-          <w:tcPr>
-            <w:tcW w:type="dxa" w:w="1884"/>
-          </w:tcPr>
-          <w:p>
-            <w:r>
-              <w:t>Descriere plata (ex: Factura Curent)</w:t>
-            </w:r>
-          </w:p>
-        </w:tc>
-      </w:tr>
-      <w:tr>
-        <w:tc>
-          <w:tcPr>
-            <w:tcW w:type="dxa" w:w="1884"/>
-          </w:tcPr>
-          <w:p>
-            <w:r>
-              <w:t>amount</w:t>
-            </w:r>
-          </w:p>
-        </w:tc>
-        <w:tc>
-          <w:tcPr>
-            <w:tcW w:type="dxa" w:w="1884"/>
-          </w:tcPr>
-          <w:p>
-            <w:r>
-              <w:t>DECIMAL(12,2)</w:t>
-            </w:r>
-          </w:p>
-        </w:tc>
-        <w:tc>
-          <w:tcPr>
-            <w:tcW w:type="dxa" w:w="1884"/>
-          </w:tcPr>
-          <w:p>
-            <w:r>
-              <w:t>-</w:t>
-            </w:r>
-          </w:p>
-        </w:tc>
-        <w:tc>
-          <w:tcPr>
-            <w:tcW w:type="dxa" w:w="1884"/>
-          </w:tcPr>
-          <w:p>
-            <w:r>
-              <w:t>NOT NULL</w:t>
-            </w:r>
-          </w:p>
-        </w:tc>
-        <w:tc>
-          <w:tcPr>
-            <w:tcW w:type="dxa" w:w="1884"/>
-          </w:tcPr>
-          <w:p>
-            <w:r>
-              <w:t>Valoarea obligatiei (&gt; 0.00)</w:t>
-            </w:r>
-          </w:p>
-        </w:tc>
-      </w:tr>
-      <w:tr>
-        <w:tc>
-          <w:tcPr>
-            <w:tcW w:type="dxa" w:w="1884"/>
-          </w:tcPr>
-          <w:p>
-            <w:r>
-              <w:t>target_month</w:t>
-            </w:r>
-          </w:p>
-        </w:tc>
-        <w:tc>
-          <w:tcPr>
-            <w:tcW w:type="dxa" w:w="1884"/>
-          </w:tcPr>
-          <w:p>
-            <w:r>
-              <w:t>DATE</w:t>
-            </w:r>
-          </w:p>
-        </w:tc>
-        <w:tc>
-          <w:tcPr>
-            <w:tcW w:type="dxa" w:w="1884"/>
-          </w:tcPr>
-          <w:p>
-            <w:r>
-              <w:t>-</w:t>
-            </w:r>
-          </w:p>
-        </w:tc>
-        <w:tc>
-          <w:tcPr>
-            <w:tcW w:type="dxa" w:w="1884"/>
-          </w:tcPr>
-          <w:p>
-            <w:r>
-              <w:t>NOT NULL</w:t>
-            </w:r>
-          </w:p>
-        </w:tc>
-        <w:tc>
-          <w:tcPr>
-            <w:tcW w:type="dxa" w:w="1884"/>
-          </w:tcPr>
-          <w:p>
-            <w:r>
-              <w:t>Luna planificata (ex: 2026-10-01)</w:t>
-            </w:r>
-          </w:p>
-        </w:tc>
-      </w:tr>
-      <w:tr>
-        <w:tc>
-          <w:tcPr>
-            <w:tcW w:type="dxa" w:w="1884"/>
-          </w:tcPr>
-          <w:p>
-            <w:r>
-              <w:t>due_date</w:t>
-            </w:r>
-          </w:p>
-        </w:tc>
-        <w:tc>
-          <w:tcPr>
-            <w:tcW w:type="dxa" w:w="1884"/>
-          </w:tcPr>
-          <w:p>
-            <w:r>
-              <w:t>DATE</w:t>
-            </w:r>
-          </w:p>
-        </w:tc>
-        <w:tc>
-          <w:tcPr>
-            <w:tcW w:type="dxa" w:w="1884"/>
-          </w:tcPr>
-          <w:p>
-            <w:r>
-              <w:t>-</w:t>
-            </w:r>
-          </w:p>
-        </w:tc>
-        <w:tc>
-          <w:tcPr>
-            <w:tcW w:type="dxa" w:w="1884"/>
-          </w:tcPr>
-          <w:p>
-            <w:r>
-              <w:t>NULL</w:t>
-            </w:r>
-          </w:p>
-        </w:tc>
-        <w:tc>
-          <w:tcPr>
-            <w:tcW w:type="dxa" w:w="1884"/>
-          </w:tcPr>
-          <w:p>
-            <w:r>
-              <w:t>Data limita scadenta in luna respectiva</w:t>
-            </w:r>
-          </w:p>
-        </w:tc>
-      </w:tr>
-      <w:tr>
-        <w:tc>
-          <w:tcPr>
-            <w:tcW w:type="dxa" w:w="1884"/>
-          </w:tcPr>
-          <w:p>
-            <w:r>
-              <w:t>status</w:t>
-            </w:r>
-          </w:p>
-        </w:tc>
-        <w:tc>
-          <w:tcPr>
-            <w:tcW w:type="dxa" w:w="1884"/>
-          </w:tcPr>
-          <w:p>
-            <w:r>
-              <w:t>VARCHAR(20)</w:t>
-            </w:r>
-          </w:p>
-        </w:tc>
-        <w:tc>
-          <w:tcPr>
-            <w:tcW w:type="dxa" w:w="1884"/>
-          </w:tcPr>
-          <w:p>
-            <w:r>
-              <w:t>-</w:t>
-            </w:r>
-          </w:p>
-        </w:tc>
-        <w:tc>
-          <w:tcPr>
-            <w:tcW w:type="dxa" w:w="1884"/>
-          </w:tcPr>
-          <w:p>
-            <w:r>
-              <w:t>NOT NULL</w:t>
-            </w:r>
-          </w:p>
-        </w:tc>
-        <w:tc>
-          <w:tcPr>
-            <w:tcW w:type="dxa" w:w="1884"/>
-          </w:tcPr>
-          <w:p>
-            <w:r>
-              <w:t>PLANIFICAT, ACHITAT, ANULAT</w:t>
-            </w:r>
-          </w:p>
-        </w:tc>
-      </w:tr>
-      <w:tr>
-        <w:tc>
-          <w:tcPr>
-            <w:tcW w:type="dxa" w:w="1884"/>
-          </w:tcPr>
-          <w:p>
-            <w:r>
-              <w:t>is_recurring</w:t>
-            </w:r>
-          </w:p>
-        </w:tc>
-        <w:tc>
-          <w:tcPr>
-            <w:tcW w:type="dxa" w:w="1884"/>
-          </w:tcPr>
-          <w:p>
-            <w:r>
-              <w:t>BOOLEAN / TINYINT(1)</w:t>
-            </w:r>
-          </w:p>
-        </w:tc>
-        <w:tc>
-          <w:tcPr>
-            <w:tcW w:type="dxa" w:w="1884"/>
-          </w:tcPr>
-          <w:p>
-            <w:r>
-              <w:t>-</w:t>
-            </w:r>
-          </w:p>
-        </w:tc>
-        <w:tc>
-          <w:tcPr>
-            <w:tcW w:type="dxa" w:w="1884"/>
-          </w:tcPr>
-          <w:p>
-            <w:r>
-              <w:t>NOT NULL</w:t>
-            </w:r>
-          </w:p>
-        </w:tc>
-        <w:tc>
-          <w:tcPr>
-            <w:tcW w:type="dxa" w:w="1884"/>
-          </w:tcPr>
-          <w:p>
-            <w:r>
-              <w:t>True = recurenta lunara automata</w:t>
-            </w:r>
-          </w:p>
-        </w:tc>
-      </w:tr>
-      <w:tr>
-        <w:tc>
-          <w:tcPr>
-            <w:tcW w:type="dxa" w:w="1884"/>
-          </w:tcPr>
-          <w:p>
-            <w:r>
-              <w:t>created_at</w:t>
-            </w:r>
-          </w:p>
-        </w:tc>
-        <w:tc>
-          <w:tcPr>
-            <w:tcW w:type="dxa" w:w="1884"/>
-          </w:tcPr>
-          <w:p>
-            <w:r>
-              <w:t>DATETIME / TIMESTAMP</w:t>
-            </w:r>
-          </w:p>
-        </w:tc>
-        <w:tc>
-          <w:tcPr>
-            <w:tcW w:type="dxa" w:w="1884"/>
-          </w:tcPr>
-          <w:p>
-            <w:r>
-              <w:t>-</w:t>
-            </w:r>
-          </w:p>
-        </w:tc>
-        <w:tc>
-          <w:tcPr>
-            <w:tcW w:type="dxa" w:w="1884"/>
-          </w:tcPr>
-          <w:p>
-            <w:r>
-              <w:t>NOT NULL</w:t>
-            </w:r>
-          </w:p>
-        </w:tc>
-        <w:tc>
-          <w:tcPr>
-            <w:tcW w:type="dxa" w:w="1884"/>
-          </w:tcPr>
-          <w:p>
-            <w:r>
-              <w:t>Data inregistrarii platii</w:t>
+              <w:rPr>
+                <w:sz w:val="19"/>
+              </w:rPr>
+              <w:t>True = venit, False = cheltuiala</w:t>
             </w:r>
           </w:p>
         </w:tc>
@@ -1907,10 +1432,14 @@
     </w:tbl>
     <w:p>
       <w:pPr>
-        <w:spacing w:before="200" w:after="80"/>
+        <w:spacing w:before="160" w:after="40"/>
       </w:pPr>
       <w:r>
-        <w:t>Tabelul 5: Structura tabelei transactions</w:t>
+        <w:rPr>
+          <w:b/>
+          <w:sz w:val="22"/>
+        </w:rPr>
+        <w:t>Tabelul 4: planned_payments (Plati lunare planificate)</w:t>
       </w:r>
     </w:p>
     <w:tbl>
@@ -1920,59 +1449,79 @@
         <w:tblLook w:firstColumn="1" w:firstRow="1" w:lastColumn="0" w:lastRow="0" w:noHBand="0" w:noVBand="1" w:val="04A0"/>
       </w:tblPr>
       <w:tblGrid>
-        <w:gridCol w:w="1884"/>
-        <w:gridCol w:w="1884"/>
-        <w:gridCol w:w="1884"/>
-        <w:gridCol w:w="1884"/>
-        <w:gridCol w:w="1884"/>
+        <w:gridCol w:w="1872"/>
+        <w:gridCol w:w="1872"/>
+        <w:gridCol w:w="1872"/>
+        <w:gridCol w:w="1872"/>
+        <w:gridCol w:w="1872"/>
       </w:tblGrid>
       <w:tr>
         <w:tc>
           <w:tcPr>
-            <w:tcW w:type="dxa" w:w="1884"/>
+            <w:tcW w:type="dxa" w:w="1872"/>
           </w:tcPr>
           <w:p>
             <w:r>
+              <w:rPr>
+                <w:b/>
+                <w:sz w:val="20"/>
+              </w:rPr>
               <w:t>Câmp</w:t>
             </w:r>
           </w:p>
         </w:tc>
         <w:tc>
           <w:tcPr>
-            <w:tcW w:type="dxa" w:w="1884"/>
+            <w:tcW w:type="dxa" w:w="1872"/>
           </w:tcPr>
           <w:p>
             <w:r>
-              <w:t>Tip de date</w:t>
+              <w:rPr>
+                <w:b/>
+                <w:sz w:val="20"/>
+              </w:rPr>
+              <w:t>Tip</w:t>
             </w:r>
           </w:p>
         </w:tc>
         <w:tc>
           <w:tcPr>
-            <w:tcW w:type="dxa" w:w="1884"/>
+            <w:tcW w:type="dxa" w:w="1872"/>
           </w:tcPr>
           <w:p>
             <w:r>
-              <w:t>PK/FK</w:t>
+              <w:rPr>
+                <w:b/>
+                <w:sz w:val="20"/>
+              </w:rPr>
+              <w:t>Cheie</w:t>
             </w:r>
           </w:p>
         </w:tc>
         <w:tc>
           <w:tcPr>
-            <w:tcW w:type="dxa" w:w="1884"/>
+            <w:tcW w:type="dxa" w:w="1872"/>
           </w:tcPr>
           <w:p>
             <w:r>
+              <w:rPr>
+                <w:b/>
+                <w:sz w:val="20"/>
+              </w:rPr>
               <w:t>Null</w:t>
             </w:r>
           </w:p>
         </w:tc>
         <w:tc>
           <w:tcPr>
-            <w:tcW w:type="dxa" w:w="1884"/>
+            <w:tcW w:type="dxa" w:w="1872"/>
           </w:tcPr>
           <w:p>
             <w:r>
+              <w:rPr>
+                <w:b/>
+                <w:sz w:val="20"/>
+              </w:rPr>
               <w:t>Descriere</w:t>
             </w:r>
           </w:p>
@@ -1981,51 +1530,66 @@
       <w:tr>
         <w:tc>
           <w:tcPr>
-            <w:tcW w:type="dxa" w:w="1884"/>
+            <w:tcW w:type="dxa" w:w="1872"/>
           </w:tcPr>
           <w:p>
             <w:r>
+              <w:rPr>
+                <w:sz w:val="19"/>
+              </w:rPr>
               <w:t>id</w:t>
             </w:r>
           </w:p>
         </w:tc>
         <w:tc>
           <w:tcPr>
-            <w:tcW w:type="dxa" w:w="1884"/>
+            <w:tcW w:type="dxa" w:w="1872"/>
           </w:tcPr>
           <w:p>
             <w:r>
+              <w:rPr>
+                <w:sz w:val="19"/>
+              </w:rPr>
               <w:t>INT / SERIAL</w:t>
             </w:r>
           </w:p>
         </w:tc>
         <w:tc>
           <w:tcPr>
-            <w:tcW w:type="dxa" w:w="1884"/>
+            <w:tcW w:type="dxa" w:w="1872"/>
           </w:tcPr>
           <w:p>
             <w:r>
+              <w:rPr>
+                <w:sz w:val="19"/>
+              </w:rPr>
               <w:t>PK</w:t>
             </w:r>
           </w:p>
         </w:tc>
         <w:tc>
           <w:tcPr>
-            <w:tcW w:type="dxa" w:w="1884"/>
+            <w:tcW w:type="dxa" w:w="1872"/>
           </w:tcPr>
           <w:p>
             <w:r>
+              <w:rPr>
+                <w:sz w:val="19"/>
+              </w:rPr>
               <w:t>NOT NULL</w:t>
             </w:r>
           </w:p>
         </w:tc>
         <w:tc>
           <w:tcPr>
-            <w:tcW w:type="dxa" w:w="1884"/>
+            <w:tcW w:type="dxa" w:w="1872"/>
           </w:tcPr>
           <w:p>
             <w:r>
-              <w:t>Identificator unic tranzactie</w:t>
+              <w:rPr>
+                <w:sz w:val="19"/>
+              </w:rPr>
+              <w:t>ID unic plata planificata</w:t>
             </w:r>
           </w:p>
         </w:tc>
@@ -2033,51 +1597,66 @@
       <w:tr>
         <w:tc>
           <w:tcPr>
-            <w:tcW w:type="dxa" w:w="1884"/>
+            <w:tcW w:type="dxa" w:w="1872"/>
           </w:tcPr>
           <w:p>
             <w:r>
-              <w:t>source_account_id</w:t>
+              <w:rPr>
+                <w:sz w:val="19"/>
+              </w:rPr>
+              <w:t>account_id</w:t>
             </w:r>
           </w:p>
         </w:tc>
         <w:tc>
           <w:tcPr>
-            <w:tcW w:type="dxa" w:w="1884"/>
+            <w:tcW w:type="dxa" w:w="1872"/>
           </w:tcPr>
           <w:p>
             <w:r>
+              <w:rPr>
+                <w:sz w:val="19"/>
+              </w:rPr>
               <w:t>INT</w:t>
             </w:r>
           </w:p>
         </w:tc>
         <w:tc>
           <w:tcPr>
-            <w:tcW w:type="dxa" w:w="1884"/>
+            <w:tcW w:type="dxa" w:w="1872"/>
           </w:tcPr>
           <w:p>
             <w:r>
+              <w:rPr>
+                <w:sz w:val="19"/>
+              </w:rPr>
               <w:t>FK</w:t>
             </w:r>
           </w:p>
         </w:tc>
         <w:tc>
           <w:tcPr>
-            <w:tcW w:type="dxa" w:w="1884"/>
+            <w:tcW w:type="dxa" w:w="1872"/>
           </w:tcPr>
           <w:p>
             <w:r>
-              <w:t>NULL</w:t>
+              <w:rPr>
+                <w:sz w:val="19"/>
+              </w:rPr>
+              <w:t>NOT NULL</w:t>
             </w:r>
           </w:p>
         </w:tc>
         <w:tc>
           <w:tcPr>
-            <w:tcW w:type="dxa" w:w="1884"/>
+            <w:tcW w:type="dxa" w:w="1872"/>
           </w:tcPr>
           <w:p>
             <w:r>
-              <w:t>Cont sursa debitat (accounts.id)</w:t>
+              <w:rPr>
+                <w:sz w:val="19"/>
+              </w:rPr>
+              <w:t>Contul asociat (accounts.id)</w:t>
             </w:r>
           </w:p>
         </w:tc>
@@ -2085,51 +1664,66 @@
       <w:tr>
         <w:tc>
           <w:tcPr>
-            <w:tcW w:type="dxa" w:w="1884"/>
+            <w:tcW w:type="dxa" w:w="1872"/>
           </w:tcPr>
           <w:p>
             <w:r>
-              <w:t>destination_account_id</w:t>
+              <w:rPr>
+                <w:sz w:val="19"/>
+              </w:rPr>
+              <w:t>category_id</w:t>
             </w:r>
           </w:p>
         </w:tc>
         <w:tc>
           <w:tcPr>
-            <w:tcW w:type="dxa" w:w="1884"/>
+            <w:tcW w:type="dxa" w:w="1872"/>
           </w:tcPr>
           <w:p>
             <w:r>
+              <w:rPr>
+                <w:sz w:val="19"/>
+              </w:rPr>
               <w:t>INT</w:t>
             </w:r>
           </w:p>
         </w:tc>
         <w:tc>
           <w:tcPr>
-            <w:tcW w:type="dxa" w:w="1884"/>
+            <w:tcW w:type="dxa" w:w="1872"/>
           </w:tcPr>
           <w:p>
             <w:r>
+              <w:rPr>
+                <w:sz w:val="19"/>
+              </w:rPr>
               <w:t>FK</w:t>
             </w:r>
           </w:p>
         </w:tc>
         <w:tc>
           <w:tcPr>
-            <w:tcW w:type="dxa" w:w="1884"/>
+            <w:tcW w:type="dxa" w:w="1872"/>
           </w:tcPr>
           <w:p>
             <w:r>
-              <w:t>NULL</w:t>
+              <w:rPr>
+                <w:sz w:val="19"/>
+              </w:rPr>
+              <w:t>NOT NULL</w:t>
             </w:r>
           </w:p>
         </w:tc>
         <w:tc>
           <w:tcPr>
-            <w:tcW w:type="dxa" w:w="1884"/>
+            <w:tcW w:type="dxa" w:w="1872"/>
           </w:tcPr>
           <w:p>
             <w:r>
-              <w:t>Cont destinatie creditat (accounts.id)</w:t>
+              <w:rPr>
+                <w:sz w:val="19"/>
+              </w:rPr>
+              <w:t>Categoria platii (categories.id)</w:t>
             </w:r>
           </w:p>
         </w:tc>
@@ -2137,51 +1731,66 @@
       <w:tr>
         <w:tc>
           <w:tcPr>
-            <w:tcW w:type="dxa" w:w="1884"/>
+            <w:tcW w:type="dxa" w:w="1872"/>
           </w:tcPr>
           <w:p>
             <w:r>
-              <w:t>category_id</w:t>
+              <w:rPr>
+                <w:sz w:val="19"/>
+              </w:rPr>
+              <w:t>title</w:t>
             </w:r>
           </w:p>
         </w:tc>
         <w:tc>
           <w:tcPr>
-            <w:tcW w:type="dxa" w:w="1884"/>
+            <w:tcW w:type="dxa" w:w="1872"/>
           </w:tcPr>
           <w:p>
             <w:r>
-              <w:t>INT</w:t>
+              <w:rPr>
+                <w:sz w:val="19"/>
+              </w:rPr>
+              <w:t>VARCHAR(150)</w:t>
             </w:r>
           </w:p>
         </w:tc>
         <w:tc>
           <w:tcPr>
-            <w:tcW w:type="dxa" w:w="1884"/>
+            <w:tcW w:type="dxa" w:w="1872"/>
           </w:tcPr>
           <w:p>
             <w:r>
-              <w:t>FK</w:t>
+              <w:rPr>
+                <w:sz w:val="19"/>
+              </w:rPr>
+              <w:t>-</w:t>
             </w:r>
           </w:p>
         </w:tc>
         <w:tc>
           <w:tcPr>
-            <w:tcW w:type="dxa" w:w="1884"/>
+            <w:tcW w:type="dxa" w:w="1872"/>
           </w:tcPr>
           <w:p>
             <w:r>
-              <w:t>NULL</w:t>
+              <w:rPr>
+                <w:sz w:val="19"/>
+              </w:rPr>
+              <w:t>NOT NULL</w:t>
             </w:r>
           </w:p>
         </w:tc>
         <w:tc>
           <w:tcPr>
-            <w:tcW w:type="dxa" w:w="1884"/>
+            <w:tcW w:type="dxa" w:w="1872"/>
           </w:tcPr>
           <w:p>
             <w:r>
-              <w:t>Categoria operatiunii (categories.id)</w:t>
+              <w:rPr>
+                <w:sz w:val="19"/>
+              </w:rPr>
+              <w:t>Descriere scurta obligatie</w:t>
             </w:r>
           </w:p>
         </w:tc>
@@ -2189,51 +1798,66 @@
       <w:tr>
         <w:tc>
           <w:tcPr>
-            <w:tcW w:type="dxa" w:w="1884"/>
+            <w:tcW w:type="dxa" w:w="1872"/>
           </w:tcPr>
           <w:p>
             <w:r>
-              <w:t>planned_payment_id</w:t>
+              <w:rPr>
+                <w:sz w:val="19"/>
+              </w:rPr>
+              <w:t>amount</w:t>
             </w:r>
           </w:p>
         </w:tc>
         <w:tc>
           <w:tcPr>
-            <w:tcW w:type="dxa" w:w="1884"/>
+            <w:tcW w:type="dxa" w:w="1872"/>
           </w:tcPr>
           <w:p>
             <w:r>
-              <w:t>INT</w:t>
+              <w:rPr>
+                <w:sz w:val="19"/>
+              </w:rPr>
+              <w:t>DECIMAL(12,2)</w:t>
             </w:r>
           </w:p>
         </w:tc>
         <w:tc>
           <w:tcPr>
-            <w:tcW w:type="dxa" w:w="1884"/>
+            <w:tcW w:type="dxa" w:w="1872"/>
           </w:tcPr>
           <w:p>
             <w:r>
-              <w:t>FK</w:t>
+              <w:rPr>
+                <w:sz w:val="19"/>
+              </w:rPr>
+              <w:t>-</w:t>
             </w:r>
           </w:p>
         </w:tc>
         <w:tc>
           <w:tcPr>
-            <w:tcW w:type="dxa" w:w="1884"/>
+            <w:tcW w:type="dxa" w:w="1872"/>
           </w:tcPr>
           <w:p>
             <w:r>
-              <w:t>NULL</w:t>
+              <w:rPr>
+                <w:sz w:val="19"/>
+              </w:rPr>
+              <w:t>NOT NULL</w:t>
             </w:r>
           </w:p>
         </w:tc>
         <w:tc>
           <w:tcPr>
-            <w:tcW w:type="dxa" w:w="1884"/>
+            <w:tcW w:type="dxa" w:w="1872"/>
           </w:tcPr>
           <w:p>
             <w:r>
-              <w:t>Legatura cu plata planificata achitata</w:t>
+              <w:rPr>
+                <w:sz w:val="19"/>
+              </w:rPr>
+              <w:t>Valoare suma (&gt; 0.00)</w:t>
             </w:r>
           </w:p>
         </w:tc>
@@ -2241,51 +1865,66 @@
       <w:tr>
         <w:tc>
           <w:tcPr>
-            <w:tcW w:type="dxa" w:w="1884"/>
+            <w:tcW w:type="dxa" w:w="1872"/>
           </w:tcPr>
           <w:p>
             <w:r>
-              <w:t>type</w:t>
+              <w:rPr>
+                <w:sz w:val="19"/>
+              </w:rPr>
+              <w:t>target_month</w:t>
             </w:r>
           </w:p>
         </w:tc>
         <w:tc>
           <w:tcPr>
-            <w:tcW w:type="dxa" w:w="1884"/>
+            <w:tcW w:type="dxa" w:w="1872"/>
           </w:tcPr>
           <w:p>
             <w:r>
-              <w:t>VARCHAR(30)</w:t>
+              <w:rPr>
+                <w:sz w:val="19"/>
+              </w:rPr>
+              <w:t>DATE</w:t>
             </w:r>
           </w:p>
         </w:tc>
         <w:tc>
           <w:tcPr>
-            <w:tcW w:type="dxa" w:w="1884"/>
+            <w:tcW w:type="dxa" w:w="1872"/>
           </w:tcPr>
           <w:p>
             <w:r>
+              <w:rPr>
+                <w:sz w:val="19"/>
+              </w:rPr>
               <w:t>-</w:t>
             </w:r>
           </w:p>
         </w:tc>
         <w:tc>
           <w:tcPr>
-            <w:tcW w:type="dxa" w:w="1884"/>
+            <w:tcW w:type="dxa" w:w="1872"/>
           </w:tcPr>
           <w:p>
             <w:r>
+              <w:rPr>
+                <w:sz w:val="19"/>
+              </w:rPr>
               <w:t>NOT NULL</w:t>
             </w:r>
           </w:p>
         </w:tc>
         <w:tc>
           <w:tcPr>
-            <w:tcW w:type="dxa" w:w="1884"/>
+            <w:tcW w:type="dxa" w:w="1872"/>
           </w:tcPr>
           <w:p>
             <w:r>
-              <w:t>VENIT, CHELTUIALA, TRANSFER_ECONOMII</w:t>
+              <w:rPr>
+                <w:sz w:val="19"/>
+              </w:rPr>
+              <w:t>Luna vizata (ex: 2026-10-01)</w:t>
             </w:r>
           </w:p>
         </w:tc>
@@ -2293,51 +1932,66 @@
       <w:tr>
         <w:tc>
           <w:tcPr>
-            <w:tcW w:type="dxa" w:w="1884"/>
+            <w:tcW w:type="dxa" w:w="1872"/>
           </w:tcPr>
           <w:p>
             <w:r>
-              <w:t>amount</w:t>
+              <w:rPr>
+                <w:sz w:val="19"/>
+              </w:rPr>
+              <w:t>due_date</w:t>
             </w:r>
           </w:p>
         </w:tc>
         <w:tc>
           <w:tcPr>
-            <w:tcW w:type="dxa" w:w="1884"/>
+            <w:tcW w:type="dxa" w:w="1872"/>
           </w:tcPr>
           <w:p>
             <w:r>
-              <w:t>DECIMAL(12,2)</w:t>
+              <w:rPr>
+                <w:sz w:val="19"/>
+              </w:rPr>
+              <w:t>DATE</w:t>
             </w:r>
           </w:p>
         </w:tc>
         <w:tc>
           <w:tcPr>
-            <w:tcW w:type="dxa" w:w="1884"/>
+            <w:tcW w:type="dxa" w:w="1872"/>
           </w:tcPr>
           <w:p>
             <w:r>
+              <w:rPr>
+                <w:sz w:val="19"/>
+              </w:rPr>
               <w:t>-</w:t>
             </w:r>
           </w:p>
         </w:tc>
         <w:tc>
           <w:tcPr>
-            <w:tcW w:type="dxa" w:w="1884"/>
+            <w:tcW w:type="dxa" w:w="1872"/>
           </w:tcPr>
           <w:p>
             <w:r>
-              <w:t>NOT NULL</w:t>
+              <w:rPr>
+                <w:sz w:val="19"/>
+              </w:rPr>
+              <w:t>NULL</w:t>
             </w:r>
           </w:p>
         </w:tc>
         <w:tc>
           <w:tcPr>
-            <w:tcW w:type="dxa" w:w="1884"/>
+            <w:tcW w:type="dxa" w:w="1872"/>
           </w:tcPr>
           <w:p>
             <w:r>
-              <w:t>Suma efectiv tranzactionata (&gt; 0.00)</w:t>
+              <w:rPr>
+                <w:sz w:val="19"/>
+              </w:rPr>
+              <w:t>Data limita scadenta</w:t>
             </w:r>
           </w:p>
         </w:tc>
@@ -2345,51 +1999,66 @@
       <w:tr>
         <w:tc>
           <w:tcPr>
-            <w:tcW w:type="dxa" w:w="1884"/>
+            <w:tcW w:type="dxa" w:w="1872"/>
           </w:tcPr>
           <w:p>
             <w:r>
-              <w:t>transaction_date</w:t>
+              <w:rPr>
+                <w:sz w:val="19"/>
+              </w:rPr>
+              <w:t>status</w:t>
             </w:r>
           </w:p>
         </w:tc>
         <w:tc>
           <w:tcPr>
-            <w:tcW w:type="dxa" w:w="1884"/>
+            <w:tcW w:type="dxa" w:w="1872"/>
           </w:tcPr>
           <w:p>
             <w:r>
-              <w:t>DATETIME / TIMESTAMP</w:t>
+              <w:rPr>
+                <w:sz w:val="19"/>
+              </w:rPr>
+              <w:t>VARCHAR(20)</w:t>
             </w:r>
           </w:p>
         </w:tc>
         <w:tc>
           <w:tcPr>
-            <w:tcW w:type="dxa" w:w="1884"/>
+            <w:tcW w:type="dxa" w:w="1872"/>
           </w:tcPr>
           <w:p>
             <w:r>
+              <w:rPr>
+                <w:sz w:val="19"/>
+              </w:rPr>
               <w:t>-</w:t>
             </w:r>
           </w:p>
         </w:tc>
         <w:tc>
           <w:tcPr>
-            <w:tcW w:type="dxa" w:w="1884"/>
+            <w:tcW w:type="dxa" w:w="1872"/>
           </w:tcPr>
           <w:p>
             <w:r>
+              <w:rPr>
+                <w:sz w:val="19"/>
+              </w:rPr>
               <w:t>NOT NULL</w:t>
             </w:r>
           </w:p>
         </w:tc>
         <w:tc>
           <w:tcPr>
-            <w:tcW w:type="dxa" w:w="1884"/>
+            <w:tcW w:type="dxa" w:w="1872"/>
           </w:tcPr>
           <w:p>
             <w:r>
-              <w:t>Data si ora executiei</w:t>
+              <w:rPr>
+                <w:sz w:val="19"/>
+              </w:rPr>
+              <w:t>PLANIFICAT, ACHITAT, ANULAT</w:t>
             </w:r>
           </w:p>
         </w:tc>
@@ -2397,51 +2066,66 @@
       <w:tr>
         <w:tc>
           <w:tcPr>
-            <w:tcW w:type="dxa" w:w="1884"/>
+            <w:tcW w:type="dxa" w:w="1872"/>
           </w:tcPr>
           <w:p>
             <w:r>
-              <w:t>description</w:t>
+              <w:rPr>
+                <w:sz w:val="19"/>
+              </w:rPr>
+              <w:t>is_recurring</w:t>
             </w:r>
           </w:p>
         </w:tc>
         <w:tc>
           <w:tcPr>
-            <w:tcW w:type="dxa" w:w="1884"/>
+            <w:tcW w:type="dxa" w:w="1872"/>
           </w:tcPr>
           <w:p>
             <w:r>
-              <w:t>TEXT</w:t>
+              <w:rPr>
+                <w:sz w:val="19"/>
+              </w:rPr>
+              <w:t>BOOLEAN</w:t>
             </w:r>
           </w:p>
         </w:tc>
         <w:tc>
           <w:tcPr>
-            <w:tcW w:type="dxa" w:w="1884"/>
+            <w:tcW w:type="dxa" w:w="1872"/>
           </w:tcPr>
           <w:p>
             <w:r>
+              <w:rPr>
+                <w:sz w:val="19"/>
+              </w:rPr>
               <w:t>-</w:t>
             </w:r>
           </w:p>
         </w:tc>
         <w:tc>
           <w:tcPr>
-            <w:tcW w:type="dxa" w:w="1884"/>
+            <w:tcW w:type="dxa" w:w="1872"/>
           </w:tcPr>
           <w:p>
             <w:r>
-              <w:t>NULL</w:t>
+              <w:rPr>
+                <w:sz w:val="19"/>
+              </w:rPr>
+              <w:t>NOT NULL</w:t>
             </w:r>
           </w:p>
         </w:tc>
         <w:tc>
           <w:tcPr>
-            <w:tcW w:type="dxa" w:w="1884"/>
+            <w:tcW w:type="dxa" w:w="1872"/>
           </w:tcPr>
           <w:p>
             <w:r>
-              <w:t>Detalii optionale despre tranzactie</w:t>
+              <w:rPr>
+                <w:sz w:val="19"/>
+              </w:rPr>
+              <w:t>True = plata recurenta</w:t>
             </w:r>
           </w:p>
         </w:tc>
@@ -2449,10 +2133,14 @@
     </w:tbl>
     <w:p>
       <w:pPr>
-        <w:spacing w:before="200" w:after="80"/>
+        <w:spacing w:before="160" w:after="40"/>
       </w:pPr>
       <w:r>
-        <w:t>Tabelul 6: Structura tabelei savings_goals</w:t>
+        <w:rPr>
+          <w:b/>
+          <w:sz w:val="22"/>
+        </w:rPr>
+        <w:t>Tabelul 5: transactions (Tranzactii executate)</w:t>
       </w:r>
     </w:p>
     <w:tbl>
@@ -2462,59 +2150,79 @@
         <w:tblLook w:firstColumn="1" w:firstRow="1" w:lastColumn="0" w:lastRow="0" w:noHBand="0" w:noVBand="1" w:val="04A0"/>
       </w:tblPr>
       <w:tblGrid>
-        <w:gridCol w:w="1884"/>
-        <w:gridCol w:w="1884"/>
-        <w:gridCol w:w="1884"/>
-        <w:gridCol w:w="1884"/>
-        <w:gridCol w:w="1884"/>
+        <w:gridCol w:w="1872"/>
+        <w:gridCol w:w="1872"/>
+        <w:gridCol w:w="1872"/>
+        <w:gridCol w:w="1872"/>
+        <w:gridCol w:w="1872"/>
       </w:tblGrid>
       <w:tr>
         <w:tc>
           <w:tcPr>
-            <w:tcW w:type="dxa" w:w="1884"/>
+            <w:tcW w:type="dxa" w:w="1872"/>
           </w:tcPr>
           <w:p>
             <w:r>
+              <w:rPr>
+                <w:b/>
+                <w:sz w:val="20"/>
+              </w:rPr>
               <w:t>Câmp</w:t>
             </w:r>
           </w:p>
         </w:tc>
         <w:tc>
           <w:tcPr>
-            <w:tcW w:type="dxa" w:w="1884"/>
+            <w:tcW w:type="dxa" w:w="1872"/>
           </w:tcPr>
           <w:p>
             <w:r>
-              <w:t>Tip de date</w:t>
+              <w:rPr>
+                <w:b/>
+                <w:sz w:val="20"/>
+              </w:rPr>
+              <w:t>Tip</w:t>
             </w:r>
           </w:p>
         </w:tc>
         <w:tc>
           <w:tcPr>
-            <w:tcW w:type="dxa" w:w="1884"/>
+            <w:tcW w:type="dxa" w:w="1872"/>
           </w:tcPr>
           <w:p>
             <w:r>
-              <w:t>PK/FK</w:t>
+              <w:rPr>
+                <w:b/>
+                <w:sz w:val="20"/>
+              </w:rPr>
+              <w:t>Cheie</w:t>
             </w:r>
           </w:p>
         </w:tc>
         <w:tc>
           <w:tcPr>
-            <w:tcW w:type="dxa" w:w="1884"/>
+            <w:tcW w:type="dxa" w:w="1872"/>
           </w:tcPr>
           <w:p>
             <w:r>
+              <w:rPr>
+                <w:b/>
+                <w:sz w:val="20"/>
+              </w:rPr>
               <w:t>Null</w:t>
             </w:r>
           </w:p>
         </w:tc>
         <w:tc>
           <w:tcPr>
-            <w:tcW w:type="dxa" w:w="1884"/>
+            <w:tcW w:type="dxa" w:w="1872"/>
           </w:tcPr>
           <w:p>
             <w:r>
+              <w:rPr>
+                <w:b/>
+                <w:sz w:val="20"/>
+              </w:rPr>
               <w:t>Descriere</w:t>
             </w:r>
           </w:p>
@@ -2523,51 +2231,66 @@
       <w:tr>
         <w:tc>
           <w:tcPr>
-            <w:tcW w:type="dxa" w:w="1884"/>
+            <w:tcW w:type="dxa" w:w="1872"/>
           </w:tcPr>
           <w:p>
             <w:r>
+              <w:rPr>
+                <w:sz w:val="19"/>
+              </w:rPr>
               <w:t>id</w:t>
             </w:r>
           </w:p>
         </w:tc>
         <w:tc>
           <w:tcPr>
-            <w:tcW w:type="dxa" w:w="1884"/>
+            <w:tcW w:type="dxa" w:w="1872"/>
           </w:tcPr>
           <w:p>
             <w:r>
+              <w:rPr>
+                <w:sz w:val="19"/>
+              </w:rPr>
               <w:t>INT / SERIAL</w:t>
             </w:r>
           </w:p>
         </w:tc>
         <w:tc>
           <w:tcPr>
-            <w:tcW w:type="dxa" w:w="1884"/>
+            <w:tcW w:type="dxa" w:w="1872"/>
           </w:tcPr>
           <w:p>
             <w:r>
+              <w:rPr>
+                <w:sz w:val="19"/>
+              </w:rPr>
               <w:t>PK</w:t>
             </w:r>
           </w:p>
         </w:tc>
         <w:tc>
           <w:tcPr>
-            <w:tcW w:type="dxa" w:w="1884"/>
+            <w:tcW w:type="dxa" w:w="1872"/>
           </w:tcPr>
           <w:p>
             <w:r>
+              <w:rPr>
+                <w:sz w:val="19"/>
+              </w:rPr>
               <w:t>NOT NULL</w:t>
             </w:r>
           </w:p>
         </w:tc>
         <w:tc>
           <w:tcPr>
-            <w:tcW w:type="dxa" w:w="1884"/>
+            <w:tcW w:type="dxa" w:w="1872"/>
           </w:tcPr>
           <w:p>
             <w:r>
-              <w:t>Identificator unic obiectiv economii</w:t>
+              <w:rPr>
+                <w:sz w:val="19"/>
+              </w:rPr>
+              <w:t>ID unic tranzactie</w:t>
             </w:r>
           </w:p>
         </w:tc>
@@ -2575,51 +2298,66 @@
       <w:tr>
         <w:tc>
           <w:tcPr>
-            <w:tcW w:type="dxa" w:w="1884"/>
+            <w:tcW w:type="dxa" w:w="1872"/>
           </w:tcPr>
           <w:p>
             <w:r>
-              <w:t>account_id</w:t>
+              <w:rPr>
+                <w:sz w:val="19"/>
+              </w:rPr>
+              <w:t>source_account_id</w:t>
             </w:r>
           </w:p>
         </w:tc>
         <w:tc>
           <w:tcPr>
-            <w:tcW w:type="dxa" w:w="1884"/>
+            <w:tcW w:type="dxa" w:w="1872"/>
           </w:tcPr>
           <w:p>
             <w:r>
+              <w:rPr>
+                <w:sz w:val="19"/>
+              </w:rPr>
               <w:t>INT</w:t>
             </w:r>
           </w:p>
         </w:tc>
         <w:tc>
           <w:tcPr>
-            <w:tcW w:type="dxa" w:w="1884"/>
+            <w:tcW w:type="dxa" w:w="1872"/>
           </w:tcPr>
           <w:p>
             <w:r>
+              <w:rPr>
+                <w:sz w:val="19"/>
+              </w:rPr>
               <w:t>FK</w:t>
             </w:r>
           </w:p>
         </w:tc>
         <w:tc>
           <w:tcPr>
-            <w:tcW w:type="dxa" w:w="1884"/>
+            <w:tcW w:type="dxa" w:w="1872"/>
           </w:tcPr>
           <w:p>
             <w:r>
-              <w:t>NOT NULL</w:t>
+              <w:rPr>
+                <w:sz w:val="19"/>
+              </w:rPr>
+              <w:t>NULL</w:t>
             </w:r>
           </w:p>
         </w:tc>
         <w:tc>
           <w:tcPr>
-            <w:tcW w:type="dxa" w:w="1884"/>
+            <w:tcW w:type="dxa" w:w="1872"/>
           </w:tcPr>
           <w:p>
             <w:r>
-              <w:t>Contul de economii asociat (accounts.id)</w:t>
+              <w:rPr>
+                <w:sz w:val="19"/>
+              </w:rPr>
+              <w:t>Cont debitat (accounts.id)</w:t>
             </w:r>
           </w:p>
         </w:tc>
@@ -2627,51 +2365,66 @@
       <w:tr>
         <w:tc>
           <w:tcPr>
-            <w:tcW w:type="dxa" w:w="1884"/>
+            <w:tcW w:type="dxa" w:w="1872"/>
           </w:tcPr>
           <w:p>
             <w:r>
-              <w:t>title</w:t>
+              <w:rPr>
+                <w:sz w:val="19"/>
+              </w:rPr>
+              <w:t>destination_account_id</w:t>
             </w:r>
           </w:p>
         </w:tc>
         <w:tc>
           <w:tcPr>
-            <w:tcW w:type="dxa" w:w="1884"/>
+            <w:tcW w:type="dxa" w:w="1872"/>
           </w:tcPr>
           <w:p>
             <w:r>
-              <w:t>VARCHAR(100)</w:t>
+              <w:rPr>
+                <w:sz w:val="19"/>
+              </w:rPr>
+              <w:t>INT</w:t>
             </w:r>
           </w:p>
         </w:tc>
         <w:tc>
           <w:tcPr>
-            <w:tcW w:type="dxa" w:w="1884"/>
+            <w:tcW w:type="dxa" w:w="1872"/>
           </w:tcPr>
           <w:p>
             <w:r>
-              <w:t>-</w:t>
+              <w:rPr>
+                <w:sz w:val="19"/>
+              </w:rPr>
+              <w:t>FK</w:t>
             </w:r>
           </w:p>
         </w:tc>
         <w:tc>
           <w:tcPr>
-            <w:tcW w:type="dxa" w:w="1884"/>
+            <w:tcW w:type="dxa" w:w="1872"/>
           </w:tcPr>
           <w:p>
             <w:r>
-              <w:t>NOT NULL</w:t>
+              <w:rPr>
+                <w:sz w:val="19"/>
+              </w:rPr>
+              <w:t>NULL</w:t>
             </w:r>
           </w:p>
         </w:tc>
         <w:tc>
           <w:tcPr>
-            <w:tcW w:type="dxa" w:w="1884"/>
+            <w:tcW w:type="dxa" w:w="1872"/>
           </w:tcPr>
           <w:p>
             <w:r>
-              <w:t>Nume obiectiv (ex: Fond Urgenta)</w:t>
+              <w:rPr>
+                <w:sz w:val="19"/>
+              </w:rPr>
+              <w:t>Cont creditat (accounts.id)</w:t>
             </w:r>
           </w:p>
         </w:tc>
@@ -2679,51 +2432,66 @@
       <w:tr>
         <w:tc>
           <w:tcPr>
-            <w:tcW w:type="dxa" w:w="1884"/>
+            <w:tcW w:type="dxa" w:w="1872"/>
           </w:tcPr>
           <w:p>
             <w:r>
-              <w:t>target_amount</w:t>
+              <w:rPr>
+                <w:sz w:val="19"/>
+              </w:rPr>
+              <w:t>category_id</w:t>
             </w:r>
           </w:p>
         </w:tc>
         <w:tc>
           <w:tcPr>
-            <w:tcW w:type="dxa" w:w="1884"/>
+            <w:tcW w:type="dxa" w:w="1872"/>
           </w:tcPr>
           <w:p>
             <w:r>
-              <w:t>DECIMAL(12,2)</w:t>
+              <w:rPr>
+                <w:sz w:val="19"/>
+              </w:rPr>
+              <w:t>INT</w:t>
             </w:r>
           </w:p>
         </w:tc>
         <w:tc>
           <w:tcPr>
-            <w:tcW w:type="dxa" w:w="1884"/>
+            <w:tcW w:type="dxa" w:w="1872"/>
           </w:tcPr>
           <w:p>
             <w:r>
-              <w:t>-</w:t>
+              <w:rPr>
+                <w:sz w:val="19"/>
+              </w:rPr>
+              <w:t>FK</w:t>
             </w:r>
           </w:p>
         </w:tc>
         <w:tc>
           <w:tcPr>
-            <w:tcW w:type="dxa" w:w="1884"/>
+            <w:tcW w:type="dxa" w:w="1872"/>
           </w:tcPr>
           <w:p>
             <w:r>
-              <w:t>NOT NULL</w:t>
+              <w:rPr>
+                <w:sz w:val="19"/>
+              </w:rPr>
+              <w:t>NULL</w:t>
             </w:r>
           </w:p>
         </w:tc>
         <w:tc>
           <w:tcPr>
-            <w:tcW w:type="dxa" w:w="1884"/>
+            <w:tcW w:type="dxa" w:w="1872"/>
           </w:tcPr>
           <w:p>
             <w:r>
-              <w:t>Suma totala vizata (&gt; 0.00)</w:t>
+              <w:rPr>
+                <w:sz w:val="19"/>
+              </w:rPr>
+              <w:t>Categoria operatiunii</w:t>
             </w:r>
           </w:p>
         </w:tc>
@@ -2731,51 +2499,66 @@
       <w:tr>
         <w:tc>
           <w:tcPr>
-            <w:tcW w:type="dxa" w:w="1884"/>
+            <w:tcW w:type="dxa" w:w="1872"/>
           </w:tcPr>
           <w:p>
             <w:r>
-              <w:t>current_amount</w:t>
+              <w:rPr>
+                <w:sz w:val="19"/>
+              </w:rPr>
+              <w:t>type</w:t>
             </w:r>
           </w:p>
         </w:tc>
         <w:tc>
           <w:tcPr>
-            <w:tcW w:type="dxa" w:w="1884"/>
+            <w:tcW w:type="dxa" w:w="1872"/>
           </w:tcPr>
           <w:p>
             <w:r>
-              <w:t>DECIMAL(12,2)</w:t>
+              <w:rPr>
+                <w:sz w:val="19"/>
+              </w:rPr>
+              <w:t>VARCHAR(30)</w:t>
             </w:r>
           </w:p>
         </w:tc>
         <w:tc>
           <w:tcPr>
-            <w:tcW w:type="dxa" w:w="1884"/>
+            <w:tcW w:type="dxa" w:w="1872"/>
           </w:tcPr>
           <w:p>
             <w:r>
+              <w:rPr>
+                <w:sz w:val="19"/>
+              </w:rPr>
               <w:t>-</w:t>
             </w:r>
           </w:p>
         </w:tc>
         <w:tc>
           <w:tcPr>
-            <w:tcW w:type="dxa" w:w="1884"/>
+            <w:tcW w:type="dxa" w:w="1872"/>
           </w:tcPr>
           <w:p>
             <w:r>
+              <w:rPr>
+                <w:sz w:val="19"/>
+              </w:rPr>
               <w:t>NOT NULL</w:t>
             </w:r>
           </w:p>
         </w:tc>
         <w:tc>
           <w:tcPr>
-            <w:tcW w:type="dxa" w:w="1884"/>
+            <w:tcW w:type="dxa" w:w="1872"/>
           </w:tcPr>
           <w:p>
             <w:r>
-              <w:t>Suma acumulata pana in prezent</w:t>
+              <w:rPr>
+                <w:sz w:val="19"/>
+              </w:rPr>
+              <w:t>VENIT, CHELTUIALA, TRANSFER_ECONOMII</w:t>
             </w:r>
           </w:p>
         </w:tc>
@@ -2783,59 +2566,728 @@
       <w:tr>
         <w:tc>
           <w:tcPr>
-            <w:tcW w:type="dxa" w:w="1884"/>
+            <w:tcW w:type="dxa" w:w="1872"/>
           </w:tcPr>
           <w:p>
             <w:r>
+              <w:rPr>
+                <w:sz w:val="19"/>
+              </w:rPr>
+              <w:t>amount</w:t>
+            </w:r>
+          </w:p>
+        </w:tc>
+        <w:tc>
+          <w:tcPr>
+            <w:tcW w:type="dxa" w:w="1872"/>
+          </w:tcPr>
+          <w:p>
+            <w:r>
+              <w:rPr>
+                <w:sz w:val="19"/>
+              </w:rPr>
+              <w:t>DECIMAL(12,2)</w:t>
+            </w:r>
+          </w:p>
+        </w:tc>
+        <w:tc>
+          <w:tcPr>
+            <w:tcW w:type="dxa" w:w="1872"/>
+          </w:tcPr>
+          <w:p>
+            <w:r>
+              <w:rPr>
+                <w:sz w:val="19"/>
+              </w:rPr>
+              <w:t>-</w:t>
+            </w:r>
+          </w:p>
+        </w:tc>
+        <w:tc>
+          <w:tcPr>
+            <w:tcW w:type="dxa" w:w="1872"/>
+          </w:tcPr>
+          <w:p>
+            <w:r>
+              <w:rPr>
+                <w:sz w:val="19"/>
+              </w:rPr>
+              <w:t>NOT NULL</w:t>
+            </w:r>
+          </w:p>
+        </w:tc>
+        <w:tc>
+          <w:tcPr>
+            <w:tcW w:type="dxa" w:w="1872"/>
+          </w:tcPr>
+          <w:p>
+            <w:r>
+              <w:rPr>
+                <w:sz w:val="19"/>
+              </w:rPr>
+              <w:t>Valoare tranzactionata (&gt; 0.00)</w:t>
+            </w:r>
+          </w:p>
+        </w:tc>
+      </w:tr>
+      <w:tr>
+        <w:tc>
+          <w:tcPr>
+            <w:tcW w:type="dxa" w:w="1872"/>
+          </w:tcPr>
+          <w:p>
+            <w:r>
+              <w:rPr>
+                <w:sz w:val="19"/>
+              </w:rPr>
+              <w:t>transaction_date</w:t>
+            </w:r>
+          </w:p>
+        </w:tc>
+        <w:tc>
+          <w:tcPr>
+            <w:tcW w:type="dxa" w:w="1872"/>
+          </w:tcPr>
+          <w:p>
+            <w:r>
+              <w:rPr>
+                <w:sz w:val="19"/>
+              </w:rPr>
+              <w:t>TIMESTAMP</w:t>
+            </w:r>
+          </w:p>
+        </w:tc>
+        <w:tc>
+          <w:tcPr>
+            <w:tcW w:type="dxa" w:w="1872"/>
+          </w:tcPr>
+          <w:p>
+            <w:r>
+              <w:rPr>
+                <w:sz w:val="19"/>
+              </w:rPr>
+              <w:t>-</w:t>
+            </w:r>
+          </w:p>
+        </w:tc>
+        <w:tc>
+          <w:tcPr>
+            <w:tcW w:type="dxa" w:w="1872"/>
+          </w:tcPr>
+          <w:p>
+            <w:r>
+              <w:rPr>
+                <w:sz w:val="19"/>
+              </w:rPr>
+              <w:t>NOT NULL</w:t>
+            </w:r>
+          </w:p>
+        </w:tc>
+        <w:tc>
+          <w:tcPr>
+            <w:tcW w:type="dxa" w:w="1872"/>
+          </w:tcPr>
+          <w:p>
+            <w:r>
+              <w:rPr>
+                <w:sz w:val="19"/>
+              </w:rPr>
+              <w:t>Data si ora executiei</w:t>
+            </w:r>
+          </w:p>
+        </w:tc>
+      </w:tr>
+      <w:tr>
+        <w:tc>
+          <w:tcPr>
+            <w:tcW w:type="dxa" w:w="1872"/>
+          </w:tcPr>
+          <w:p>
+            <w:r>
+              <w:rPr>
+                <w:sz w:val="19"/>
+              </w:rPr>
+              <w:t>description</w:t>
+            </w:r>
+          </w:p>
+        </w:tc>
+        <w:tc>
+          <w:tcPr>
+            <w:tcW w:type="dxa" w:w="1872"/>
+          </w:tcPr>
+          <w:p>
+            <w:r>
+              <w:rPr>
+                <w:sz w:val="19"/>
+              </w:rPr>
+              <w:t>TEXT</w:t>
+            </w:r>
+          </w:p>
+        </w:tc>
+        <w:tc>
+          <w:tcPr>
+            <w:tcW w:type="dxa" w:w="1872"/>
+          </w:tcPr>
+          <w:p>
+            <w:r>
+              <w:rPr>
+                <w:sz w:val="19"/>
+              </w:rPr>
+              <w:t>-</w:t>
+            </w:r>
+          </w:p>
+        </w:tc>
+        <w:tc>
+          <w:tcPr>
+            <w:tcW w:type="dxa" w:w="1872"/>
+          </w:tcPr>
+          <w:p>
+            <w:r>
+              <w:rPr>
+                <w:sz w:val="19"/>
+              </w:rPr>
+              <w:t>NULL</w:t>
+            </w:r>
+          </w:p>
+        </w:tc>
+        <w:tc>
+          <w:tcPr>
+            <w:tcW w:type="dxa" w:w="1872"/>
+          </w:tcPr>
+          <w:p>
+            <w:r>
+              <w:rPr>
+                <w:sz w:val="19"/>
+              </w:rPr>
+              <w:t>Detalii optionale</w:t>
+            </w:r>
+          </w:p>
+        </w:tc>
+      </w:tr>
+    </w:tbl>
+    <w:p>
+      <w:pPr>
+        <w:spacing w:before="160" w:after="40"/>
+      </w:pPr>
+      <w:r>
+        <w:rPr>
+          <w:b/>
+          <w:sz w:val="22"/>
+        </w:rPr>
+        <w:t>Tabelul 6: savings_goals (Obiective de economisire)</w:t>
+      </w:r>
+    </w:p>
+    <w:tbl>
+      <w:tblPr>
+        <w:tblW w:type="auto" w:w="0"/>
+        <w:jc w:val="center"/>
+        <w:tblLook w:firstColumn="1" w:firstRow="1" w:lastColumn="0" w:lastRow="0" w:noHBand="0" w:noVBand="1" w:val="04A0"/>
+      </w:tblPr>
+      <w:tblGrid>
+        <w:gridCol w:w="1872"/>
+        <w:gridCol w:w="1872"/>
+        <w:gridCol w:w="1872"/>
+        <w:gridCol w:w="1872"/>
+        <w:gridCol w:w="1872"/>
+      </w:tblGrid>
+      <w:tr>
+        <w:tc>
+          <w:tcPr>
+            <w:tcW w:type="dxa" w:w="1872"/>
+          </w:tcPr>
+          <w:p>
+            <w:r>
+              <w:rPr>
+                <w:b/>
+                <w:sz w:val="20"/>
+              </w:rPr>
+              <w:t>Câmp</w:t>
+            </w:r>
+          </w:p>
+        </w:tc>
+        <w:tc>
+          <w:tcPr>
+            <w:tcW w:type="dxa" w:w="1872"/>
+          </w:tcPr>
+          <w:p>
+            <w:r>
+              <w:rPr>
+                <w:b/>
+                <w:sz w:val="20"/>
+              </w:rPr>
+              <w:t>Tip</w:t>
+            </w:r>
+          </w:p>
+        </w:tc>
+        <w:tc>
+          <w:tcPr>
+            <w:tcW w:type="dxa" w:w="1872"/>
+          </w:tcPr>
+          <w:p>
+            <w:r>
+              <w:rPr>
+                <w:b/>
+                <w:sz w:val="20"/>
+              </w:rPr>
+              <w:t>Cheie</w:t>
+            </w:r>
+          </w:p>
+        </w:tc>
+        <w:tc>
+          <w:tcPr>
+            <w:tcW w:type="dxa" w:w="1872"/>
+          </w:tcPr>
+          <w:p>
+            <w:r>
+              <w:rPr>
+                <w:b/>
+                <w:sz w:val="20"/>
+              </w:rPr>
+              <w:t>Null</w:t>
+            </w:r>
+          </w:p>
+        </w:tc>
+        <w:tc>
+          <w:tcPr>
+            <w:tcW w:type="dxa" w:w="1872"/>
+          </w:tcPr>
+          <w:p>
+            <w:r>
+              <w:rPr>
+                <w:b/>
+                <w:sz w:val="20"/>
+              </w:rPr>
+              <w:t>Descriere</w:t>
+            </w:r>
+          </w:p>
+        </w:tc>
+      </w:tr>
+      <w:tr>
+        <w:tc>
+          <w:tcPr>
+            <w:tcW w:type="dxa" w:w="1872"/>
+          </w:tcPr>
+          <w:p>
+            <w:r>
+              <w:rPr>
+                <w:sz w:val="19"/>
+              </w:rPr>
+              <w:t>id</w:t>
+            </w:r>
+          </w:p>
+        </w:tc>
+        <w:tc>
+          <w:tcPr>
+            <w:tcW w:type="dxa" w:w="1872"/>
+          </w:tcPr>
+          <w:p>
+            <w:r>
+              <w:rPr>
+                <w:sz w:val="19"/>
+              </w:rPr>
+              <w:t>INT / SERIAL</w:t>
+            </w:r>
+          </w:p>
+        </w:tc>
+        <w:tc>
+          <w:tcPr>
+            <w:tcW w:type="dxa" w:w="1872"/>
+          </w:tcPr>
+          <w:p>
+            <w:r>
+              <w:rPr>
+                <w:sz w:val="19"/>
+              </w:rPr>
+              <w:t>PK</w:t>
+            </w:r>
+          </w:p>
+        </w:tc>
+        <w:tc>
+          <w:tcPr>
+            <w:tcW w:type="dxa" w:w="1872"/>
+          </w:tcPr>
+          <w:p>
+            <w:r>
+              <w:rPr>
+                <w:sz w:val="19"/>
+              </w:rPr>
+              <w:t>NOT NULL</w:t>
+            </w:r>
+          </w:p>
+        </w:tc>
+        <w:tc>
+          <w:tcPr>
+            <w:tcW w:type="dxa" w:w="1872"/>
+          </w:tcPr>
+          <w:p>
+            <w:r>
+              <w:rPr>
+                <w:sz w:val="19"/>
+              </w:rPr>
+              <w:t>ID unic obiectiv</w:t>
+            </w:r>
+          </w:p>
+        </w:tc>
+      </w:tr>
+      <w:tr>
+        <w:tc>
+          <w:tcPr>
+            <w:tcW w:type="dxa" w:w="1872"/>
+          </w:tcPr>
+          <w:p>
+            <w:r>
+              <w:rPr>
+                <w:sz w:val="19"/>
+              </w:rPr>
+              <w:t>account_id</w:t>
+            </w:r>
+          </w:p>
+        </w:tc>
+        <w:tc>
+          <w:tcPr>
+            <w:tcW w:type="dxa" w:w="1872"/>
+          </w:tcPr>
+          <w:p>
+            <w:r>
+              <w:rPr>
+                <w:sz w:val="19"/>
+              </w:rPr>
+              <w:t>INT</w:t>
+            </w:r>
+          </w:p>
+        </w:tc>
+        <w:tc>
+          <w:tcPr>
+            <w:tcW w:type="dxa" w:w="1872"/>
+          </w:tcPr>
+          <w:p>
+            <w:r>
+              <w:rPr>
+                <w:sz w:val="19"/>
+              </w:rPr>
+              <w:t>FK</w:t>
+            </w:r>
+          </w:p>
+        </w:tc>
+        <w:tc>
+          <w:tcPr>
+            <w:tcW w:type="dxa" w:w="1872"/>
+          </w:tcPr>
+          <w:p>
+            <w:r>
+              <w:rPr>
+                <w:sz w:val="19"/>
+              </w:rPr>
+              <w:t>NOT NULL</w:t>
+            </w:r>
+          </w:p>
+        </w:tc>
+        <w:tc>
+          <w:tcPr>
+            <w:tcW w:type="dxa" w:w="1872"/>
+          </w:tcPr>
+          <w:p>
+            <w:r>
+              <w:rPr>
+                <w:sz w:val="19"/>
+              </w:rPr>
+              <w:t>Cont economii asociat</w:t>
+            </w:r>
+          </w:p>
+        </w:tc>
+      </w:tr>
+      <w:tr>
+        <w:tc>
+          <w:tcPr>
+            <w:tcW w:type="dxa" w:w="1872"/>
+          </w:tcPr>
+          <w:p>
+            <w:r>
+              <w:rPr>
+                <w:sz w:val="19"/>
+              </w:rPr>
+              <w:t>title</w:t>
+            </w:r>
+          </w:p>
+        </w:tc>
+        <w:tc>
+          <w:tcPr>
+            <w:tcW w:type="dxa" w:w="1872"/>
+          </w:tcPr>
+          <w:p>
+            <w:r>
+              <w:rPr>
+                <w:sz w:val="19"/>
+              </w:rPr>
+              <w:t>VARCHAR(100)</w:t>
+            </w:r>
+          </w:p>
+        </w:tc>
+        <w:tc>
+          <w:tcPr>
+            <w:tcW w:type="dxa" w:w="1872"/>
+          </w:tcPr>
+          <w:p>
+            <w:r>
+              <w:rPr>
+                <w:sz w:val="19"/>
+              </w:rPr>
+              <w:t>-</w:t>
+            </w:r>
+          </w:p>
+        </w:tc>
+        <w:tc>
+          <w:tcPr>
+            <w:tcW w:type="dxa" w:w="1872"/>
+          </w:tcPr>
+          <w:p>
+            <w:r>
+              <w:rPr>
+                <w:sz w:val="19"/>
+              </w:rPr>
+              <w:t>NOT NULL</w:t>
+            </w:r>
+          </w:p>
+        </w:tc>
+        <w:tc>
+          <w:tcPr>
+            <w:tcW w:type="dxa" w:w="1872"/>
+          </w:tcPr>
+          <w:p>
+            <w:r>
+              <w:rPr>
+                <w:sz w:val="19"/>
+              </w:rPr>
+              <w:t>Denumire obiectiv</w:t>
+            </w:r>
+          </w:p>
+        </w:tc>
+      </w:tr>
+      <w:tr>
+        <w:tc>
+          <w:tcPr>
+            <w:tcW w:type="dxa" w:w="1872"/>
+          </w:tcPr>
+          <w:p>
+            <w:r>
+              <w:rPr>
+                <w:sz w:val="19"/>
+              </w:rPr>
+              <w:t>target_amount</w:t>
+            </w:r>
+          </w:p>
+        </w:tc>
+        <w:tc>
+          <w:tcPr>
+            <w:tcW w:type="dxa" w:w="1872"/>
+          </w:tcPr>
+          <w:p>
+            <w:r>
+              <w:rPr>
+                <w:sz w:val="19"/>
+              </w:rPr>
+              <w:t>DECIMAL(12,2)</w:t>
+            </w:r>
+          </w:p>
+        </w:tc>
+        <w:tc>
+          <w:tcPr>
+            <w:tcW w:type="dxa" w:w="1872"/>
+          </w:tcPr>
+          <w:p>
+            <w:r>
+              <w:rPr>
+                <w:sz w:val="19"/>
+              </w:rPr>
+              <w:t>-</w:t>
+            </w:r>
+          </w:p>
+        </w:tc>
+        <w:tc>
+          <w:tcPr>
+            <w:tcW w:type="dxa" w:w="1872"/>
+          </w:tcPr>
+          <w:p>
+            <w:r>
+              <w:rPr>
+                <w:sz w:val="19"/>
+              </w:rPr>
+              <w:t>NOT NULL</w:t>
+            </w:r>
+          </w:p>
+        </w:tc>
+        <w:tc>
+          <w:tcPr>
+            <w:tcW w:type="dxa" w:w="1872"/>
+          </w:tcPr>
+          <w:p>
+            <w:r>
+              <w:rPr>
+                <w:sz w:val="19"/>
+              </w:rPr>
+              <w:t>Suma tinta vizata</w:t>
+            </w:r>
+          </w:p>
+        </w:tc>
+      </w:tr>
+      <w:tr>
+        <w:tc>
+          <w:tcPr>
+            <w:tcW w:type="dxa" w:w="1872"/>
+          </w:tcPr>
+          <w:p>
+            <w:r>
+              <w:rPr>
+                <w:sz w:val="19"/>
+              </w:rPr>
+              <w:t>current_amount</w:t>
+            </w:r>
+          </w:p>
+        </w:tc>
+        <w:tc>
+          <w:tcPr>
+            <w:tcW w:type="dxa" w:w="1872"/>
+          </w:tcPr>
+          <w:p>
+            <w:r>
+              <w:rPr>
+                <w:sz w:val="19"/>
+              </w:rPr>
+              <w:t>DECIMAL(12,2)</w:t>
+            </w:r>
+          </w:p>
+        </w:tc>
+        <w:tc>
+          <w:tcPr>
+            <w:tcW w:type="dxa" w:w="1872"/>
+          </w:tcPr>
+          <w:p>
+            <w:r>
+              <w:rPr>
+                <w:sz w:val="19"/>
+              </w:rPr>
+              <w:t>-</w:t>
+            </w:r>
+          </w:p>
+        </w:tc>
+        <w:tc>
+          <w:tcPr>
+            <w:tcW w:type="dxa" w:w="1872"/>
+          </w:tcPr>
+          <w:p>
+            <w:r>
+              <w:rPr>
+                <w:sz w:val="19"/>
+              </w:rPr>
+              <w:t>NOT NULL</w:t>
+            </w:r>
+          </w:p>
+        </w:tc>
+        <w:tc>
+          <w:tcPr>
+            <w:tcW w:type="dxa" w:w="1872"/>
+          </w:tcPr>
+          <w:p>
+            <w:r>
+              <w:rPr>
+                <w:sz w:val="19"/>
+              </w:rPr>
+              <w:t>Suma stransa pana in prezent</w:t>
+            </w:r>
+          </w:p>
+        </w:tc>
+      </w:tr>
+      <w:tr>
+        <w:tc>
+          <w:tcPr>
+            <w:tcW w:type="dxa" w:w="1872"/>
+          </w:tcPr>
+          <w:p>
+            <w:r>
+              <w:rPr>
+                <w:sz w:val="19"/>
+              </w:rPr>
               <w:t>deadline</w:t>
             </w:r>
           </w:p>
         </w:tc>
         <w:tc>
           <w:tcPr>
-            <w:tcW w:type="dxa" w:w="1884"/>
+            <w:tcW w:type="dxa" w:w="1872"/>
           </w:tcPr>
           <w:p>
             <w:r>
+              <w:rPr>
+                <w:sz w:val="19"/>
+              </w:rPr>
               <w:t>DATE</w:t>
             </w:r>
           </w:p>
         </w:tc>
         <w:tc>
           <w:tcPr>
-            <w:tcW w:type="dxa" w:w="1884"/>
+            <w:tcW w:type="dxa" w:w="1872"/>
           </w:tcPr>
           <w:p>
             <w:r>
+              <w:rPr>
+                <w:sz w:val="19"/>
+              </w:rPr>
               <w:t>-</w:t>
             </w:r>
           </w:p>
         </w:tc>
         <w:tc>
           <w:tcPr>
-            <w:tcW w:type="dxa" w:w="1884"/>
+            <w:tcW w:type="dxa" w:w="1872"/>
           </w:tcPr>
           <w:p>
             <w:r>
+              <w:rPr>
+                <w:sz w:val="19"/>
+              </w:rPr>
               <w:t>NULL</w:t>
             </w:r>
           </w:p>
         </w:tc>
         <w:tc>
           <w:tcPr>
-            <w:tcW w:type="dxa" w:w="1884"/>
+            <w:tcW w:type="dxa" w:w="1872"/>
           </w:tcPr>
           <w:p>
             <w:r>
-              <w:t>Data tinta estimata pentru atingere</w:t>
+              <w:rPr>
+                <w:sz w:val="19"/>
+              </w:rPr>
+              <w:t>Data limita estimata</w:t>
             </w:r>
           </w:p>
         </w:tc>
       </w:tr>
     </w:tbl>
+    <w:p>
+      <w:pPr>
+        <w:spacing w:before="280" w:after="80"/>
+      </w:pPr>
+      <w:r>
+        <w:rPr>
+          <w:b/>
+          <w:sz w:val="26"/>
+        </w:rPr>
+        <w:t>5. Concluzii</w:t>
+      </w:r>
+    </w:p>
+    <w:p>
+      <w:pPr>
+        <w:spacing w:after="120" w:line="276" w:lineRule="auto"/>
+      </w:pPr>
+      <w:r>
+        <w:t>Baza de date a fost implementată respectând regulile de integritate referențială și constrângerile de domeniu. Schema susține rapoarte analitice complexe, calculul automat al sumelor disponibile și permite extinderea facilă cu noi funcționalități.</w:t>
+      </w:r>
+    </w:p>
     <w:sectPr>
       <w:pgSz w:w="12240" w:h="15840"/>
-      <w:pgMar w:top="1411" w:right="1411" w:bottom="1411" w:left="1411" w:header="720" w:footer="720" w:gutter="0"/>
+      <w:pgMar w:top="1440" w:right="1440" w:bottom="1440" w:left="1440" w:header="720" w:footer="720" w:gutter="0"/>
       <w:cols w:space="720"/>
       <w:docGrid w:linePitch="360"/>
     </w:sectPr>
@@ -3206,11 +3658,9 @@
     <w:name w:val="Normal"/>
     <w:qFormat/>
     <w:rsid w:val="00FC693F"/>
-    <w:pPr>
-      <w:spacing w:line="360" w:lineRule="auto" w:after="120"/>
-    </w:pPr>
     <w:rPr>
       <w:rFonts w:ascii="Times New Roman" w:hAnsi="Times New Roman"/>
+      <w:color w:val="000000"/>
       <w:sz w:val="24"/>
     </w:rPr>
   </w:style>

--- a/docs/Rus_Rares_Proiect_BD.docx
+++ b/docs/Rus_Rares_Proiect_BD.docx
@@ -4,7 +4,7 @@
   <w:body>
     <w:p>
       <w:pPr>
-        <w:spacing w:after="360"/>
+        <w:spacing w:after="280"/>
         <w:jc w:val="center"/>
       </w:pPr>
       <w:r>
@@ -19,7 +19,7 @@
     </w:p>
     <w:p>
       <w:pPr>
-        <w:spacing w:after="400"/>
+        <w:spacing w:after="240"/>
         <w:jc w:val="right"/>
       </w:pPr>
       <w:r>
@@ -35,50 +35,721 @@
     </w:p>
     <w:p>
       <w:pPr>
-        <w:spacing w:before="280" w:after="80"/>
+        <w:spacing w:before="240" w:after="60"/>
       </w:pPr>
       <w:r>
         <w:rPr>
           <w:b/>
           <w:sz w:val="26"/>
         </w:rPr>
-        <w:t>1. Descrierea temei și obiective</w:t>
+        <w:t>1. Scopul și obiectivele proiectului</w:t>
       </w:r>
     </w:p>
     <w:p>
       <w:pPr>
-        <w:spacing w:after="120" w:line="276" w:lineRule="auto"/>
+        <w:spacing w:after="80" w:line="276" w:lineRule="auto"/>
       </w:pPr>
       <w:r>
-        <w:t>Obiectivul proiectului este realizarea unei baze de date pentru evidența finanțelor personale. Sistemul ajută la ținerea unei evidențe clare a veniturilor și cheltuielilor, dar se concentrează în mod special pe planificarea plăților lunare recurente (chirie, utilități, abonamente) pe un orizont de două luni (luna curentă și luna viitoare).</w:t>
+        <w:t>Scopul lucrării constă în proiectarea unei baze de date relaționale pentru gestiunea finanțelor personale și planificarea plăților recurente pe un interval de două luni (luna curentă și luna viitoare).</w:t>
       </w:r>
     </w:p>
     <w:p>
       <w:pPr>
-        <w:spacing w:after="120" w:line="276" w:lineRule="auto"/>
+        <w:spacing w:after="80" w:line="276" w:lineRule="auto"/>
       </w:pPr>
       <w:r>
-        <w:t>Pe lângă plățile programate, baza de date gestionează transferurile automate către obiectivele de economisire și calculează în permanență disponibilul real rămas din contul curent (soldul brut din care se scad plățile planificate încă neachitate).</w:t>
+        <w:t>Obiectivele principale:</w:t>
       </w:r>
     </w:p>
     <w:p>
       <w:pPr>
-        <w:spacing w:before="280" w:after="80"/>
+        <w:spacing w:after="80" w:line="276" w:lineRule="auto"/>
+      </w:pPr>
+      <w:r>
+        <w:t>• Administrarea conturilor financiare pe diferite valute standardizate.</w:t>
+      </w:r>
+    </w:p>
+    <w:p>
+      <w:pPr>
+        <w:spacing w:after="80" w:line="276" w:lineRule="auto"/>
+      </w:pPr>
+      <w:r>
+        <w:t>• Clasificarea tranzacțiilor pe categorii și subcategorii de cheltuieli/venituri.</w:t>
+      </w:r>
+    </w:p>
+    <w:p>
+      <w:pPr>
+        <w:spacing w:after="80" w:line="276" w:lineRule="auto"/>
+      </w:pPr>
+      <w:r>
+        <w:t>• Planificarea scadențelor lunare și deducerea lor automată pentru calculul fondului disponibil real.</w:t>
+      </w:r>
+    </w:p>
+    <w:p>
+      <w:pPr>
+        <w:spacing w:after="80" w:line="276" w:lineRule="auto"/>
+      </w:pPr>
+      <w:r>
+        <w:t>• Definirea regulilor de periodicitate pentru plăți recurente și monitorizarea metodelor de plată.</w:t>
+      </w:r>
+    </w:p>
+    <w:p>
+      <w:pPr>
+        <w:spacing w:after="80" w:line="276" w:lineRule="auto"/>
+      </w:pPr>
+      <w:r>
+        <w:t>• Urmărirea progresului pentru obiectivele de economisire.</w:t>
+      </w:r>
+    </w:p>
+    <w:p>
+      <w:pPr>
+        <w:spacing w:before="240" w:after="60"/>
       </w:pPr>
       <w:r>
         <w:rPr>
           <w:b/>
           <w:sz w:val="26"/>
         </w:rPr>
-        <w:t>2. Modelul conceptual și Diagrama ERD</w:t>
+        <w:t>2. Modelul Conceptual E-R: Entități, Atribute și Asocieri</w:t>
       </w:r>
     </w:p>
     <w:p>
       <w:pPr>
-        <w:spacing w:after="120" w:line="276" w:lineRule="auto"/>
+        <w:spacing w:after="80" w:line="276" w:lineRule="auto"/>
       </w:pPr>
       <w:r>
-        <w:t>Baza de date este compusă din 6 tabele relaționate: utilizatori (users), conturi financiare (accounts), categorii de cheltuieli/venituri (categories), plăți planificate (planned_payments), istoricul tranzacțiilor (transactions) și obiectivele de economisire (savings_goals).</w:t>
+        <w:t>În faza de analiză conceptuală au fost identificate 10 entități principale:</w:t>
+      </w:r>
+    </w:p>
+    <w:tbl>
+      <w:tblPr>
+        <w:tblW w:type="auto" w:w="0"/>
+        <w:jc w:val="center"/>
+        <w:tblLook w:firstColumn="1" w:firstRow="1" w:lastColumn="0" w:lastRow="0" w:noHBand="0" w:noVBand="1" w:val="04A0"/>
+      </w:tblPr>
+      <w:tblGrid>
+        <w:gridCol w:w="2340"/>
+        <w:gridCol w:w="2340"/>
+        <w:gridCol w:w="2340"/>
+        <w:gridCol w:w="2340"/>
+      </w:tblGrid>
+      <w:tr>
+        <w:tc>
+          <w:tcPr>
+            <w:tcW w:type="dxa" w:w="2340"/>
+          </w:tcPr>
+          <w:p>
+            <w:r>
+              <w:rPr>
+                <w:b/>
+                <w:sz w:val="19"/>
+              </w:rPr>
+              <w:t>Entitate</w:t>
+            </w:r>
+          </w:p>
+        </w:tc>
+        <w:tc>
+          <w:tcPr>
+            <w:tcW w:type="dxa" w:w="2340"/>
+          </w:tcPr>
+          <w:p>
+            <w:r>
+              <w:rPr>
+                <w:b/>
+                <w:sz w:val="19"/>
+              </w:rPr>
+              <w:t>Identificator (UID)</w:t>
+            </w:r>
+          </w:p>
+        </w:tc>
+        <w:tc>
+          <w:tcPr>
+            <w:tcW w:type="dxa" w:w="2340"/>
+          </w:tcPr>
+          <w:p>
+            <w:r>
+              <w:rPr>
+                <w:b/>
+                <w:sz w:val="19"/>
+              </w:rPr>
+              <w:t>Atribute descriptive</w:t>
+            </w:r>
+          </w:p>
+        </w:tc>
+        <w:tc>
+          <w:tcPr>
+            <w:tcW w:type="dxa" w:w="2340"/>
+          </w:tcPr>
+          <w:p>
+            <w:r>
+              <w:rPr>
+                <w:b/>
+                <w:sz w:val="19"/>
+              </w:rPr>
+              <w:t>Asocieri / Cardinalitate</w:t>
+            </w:r>
+          </w:p>
+        </w:tc>
+      </w:tr>
+      <w:tr>
+        <w:tc>
+          <w:tcPr>
+            <w:tcW w:type="dxa" w:w="2340"/>
+          </w:tcPr>
+          <w:p>
+            <w:r>
+              <w:rPr>
+                <w:sz w:val="17"/>
+              </w:rPr>
+              <w:t>1. UTILIZATOR (users)</w:t>
+            </w:r>
+          </w:p>
+        </w:tc>
+        <w:tc>
+          <w:tcPr>
+            <w:tcW w:type="dxa" w:w="2340"/>
+          </w:tcPr>
+          <w:p>
+            <w:r>
+              <w:rPr>
+                <w:sz w:val="17"/>
+              </w:rPr>
+              <w:t>id (identificator unic)</w:t>
+            </w:r>
+          </w:p>
+        </w:tc>
+        <w:tc>
+          <w:tcPr>
+            <w:tcW w:type="dxa" w:w="2340"/>
+          </w:tcPr>
+          <w:p>
+            <w:r>
+              <w:rPr>
+                <w:sz w:val="17"/>
+              </w:rPr>
+              <w:t>email, first_name, last_name, created_at</w:t>
+            </w:r>
+          </w:p>
+        </w:tc>
+        <w:tc>
+          <w:tcPr>
+            <w:tcW w:type="dxa" w:w="2340"/>
+          </w:tcPr>
+          <w:p>
+            <w:r>
+              <w:rPr>
+                <w:sz w:val="17"/>
+              </w:rPr>
+              <w:t>Deține 1:N conturi bancare.</w:t>
+            </w:r>
+          </w:p>
+        </w:tc>
+      </w:tr>
+      <w:tr>
+        <w:tc>
+          <w:tcPr>
+            <w:tcW w:type="dxa" w:w="2340"/>
+          </w:tcPr>
+          <w:p>
+            <w:r>
+              <w:rPr>
+                <w:sz w:val="17"/>
+              </w:rPr>
+              <w:t>2. VALUTĂ (currencies)</w:t>
+            </w:r>
+          </w:p>
+        </w:tc>
+        <w:tc>
+          <w:tcPr>
+            <w:tcW w:type="dxa" w:w="2340"/>
+          </w:tcPr>
+          <w:p>
+            <w:r>
+              <w:rPr>
+                <w:sz w:val="17"/>
+              </w:rPr>
+              <w:t>id (identificator unic)</w:t>
+            </w:r>
+          </w:p>
+        </w:tc>
+        <w:tc>
+          <w:tcPr>
+            <w:tcW w:type="dxa" w:w="2340"/>
+          </w:tcPr>
+          <w:p>
+            <w:r>
+              <w:rPr>
+                <w:sz w:val="17"/>
+              </w:rPr>
+              <w:t>code (ISO), name, symbol, exchange_rate</w:t>
+            </w:r>
+          </w:p>
+        </w:tc>
+        <w:tc>
+          <w:tcPr>
+            <w:tcW w:type="dxa" w:w="2340"/>
+          </w:tcPr>
+          <w:p>
+            <w:r>
+              <w:rPr>
+                <w:sz w:val="17"/>
+              </w:rPr>
+              <w:t>Stabilește moneda pentru 1:N conturi.</w:t>
+            </w:r>
+          </w:p>
+        </w:tc>
+      </w:tr>
+      <w:tr>
+        <w:tc>
+          <w:tcPr>
+            <w:tcW w:type="dxa" w:w="2340"/>
+          </w:tcPr>
+          <w:p>
+            <w:r>
+              <w:rPr>
+                <w:sz w:val="17"/>
+              </w:rPr>
+              <w:t>3. CONT (accounts)</w:t>
+            </w:r>
+          </w:p>
+        </w:tc>
+        <w:tc>
+          <w:tcPr>
+            <w:tcW w:type="dxa" w:w="2340"/>
+          </w:tcPr>
+          <w:p>
+            <w:r>
+              <w:rPr>
+                <w:sz w:val="17"/>
+              </w:rPr>
+              <w:t>id (identificator unic)</w:t>
+            </w:r>
+          </w:p>
+        </w:tc>
+        <w:tc>
+          <w:tcPr>
+            <w:tcW w:type="dxa" w:w="2340"/>
+          </w:tcPr>
+          <w:p>
+            <w:r>
+              <w:rPr>
+                <w:sz w:val="17"/>
+              </w:rPr>
+              <w:t>name, type, balance</w:t>
+            </w:r>
+          </w:p>
+        </w:tc>
+        <w:tc>
+          <w:tcPr>
+            <w:tcW w:type="dxa" w:w="2340"/>
+          </w:tcPr>
+          <w:p>
+            <w:r>
+              <w:rPr>
+                <w:sz w:val="17"/>
+              </w:rPr>
+              <w:t>Aparține unui utilizator (N:1); alimentează 1:N tranzacții și plăți.</w:t>
+            </w:r>
+          </w:p>
+        </w:tc>
+      </w:tr>
+      <w:tr>
+        <w:tc>
+          <w:tcPr>
+            <w:tcW w:type="dxa" w:w="2340"/>
+          </w:tcPr>
+          <w:p>
+            <w:r>
+              <w:rPr>
+                <w:sz w:val="17"/>
+              </w:rPr>
+              <w:t>4. CATEGORIE (categories)</w:t>
+            </w:r>
+          </w:p>
+        </w:tc>
+        <w:tc>
+          <w:tcPr>
+            <w:tcW w:type="dxa" w:w="2340"/>
+          </w:tcPr>
+          <w:p>
+            <w:r>
+              <w:rPr>
+                <w:sz w:val="17"/>
+              </w:rPr>
+              <w:t>id (identificator unic)</w:t>
+            </w:r>
+          </w:p>
+        </w:tc>
+        <w:tc>
+          <w:tcPr>
+            <w:tcW w:type="dxa" w:w="2340"/>
+          </w:tcPr>
+          <w:p>
+            <w:r>
+              <w:rPr>
+                <w:sz w:val="17"/>
+              </w:rPr>
+              <w:t>name, is_income</w:t>
+            </w:r>
+          </w:p>
+        </w:tc>
+        <w:tc>
+          <w:tcPr>
+            <w:tcW w:type="dxa" w:w="2340"/>
+          </w:tcPr>
+          <w:p>
+            <w:r>
+              <w:rPr>
+                <w:sz w:val="17"/>
+              </w:rPr>
+              <w:t>Grupează 1:N subcategorii tematice.</w:t>
+            </w:r>
+          </w:p>
+        </w:tc>
+      </w:tr>
+      <w:tr>
+        <w:tc>
+          <w:tcPr>
+            <w:tcW w:type="dxa" w:w="2340"/>
+          </w:tcPr>
+          <w:p>
+            <w:r>
+              <w:rPr>
+                <w:sz w:val="17"/>
+              </w:rPr>
+              <w:t>5. SUBCATEGORIE (subcategories)</w:t>
+            </w:r>
+          </w:p>
+        </w:tc>
+        <w:tc>
+          <w:tcPr>
+            <w:tcW w:type="dxa" w:w="2340"/>
+          </w:tcPr>
+          <w:p>
+            <w:r>
+              <w:rPr>
+                <w:sz w:val="17"/>
+              </w:rPr>
+              <w:t>id (identificator unic)</w:t>
+            </w:r>
+          </w:p>
+        </w:tc>
+        <w:tc>
+          <w:tcPr>
+            <w:tcW w:type="dxa" w:w="2340"/>
+          </w:tcPr>
+          <w:p>
+            <w:r>
+              <w:rPr>
+                <w:sz w:val="17"/>
+              </w:rPr>
+              <w:t>name</w:t>
+            </w:r>
+          </w:p>
+        </w:tc>
+        <w:tc>
+          <w:tcPr>
+            <w:tcW w:type="dxa" w:w="2340"/>
+          </w:tcPr>
+          <w:p>
+            <w:r>
+              <w:rPr>
+                <w:sz w:val="17"/>
+              </w:rPr>
+              <w:t>Aparține unei categorii (N:1); clasifică 1:N operațiuni.</w:t>
+            </w:r>
+          </w:p>
+        </w:tc>
+      </w:tr>
+      <w:tr>
+        <w:tc>
+          <w:tcPr>
+            <w:tcW w:type="dxa" w:w="2340"/>
+          </w:tcPr>
+          <w:p>
+            <w:r>
+              <w:rPr>
+                <w:sz w:val="17"/>
+              </w:rPr>
+              <w:t>6. METODĂ_PLATĂ (payment_methods)</w:t>
+            </w:r>
+          </w:p>
+        </w:tc>
+        <w:tc>
+          <w:tcPr>
+            <w:tcW w:type="dxa" w:w="2340"/>
+          </w:tcPr>
+          <w:p>
+            <w:r>
+              <w:rPr>
+                <w:sz w:val="17"/>
+              </w:rPr>
+              <w:t>id (identificator unic)</w:t>
+            </w:r>
+          </w:p>
+        </w:tc>
+        <w:tc>
+          <w:tcPr>
+            <w:tcW w:type="dxa" w:w="2340"/>
+          </w:tcPr>
+          <w:p>
+            <w:r>
+              <w:rPr>
+                <w:sz w:val="17"/>
+              </w:rPr>
+              <w:t>name, type</w:t>
+            </w:r>
+          </w:p>
+        </w:tc>
+        <w:tc>
+          <w:tcPr>
+            <w:tcW w:type="dxa" w:w="2340"/>
+          </w:tcPr>
+          <w:p>
+            <w:r>
+              <w:rPr>
+                <w:sz w:val="17"/>
+              </w:rPr>
+              <w:t>Este utilizată în 1:N tranzacții.</w:t>
+            </w:r>
+          </w:p>
+        </w:tc>
+      </w:tr>
+      <w:tr>
+        <w:tc>
+          <w:tcPr>
+            <w:tcW w:type="dxa" w:w="2340"/>
+          </w:tcPr>
+          <w:p>
+            <w:r>
+              <w:rPr>
+                <w:sz w:val="17"/>
+              </w:rPr>
+              <w:t>7. REGULĂ_RECURENȚĂ (recurring_rules)</w:t>
+            </w:r>
+          </w:p>
+        </w:tc>
+        <w:tc>
+          <w:tcPr>
+            <w:tcW w:type="dxa" w:w="2340"/>
+          </w:tcPr>
+          <w:p>
+            <w:r>
+              <w:rPr>
+                <w:sz w:val="17"/>
+              </w:rPr>
+              <w:t>id (identificator unic)</w:t>
+            </w:r>
+          </w:p>
+        </w:tc>
+        <w:tc>
+          <w:tcPr>
+            <w:tcW w:type="dxa" w:w="2340"/>
+          </w:tcPr>
+          <w:p>
+            <w:r>
+              <w:rPr>
+                <w:sz w:val="17"/>
+              </w:rPr>
+              <w:t>frequency, due_day, start_date, end_date</w:t>
+            </w:r>
+          </w:p>
+        </w:tc>
+        <w:tc>
+          <w:tcPr>
+            <w:tcW w:type="dxa" w:w="2340"/>
+          </w:tcPr>
+          <w:p>
+            <w:r>
+              <w:rPr>
+                <w:sz w:val="17"/>
+              </w:rPr>
+              <w:t>Generează 1:N plăți planificate.</w:t>
+            </w:r>
+          </w:p>
+        </w:tc>
+      </w:tr>
+      <w:tr>
+        <w:tc>
+          <w:tcPr>
+            <w:tcW w:type="dxa" w:w="2340"/>
+          </w:tcPr>
+          <w:p>
+            <w:r>
+              <w:rPr>
+                <w:sz w:val="17"/>
+              </w:rPr>
+              <w:t>8. PLATĂ_PLANIFICATĂ (planned_payments)</w:t>
+            </w:r>
+          </w:p>
+        </w:tc>
+        <w:tc>
+          <w:tcPr>
+            <w:tcW w:type="dxa" w:w="2340"/>
+          </w:tcPr>
+          <w:p>
+            <w:r>
+              <w:rPr>
+                <w:sz w:val="17"/>
+              </w:rPr>
+              <w:t>id (identificator unic)</w:t>
+            </w:r>
+          </w:p>
+        </w:tc>
+        <w:tc>
+          <w:tcPr>
+            <w:tcW w:type="dxa" w:w="2340"/>
+          </w:tcPr>
+          <w:p>
+            <w:r>
+              <w:rPr>
+                <w:sz w:val="17"/>
+              </w:rPr>
+              <w:t>title, amount, target_month, due_date, status</w:t>
+            </w:r>
+          </w:p>
+        </w:tc>
+        <w:tc>
+          <w:tcPr>
+            <w:tcW w:type="dxa" w:w="2340"/>
+          </w:tcPr>
+          <w:p>
+            <w:r>
+              <w:rPr>
+                <w:sz w:val="17"/>
+              </w:rPr>
+              <w:t>Alocată unui cont (N:1) și unei subcategorii (N:1).</w:t>
+            </w:r>
+          </w:p>
+        </w:tc>
+      </w:tr>
+      <w:tr>
+        <w:tc>
+          <w:tcPr>
+            <w:tcW w:type="dxa" w:w="2340"/>
+          </w:tcPr>
+          <w:p>
+            <w:r>
+              <w:rPr>
+                <w:sz w:val="17"/>
+              </w:rPr>
+              <w:t>9. TRANZACȚIE (transactions)</w:t>
+            </w:r>
+          </w:p>
+        </w:tc>
+        <w:tc>
+          <w:tcPr>
+            <w:tcW w:type="dxa" w:w="2340"/>
+          </w:tcPr>
+          <w:p>
+            <w:r>
+              <w:rPr>
+                <w:sz w:val="17"/>
+              </w:rPr>
+              <w:t>id (identificator unic)</w:t>
+            </w:r>
+          </w:p>
+        </w:tc>
+        <w:tc>
+          <w:tcPr>
+            <w:tcW w:type="dxa" w:w="2340"/>
+          </w:tcPr>
+          <w:p>
+            <w:r>
+              <w:rPr>
+                <w:sz w:val="17"/>
+              </w:rPr>
+              <w:t>type, amount, transaction_date, description</w:t>
+            </w:r>
+          </w:p>
+        </w:tc>
+        <w:tc>
+          <w:tcPr>
+            <w:tcW w:type="dxa" w:w="2340"/>
+          </w:tcPr>
+          <w:p>
+            <w:r>
+              <w:rPr>
+                <w:sz w:val="17"/>
+              </w:rPr>
+              <w:t>Leagă cont sursă, cont destinație, subcategorie și metodă de plată.</w:t>
+            </w:r>
+          </w:p>
+        </w:tc>
+      </w:tr>
+      <w:tr>
+        <w:tc>
+          <w:tcPr>
+            <w:tcW w:type="dxa" w:w="2340"/>
+          </w:tcPr>
+          <w:p>
+            <w:r>
+              <w:rPr>
+                <w:sz w:val="17"/>
+              </w:rPr>
+              <w:t>10. OBIECTIV_ECONOMISIRE (savings_goals)</w:t>
+            </w:r>
+          </w:p>
+        </w:tc>
+        <w:tc>
+          <w:tcPr>
+            <w:tcW w:type="dxa" w:w="2340"/>
+          </w:tcPr>
+          <w:p>
+            <w:r>
+              <w:rPr>
+                <w:sz w:val="17"/>
+              </w:rPr>
+              <w:t>id (identificator unic)</w:t>
+            </w:r>
+          </w:p>
+        </w:tc>
+        <w:tc>
+          <w:tcPr>
+            <w:tcW w:type="dxa" w:w="2340"/>
+          </w:tcPr>
+          <w:p>
+            <w:r>
+              <w:rPr>
+                <w:sz w:val="17"/>
+              </w:rPr>
+              <w:t>title, target_amount, current_amount, deadline</w:t>
+            </w:r>
+          </w:p>
+        </w:tc>
+        <w:tc>
+          <w:tcPr>
+            <w:tcW w:type="dxa" w:w="2340"/>
+          </w:tcPr>
+          <w:p>
+            <w:r>
+              <w:rPr>
+                <w:sz w:val="17"/>
+              </w:rPr>
+              <w:t>Asociat unui cont de economii (N:1).</w:t>
+            </w:r>
+          </w:p>
+        </w:tc>
+      </w:tr>
+    </w:tbl>
+    <w:p>
+      <w:pPr>
+        <w:spacing w:before="240" w:after="60"/>
+      </w:pPr>
+      <w:r>
+        <w:rPr>
+          <w:b/>
+          <w:sz w:val="26"/>
+        </w:rPr>
+        <w:t>3. Diagrama Entitate-Relație (ERD)</w:t>
+      </w:r>
+    </w:p>
+    <w:p>
+      <w:pPr>
+        <w:spacing w:after="80" w:line="276" w:lineRule="auto"/>
+      </w:pPr>
+      <w:r>
+        <w:t>Reprezentarea grafică a relațiilor dintre cele 10 entități:</w:t>
       </w:r>
     </w:p>
     <w:p>
@@ -90,7 +761,7 @@
       <w:r>
         <w:drawing>
           <wp:inline xmlns:a="http://schemas.openxmlformats.org/drawingml/2006/main" xmlns:pic="http://schemas.openxmlformats.org/drawingml/2006/picture">
-            <wp:extent cx="5486400" cy="6684055"/>
+            <wp:extent cx="5303520" cy="5568247"/>
             <wp:docPr id="1" name="Picture 1"/>
             <wp:cNvGraphicFramePr>
               <a:graphicFrameLocks noChangeAspect="1"/>
@@ -111,7 +782,7 @@
                   <pic:spPr>
                     <a:xfrm>
                       <a:off x="0" y="0"/>
-                      <a:ext cx="5486400" cy="6684055"/>
+                      <a:ext cx="5303520" cy="5568247"/>
                     </a:xfrm>
                     <a:prstGeom prst="rect"/>
                   </pic:spPr>
@@ -129,83 +800,75 @@
       <w:r>
         <w:rPr>
           <w:i/>
-          <w:sz w:val="20"/>
+          <w:sz w:val="19"/>
         </w:rPr>
-        <w:t>Figura 1: Diagrama Entitate-Relație (ERD)</w:t>
+        <w:t>Figura 1: Diagrama Conceptuală / Relațională a Bazei de Date</w:t>
       </w:r>
     </w:p>
     <w:p>
       <w:pPr>
-        <w:spacing w:before="280" w:after="80"/>
+        <w:spacing w:before="240" w:after="60"/>
       </w:pPr>
       <w:r>
         <w:rPr>
           <w:b/>
           <w:sz w:val="26"/>
         </w:rPr>
-        <w:t>3. Normalizarea schemei relaționale</w:t>
+        <w:t>4. Normalizarea schemei (1FN - 3FN)</w:t>
       </w:r>
     </w:p>
     <w:p>
       <w:pPr>
-        <w:spacing w:after="120" w:line="276" w:lineRule="auto"/>
+        <w:spacing w:after="80" w:line="276" w:lineRule="auto"/>
       </w:pPr>
       <w:r>
-        <w:t>Schema a fost proiectată direct în conformitate cu Formele Normale 1, 2 și 3:</w:t>
+        <w:t>• 1FN: Toate atributele au valori atomice, iar entitățile au identificatori unici definiți.</w:t>
       </w:r>
     </w:p>
     <w:p>
       <w:pPr>
-        <w:spacing w:after="120" w:line="276" w:lineRule="auto"/>
+        <w:spacing w:after="80" w:line="276" w:lineRule="auto"/>
       </w:pPr>
       <w:r>
-        <w:t>• Forma Normală 1 (1FN): Toate atributele sunt atomice (nu conțin liste de valori sau șiruri compuse), iar fiecare tabelă are cheie primară clar definită.</w:t>
+        <w:t>• 2FN: Schema este în 1FN și toate atributele non-cheie depind în totalitate de cheia primară.</w:t>
       </w:r>
     </w:p>
     <w:p>
       <w:pPr>
-        <w:spacing w:after="120" w:line="276" w:lineRule="auto"/>
+        <w:spacing w:after="80" w:line="276" w:lineRule="auto"/>
       </w:pPr>
       <w:r>
-        <w:t>• Forma Normală 2 (2FN): Baza respectă 1FN, iar toate atributele non-cheie depind complet de cheia primară a fiecărui tabel (nu există dependențe parțiale).</w:t>
+        <w:t>• 3FN: Nu există dependențe tranzitive între atributele non-cheie (categoriile, valutele și regulile sunt separate în entități de sine stătătoare).</w:t>
       </w:r>
     </w:p>
     <w:p>
       <w:pPr>
-        <w:spacing w:after="120" w:line="276" w:lineRule="auto"/>
-      </w:pPr>
-      <w:r>
-        <w:t>• Forma Normală 3 (3FN): Nu există dependențe tranzitive între câmpurile non-cheie. Categoriile și utilizatorii sunt izolați în tabele separate, fiind referiți prin chei străine simple (user_id, category_id, account_id).</w:t>
-      </w:r>
-    </w:p>
-    <w:p>
-      <w:pPr>
-        <w:spacing w:before="280" w:after="80"/>
+        <w:spacing w:before="240" w:after="60"/>
       </w:pPr>
       <w:r>
         <w:rPr>
           <w:b/>
           <w:sz w:val="26"/>
         </w:rPr>
-        <w:t>4. Dicționarul de date (Structura tabelelor)</w:t>
+        <w:t>5. Dicționarul de date (Structura detaliată a tabelelor)</w:t>
       </w:r>
     </w:p>
     <w:p>
       <w:pPr>
-        <w:spacing w:after="120" w:line="276" w:lineRule="auto"/>
+        <w:spacing w:after="80" w:line="276" w:lineRule="auto"/>
       </w:pPr>
       <w:r>
-        <w:t>În continuare sunt prezentate atributele, tipurile de date și constrângerile fizice pentru fiecare entitate.</w:t>
+        <w:t>Implementarea fizică în MySQL (motor InnoDB) pentru cele 10 tabele:</w:t>
       </w:r>
     </w:p>
     <w:p>
       <w:pPr>
-        <w:spacing w:before="160" w:after="40"/>
+        <w:spacing w:before="120" w:after="40"/>
       </w:pPr>
       <w:r>
         <w:rPr>
           <w:b/>
-          <w:sz w:val="22"/>
+          <w:sz w:val="21"/>
         </w:rPr>
         <w:t>Tabelul 1: users (Utilizatori)</w:t>
       </w:r>
@@ -232,7 +895,7 @@
             <w:r>
               <w:rPr>
                 <w:b/>
-                <w:sz w:val="20"/>
+                <w:sz w:val="19"/>
               </w:rPr>
               <w:t>Câmp</w:t>
             </w:r>
@@ -246,9 +909,9 @@
             <w:r>
               <w:rPr>
                 <w:b/>
-                <w:sz w:val="20"/>
-              </w:rPr>
-              <w:t>Tip</w:t>
+                <w:sz w:val="19"/>
+              </w:rPr>
+              <w:t>Tip MySQL</w:t>
             </w:r>
           </w:p>
         </w:tc>
@@ -260,7 +923,7 @@
             <w:r>
               <w:rPr>
                 <w:b/>
-                <w:sz w:val="20"/>
+                <w:sz w:val="19"/>
               </w:rPr>
               <w:t>Cheie</w:t>
             </w:r>
@@ -274,7 +937,7 @@
             <w:r>
               <w:rPr>
                 <w:b/>
-                <w:sz w:val="20"/>
+                <w:sz w:val="19"/>
               </w:rPr>
               <w:t>Null</w:t>
             </w:r>
@@ -288,7 +951,7 @@
             <w:r>
               <w:rPr>
                 <w:b/>
-                <w:sz w:val="20"/>
+                <w:sz w:val="19"/>
               </w:rPr>
               <w:t>Descriere</w:t>
             </w:r>
@@ -303,7 +966,7 @@
           <w:p>
             <w:r>
               <w:rPr>
-                <w:sz w:val="19"/>
+                <w:sz w:val="17"/>
               </w:rPr>
               <w:t>id</w:t>
             </w:r>
@@ -316,20 +979,20 @@
           <w:p>
             <w:r>
               <w:rPr>
-                <w:sz w:val="19"/>
-              </w:rPr>
-              <w:t>INT / SERIAL</w:t>
-            </w:r>
-          </w:p>
-        </w:tc>
-        <w:tc>
-          <w:tcPr>
-            <w:tcW w:type="dxa" w:w="1872"/>
-          </w:tcPr>
-          <w:p>
-            <w:r>
-              <w:rPr>
-                <w:sz w:val="19"/>
+                <w:sz w:val="17"/>
+              </w:rPr>
+              <w:t>INT AUTO_INCREMENT</w:t>
+            </w:r>
+          </w:p>
+        </w:tc>
+        <w:tc>
+          <w:tcPr>
+            <w:tcW w:type="dxa" w:w="1872"/>
+          </w:tcPr>
+          <w:p>
+            <w:r>
+              <w:rPr>
+                <w:sz w:val="17"/>
               </w:rPr>
               <w:t>PK</w:t>
             </w:r>
@@ -342,7 +1005,7 @@
           <w:p>
             <w:r>
               <w:rPr>
-                <w:sz w:val="19"/>
+                <w:sz w:val="17"/>
               </w:rPr>
               <w:t>NOT NULL</w:t>
             </w:r>
@@ -355,7 +1018,7 @@
           <w:p>
             <w:r>
               <w:rPr>
-                <w:sz w:val="19"/>
+                <w:sz w:val="17"/>
               </w:rPr>
               <w:t>ID unic utilizator</w:t>
             </w:r>
@@ -370,7 +1033,7 @@
           <w:p>
             <w:r>
               <w:rPr>
-                <w:sz w:val="19"/>
+                <w:sz w:val="17"/>
               </w:rPr>
               <w:t>email</w:t>
             </w:r>
@@ -383,7 +1046,7 @@
           <w:p>
             <w:r>
               <w:rPr>
-                <w:sz w:val="19"/>
+                <w:sz w:val="17"/>
               </w:rPr>
               <w:t>VARCHAR(100)</w:t>
             </w:r>
@@ -396,7 +1059,7 @@
           <w:p>
             <w:r>
               <w:rPr>
-                <w:sz w:val="19"/>
+                <w:sz w:val="17"/>
               </w:rPr>
               <w:t>UK</w:t>
             </w:r>
@@ -409,7 +1072,7 @@
           <w:p>
             <w:r>
               <w:rPr>
-                <w:sz w:val="19"/>
+                <w:sz w:val="17"/>
               </w:rPr>
               <w:t>NOT NULL</w:t>
             </w:r>
@@ -422,9 +1085,9 @@
           <w:p>
             <w:r>
               <w:rPr>
-                <w:sz w:val="19"/>
-              </w:rPr>
-              <w:t>Adresa de email unica</w:t>
+                <w:sz w:val="17"/>
+              </w:rPr>
+              <w:t>Email unic</w:t>
             </w:r>
           </w:p>
         </w:tc>
@@ -437,7 +1100,7 @@
           <w:p>
             <w:r>
               <w:rPr>
-                <w:sz w:val="19"/>
+                <w:sz w:val="17"/>
               </w:rPr>
               <w:t>first_name</w:t>
             </w:r>
@@ -450,7 +1113,7 @@
           <w:p>
             <w:r>
               <w:rPr>
-                <w:sz w:val="19"/>
+                <w:sz w:val="17"/>
               </w:rPr>
               <w:t>VARCHAR(50)</w:t>
             </w:r>
@@ -463,7 +1126,7 @@
           <w:p>
             <w:r>
               <w:rPr>
-                <w:sz w:val="19"/>
+                <w:sz w:val="17"/>
               </w:rPr>
               <w:t>-</w:t>
             </w:r>
@@ -476,7 +1139,7 @@
           <w:p>
             <w:r>
               <w:rPr>
-                <w:sz w:val="19"/>
+                <w:sz w:val="17"/>
               </w:rPr>
               <w:t>NOT NULL</w:t>
             </w:r>
@@ -489,9 +1152,9 @@
           <w:p>
             <w:r>
               <w:rPr>
-                <w:sz w:val="19"/>
-              </w:rPr>
-              <w:t>Prenume titular</w:t>
+                <w:sz w:val="17"/>
+              </w:rPr>
+              <w:t>Prenume</w:t>
             </w:r>
           </w:p>
         </w:tc>
@@ -504,7 +1167,7 @@
           <w:p>
             <w:r>
               <w:rPr>
-                <w:sz w:val="19"/>
+                <w:sz w:val="17"/>
               </w:rPr>
               <w:t>last_name</w:t>
             </w:r>
@@ -517,7 +1180,7 @@
           <w:p>
             <w:r>
               <w:rPr>
-                <w:sz w:val="19"/>
+                <w:sz w:val="17"/>
               </w:rPr>
               <w:t>VARCHAR(50)</w:t>
             </w:r>
@@ -530,7 +1193,7 @@
           <w:p>
             <w:r>
               <w:rPr>
-                <w:sz w:val="19"/>
+                <w:sz w:val="17"/>
               </w:rPr>
               <w:t>-</w:t>
             </w:r>
@@ -543,7 +1206,7 @@
           <w:p>
             <w:r>
               <w:rPr>
-                <w:sz w:val="19"/>
+                <w:sz w:val="17"/>
               </w:rPr>
               <w:t>NOT NULL</w:t>
             </w:r>
@@ -556,7 +1219,7 @@
           <w:p>
             <w:r>
               <w:rPr>
-                <w:sz w:val="19"/>
+                <w:sz w:val="17"/>
               </w:rPr>
               <w:t>Nume de familie</w:t>
             </w:r>
@@ -571,7 +1234,7 @@
           <w:p>
             <w:r>
               <w:rPr>
-                <w:sz w:val="19"/>
+                <w:sz w:val="17"/>
               </w:rPr>
               <w:t>created_at</w:t>
             </w:r>
@@ -584,7 +1247,7 @@
           <w:p>
             <w:r>
               <w:rPr>
-                <w:sz w:val="19"/>
+                <w:sz w:val="17"/>
               </w:rPr>
               <w:t>TIMESTAMP</w:t>
             </w:r>
@@ -597,7 +1260,7 @@
           <w:p>
             <w:r>
               <w:rPr>
-                <w:sz w:val="19"/>
+                <w:sz w:val="17"/>
               </w:rPr>
               <w:t>-</w:t>
             </w:r>
@@ -610,7 +1273,7 @@
           <w:p>
             <w:r>
               <w:rPr>
-                <w:sz w:val="19"/>
+                <w:sz w:val="17"/>
               </w:rPr>
               <w:t>NOT NULL</w:t>
             </w:r>
@@ -623,9 +1286,9 @@
           <w:p>
             <w:r>
               <w:rPr>
-                <w:sz w:val="19"/>
-              </w:rPr>
-              <w:t>Data inregistrarii</w:t>
+                <w:sz w:val="17"/>
+              </w:rPr>
+              <w:t>Data înregistrării</w:t>
             </w:r>
           </w:p>
         </w:tc>
@@ -633,14 +1296,14 @@
     </w:tbl>
     <w:p>
       <w:pPr>
-        <w:spacing w:before="160" w:after="40"/>
+        <w:spacing w:before="120" w:after="40"/>
       </w:pPr>
       <w:r>
         <w:rPr>
           <w:b/>
-          <w:sz w:val="22"/>
+          <w:sz w:val="21"/>
         </w:rPr>
-        <w:t>Tabelul 2: accounts (Conturi curente si de economii)</w:t>
+        <w:t>Tabelul 2: currencies (Valute)</w:t>
       </w:r>
     </w:p>
     <w:tbl>
@@ -665,7 +1328,7 @@
             <w:r>
               <w:rPr>
                 <w:b/>
-                <w:sz w:val="20"/>
+                <w:sz w:val="19"/>
               </w:rPr>
               <w:t>Câmp</w:t>
             </w:r>
@@ -679,9 +1342,9 @@
             <w:r>
               <w:rPr>
                 <w:b/>
-                <w:sz w:val="20"/>
-              </w:rPr>
-              <w:t>Tip</w:t>
+                <w:sz w:val="19"/>
+              </w:rPr>
+              <w:t>Tip MySQL</w:t>
             </w:r>
           </w:p>
         </w:tc>
@@ -693,7 +1356,7 @@
             <w:r>
               <w:rPr>
                 <w:b/>
-                <w:sz w:val="20"/>
+                <w:sz w:val="19"/>
               </w:rPr>
               <w:t>Cheie</w:t>
             </w:r>
@@ -707,7 +1370,7 @@
             <w:r>
               <w:rPr>
                 <w:b/>
-                <w:sz w:val="20"/>
+                <w:sz w:val="19"/>
               </w:rPr>
               <w:t>Null</w:t>
             </w:r>
@@ -721,7 +1384,7 @@
             <w:r>
               <w:rPr>
                 <w:b/>
-                <w:sz w:val="20"/>
+                <w:sz w:val="19"/>
               </w:rPr>
               <w:t>Descriere</w:t>
             </w:r>
@@ -736,7 +1399,7 @@
           <w:p>
             <w:r>
               <w:rPr>
-                <w:sz w:val="19"/>
+                <w:sz w:val="17"/>
               </w:rPr>
               <w:t>id</w:t>
             </w:r>
@@ -749,20 +1412,20 @@
           <w:p>
             <w:r>
               <w:rPr>
-                <w:sz w:val="19"/>
-              </w:rPr>
-              <w:t>INT / SERIAL</w:t>
-            </w:r>
-          </w:p>
-        </w:tc>
-        <w:tc>
-          <w:tcPr>
-            <w:tcW w:type="dxa" w:w="1872"/>
-          </w:tcPr>
-          <w:p>
-            <w:r>
-              <w:rPr>
-                <w:sz w:val="19"/>
+                <w:sz w:val="17"/>
+              </w:rPr>
+              <w:t>INT AUTO_INCREMENT</w:t>
+            </w:r>
+          </w:p>
+        </w:tc>
+        <w:tc>
+          <w:tcPr>
+            <w:tcW w:type="dxa" w:w="1872"/>
+          </w:tcPr>
+          <w:p>
+            <w:r>
+              <w:rPr>
+                <w:sz w:val="17"/>
               </w:rPr>
               <w:t>PK</w:t>
             </w:r>
@@ -775,7 +1438,7 @@
           <w:p>
             <w:r>
               <w:rPr>
-                <w:sz w:val="19"/>
+                <w:sz w:val="17"/>
               </w:rPr>
               <w:t>NOT NULL</w:t>
             </w:r>
@@ -788,9 +1451,9 @@
           <w:p>
             <w:r>
               <w:rPr>
-                <w:sz w:val="19"/>
-              </w:rPr>
-              <w:t>ID unic cont</w:t>
+                <w:sz w:val="17"/>
+              </w:rPr>
+              <w:t>ID unic valută</w:t>
             </w:r>
           </w:p>
         </w:tc>
@@ -803,46 +1466,46 @@
           <w:p>
             <w:r>
               <w:rPr>
-                <w:sz w:val="19"/>
-              </w:rPr>
-              <w:t>user_id</w:t>
-            </w:r>
-          </w:p>
-        </w:tc>
-        <w:tc>
-          <w:tcPr>
-            <w:tcW w:type="dxa" w:w="1872"/>
-          </w:tcPr>
-          <w:p>
-            <w:r>
-              <w:rPr>
-                <w:sz w:val="19"/>
-              </w:rPr>
-              <w:t>INT</w:t>
-            </w:r>
-          </w:p>
-        </w:tc>
-        <w:tc>
-          <w:tcPr>
-            <w:tcW w:type="dxa" w:w="1872"/>
-          </w:tcPr>
-          <w:p>
-            <w:r>
-              <w:rPr>
-                <w:sz w:val="19"/>
-              </w:rPr>
-              <w:t>FK</w:t>
-            </w:r>
-          </w:p>
-        </w:tc>
-        <w:tc>
-          <w:tcPr>
-            <w:tcW w:type="dxa" w:w="1872"/>
-          </w:tcPr>
-          <w:p>
-            <w:r>
-              <w:rPr>
-                <w:sz w:val="19"/>
+                <w:sz w:val="17"/>
+              </w:rPr>
+              <w:t>code</w:t>
+            </w:r>
+          </w:p>
+        </w:tc>
+        <w:tc>
+          <w:tcPr>
+            <w:tcW w:type="dxa" w:w="1872"/>
+          </w:tcPr>
+          <w:p>
+            <w:r>
+              <w:rPr>
+                <w:sz w:val="17"/>
+              </w:rPr>
+              <w:t>VARCHAR(3)</w:t>
+            </w:r>
+          </w:p>
+        </w:tc>
+        <w:tc>
+          <w:tcPr>
+            <w:tcW w:type="dxa" w:w="1872"/>
+          </w:tcPr>
+          <w:p>
+            <w:r>
+              <w:rPr>
+                <w:sz w:val="17"/>
+              </w:rPr>
+              <w:t>UK</w:t>
+            </w:r>
+          </w:p>
+        </w:tc>
+        <w:tc>
+          <w:tcPr>
+            <w:tcW w:type="dxa" w:w="1872"/>
+          </w:tcPr>
+          <w:p>
+            <w:r>
+              <w:rPr>
+                <w:sz w:val="17"/>
               </w:rPr>
               <w:t>NOT NULL</w:t>
             </w:r>
@@ -855,9 +1518,9 @@
           <w:p>
             <w:r>
               <w:rPr>
-                <w:sz w:val="19"/>
-              </w:rPr>
-              <w:t>Referinta utilizator (users.id)</w:t>
+                <w:sz w:val="17"/>
+              </w:rPr>
+              <w:t>Cod valutar ISO</w:t>
             </w:r>
           </w:p>
         </w:tc>
@@ -870,7 +1533,7 @@
           <w:p>
             <w:r>
               <w:rPr>
-                <w:sz w:val="19"/>
+                <w:sz w:val="17"/>
               </w:rPr>
               <w:t>name</w:t>
             </w:r>
@@ -883,20 +1546,20 @@
           <w:p>
             <w:r>
               <w:rPr>
-                <w:sz w:val="19"/>
-              </w:rPr>
-              <w:t>VARCHAR(100)</w:t>
-            </w:r>
-          </w:p>
-        </w:tc>
-        <w:tc>
-          <w:tcPr>
-            <w:tcW w:type="dxa" w:w="1872"/>
-          </w:tcPr>
-          <w:p>
-            <w:r>
-              <w:rPr>
-                <w:sz w:val="19"/>
+                <w:sz w:val="17"/>
+              </w:rPr>
+              <w:t>VARCHAR(50)</w:t>
+            </w:r>
+          </w:p>
+        </w:tc>
+        <w:tc>
+          <w:tcPr>
+            <w:tcW w:type="dxa" w:w="1872"/>
+          </w:tcPr>
+          <w:p>
+            <w:r>
+              <w:rPr>
+                <w:sz w:val="17"/>
               </w:rPr>
               <w:t>-</w:t>
             </w:r>
@@ -909,7 +1572,7 @@
           <w:p>
             <w:r>
               <w:rPr>
-                <w:sz w:val="19"/>
+                <w:sz w:val="17"/>
               </w:rPr>
               <w:t>NOT NULL</w:t>
             </w:r>
@@ -922,9 +1585,9 @@
           <w:p>
             <w:r>
               <w:rPr>
-                <w:sz w:val="19"/>
-              </w:rPr>
-              <w:t>Nume cont (ex: Curent, Economii)</w:t>
+                <w:sz w:val="17"/>
+              </w:rPr>
+              <w:t>Denumire valută</w:t>
             </w:r>
           </w:p>
         </w:tc>
@@ -937,33 +1600,33 @@
           <w:p>
             <w:r>
               <w:rPr>
-                <w:sz w:val="19"/>
-              </w:rPr>
-              <w:t>type</w:t>
-            </w:r>
-          </w:p>
-        </w:tc>
-        <w:tc>
-          <w:tcPr>
-            <w:tcW w:type="dxa" w:w="1872"/>
-          </w:tcPr>
-          <w:p>
-            <w:r>
-              <w:rPr>
-                <w:sz w:val="19"/>
-              </w:rPr>
-              <w:t>VARCHAR(20)</w:t>
-            </w:r>
-          </w:p>
-        </w:tc>
-        <w:tc>
-          <w:tcPr>
-            <w:tcW w:type="dxa" w:w="1872"/>
-          </w:tcPr>
-          <w:p>
-            <w:r>
-              <w:rPr>
-                <w:sz w:val="19"/>
+                <w:sz w:val="17"/>
+              </w:rPr>
+              <w:t>symbol</w:t>
+            </w:r>
+          </w:p>
+        </w:tc>
+        <w:tc>
+          <w:tcPr>
+            <w:tcW w:type="dxa" w:w="1872"/>
+          </w:tcPr>
+          <w:p>
+            <w:r>
+              <w:rPr>
+                <w:sz w:val="17"/>
+              </w:rPr>
+              <w:t>VARCHAR(5)</w:t>
+            </w:r>
+          </w:p>
+        </w:tc>
+        <w:tc>
+          <w:tcPr>
+            <w:tcW w:type="dxa" w:w="1872"/>
+          </w:tcPr>
+          <w:p>
+            <w:r>
+              <w:rPr>
+                <w:sz w:val="17"/>
               </w:rPr>
               <w:t>-</w:t>
             </w:r>
@@ -976,7 +1639,7 @@
           <w:p>
             <w:r>
               <w:rPr>
-                <w:sz w:val="19"/>
+                <w:sz w:val="17"/>
               </w:rPr>
               <w:t>NOT NULL</w:t>
             </w:r>
@@ -989,9 +1652,9 @@
           <w:p>
             <w:r>
               <w:rPr>
-                <w:sz w:val="19"/>
-              </w:rPr>
-              <w:t>Tip cont (PRINCIPAL / ECONOMII)</w:t>
+                <w:sz w:val="17"/>
+              </w:rPr>
+              <w:t>Simbol</w:t>
             </w:r>
           </w:p>
         </w:tc>
@@ -1004,33 +1667,33 @@
           <w:p>
             <w:r>
               <w:rPr>
-                <w:sz w:val="19"/>
-              </w:rPr>
-              <w:t>balance</w:t>
-            </w:r>
-          </w:p>
-        </w:tc>
-        <w:tc>
-          <w:tcPr>
-            <w:tcW w:type="dxa" w:w="1872"/>
-          </w:tcPr>
-          <w:p>
-            <w:r>
-              <w:rPr>
-                <w:sz w:val="19"/>
-              </w:rPr>
-              <w:t>DECIMAL(12,2)</w:t>
-            </w:r>
-          </w:p>
-        </w:tc>
-        <w:tc>
-          <w:tcPr>
-            <w:tcW w:type="dxa" w:w="1872"/>
-          </w:tcPr>
-          <w:p>
-            <w:r>
-              <w:rPr>
-                <w:sz w:val="19"/>
+                <w:sz w:val="17"/>
+              </w:rPr>
+              <w:t>exchange_rate</w:t>
+            </w:r>
+          </w:p>
+        </w:tc>
+        <w:tc>
+          <w:tcPr>
+            <w:tcW w:type="dxa" w:w="1872"/>
+          </w:tcPr>
+          <w:p>
+            <w:r>
+              <w:rPr>
+                <w:sz w:val="17"/>
+              </w:rPr>
+              <w:t>DECIMAL(10,4)</w:t>
+            </w:r>
+          </w:p>
+        </w:tc>
+        <w:tc>
+          <w:tcPr>
+            <w:tcW w:type="dxa" w:w="1872"/>
+          </w:tcPr>
+          <w:p>
+            <w:r>
+              <w:rPr>
+                <w:sz w:val="17"/>
               </w:rPr>
               <w:t>-</w:t>
             </w:r>
@@ -1043,7 +1706,7 @@
           <w:p>
             <w:r>
               <w:rPr>
-                <w:sz w:val="19"/>
+                <w:sz w:val="17"/>
               </w:rPr>
               <w:t>NOT NULL</w:t>
             </w:r>
@@ -1056,76 +1719,9 @@
           <w:p>
             <w:r>
               <w:rPr>
-                <w:sz w:val="19"/>
-              </w:rPr>
-              <w:t>Sold cont (&gt;= 0.00)</w:t>
-            </w:r>
-          </w:p>
-        </w:tc>
-      </w:tr>
-      <w:tr>
-        <w:tc>
-          <w:tcPr>
-            <w:tcW w:type="dxa" w:w="1872"/>
-          </w:tcPr>
-          <w:p>
-            <w:r>
-              <w:rPr>
-                <w:sz w:val="19"/>
-              </w:rPr>
-              <w:t>currency</w:t>
-            </w:r>
-          </w:p>
-        </w:tc>
-        <w:tc>
-          <w:tcPr>
-            <w:tcW w:type="dxa" w:w="1872"/>
-          </w:tcPr>
-          <w:p>
-            <w:r>
-              <w:rPr>
-                <w:sz w:val="19"/>
-              </w:rPr>
-              <w:t>VARCHAR(3)</w:t>
-            </w:r>
-          </w:p>
-        </w:tc>
-        <w:tc>
-          <w:tcPr>
-            <w:tcW w:type="dxa" w:w="1872"/>
-          </w:tcPr>
-          <w:p>
-            <w:r>
-              <w:rPr>
-                <w:sz w:val="19"/>
-              </w:rPr>
-              <w:t>-</w:t>
-            </w:r>
-          </w:p>
-        </w:tc>
-        <w:tc>
-          <w:tcPr>
-            <w:tcW w:type="dxa" w:w="1872"/>
-          </w:tcPr>
-          <w:p>
-            <w:r>
-              <w:rPr>
-                <w:sz w:val="19"/>
-              </w:rPr>
-              <w:t>NOT NULL</w:t>
-            </w:r>
-          </w:p>
-        </w:tc>
-        <w:tc>
-          <w:tcPr>
-            <w:tcW w:type="dxa" w:w="1872"/>
-          </w:tcPr>
-          <w:p>
-            <w:r>
-              <w:rPr>
-                <w:sz w:val="19"/>
-              </w:rPr>
-              <w:t>Moneda (ex: RON)</w:t>
+                <w:sz w:val="17"/>
+              </w:rPr>
+              <w:t>Rata de schimb</w:t>
             </w:r>
           </w:p>
         </w:tc>
@@ -1133,14 +1729,14 @@
     </w:tbl>
     <w:p>
       <w:pPr>
-        <w:spacing w:before="160" w:after="40"/>
+        <w:spacing w:before="120" w:after="40"/>
       </w:pPr>
       <w:r>
         <w:rPr>
           <w:b/>
-          <w:sz w:val="22"/>
+          <w:sz w:val="21"/>
         </w:rPr>
-        <w:t>Tabelul 3: categories (Categorii tranzactii)</w:t>
+        <w:t>Tabelul 3: accounts (Conturi)</w:t>
       </w:r>
     </w:p>
     <w:tbl>
@@ -1165,7 +1761,7 @@
             <w:r>
               <w:rPr>
                 <w:b/>
-                <w:sz w:val="20"/>
+                <w:sz w:val="19"/>
               </w:rPr>
               <w:t>Câmp</w:t>
             </w:r>
@@ -1179,9 +1775,9 @@
             <w:r>
               <w:rPr>
                 <w:b/>
-                <w:sz w:val="20"/>
-              </w:rPr>
-              <w:t>Tip</w:t>
+                <w:sz w:val="19"/>
+              </w:rPr>
+              <w:t>Tip MySQL</w:t>
             </w:r>
           </w:p>
         </w:tc>
@@ -1193,7 +1789,7 @@
             <w:r>
               <w:rPr>
                 <w:b/>
-                <w:sz w:val="20"/>
+                <w:sz w:val="19"/>
               </w:rPr>
               <w:t>Cheie</w:t>
             </w:r>
@@ -1207,7 +1803,7 @@
             <w:r>
               <w:rPr>
                 <w:b/>
-                <w:sz w:val="20"/>
+                <w:sz w:val="19"/>
               </w:rPr>
               <w:t>Null</w:t>
             </w:r>
@@ -1221,7 +1817,7 @@
             <w:r>
               <w:rPr>
                 <w:b/>
-                <w:sz w:val="20"/>
+                <w:sz w:val="19"/>
               </w:rPr>
               <w:t>Descriere</w:t>
             </w:r>
@@ -1236,7 +1832,7 @@
           <w:p>
             <w:r>
               <w:rPr>
-                <w:sz w:val="19"/>
+                <w:sz w:val="17"/>
               </w:rPr>
               <w:t>id</w:t>
             </w:r>
@@ -1249,20 +1845,20 @@
           <w:p>
             <w:r>
               <w:rPr>
-                <w:sz w:val="19"/>
-              </w:rPr>
-              <w:t>INT / SERIAL</w:t>
-            </w:r>
-          </w:p>
-        </w:tc>
-        <w:tc>
-          <w:tcPr>
-            <w:tcW w:type="dxa" w:w="1872"/>
-          </w:tcPr>
-          <w:p>
-            <w:r>
-              <w:rPr>
-                <w:sz w:val="19"/>
+                <w:sz w:val="17"/>
+              </w:rPr>
+              <w:t>INT AUTO_INCREMENT</w:t>
+            </w:r>
+          </w:p>
+        </w:tc>
+        <w:tc>
+          <w:tcPr>
+            <w:tcW w:type="dxa" w:w="1872"/>
+          </w:tcPr>
+          <w:p>
+            <w:r>
+              <w:rPr>
+                <w:sz w:val="17"/>
               </w:rPr>
               <w:t>PK</w:t>
             </w:r>
@@ -1275,7 +1871,7 @@
           <w:p>
             <w:r>
               <w:rPr>
-                <w:sz w:val="19"/>
+                <w:sz w:val="17"/>
               </w:rPr>
               <w:t>NOT NULL</w:t>
             </w:r>
@@ -1288,9 +1884,9 @@
           <w:p>
             <w:r>
               <w:rPr>
-                <w:sz w:val="19"/>
-              </w:rPr>
-              <w:t>ID unic categorie</w:t>
+                <w:sz w:val="17"/>
+              </w:rPr>
+              <w:t>ID unic cont</w:t>
             </w:r>
           </w:p>
         </w:tc>
@@ -1303,46 +1899,46 @@
           <w:p>
             <w:r>
               <w:rPr>
-                <w:sz w:val="19"/>
-              </w:rPr>
-              <w:t>name</w:t>
-            </w:r>
-          </w:p>
-        </w:tc>
-        <w:tc>
-          <w:tcPr>
-            <w:tcW w:type="dxa" w:w="1872"/>
-          </w:tcPr>
-          <w:p>
-            <w:r>
-              <w:rPr>
-                <w:sz w:val="19"/>
-              </w:rPr>
-              <w:t>VARCHAR(50)</w:t>
-            </w:r>
-          </w:p>
-        </w:tc>
-        <w:tc>
-          <w:tcPr>
-            <w:tcW w:type="dxa" w:w="1872"/>
-          </w:tcPr>
-          <w:p>
-            <w:r>
-              <w:rPr>
-                <w:sz w:val="19"/>
-              </w:rPr>
-              <w:t>UK</w:t>
-            </w:r>
-          </w:p>
-        </w:tc>
-        <w:tc>
-          <w:tcPr>
-            <w:tcW w:type="dxa" w:w="1872"/>
-          </w:tcPr>
-          <w:p>
-            <w:r>
-              <w:rPr>
-                <w:sz w:val="19"/>
+                <w:sz w:val="17"/>
+              </w:rPr>
+              <w:t>user_id</w:t>
+            </w:r>
+          </w:p>
+        </w:tc>
+        <w:tc>
+          <w:tcPr>
+            <w:tcW w:type="dxa" w:w="1872"/>
+          </w:tcPr>
+          <w:p>
+            <w:r>
+              <w:rPr>
+                <w:sz w:val="17"/>
+              </w:rPr>
+              <w:t>INT</w:t>
+            </w:r>
+          </w:p>
+        </w:tc>
+        <w:tc>
+          <w:tcPr>
+            <w:tcW w:type="dxa" w:w="1872"/>
+          </w:tcPr>
+          <w:p>
+            <w:r>
+              <w:rPr>
+                <w:sz w:val="17"/>
+              </w:rPr>
+              <w:t>FK</w:t>
+            </w:r>
+          </w:p>
+        </w:tc>
+        <w:tc>
+          <w:tcPr>
+            <w:tcW w:type="dxa" w:w="1872"/>
+          </w:tcPr>
+          <w:p>
+            <w:r>
+              <w:rPr>
+                <w:sz w:val="17"/>
               </w:rPr>
               <w:t>NOT NULL</w:t>
             </w:r>
@@ -1355,9 +1951,9 @@
           <w:p>
             <w:r>
               <w:rPr>
-                <w:sz w:val="19"/>
-              </w:rPr>
-              <w:t>Nume categorie (Utilitati, Salariu etc.)</w:t>
+                <w:sz w:val="17"/>
+              </w:rPr>
+              <w:t>Referință users.id</w:t>
             </w:r>
           </w:p>
         </w:tc>
@@ -1370,33 +1966,100 @@
           <w:p>
             <w:r>
               <w:rPr>
-                <w:sz w:val="19"/>
-              </w:rPr>
-              <w:t>is_income</w:t>
-            </w:r>
-          </w:p>
-        </w:tc>
-        <w:tc>
-          <w:tcPr>
-            <w:tcW w:type="dxa" w:w="1872"/>
-          </w:tcPr>
-          <w:p>
-            <w:r>
-              <w:rPr>
-                <w:sz w:val="19"/>
-              </w:rPr>
-              <w:t>BOOLEAN</w:t>
-            </w:r>
-          </w:p>
-        </w:tc>
-        <w:tc>
-          <w:tcPr>
-            <w:tcW w:type="dxa" w:w="1872"/>
-          </w:tcPr>
-          <w:p>
-            <w:r>
-              <w:rPr>
-                <w:sz w:val="19"/>
+                <w:sz w:val="17"/>
+              </w:rPr>
+              <w:t>currency_id</w:t>
+            </w:r>
+          </w:p>
+        </w:tc>
+        <w:tc>
+          <w:tcPr>
+            <w:tcW w:type="dxa" w:w="1872"/>
+          </w:tcPr>
+          <w:p>
+            <w:r>
+              <w:rPr>
+                <w:sz w:val="17"/>
+              </w:rPr>
+              <w:t>INT</w:t>
+            </w:r>
+          </w:p>
+        </w:tc>
+        <w:tc>
+          <w:tcPr>
+            <w:tcW w:type="dxa" w:w="1872"/>
+          </w:tcPr>
+          <w:p>
+            <w:r>
+              <w:rPr>
+                <w:sz w:val="17"/>
+              </w:rPr>
+              <w:t>FK</w:t>
+            </w:r>
+          </w:p>
+        </w:tc>
+        <w:tc>
+          <w:tcPr>
+            <w:tcW w:type="dxa" w:w="1872"/>
+          </w:tcPr>
+          <w:p>
+            <w:r>
+              <w:rPr>
+                <w:sz w:val="17"/>
+              </w:rPr>
+              <w:t>NOT NULL</w:t>
+            </w:r>
+          </w:p>
+        </w:tc>
+        <w:tc>
+          <w:tcPr>
+            <w:tcW w:type="dxa" w:w="1872"/>
+          </w:tcPr>
+          <w:p>
+            <w:r>
+              <w:rPr>
+                <w:sz w:val="17"/>
+              </w:rPr>
+              <w:t>Referință currencies.id</w:t>
+            </w:r>
+          </w:p>
+        </w:tc>
+      </w:tr>
+      <w:tr>
+        <w:tc>
+          <w:tcPr>
+            <w:tcW w:type="dxa" w:w="1872"/>
+          </w:tcPr>
+          <w:p>
+            <w:r>
+              <w:rPr>
+                <w:sz w:val="17"/>
+              </w:rPr>
+              <w:t>name</w:t>
+            </w:r>
+          </w:p>
+        </w:tc>
+        <w:tc>
+          <w:tcPr>
+            <w:tcW w:type="dxa" w:w="1872"/>
+          </w:tcPr>
+          <w:p>
+            <w:r>
+              <w:rPr>
+                <w:sz w:val="17"/>
+              </w:rPr>
+              <w:t>VARCHAR(100)</w:t>
+            </w:r>
+          </w:p>
+        </w:tc>
+        <w:tc>
+          <w:tcPr>
+            <w:tcW w:type="dxa" w:w="1872"/>
+          </w:tcPr>
+          <w:p>
+            <w:r>
+              <w:rPr>
+                <w:sz w:val="17"/>
               </w:rPr>
               <w:t>-</w:t>
             </w:r>
@@ -1409,7 +2072,7 @@
           <w:p>
             <w:r>
               <w:rPr>
-                <w:sz w:val="19"/>
+                <w:sz w:val="17"/>
               </w:rPr>
               <w:t>NOT NULL</w:t>
             </w:r>
@@ -1422,9 +2085,143 @@
           <w:p>
             <w:r>
               <w:rPr>
-                <w:sz w:val="19"/>
-              </w:rPr>
-              <w:t>True = venit, False = cheltuiala</w:t>
+                <w:sz w:val="17"/>
+              </w:rPr>
+              <w:t>Denumire cont</w:t>
+            </w:r>
+          </w:p>
+        </w:tc>
+      </w:tr>
+      <w:tr>
+        <w:tc>
+          <w:tcPr>
+            <w:tcW w:type="dxa" w:w="1872"/>
+          </w:tcPr>
+          <w:p>
+            <w:r>
+              <w:rPr>
+                <w:sz w:val="17"/>
+              </w:rPr>
+              <w:t>type</w:t>
+            </w:r>
+          </w:p>
+        </w:tc>
+        <w:tc>
+          <w:tcPr>
+            <w:tcW w:type="dxa" w:w="1872"/>
+          </w:tcPr>
+          <w:p>
+            <w:r>
+              <w:rPr>
+                <w:sz w:val="17"/>
+              </w:rPr>
+              <w:t>VARCHAR(20)</w:t>
+            </w:r>
+          </w:p>
+        </w:tc>
+        <w:tc>
+          <w:tcPr>
+            <w:tcW w:type="dxa" w:w="1872"/>
+          </w:tcPr>
+          <w:p>
+            <w:r>
+              <w:rPr>
+                <w:sz w:val="17"/>
+              </w:rPr>
+              <w:t>-</w:t>
+            </w:r>
+          </w:p>
+        </w:tc>
+        <w:tc>
+          <w:tcPr>
+            <w:tcW w:type="dxa" w:w="1872"/>
+          </w:tcPr>
+          <w:p>
+            <w:r>
+              <w:rPr>
+                <w:sz w:val="17"/>
+              </w:rPr>
+              <w:t>NOT NULL</w:t>
+            </w:r>
+          </w:p>
+        </w:tc>
+        <w:tc>
+          <w:tcPr>
+            <w:tcW w:type="dxa" w:w="1872"/>
+          </w:tcPr>
+          <w:p>
+            <w:r>
+              <w:rPr>
+                <w:sz w:val="17"/>
+              </w:rPr>
+              <w:t>Tip (PRINCIPAL/ECONOMII)</w:t>
+            </w:r>
+          </w:p>
+        </w:tc>
+      </w:tr>
+      <w:tr>
+        <w:tc>
+          <w:tcPr>
+            <w:tcW w:type="dxa" w:w="1872"/>
+          </w:tcPr>
+          <w:p>
+            <w:r>
+              <w:rPr>
+                <w:sz w:val="17"/>
+              </w:rPr>
+              <w:t>balance</w:t>
+            </w:r>
+          </w:p>
+        </w:tc>
+        <w:tc>
+          <w:tcPr>
+            <w:tcW w:type="dxa" w:w="1872"/>
+          </w:tcPr>
+          <w:p>
+            <w:r>
+              <w:rPr>
+                <w:sz w:val="17"/>
+              </w:rPr>
+              <w:t>DECIMAL(12,2)</w:t>
+            </w:r>
+          </w:p>
+        </w:tc>
+        <w:tc>
+          <w:tcPr>
+            <w:tcW w:type="dxa" w:w="1872"/>
+          </w:tcPr>
+          <w:p>
+            <w:r>
+              <w:rPr>
+                <w:sz w:val="17"/>
+              </w:rPr>
+              <w:t>-</w:t>
+            </w:r>
+          </w:p>
+        </w:tc>
+        <w:tc>
+          <w:tcPr>
+            <w:tcW w:type="dxa" w:w="1872"/>
+          </w:tcPr>
+          <w:p>
+            <w:r>
+              <w:rPr>
+                <w:sz w:val="17"/>
+              </w:rPr>
+              <w:t>NOT NULL</w:t>
+            </w:r>
+          </w:p>
+        </w:tc>
+        <w:tc>
+          <w:tcPr>
+            <w:tcW w:type="dxa" w:w="1872"/>
+          </w:tcPr>
+          <w:p>
+            <w:r>
+              <w:rPr>
+                <w:sz w:val="17"/>
+              </w:rPr>
+              <w:t>Sold (&gt;= 0)</w:t>
             </w:r>
           </w:p>
         </w:tc>
@@ -1432,14 +2229,14 @@
     </w:tbl>
     <w:p>
       <w:pPr>
-        <w:spacing w:before="160" w:after="40"/>
+        <w:spacing w:before="120" w:after="40"/>
       </w:pPr>
       <w:r>
         <w:rPr>
           <w:b/>
-          <w:sz w:val="22"/>
+          <w:sz w:val="21"/>
         </w:rPr>
-        <w:t>Tabelul 4: planned_payments (Plati lunare planificate)</w:t>
+        <w:t>Tabelul 4: categories (Categorii Principale)</w:t>
       </w:r>
     </w:p>
     <w:tbl>
@@ -1464,7 +2261,7 @@
             <w:r>
               <w:rPr>
                 <w:b/>
-                <w:sz w:val="20"/>
+                <w:sz w:val="19"/>
               </w:rPr>
               <w:t>Câmp</w:t>
             </w:r>
@@ -1478,9 +2275,9 @@
             <w:r>
               <w:rPr>
                 <w:b/>
-                <w:sz w:val="20"/>
-              </w:rPr>
-              <w:t>Tip</w:t>
+                <w:sz w:val="19"/>
+              </w:rPr>
+              <w:t>Tip MySQL</w:t>
             </w:r>
           </w:p>
         </w:tc>
@@ -1492,7 +2289,7 @@
             <w:r>
               <w:rPr>
                 <w:b/>
-                <w:sz w:val="20"/>
+                <w:sz w:val="19"/>
               </w:rPr>
               <w:t>Cheie</w:t>
             </w:r>
@@ -1506,7 +2303,7 @@
             <w:r>
               <w:rPr>
                 <w:b/>
-                <w:sz w:val="20"/>
+                <w:sz w:val="19"/>
               </w:rPr>
               <w:t>Null</w:t>
             </w:r>
@@ -1520,7 +2317,7 @@
             <w:r>
               <w:rPr>
                 <w:b/>
-                <w:sz w:val="20"/>
+                <w:sz w:val="19"/>
               </w:rPr>
               <w:t>Descriere</w:t>
             </w:r>
@@ -1535,7 +2332,7 @@
           <w:p>
             <w:r>
               <w:rPr>
-                <w:sz w:val="19"/>
+                <w:sz w:val="17"/>
               </w:rPr>
               <w:t>id</w:t>
             </w:r>
@@ -1548,20 +2345,20 @@
           <w:p>
             <w:r>
               <w:rPr>
-                <w:sz w:val="19"/>
-              </w:rPr>
-              <w:t>INT / SERIAL</w:t>
-            </w:r>
-          </w:p>
-        </w:tc>
-        <w:tc>
-          <w:tcPr>
-            <w:tcW w:type="dxa" w:w="1872"/>
-          </w:tcPr>
-          <w:p>
-            <w:r>
-              <w:rPr>
-                <w:sz w:val="19"/>
+                <w:sz w:val="17"/>
+              </w:rPr>
+              <w:t>INT AUTO_INCREMENT</w:t>
+            </w:r>
+          </w:p>
+        </w:tc>
+        <w:tc>
+          <w:tcPr>
+            <w:tcW w:type="dxa" w:w="1872"/>
+          </w:tcPr>
+          <w:p>
+            <w:r>
+              <w:rPr>
+                <w:sz w:val="17"/>
               </w:rPr>
               <w:t>PK</w:t>
             </w:r>
@@ -1574,7 +2371,7 @@
           <w:p>
             <w:r>
               <w:rPr>
-                <w:sz w:val="19"/>
+                <w:sz w:val="17"/>
               </w:rPr>
               <w:t>NOT NULL</w:t>
             </w:r>
@@ -1587,9 +2384,9 @@
           <w:p>
             <w:r>
               <w:rPr>
-                <w:sz w:val="19"/>
-              </w:rPr>
-              <w:t>ID unic plata planificata</w:t>
+                <w:sz w:val="17"/>
+              </w:rPr>
+              <w:t>ID unic categorie</w:t>
             </w:r>
           </w:p>
         </w:tc>
@@ -1602,46 +2399,46 @@
           <w:p>
             <w:r>
               <w:rPr>
-                <w:sz w:val="19"/>
-              </w:rPr>
-              <w:t>account_id</w:t>
-            </w:r>
-          </w:p>
-        </w:tc>
-        <w:tc>
-          <w:tcPr>
-            <w:tcW w:type="dxa" w:w="1872"/>
-          </w:tcPr>
-          <w:p>
-            <w:r>
-              <w:rPr>
-                <w:sz w:val="19"/>
-              </w:rPr>
-              <w:t>INT</w:t>
-            </w:r>
-          </w:p>
-        </w:tc>
-        <w:tc>
-          <w:tcPr>
-            <w:tcW w:type="dxa" w:w="1872"/>
-          </w:tcPr>
-          <w:p>
-            <w:r>
-              <w:rPr>
-                <w:sz w:val="19"/>
-              </w:rPr>
-              <w:t>FK</w:t>
-            </w:r>
-          </w:p>
-        </w:tc>
-        <w:tc>
-          <w:tcPr>
-            <w:tcW w:type="dxa" w:w="1872"/>
-          </w:tcPr>
-          <w:p>
-            <w:r>
-              <w:rPr>
-                <w:sz w:val="19"/>
+                <w:sz w:val="17"/>
+              </w:rPr>
+              <w:t>name</w:t>
+            </w:r>
+          </w:p>
+        </w:tc>
+        <w:tc>
+          <w:tcPr>
+            <w:tcW w:type="dxa" w:w="1872"/>
+          </w:tcPr>
+          <w:p>
+            <w:r>
+              <w:rPr>
+                <w:sz w:val="17"/>
+              </w:rPr>
+              <w:t>VARCHAR(50)</w:t>
+            </w:r>
+          </w:p>
+        </w:tc>
+        <w:tc>
+          <w:tcPr>
+            <w:tcW w:type="dxa" w:w="1872"/>
+          </w:tcPr>
+          <w:p>
+            <w:r>
+              <w:rPr>
+                <w:sz w:val="17"/>
+              </w:rPr>
+              <w:t>UK</w:t>
+            </w:r>
+          </w:p>
+        </w:tc>
+        <w:tc>
+          <w:tcPr>
+            <w:tcW w:type="dxa" w:w="1872"/>
+          </w:tcPr>
+          <w:p>
+            <w:r>
+              <w:rPr>
+                <w:sz w:val="17"/>
               </w:rPr>
               <w:t>NOT NULL</w:t>
             </w:r>
@@ -1654,9 +2451,9 @@
           <w:p>
             <w:r>
               <w:rPr>
-                <w:sz w:val="19"/>
-              </w:rPr>
-              <w:t>Contul asociat (accounts.id)</w:t>
+                <w:sz w:val="17"/>
+              </w:rPr>
+              <w:t>Denumire</w:t>
             </w:r>
           </w:p>
         </w:tc>
@@ -1669,46 +2466,46 @@
           <w:p>
             <w:r>
               <w:rPr>
-                <w:sz w:val="19"/>
-              </w:rPr>
-              <w:t>category_id</w:t>
-            </w:r>
-          </w:p>
-        </w:tc>
-        <w:tc>
-          <w:tcPr>
-            <w:tcW w:type="dxa" w:w="1872"/>
-          </w:tcPr>
-          <w:p>
-            <w:r>
-              <w:rPr>
-                <w:sz w:val="19"/>
-              </w:rPr>
-              <w:t>INT</w:t>
-            </w:r>
-          </w:p>
-        </w:tc>
-        <w:tc>
-          <w:tcPr>
-            <w:tcW w:type="dxa" w:w="1872"/>
-          </w:tcPr>
-          <w:p>
-            <w:r>
-              <w:rPr>
-                <w:sz w:val="19"/>
-              </w:rPr>
-              <w:t>FK</w:t>
-            </w:r>
-          </w:p>
-        </w:tc>
-        <w:tc>
-          <w:tcPr>
-            <w:tcW w:type="dxa" w:w="1872"/>
-          </w:tcPr>
-          <w:p>
-            <w:r>
-              <w:rPr>
-                <w:sz w:val="19"/>
+                <w:sz w:val="17"/>
+              </w:rPr>
+              <w:t>is_income</w:t>
+            </w:r>
+          </w:p>
+        </w:tc>
+        <w:tc>
+          <w:tcPr>
+            <w:tcW w:type="dxa" w:w="1872"/>
+          </w:tcPr>
+          <w:p>
+            <w:r>
+              <w:rPr>
+                <w:sz w:val="17"/>
+              </w:rPr>
+              <w:t>BOOLEAN</w:t>
+            </w:r>
+          </w:p>
+        </w:tc>
+        <w:tc>
+          <w:tcPr>
+            <w:tcW w:type="dxa" w:w="1872"/>
+          </w:tcPr>
+          <w:p>
+            <w:r>
+              <w:rPr>
+                <w:sz w:val="17"/>
+              </w:rPr>
+              <w:t>-</w:t>
+            </w:r>
+          </w:p>
+        </w:tc>
+        <w:tc>
+          <w:tcPr>
+            <w:tcW w:type="dxa" w:w="1872"/>
+          </w:tcPr>
+          <w:p>
+            <w:r>
+              <w:rPr>
+                <w:sz w:val="17"/>
               </w:rPr>
               <w:t>NOT NULL</w:t>
             </w:r>
@@ -1721,411 +2518,9 @@
           <w:p>
             <w:r>
               <w:rPr>
-                <w:sz w:val="19"/>
-              </w:rPr>
-              <w:t>Categoria platii (categories.id)</w:t>
-            </w:r>
-          </w:p>
-        </w:tc>
-      </w:tr>
-      <w:tr>
-        <w:tc>
-          <w:tcPr>
-            <w:tcW w:type="dxa" w:w="1872"/>
-          </w:tcPr>
-          <w:p>
-            <w:r>
-              <w:rPr>
-                <w:sz w:val="19"/>
-              </w:rPr>
-              <w:t>title</w:t>
-            </w:r>
-          </w:p>
-        </w:tc>
-        <w:tc>
-          <w:tcPr>
-            <w:tcW w:type="dxa" w:w="1872"/>
-          </w:tcPr>
-          <w:p>
-            <w:r>
-              <w:rPr>
-                <w:sz w:val="19"/>
-              </w:rPr>
-              <w:t>VARCHAR(150)</w:t>
-            </w:r>
-          </w:p>
-        </w:tc>
-        <w:tc>
-          <w:tcPr>
-            <w:tcW w:type="dxa" w:w="1872"/>
-          </w:tcPr>
-          <w:p>
-            <w:r>
-              <w:rPr>
-                <w:sz w:val="19"/>
-              </w:rPr>
-              <w:t>-</w:t>
-            </w:r>
-          </w:p>
-        </w:tc>
-        <w:tc>
-          <w:tcPr>
-            <w:tcW w:type="dxa" w:w="1872"/>
-          </w:tcPr>
-          <w:p>
-            <w:r>
-              <w:rPr>
-                <w:sz w:val="19"/>
-              </w:rPr>
-              <w:t>NOT NULL</w:t>
-            </w:r>
-          </w:p>
-        </w:tc>
-        <w:tc>
-          <w:tcPr>
-            <w:tcW w:type="dxa" w:w="1872"/>
-          </w:tcPr>
-          <w:p>
-            <w:r>
-              <w:rPr>
-                <w:sz w:val="19"/>
-              </w:rPr>
-              <w:t>Descriere scurta obligatie</w:t>
-            </w:r>
-          </w:p>
-        </w:tc>
-      </w:tr>
-      <w:tr>
-        <w:tc>
-          <w:tcPr>
-            <w:tcW w:type="dxa" w:w="1872"/>
-          </w:tcPr>
-          <w:p>
-            <w:r>
-              <w:rPr>
-                <w:sz w:val="19"/>
-              </w:rPr>
-              <w:t>amount</w:t>
-            </w:r>
-          </w:p>
-        </w:tc>
-        <w:tc>
-          <w:tcPr>
-            <w:tcW w:type="dxa" w:w="1872"/>
-          </w:tcPr>
-          <w:p>
-            <w:r>
-              <w:rPr>
-                <w:sz w:val="19"/>
-              </w:rPr>
-              <w:t>DECIMAL(12,2)</w:t>
-            </w:r>
-          </w:p>
-        </w:tc>
-        <w:tc>
-          <w:tcPr>
-            <w:tcW w:type="dxa" w:w="1872"/>
-          </w:tcPr>
-          <w:p>
-            <w:r>
-              <w:rPr>
-                <w:sz w:val="19"/>
-              </w:rPr>
-              <w:t>-</w:t>
-            </w:r>
-          </w:p>
-        </w:tc>
-        <w:tc>
-          <w:tcPr>
-            <w:tcW w:type="dxa" w:w="1872"/>
-          </w:tcPr>
-          <w:p>
-            <w:r>
-              <w:rPr>
-                <w:sz w:val="19"/>
-              </w:rPr>
-              <w:t>NOT NULL</w:t>
-            </w:r>
-          </w:p>
-        </w:tc>
-        <w:tc>
-          <w:tcPr>
-            <w:tcW w:type="dxa" w:w="1872"/>
-          </w:tcPr>
-          <w:p>
-            <w:r>
-              <w:rPr>
-                <w:sz w:val="19"/>
-              </w:rPr>
-              <w:t>Valoare suma (&gt; 0.00)</w:t>
-            </w:r>
-          </w:p>
-        </w:tc>
-      </w:tr>
-      <w:tr>
-        <w:tc>
-          <w:tcPr>
-            <w:tcW w:type="dxa" w:w="1872"/>
-          </w:tcPr>
-          <w:p>
-            <w:r>
-              <w:rPr>
-                <w:sz w:val="19"/>
-              </w:rPr>
-              <w:t>target_month</w:t>
-            </w:r>
-          </w:p>
-        </w:tc>
-        <w:tc>
-          <w:tcPr>
-            <w:tcW w:type="dxa" w:w="1872"/>
-          </w:tcPr>
-          <w:p>
-            <w:r>
-              <w:rPr>
-                <w:sz w:val="19"/>
-              </w:rPr>
-              <w:t>DATE</w:t>
-            </w:r>
-          </w:p>
-        </w:tc>
-        <w:tc>
-          <w:tcPr>
-            <w:tcW w:type="dxa" w:w="1872"/>
-          </w:tcPr>
-          <w:p>
-            <w:r>
-              <w:rPr>
-                <w:sz w:val="19"/>
-              </w:rPr>
-              <w:t>-</w:t>
-            </w:r>
-          </w:p>
-        </w:tc>
-        <w:tc>
-          <w:tcPr>
-            <w:tcW w:type="dxa" w:w="1872"/>
-          </w:tcPr>
-          <w:p>
-            <w:r>
-              <w:rPr>
-                <w:sz w:val="19"/>
-              </w:rPr>
-              <w:t>NOT NULL</w:t>
-            </w:r>
-          </w:p>
-        </w:tc>
-        <w:tc>
-          <w:tcPr>
-            <w:tcW w:type="dxa" w:w="1872"/>
-          </w:tcPr>
-          <w:p>
-            <w:r>
-              <w:rPr>
-                <w:sz w:val="19"/>
-              </w:rPr>
-              <w:t>Luna vizata (ex: 2026-10-01)</w:t>
-            </w:r>
-          </w:p>
-        </w:tc>
-      </w:tr>
-      <w:tr>
-        <w:tc>
-          <w:tcPr>
-            <w:tcW w:type="dxa" w:w="1872"/>
-          </w:tcPr>
-          <w:p>
-            <w:r>
-              <w:rPr>
-                <w:sz w:val="19"/>
-              </w:rPr>
-              <w:t>due_date</w:t>
-            </w:r>
-          </w:p>
-        </w:tc>
-        <w:tc>
-          <w:tcPr>
-            <w:tcW w:type="dxa" w:w="1872"/>
-          </w:tcPr>
-          <w:p>
-            <w:r>
-              <w:rPr>
-                <w:sz w:val="19"/>
-              </w:rPr>
-              <w:t>DATE</w:t>
-            </w:r>
-          </w:p>
-        </w:tc>
-        <w:tc>
-          <w:tcPr>
-            <w:tcW w:type="dxa" w:w="1872"/>
-          </w:tcPr>
-          <w:p>
-            <w:r>
-              <w:rPr>
-                <w:sz w:val="19"/>
-              </w:rPr>
-              <w:t>-</w:t>
-            </w:r>
-          </w:p>
-        </w:tc>
-        <w:tc>
-          <w:tcPr>
-            <w:tcW w:type="dxa" w:w="1872"/>
-          </w:tcPr>
-          <w:p>
-            <w:r>
-              <w:rPr>
-                <w:sz w:val="19"/>
-              </w:rPr>
-              <w:t>NULL</w:t>
-            </w:r>
-          </w:p>
-        </w:tc>
-        <w:tc>
-          <w:tcPr>
-            <w:tcW w:type="dxa" w:w="1872"/>
-          </w:tcPr>
-          <w:p>
-            <w:r>
-              <w:rPr>
-                <w:sz w:val="19"/>
-              </w:rPr>
-              <w:t>Data limita scadenta</w:t>
-            </w:r>
-          </w:p>
-        </w:tc>
-      </w:tr>
-      <w:tr>
-        <w:tc>
-          <w:tcPr>
-            <w:tcW w:type="dxa" w:w="1872"/>
-          </w:tcPr>
-          <w:p>
-            <w:r>
-              <w:rPr>
-                <w:sz w:val="19"/>
-              </w:rPr>
-              <w:t>status</w:t>
-            </w:r>
-          </w:p>
-        </w:tc>
-        <w:tc>
-          <w:tcPr>
-            <w:tcW w:type="dxa" w:w="1872"/>
-          </w:tcPr>
-          <w:p>
-            <w:r>
-              <w:rPr>
-                <w:sz w:val="19"/>
-              </w:rPr>
-              <w:t>VARCHAR(20)</w:t>
-            </w:r>
-          </w:p>
-        </w:tc>
-        <w:tc>
-          <w:tcPr>
-            <w:tcW w:type="dxa" w:w="1872"/>
-          </w:tcPr>
-          <w:p>
-            <w:r>
-              <w:rPr>
-                <w:sz w:val="19"/>
-              </w:rPr>
-              <w:t>-</w:t>
-            </w:r>
-          </w:p>
-        </w:tc>
-        <w:tc>
-          <w:tcPr>
-            <w:tcW w:type="dxa" w:w="1872"/>
-          </w:tcPr>
-          <w:p>
-            <w:r>
-              <w:rPr>
-                <w:sz w:val="19"/>
-              </w:rPr>
-              <w:t>NOT NULL</w:t>
-            </w:r>
-          </w:p>
-        </w:tc>
-        <w:tc>
-          <w:tcPr>
-            <w:tcW w:type="dxa" w:w="1872"/>
-          </w:tcPr>
-          <w:p>
-            <w:r>
-              <w:rPr>
-                <w:sz w:val="19"/>
-              </w:rPr>
-              <w:t>PLANIFICAT, ACHITAT, ANULAT</w:t>
-            </w:r>
-          </w:p>
-        </w:tc>
-      </w:tr>
-      <w:tr>
-        <w:tc>
-          <w:tcPr>
-            <w:tcW w:type="dxa" w:w="1872"/>
-          </w:tcPr>
-          <w:p>
-            <w:r>
-              <w:rPr>
-                <w:sz w:val="19"/>
-              </w:rPr>
-              <w:t>is_recurring</w:t>
-            </w:r>
-          </w:p>
-        </w:tc>
-        <w:tc>
-          <w:tcPr>
-            <w:tcW w:type="dxa" w:w="1872"/>
-          </w:tcPr>
-          <w:p>
-            <w:r>
-              <w:rPr>
-                <w:sz w:val="19"/>
-              </w:rPr>
-              <w:t>BOOLEAN</w:t>
-            </w:r>
-          </w:p>
-        </w:tc>
-        <w:tc>
-          <w:tcPr>
-            <w:tcW w:type="dxa" w:w="1872"/>
-          </w:tcPr>
-          <w:p>
-            <w:r>
-              <w:rPr>
-                <w:sz w:val="19"/>
-              </w:rPr>
-              <w:t>-</w:t>
-            </w:r>
-          </w:p>
-        </w:tc>
-        <w:tc>
-          <w:tcPr>
-            <w:tcW w:type="dxa" w:w="1872"/>
-          </w:tcPr>
-          <w:p>
-            <w:r>
-              <w:rPr>
-                <w:sz w:val="19"/>
-              </w:rPr>
-              <w:t>NOT NULL</w:t>
-            </w:r>
-          </w:p>
-        </w:tc>
-        <w:tc>
-          <w:tcPr>
-            <w:tcW w:type="dxa" w:w="1872"/>
-          </w:tcPr>
-          <w:p>
-            <w:r>
-              <w:rPr>
-                <w:sz w:val="19"/>
-              </w:rPr>
-              <w:t>True = plata recurenta</w:t>
+                <w:sz w:val="17"/>
+              </w:rPr>
+              <w:t>Indicator venit/cheltuială</w:t>
             </w:r>
           </w:p>
         </w:tc>
@@ -2133,14 +2528,14 @@
     </w:tbl>
     <w:p>
       <w:pPr>
-        <w:spacing w:before="160" w:after="40"/>
+        <w:spacing w:before="120" w:after="40"/>
       </w:pPr>
       <w:r>
         <w:rPr>
           <w:b/>
-          <w:sz w:val="22"/>
+          <w:sz w:val="21"/>
         </w:rPr>
-        <w:t>Tabelul 5: transactions (Tranzactii executate)</w:t>
+        <w:t>Tabelul 5: subcategories (Subcategorii)</w:t>
       </w:r>
     </w:p>
     <w:tbl>
@@ -2165,7 +2560,7 @@
             <w:r>
               <w:rPr>
                 <w:b/>
-                <w:sz w:val="20"/>
+                <w:sz w:val="19"/>
               </w:rPr>
               <w:t>Câmp</w:t>
             </w:r>
@@ -2179,9 +2574,9 @@
             <w:r>
               <w:rPr>
                 <w:b/>
-                <w:sz w:val="20"/>
-              </w:rPr>
-              <w:t>Tip</w:t>
+                <w:sz w:val="19"/>
+              </w:rPr>
+              <w:t>Tip MySQL</w:t>
             </w:r>
           </w:p>
         </w:tc>
@@ -2193,7 +2588,7 @@
             <w:r>
               <w:rPr>
                 <w:b/>
-                <w:sz w:val="20"/>
+                <w:sz w:val="19"/>
               </w:rPr>
               <w:t>Cheie</w:t>
             </w:r>
@@ -2207,7 +2602,7 @@
             <w:r>
               <w:rPr>
                 <w:b/>
-                <w:sz w:val="20"/>
+                <w:sz w:val="19"/>
               </w:rPr>
               <w:t>Null</w:t>
             </w:r>
@@ -2221,7 +2616,7 @@
             <w:r>
               <w:rPr>
                 <w:b/>
-                <w:sz w:val="20"/>
+                <w:sz w:val="19"/>
               </w:rPr>
               <w:t>Descriere</w:t>
             </w:r>
@@ -2236,7 +2631,7 @@
           <w:p>
             <w:r>
               <w:rPr>
-                <w:sz w:val="19"/>
+                <w:sz w:val="17"/>
               </w:rPr>
               <w:t>id</w:t>
             </w:r>
@@ -2249,20 +2644,20 @@
           <w:p>
             <w:r>
               <w:rPr>
-                <w:sz w:val="19"/>
-              </w:rPr>
-              <w:t>INT / SERIAL</w:t>
-            </w:r>
-          </w:p>
-        </w:tc>
-        <w:tc>
-          <w:tcPr>
-            <w:tcW w:type="dxa" w:w="1872"/>
-          </w:tcPr>
-          <w:p>
-            <w:r>
-              <w:rPr>
-                <w:sz w:val="19"/>
+                <w:sz w:val="17"/>
+              </w:rPr>
+              <w:t>INT AUTO_INCREMENT</w:t>
+            </w:r>
+          </w:p>
+        </w:tc>
+        <w:tc>
+          <w:tcPr>
+            <w:tcW w:type="dxa" w:w="1872"/>
+          </w:tcPr>
+          <w:p>
+            <w:r>
+              <w:rPr>
+                <w:sz w:val="17"/>
               </w:rPr>
               <w:t>PK</w:t>
             </w:r>
@@ -2275,7 +2670,7 @@
           <w:p>
             <w:r>
               <w:rPr>
-                <w:sz w:val="19"/>
+                <w:sz w:val="17"/>
               </w:rPr>
               <w:t>NOT NULL</w:t>
             </w:r>
@@ -2288,9 +2683,9 @@
           <w:p>
             <w:r>
               <w:rPr>
-                <w:sz w:val="19"/>
-              </w:rPr>
-              <w:t>ID unic tranzactie</w:t>
+                <w:sz w:val="17"/>
+              </w:rPr>
+              <w:t>ID unic subcategorie</w:t>
             </w:r>
           </w:p>
         </w:tc>
@@ -2303,20 +2698,20 @@
           <w:p>
             <w:r>
               <w:rPr>
-                <w:sz w:val="19"/>
-              </w:rPr>
-              <w:t>source_account_id</w:t>
-            </w:r>
-          </w:p>
-        </w:tc>
-        <w:tc>
-          <w:tcPr>
-            <w:tcW w:type="dxa" w:w="1872"/>
-          </w:tcPr>
-          <w:p>
-            <w:r>
-              <w:rPr>
-                <w:sz w:val="19"/>
+                <w:sz w:val="17"/>
+              </w:rPr>
+              <w:t>category_id</w:t>
+            </w:r>
+          </w:p>
+        </w:tc>
+        <w:tc>
+          <w:tcPr>
+            <w:tcW w:type="dxa" w:w="1872"/>
+          </w:tcPr>
+          <w:p>
+            <w:r>
+              <w:rPr>
+                <w:sz w:val="17"/>
               </w:rPr>
               <w:t>INT</w:t>
             </w:r>
@@ -2329,7 +2724,7 @@
           <w:p>
             <w:r>
               <w:rPr>
-                <w:sz w:val="19"/>
+                <w:sz w:val="17"/>
               </w:rPr>
               <w:t>FK</w:t>
             </w:r>
@@ -2342,22 +2737,22 @@
           <w:p>
             <w:r>
               <w:rPr>
-                <w:sz w:val="19"/>
-              </w:rPr>
-              <w:t>NULL</w:t>
-            </w:r>
-          </w:p>
-        </w:tc>
-        <w:tc>
-          <w:tcPr>
-            <w:tcW w:type="dxa" w:w="1872"/>
-          </w:tcPr>
-          <w:p>
-            <w:r>
-              <w:rPr>
-                <w:sz w:val="19"/>
-              </w:rPr>
-              <w:t>Cont debitat (accounts.id)</w:t>
+                <w:sz w:val="17"/>
+              </w:rPr>
+              <w:t>NOT NULL</w:t>
+            </w:r>
+          </w:p>
+        </w:tc>
+        <w:tc>
+          <w:tcPr>
+            <w:tcW w:type="dxa" w:w="1872"/>
+          </w:tcPr>
+          <w:p>
+            <w:r>
+              <w:rPr>
+                <w:sz w:val="17"/>
+              </w:rPr>
+              <w:t>Referință categories.id</w:t>
             </w:r>
           </w:p>
         </w:tc>
@@ -2370,167 +2765,33 @@
           <w:p>
             <w:r>
               <w:rPr>
-                <w:sz w:val="19"/>
-              </w:rPr>
-              <w:t>destination_account_id</w:t>
-            </w:r>
-          </w:p>
-        </w:tc>
-        <w:tc>
-          <w:tcPr>
-            <w:tcW w:type="dxa" w:w="1872"/>
-          </w:tcPr>
-          <w:p>
-            <w:r>
-              <w:rPr>
-                <w:sz w:val="19"/>
-              </w:rPr>
-              <w:t>INT</w:t>
-            </w:r>
-          </w:p>
-        </w:tc>
-        <w:tc>
-          <w:tcPr>
-            <w:tcW w:type="dxa" w:w="1872"/>
-          </w:tcPr>
-          <w:p>
-            <w:r>
-              <w:rPr>
-                <w:sz w:val="19"/>
-              </w:rPr>
-              <w:t>FK</w:t>
-            </w:r>
-          </w:p>
-        </w:tc>
-        <w:tc>
-          <w:tcPr>
-            <w:tcW w:type="dxa" w:w="1872"/>
-          </w:tcPr>
-          <w:p>
-            <w:r>
-              <w:rPr>
-                <w:sz w:val="19"/>
-              </w:rPr>
-              <w:t>NULL</w:t>
-            </w:r>
-          </w:p>
-        </w:tc>
-        <w:tc>
-          <w:tcPr>
-            <w:tcW w:type="dxa" w:w="1872"/>
-          </w:tcPr>
-          <w:p>
-            <w:r>
-              <w:rPr>
-                <w:sz w:val="19"/>
-              </w:rPr>
-              <w:t>Cont creditat (accounts.id)</w:t>
-            </w:r>
-          </w:p>
-        </w:tc>
-      </w:tr>
-      <w:tr>
-        <w:tc>
-          <w:tcPr>
-            <w:tcW w:type="dxa" w:w="1872"/>
-          </w:tcPr>
-          <w:p>
-            <w:r>
-              <w:rPr>
-                <w:sz w:val="19"/>
-              </w:rPr>
-              <w:t>category_id</w:t>
-            </w:r>
-          </w:p>
-        </w:tc>
-        <w:tc>
-          <w:tcPr>
-            <w:tcW w:type="dxa" w:w="1872"/>
-          </w:tcPr>
-          <w:p>
-            <w:r>
-              <w:rPr>
-                <w:sz w:val="19"/>
-              </w:rPr>
-              <w:t>INT</w:t>
-            </w:r>
-          </w:p>
-        </w:tc>
-        <w:tc>
-          <w:tcPr>
-            <w:tcW w:type="dxa" w:w="1872"/>
-          </w:tcPr>
-          <w:p>
-            <w:r>
-              <w:rPr>
-                <w:sz w:val="19"/>
-              </w:rPr>
-              <w:t>FK</w:t>
-            </w:r>
-          </w:p>
-        </w:tc>
-        <w:tc>
-          <w:tcPr>
-            <w:tcW w:type="dxa" w:w="1872"/>
-          </w:tcPr>
-          <w:p>
-            <w:r>
-              <w:rPr>
-                <w:sz w:val="19"/>
-              </w:rPr>
-              <w:t>NULL</w:t>
-            </w:r>
-          </w:p>
-        </w:tc>
-        <w:tc>
-          <w:tcPr>
-            <w:tcW w:type="dxa" w:w="1872"/>
-          </w:tcPr>
-          <w:p>
-            <w:r>
-              <w:rPr>
-                <w:sz w:val="19"/>
-              </w:rPr>
-              <w:t>Categoria operatiunii</w:t>
-            </w:r>
-          </w:p>
-        </w:tc>
-      </w:tr>
-      <w:tr>
-        <w:tc>
-          <w:tcPr>
-            <w:tcW w:type="dxa" w:w="1872"/>
-          </w:tcPr>
-          <w:p>
-            <w:r>
-              <w:rPr>
-                <w:sz w:val="19"/>
-              </w:rPr>
-              <w:t>type</w:t>
-            </w:r>
-          </w:p>
-        </w:tc>
-        <w:tc>
-          <w:tcPr>
-            <w:tcW w:type="dxa" w:w="1872"/>
-          </w:tcPr>
-          <w:p>
-            <w:r>
-              <w:rPr>
-                <w:sz w:val="19"/>
-              </w:rPr>
-              <w:t>VARCHAR(30)</w:t>
-            </w:r>
-          </w:p>
-        </w:tc>
-        <w:tc>
-          <w:tcPr>
-            <w:tcW w:type="dxa" w:w="1872"/>
-          </w:tcPr>
-          <w:p>
-            <w:r>
-              <w:rPr>
-                <w:sz w:val="19"/>
+                <w:sz w:val="17"/>
+              </w:rPr>
+              <w:t>name</w:t>
+            </w:r>
+          </w:p>
+        </w:tc>
+        <w:tc>
+          <w:tcPr>
+            <w:tcW w:type="dxa" w:w="1872"/>
+          </w:tcPr>
+          <w:p>
+            <w:r>
+              <w:rPr>
+                <w:sz w:val="17"/>
+              </w:rPr>
+              <w:t>VARCHAR(50)</w:t>
+            </w:r>
+          </w:p>
+        </w:tc>
+        <w:tc>
+          <w:tcPr>
+            <w:tcW w:type="dxa" w:w="1872"/>
+          </w:tcPr>
+          <w:p>
+            <w:r>
+              <w:rPr>
+                <w:sz w:val="17"/>
               </w:rPr>
               <w:t>-</w:t>
             </w:r>
@@ -2543,7 +2804,7 @@
           <w:p>
             <w:r>
               <w:rPr>
-                <w:sz w:val="19"/>
+                <w:sz w:val="17"/>
               </w:rPr>
               <w:t>NOT NULL</w:t>
             </w:r>
@@ -2556,210 +2817,9 @@
           <w:p>
             <w:r>
               <w:rPr>
-                <w:sz w:val="19"/>
-              </w:rPr>
-              <w:t>VENIT, CHELTUIALA, TRANSFER_ECONOMII</w:t>
-            </w:r>
-          </w:p>
-        </w:tc>
-      </w:tr>
-      <w:tr>
-        <w:tc>
-          <w:tcPr>
-            <w:tcW w:type="dxa" w:w="1872"/>
-          </w:tcPr>
-          <w:p>
-            <w:r>
-              <w:rPr>
-                <w:sz w:val="19"/>
-              </w:rPr>
-              <w:t>amount</w:t>
-            </w:r>
-          </w:p>
-        </w:tc>
-        <w:tc>
-          <w:tcPr>
-            <w:tcW w:type="dxa" w:w="1872"/>
-          </w:tcPr>
-          <w:p>
-            <w:r>
-              <w:rPr>
-                <w:sz w:val="19"/>
-              </w:rPr>
-              <w:t>DECIMAL(12,2)</w:t>
-            </w:r>
-          </w:p>
-        </w:tc>
-        <w:tc>
-          <w:tcPr>
-            <w:tcW w:type="dxa" w:w="1872"/>
-          </w:tcPr>
-          <w:p>
-            <w:r>
-              <w:rPr>
-                <w:sz w:val="19"/>
-              </w:rPr>
-              <w:t>-</w:t>
-            </w:r>
-          </w:p>
-        </w:tc>
-        <w:tc>
-          <w:tcPr>
-            <w:tcW w:type="dxa" w:w="1872"/>
-          </w:tcPr>
-          <w:p>
-            <w:r>
-              <w:rPr>
-                <w:sz w:val="19"/>
-              </w:rPr>
-              <w:t>NOT NULL</w:t>
-            </w:r>
-          </w:p>
-        </w:tc>
-        <w:tc>
-          <w:tcPr>
-            <w:tcW w:type="dxa" w:w="1872"/>
-          </w:tcPr>
-          <w:p>
-            <w:r>
-              <w:rPr>
-                <w:sz w:val="19"/>
-              </w:rPr>
-              <w:t>Valoare tranzactionata (&gt; 0.00)</w:t>
-            </w:r>
-          </w:p>
-        </w:tc>
-      </w:tr>
-      <w:tr>
-        <w:tc>
-          <w:tcPr>
-            <w:tcW w:type="dxa" w:w="1872"/>
-          </w:tcPr>
-          <w:p>
-            <w:r>
-              <w:rPr>
-                <w:sz w:val="19"/>
-              </w:rPr>
-              <w:t>transaction_date</w:t>
-            </w:r>
-          </w:p>
-        </w:tc>
-        <w:tc>
-          <w:tcPr>
-            <w:tcW w:type="dxa" w:w="1872"/>
-          </w:tcPr>
-          <w:p>
-            <w:r>
-              <w:rPr>
-                <w:sz w:val="19"/>
-              </w:rPr>
-              <w:t>TIMESTAMP</w:t>
-            </w:r>
-          </w:p>
-        </w:tc>
-        <w:tc>
-          <w:tcPr>
-            <w:tcW w:type="dxa" w:w="1872"/>
-          </w:tcPr>
-          <w:p>
-            <w:r>
-              <w:rPr>
-                <w:sz w:val="19"/>
-              </w:rPr>
-              <w:t>-</w:t>
-            </w:r>
-          </w:p>
-        </w:tc>
-        <w:tc>
-          <w:tcPr>
-            <w:tcW w:type="dxa" w:w="1872"/>
-          </w:tcPr>
-          <w:p>
-            <w:r>
-              <w:rPr>
-                <w:sz w:val="19"/>
-              </w:rPr>
-              <w:t>NOT NULL</w:t>
-            </w:r>
-          </w:p>
-        </w:tc>
-        <w:tc>
-          <w:tcPr>
-            <w:tcW w:type="dxa" w:w="1872"/>
-          </w:tcPr>
-          <w:p>
-            <w:r>
-              <w:rPr>
-                <w:sz w:val="19"/>
-              </w:rPr>
-              <w:t>Data si ora executiei</w:t>
-            </w:r>
-          </w:p>
-        </w:tc>
-      </w:tr>
-      <w:tr>
-        <w:tc>
-          <w:tcPr>
-            <w:tcW w:type="dxa" w:w="1872"/>
-          </w:tcPr>
-          <w:p>
-            <w:r>
-              <w:rPr>
-                <w:sz w:val="19"/>
-              </w:rPr>
-              <w:t>description</w:t>
-            </w:r>
-          </w:p>
-        </w:tc>
-        <w:tc>
-          <w:tcPr>
-            <w:tcW w:type="dxa" w:w="1872"/>
-          </w:tcPr>
-          <w:p>
-            <w:r>
-              <w:rPr>
-                <w:sz w:val="19"/>
-              </w:rPr>
-              <w:t>TEXT</w:t>
-            </w:r>
-          </w:p>
-        </w:tc>
-        <w:tc>
-          <w:tcPr>
-            <w:tcW w:type="dxa" w:w="1872"/>
-          </w:tcPr>
-          <w:p>
-            <w:r>
-              <w:rPr>
-                <w:sz w:val="19"/>
-              </w:rPr>
-              <w:t>-</w:t>
-            </w:r>
-          </w:p>
-        </w:tc>
-        <w:tc>
-          <w:tcPr>
-            <w:tcW w:type="dxa" w:w="1872"/>
-          </w:tcPr>
-          <w:p>
-            <w:r>
-              <w:rPr>
-                <w:sz w:val="19"/>
-              </w:rPr>
-              <w:t>NULL</w:t>
-            </w:r>
-          </w:p>
-        </w:tc>
-        <w:tc>
-          <w:tcPr>
-            <w:tcW w:type="dxa" w:w="1872"/>
-          </w:tcPr>
-          <w:p>
-            <w:r>
-              <w:rPr>
-                <w:sz w:val="19"/>
-              </w:rPr>
-              <w:t>Detalii optionale</w:t>
+                <w:sz w:val="17"/>
+              </w:rPr>
+              <w:t>Denumire subcategorie</w:t>
             </w:r>
           </w:p>
         </w:tc>
@@ -2767,14 +2827,14 @@
     </w:tbl>
     <w:p>
       <w:pPr>
-        <w:spacing w:before="160" w:after="40"/>
+        <w:spacing w:before="120" w:after="40"/>
       </w:pPr>
       <w:r>
         <w:rPr>
           <w:b/>
-          <w:sz w:val="22"/>
+          <w:sz w:val="21"/>
         </w:rPr>
-        <w:t>Tabelul 6: savings_goals (Obiective de economisire)</w:t>
+        <w:t>Tabelul 6: payment_methods (Metode de Plată)</w:t>
       </w:r>
     </w:p>
     <w:tbl>
@@ -2799,7 +2859,7 @@
             <w:r>
               <w:rPr>
                 <w:b/>
-                <w:sz w:val="20"/>
+                <w:sz w:val="19"/>
               </w:rPr>
               <w:t>Câmp</w:t>
             </w:r>
@@ -2813,9 +2873,9 @@
             <w:r>
               <w:rPr>
                 <w:b/>
-                <w:sz w:val="20"/>
-              </w:rPr>
-              <w:t>Tip</w:t>
+                <w:sz w:val="19"/>
+              </w:rPr>
+              <w:t>Tip MySQL</w:t>
             </w:r>
           </w:p>
         </w:tc>
@@ -2827,7 +2887,7 @@
             <w:r>
               <w:rPr>
                 <w:b/>
-                <w:sz w:val="20"/>
+                <w:sz w:val="19"/>
               </w:rPr>
               <w:t>Cheie</w:t>
             </w:r>
@@ -2841,7 +2901,7 @@
             <w:r>
               <w:rPr>
                 <w:b/>
-                <w:sz w:val="20"/>
+                <w:sz w:val="19"/>
               </w:rPr>
               <w:t>Null</w:t>
             </w:r>
@@ -2855,7 +2915,7 @@
             <w:r>
               <w:rPr>
                 <w:b/>
-                <w:sz w:val="20"/>
+                <w:sz w:val="19"/>
               </w:rPr>
               <w:t>Descriere</w:t>
             </w:r>
@@ -2870,7 +2930,7 @@
           <w:p>
             <w:r>
               <w:rPr>
-                <w:sz w:val="19"/>
+                <w:sz w:val="17"/>
               </w:rPr>
               <w:t>id</w:t>
             </w:r>
@@ -2883,20 +2943,20 @@
           <w:p>
             <w:r>
               <w:rPr>
-                <w:sz w:val="19"/>
-              </w:rPr>
-              <w:t>INT / SERIAL</w:t>
-            </w:r>
-          </w:p>
-        </w:tc>
-        <w:tc>
-          <w:tcPr>
-            <w:tcW w:type="dxa" w:w="1872"/>
-          </w:tcPr>
-          <w:p>
-            <w:r>
-              <w:rPr>
-                <w:sz w:val="19"/>
+                <w:sz w:val="17"/>
+              </w:rPr>
+              <w:t>INT AUTO_INCREMENT</w:t>
+            </w:r>
+          </w:p>
+        </w:tc>
+        <w:tc>
+          <w:tcPr>
+            <w:tcW w:type="dxa" w:w="1872"/>
+          </w:tcPr>
+          <w:p>
+            <w:r>
+              <w:rPr>
+                <w:sz w:val="17"/>
               </w:rPr>
               <w:t>PK</w:t>
             </w:r>
@@ -2909,7 +2969,7 @@
           <w:p>
             <w:r>
               <w:rPr>
-                <w:sz w:val="19"/>
+                <w:sz w:val="17"/>
               </w:rPr>
               <w:t>NOT NULL</w:t>
             </w:r>
@@ -2922,9 +2982,9 @@
           <w:p>
             <w:r>
               <w:rPr>
-                <w:sz w:val="19"/>
-              </w:rPr>
-              <w:t>ID unic obiectiv</w:t>
+                <w:sz w:val="17"/>
+              </w:rPr>
+              <w:t>ID unic metodă</w:t>
             </w:r>
           </w:p>
         </w:tc>
@@ -2937,46 +2997,46 @@
           <w:p>
             <w:r>
               <w:rPr>
-                <w:sz w:val="19"/>
-              </w:rPr>
-              <w:t>account_id</w:t>
-            </w:r>
-          </w:p>
-        </w:tc>
-        <w:tc>
-          <w:tcPr>
-            <w:tcW w:type="dxa" w:w="1872"/>
-          </w:tcPr>
-          <w:p>
-            <w:r>
-              <w:rPr>
-                <w:sz w:val="19"/>
-              </w:rPr>
-              <w:t>INT</w:t>
-            </w:r>
-          </w:p>
-        </w:tc>
-        <w:tc>
-          <w:tcPr>
-            <w:tcW w:type="dxa" w:w="1872"/>
-          </w:tcPr>
-          <w:p>
-            <w:r>
-              <w:rPr>
-                <w:sz w:val="19"/>
-              </w:rPr>
-              <w:t>FK</w:t>
-            </w:r>
-          </w:p>
-        </w:tc>
-        <w:tc>
-          <w:tcPr>
-            <w:tcW w:type="dxa" w:w="1872"/>
-          </w:tcPr>
-          <w:p>
-            <w:r>
-              <w:rPr>
-                <w:sz w:val="19"/>
+                <w:sz w:val="17"/>
+              </w:rPr>
+              <w:t>name</w:t>
+            </w:r>
+          </w:p>
+        </w:tc>
+        <w:tc>
+          <w:tcPr>
+            <w:tcW w:type="dxa" w:w="1872"/>
+          </w:tcPr>
+          <w:p>
+            <w:r>
+              <w:rPr>
+                <w:sz w:val="17"/>
+              </w:rPr>
+              <w:t>VARCHAR(50)</w:t>
+            </w:r>
+          </w:p>
+        </w:tc>
+        <w:tc>
+          <w:tcPr>
+            <w:tcW w:type="dxa" w:w="1872"/>
+          </w:tcPr>
+          <w:p>
+            <w:r>
+              <w:rPr>
+                <w:sz w:val="17"/>
+              </w:rPr>
+              <w:t>UK</w:t>
+            </w:r>
+          </w:p>
+        </w:tc>
+        <w:tc>
+          <w:tcPr>
+            <w:tcW w:type="dxa" w:w="1872"/>
+          </w:tcPr>
+          <w:p>
+            <w:r>
+              <w:rPr>
+                <w:sz w:val="17"/>
               </w:rPr>
               <w:t>NOT NULL</w:t>
             </w:r>
@@ -2989,9 +3049,9 @@
           <w:p>
             <w:r>
               <w:rPr>
-                <w:sz w:val="19"/>
-              </w:rPr>
-              <w:t>Cont economii asociat</w:t>
+                <w:sz w:val="17"/>
+              </w:rPr>
+              <w:t>Denumire</w:t>
             </w:r>
           </w:p>
         </w:tc>
@@ -3004,33 +3064,33 @@
           <w:p>
             <w:r>
               <w:rPr>
-                <w:sz w:val="19"/>
-              </w:rPr>
-              <w:t>title</w:t>
-            </w:r>
-          </w:p>
-        </w:tc>
-        <w:tc>
-          <w:tcPr>
-            <w:tcW w:type="dxa" w:w="1872"/>
-          </w:tcPr>
-          <w:p>
-            <w:r>
-              <w:rPr>
-                <w:sz w:val="19"/>
-              </w:rPr>
-              <w:t>VARCHAR(100)</w:t>
-            </w:r>
-          </w:p>
-        </w:tc>
-        <w:tc>
-          <w:tcPr>
-            <w:tcW w:type="dxa" w:w="1872"/>
-          </w:tcPr>
-          <w:p>
-            <w:r>
-              <w:rPr>
-                <w:sz w:val="19"/>
+                <w:sz w:val="17"/>
+              </w:rPr>
+              <w:t>type</w:t>
+            </w:r>
+          </w:p>
+        </w:tc>
+        <w:tc>
+          <w:tcPr>
+            <w:tcW w:type="dxa" w:w="1872"/>
+          </w:tcPr>
+          <w:p>
+            <w:r>
+              <w:rPr>
+                <w:sz w:val="17"/>
+              </w:rPr>
+              <w:t>VARCHAR(20)</w:t>
+            </w:r>
+          </w:p>
+        </w:tc>
+        <w:tc>
+          <w:tcPr>
+            <w:tcW w:type="dxa" w:w="1872"/>
+          </w:tcPr>
+          <w:p>
+            <w:r>
+              <w:rPr>
+                <w:sz w:val="17"/>
               </w:rPr>
               <w:t>-</w:t>
             </w:r>
@@ -3043,7 +3103,7 @@
           <w:p>
             <w:r>
               <w:rPr>
-                <w:sz w:val="19"/>
+                <w:sz w:val="17"/>
               </w:rPr>
               <w:t>NOT NULL</w:t>
             </w:r>
@@ -3056,210 +3116,9 @@
           <w:p>
             <w:r>
               <w:rPr>
-                <w:sz w:val="19"/>
-              </w:rPr>
-              <w:t>Denumire obiectiv</w:t>
-            </w:r>
-          </w:p>
-        </w:tc>
-      </w:tr>
-      <w:tr>
-        <w:tc>
-          <w:tcPr>
-            <w:tcW w:type="dxa" w:w="1872"/>
-          </w:tcPr>
-          <w:p>
-            <w:r>
-              <w:rPr>
-                <w:sz w:val="19"/>
-              </w:rPr>
-              <w:t>target_amount</w:t>
-            </w:r>
-          </w:p>
-        </w:tc>
-        <w:tc>
-          <w:tcPr>
-            <w:tcW w:type="dxa" w:w="1872"/>
-          </w:tcPr>
-          <w:p>
-            <w:r>
-              <w:rPr>
-                <w:sz w:val="19"/>
-              </w:rPr>
-              <w:t>DECIMAL(12,2)</w:t>
-            </w:r>
-          </w:p>
-        </w:tc>
-        <w:tc>
-          <w:tcPr>
-            <w:tcW w:type="dxa" w:w="1872"/>
-          </w:tcPr>
-          <w:p>
-            <w:r>
-              <w:rPr>
-                <w:sz w:val="19"/>
-              </w:rPr>
-              <w:t>-</w:t>
-            </w:r>
-          </w:p>
-        </w:tc>
-        <w:tc>
-          <w:tcPr>
-            <w:tcW w:type="dxa" w:w="1872"/>
-          </w:tcPr>
-          <w:p>
-            <w:r>
-              <w:rPr>
-                <w:sz w:val="19"/>
-              </w:rPr>
-              <w:t>NOT NULL</w:t>
-            </w:r>
-          </w:p>
-        </w:tc>
-        <w:tc>
-          <w:tcPr>
-            <w:tcW w:type="dxa" w:w="1872"/>
-          </w:tcPr>
-          <w:p>
-            <w:r>
-              <w:rPr>
-                <w:sz w:val="19"/>
-              </w:rPr>
-              <w:t>Suma tinta vizata</w:t>
-            </w:r>
-          </w:p>
-        </w:tc>
-      </w:tr>
-      <w:tr>
-        <w:tc>
-          <w:tcPr>
-            <w:tcW w:type="dxa" w:w="1872"/>
-          </w:tcPr>
-          <w:p>
-            <w:r>
-              <w:rPr>
-                <w:sz w:val="19"/>
-              </w:rPr>
-              <w:t>current_amount</w:t>
-            </w:r>
-          </w:p>
-        </w:tc>
-        <w:tc>
-          <w:tcPr>
-            <w:tcW w:type="dxa" w:w="1872"/>
-          </w:tcPr>
-          <w:p>
-            <w:r>
-              <w:rPr>
-                <w:sz w:val="19"/>
-              </w:rPr>
-              <w:t>DECIMAL(12,2)</w:t>
-            </w:r>
-          </w:p>
-        </w:tc>
-        <w:tc>
-          <w:tcPr>
-            <w:tcW w:type="dxa" w:w="1872"/>
-          </w:tcPr>
-          <w:p>
-            <w:r>
-              <w:rPr>
-                <w:sz w:val="19"/>
-              </w:rPr>
-              <w:t>-</w:t>
-            </w:r>
-          </w:p>
-        </w:tc>
-        <w:tc>
-          <w:tcPr>
-            <w:tcW w:type="dxa" w:w="1872"/>
-          </w:tcPr>
-          <w:p>
-            <w:r>
-              <w:rPr>
-                <w:sz w:val="19"/>
-              </w:rPr>
-              <w:t>NOT NULL</w:t>
-            </w:r>
-          </w:p>
-        </w:tc>
-        <w:tc>
-          <w:tcPr>
-            <w:tcW w:type="dxa" w:w="1872"/>
-          </w:tcPr>
-          <w:p>
-            <w:r>
-              <w:rPr>
-                <w:sz w:val="19"/>
-              </w:rPr>
-              <w:t>Suma stransa pana in prezent</w:t>
-            </w:r>
-          </w:p>
-        </w:tc>
-      </w:tr>
-      <w:tr>
-        <w:tc>
-          <w:tcPr>
-            <w:tcW w:type="dxa" w:w="1872"/>
-          </w:tcPr>
-          <w:p>
-            <w:r>
-              <w:rPr>
-                <w:sz w:val="19"/>
-              </w:rPr>
-              <w:t>deadline</w:t>
-            </w:r>
-          </w:p>
-        </w:tc>
-        <w:tc>
-          <w:tcPr>
-            <w:tcW w:type="dxa" w:w="1872"/>
-          </w:tcPr>
-          <w:p>
-            <w:r>
-              <w:rPr>
-                <w:sz w:val="19"/>
-              </w:rPr>
-              <w:t>DATE</w:t>
-            </w:r>
-          </w:p>
-        </w:tc>
-        <w:tc>
-          <w:tcPr>
-            <w:tcW w:type="dxa" w:w="1872"/>
-          </w:tcPr>
-          <w:p>
-            <w:r>
-              <w:rPr>
-                <w:sz w:val="19"/>
-              </w:rPr>
-              <w:t>-</w:t>
-            </w:r>
-          </w:p>
-        </w:tc>
-        <w:tc>
-          <w:tcPr>
-            <w:tcW w:type="dxa" w:w="1872"/>
-          </w:tcPr>
-          <w:p>
-            <w:r>
-              <w:rPr>
-                <w:sz w:val="19"/>
-              </w:rPr>
-              <w:t>NULL</w:t>
-            </w:r>
-          </w:p>
-        </w:tc>
-        <w:tc>
-          <w:tcPr>
-            <w:tcW w:type="dxa" w:w="1872"/>
-          </w:tcPr>
-          <w:p>
-            <w:r>
-              <w:rPr>
-                <w:sz w:val="19"/>
-              </w:rPr>
-              <w:t>Data limita estimata</w:t>
+                <w:sz w:val="17"/>
+              </w:rPr>
+              <w:t>Tip metodă</w:t>
             </w:r>
           </w:p>
         </w:tc>
@@ -3267,24 +3126,2339 @@
     </w:tbl>
     <w:p>
       <w:pPr>
-        <w:spacing w:before="280" w:after="80"/>
+        <w:spacing w:before="120" w:after="40"/>
       </w:pPr>
       <w:r>
         <w:rPr>
           <w:b/>
-          <w:sz w:val="26"/>
+          <w:sz w:val="21"/>
         </w:rPr>
-        <w:t>5. Concluzii</w:t>
+        <w:t>Tabelul 7: recurring_rules (Reguli de Recurență)</w:t>
       </w:r>
     </w:p>
+    <w:tbl>
+      <w:tblPr>
+        <w:tblW w:type="auto" w:w="0"/>
+        <w:jc w:val="center"/>
+        <w:tblLook w:firstColumn="1" w:firstRow="1" w:lastColumn="0" w:lastRow="0" w:noHBand="0" w:noVBand="1" w:val="04A0"/>
+      </w:tblPr>
+      <w:tblGrid>
+        <w:gridCol w:w="1872"/>
+        <w:gridCol w:w="1872"/>
+        <w:gridCol w:w="1872"/>
+        <w:gridCol w:w="1872"/>
+        <w:gridCol w:w="1872"/>
+      </w:tblGrid>
+      <w:tr>
+        <w:tc>
+          <w:tcPr>
+            <w:tcW w:type="dxa" w:w="1872"/>
+          </w:tcPr>
+          <w:p>
+            <w:r>
+              <w:rPr>
+                <w:b/>
+                <w:sz w:val="19"/>
+              </w:rPr>
+              <w:t>Câmp</w:t>
+            </w:r>
+          </w:p>
+        </w:tc>
+        <w:tc>
+          <w:tcPr>
+            <w:tcW w:type="dxa" w:w="1872"/>
+          </w:tcPr>
+          <w:p>
+            <w:r>
+              <w:rPr>
+                <w:b/>
+                <w:sz w:val="19"/>
+              </w:rPr>
+              <w:t>Tip MySQL</w:t>
+            </w:r>
+          </w:p>
+        </w:tc>
+        <w:tc>
+          <w:tcPr>
+            <w:tcW w:type="dxa" w:w="1872"/>
+          </w:tcPr>
+          <w:p>
+            <w:r>
+              <w:rPr>
+                <w:b/>
+                <w:sz w:val="19"/>
+              </w:rPr>
+              <w:t>Cheie</w:t>
+            </w:r>
+          </w:p>
+        </w:tc>
+        <w:tc>
+          <w:tcPr>
+            <w:tcW w:type="dxa" w:w="1872"/>
+          </w:tcPr>
+          <w:p>
+            <w:r>
+              <w:rPr>
+                <w:b/>
+                <w:sz w:val="19"/>
+              </w:rPr>
+              <w:t>Null</w:t>
+            </w:r>
+          </w:p>
+        </w:tc>
+        <w:tc>
+          <w:tcPr>
+            <w:tcW w:type="dxa" w:w="1872"/>
+          </w:tcPr>
+          <w:p>
+            <w:r>
+              <w:rPr>
+                <w:b/>
+                <w:sz w:val="19"/>
+              </w:rPr>
+              <w:t>Descriere</w:t>
+            </w:r>
+          </w:p>
+        </w:tc>
+      </w:tr>
+      <w:tr>
+        <w:tc>
+          <w:tcPr>
+            <w:tcW w:type="dxa" w:w="1872"/>
+          </w:tcPr>
+          <w:p>
+            <w:r>
+              <w:rPr>
+                <w:sz w:val="17"/>
+              </w:rPr>
+              <w:t>id</w:t>
+            </w:r>
+          </w:p>
+        </w:tc>
+        <w:tc>
+          <w:tcPr>
+            <w:tcW w:type="dxa" w:w="1872"/>
+          </w:tcPr>
+          <w:p>
+            <w:r>
+              <w:rPr>
+                <w:sz w:val="17"/>
+              </w:rPr>
+              <w:t>INT AUTO_INCREMENT</w:t>
+            </w:r>
+          </w:p>
+        </w:tc>
+        <w:tc>
+          <w:tcPr>
+            <w:tcW w:type="dxa" w:w="1872"/>
+          </w:tcPr>
+          <w:p>
+            <w:r>
+              <w:rPr>
+                <w:sz w:val="17"/>
+              </w:rPr>
+              <w:t>PK</w:t>
+            </w:r>
+          </w:p>
+        </w:tc>
+        <w:tc>
+          <w:tcPr>
+            <w:tcW w:type="dxa" w:w="1872"/>
+          </w:tcPr>
+          <w:p>
+            <w:r>
+              <w:rPr>
+                <w:sz w:val="17"/>
+              </w:rPr>
+              <w:t>NOT NULL</w:t>
+            </w:r>
+          </w:p>
+        </w:tc>
+        <w:tc>
+          <w:tcPr>
+            <w:tcW w:type="dxa" w:w="1872"/>
+          </w:tcPr>
+          <w:p>
+            <w:r>
+              <w:rPr>
+                <w:sz w:val="17"/>
+              </w:rPr>
+              <w:t>ID unic regulă</w:t>
+            </w:r>
+          </w:p>
+        </w:tc>
+      </w:tr>
+      <w:tr>
+        <w:tc>
+          <w:tcPr>
+            <w:tcW w:type="dxa" w:w="1872"/>
+          </w:tcPr>
+          <w:p>
+            <w:r>
+              <w:rPr>
+                <w:sz w:val="17"/>
+              </w:rPr>
+              <w:t>frequency</w:t>
+            </w:r>
+          </w:p>
+        </w:tc>
+        <w:tc>
+          <w:tcPr>
+            <w:tcW w:type="dxa" w:w="1872"/>
+          </w:tcPr>
+          <w:p>
+            <w:r>
+              <w:rPr>
+                <w:sz w:val="17"/>
+              </w:rPr>
+              <w:t>VARCHAR(20)</w:t>
+            </w:r>
+          </w:p>
+        </w:tc>
+        <w:tc>
+          <w:tcPr>
+            <w:tcW w:type="dxa" w:w="1872"/>
+          </w:tcPr>
+          <w:p>
+            <w:r>
+              <w:rPr>
+                <w:sz w:val="17"/>
+              </w:rPr>
+              <w:t>-</w:t>
+            </w:r>
+          </w:p>
+        </w:tc>
+        <w:tc>
+          <w:tcPr>
+            <w:tcW w:type="dxa" w:w="1872"/>
+          </w:tcPr>
+          <w:p>
+            <w:r>
+              <w:rPr>
+                <w:sz w:val="17"/>
+              </w:rPr>
+              <w:t>NOT NULL</w:t>
+            </w:r>
+          </w:p>
+        </w:tc>
+        <w:tc>
+          <w:tcPr>
+            <w:tcW w:type="dxa" w:w="1872"/>
+          </w:tcPr>
+          <w:p>
+            <w:r>
+              <w:rPr>
+                <w:sz w:val="17"/>
+              </w:rPr>
+              <w:t>Periodicitate</w:t>
+            </w:r>
+          </w:p>
+        </w:tc>
+      </w:tr>
+      <w:tr>
+        <w:tc>
+          <w:tcPr>
+            <w:tcW w:type="dxa" w:w="1872"/>
+          </w:tcPr>
+          <w:p>
+            <w:r>
+              <w:rPr>
+                <w:sz w:val="17"/>
+              </w:rPr>
+              <w:t>due_day</w:t>
+            </w:r>
+          </w:p>
+        </w:tc>
+        <w:tc>
+          <w:tcPr>
+            <w:tcW w:type="dxa" w:w="1872"/>
+          </w:tcPr>
+          <w:p>
+            <w:r>
+              <w:rPr>
+                <w:sz w:val="17"/>
+              </w:rPr>
+              <w:t>INT</w:t>
+            </w:r>
+          </w:p>
+        </w:tc>
+        <w:tc>
+          <w:tcPr>
+            <w:tcW w:type="dxa" w:w="1872"/>
+          </w:tcPr>
+          <w:p>
+            <w:r>
+              <w:rPr>
+                <w:sz w:val="17"/>
+              </w:rPr>
+              <w:t>-</w:t>
+            </w:r>
+          </w:p>
+        </w:tc>
+        <w:tc>
+          <w:tcPr>
+            <w:tcW w:type="dxa" w:w="1872"/>
+          </w:tcPr>
+          <w:p>
+            <w:r>
+              <w:rPr>
+                <w:sz w:val="17"/>
+              </w:rPr>
+              <w:t>NOT NULL</w:t>
+            </w:r>
+          </w:p>
+        </w:tc>
+        <w:tc>
+          <w:tcPr>
+            <w:tcW w:type="dxa" w:w="1872"/>
+          </w:tcPr>
+          <w:p>
+            <w:r>
+              <w:rPr>
+                <w:sz w:val="17"/>
+              </w:rPr>
+              <w:t>Ziua din lună (1-31)</w:t>
+            </w:r>
+          </w:p>
+        </w:tc>
+      </w:tr>
+      <w:tr>
+        <w:tc>
+          <w:tcPr>
+            <w:tcW w:type="dxa" w:w="1872"/>
+          </w:tcPr>
+          <w:p>
+            <w:r>
+              <w:rPr>
+                <w:sz w:val="17"/>
+              </w:rPr>
+              <w:t>start_date</w:t>
+            </w:r>
+          </w:p>
+        </w:tc>
+        <w:tc>
+          <w:tcPr>
+            <w:tcW w:type="dxa" w:w="1872"/>
+          </w:tcPr>
+          <w:p>
+            <w:r>
+              <w:rPr>
+                <w:sz w:val="17"/>
+              </w:rPr>
+              <w:t>DATE</w:t>
+            </w:r>
+          </w:p>
+        </w:tc>
+        <w:tc>
+          <w:tcPr>
+            <w:tcW w:type="dxa" w:w="1872"/>
+          </w:tcPr>
+          <w:p>
+            <w:r>
+              <w:rPr>
+                <w:sz w:val="17"/>
+              </w:rPr>
+              <w:t>-</w:t>
+            </w:r>
+          </w:p>
+        </w:tc>
+        <w:tc>
+          <w:tcPr>
+            <w:tcW w:type="dxa" w:w="1872"/>
+          </w:tcPr>
+          <w:p>
+            <w:r>
+              <w:rPr>
+                <w:sz w:val="17"/>
+              </w:rPr>
+              <w:t>NOT NULL</w:t>
+            </w:r>
+          </w:p>
+        </w:tc>
+        <w:tc>
+          <w:tcPr>
+            <w:tcW w:type="dxa" w:w="1872"/>
+          </w:tcPr>
+          <w:p>
+            <w:r>
+              <w:rPr>
+                <w:sz w:val="17"/>
+              </w:rPr>
+              <w:t>Data de început</w:t>
+            </w:r>
+          </w:p>
+        </w:tc>
+      </w:tr>
+      <w:tr>
+        <w:tc>
+          <w:tcPr>
+            <w:tcW w:type="dxa" w:w="1872"/>
+          </w:tcPr>
+          <w:p>
+            <w:r>
+              <w:rPr>
+                <w:sz w:val="17"/>
+              </w:rPr>
+              <w:t>end_date</w:t>
+            </w:r>
+          </w:p>
+        </w:tc>
+        <w:tc>
+          <w:tcPr>
+            <w:tcW w:type="dxa" w:w="1872"/>
+          </w:tcPr>
+          <w:p>
+            <w:r>
+              <w:rPr>
+                <w:sz w:val="17"/>
+              </w:rPr>
+              <w:t>DATE</w:t>
+            </w:r>
+          </w:p>
+        </w:tc>
+        <w:tc>
+          <w:tcPr>
+            <w:tcW w:type="dxa" w:w="1872"/>
+          </w:tcPr>
+          <w:p>
+            <w:r>
+              <w:rPr>
+                <w:sz w:val="17"/>
+              </w:rPr>
+              <w:t>-</w:t>
+            </w:r>
+          </w:p>
+        </w:tc>
+        <w:tc>
+          <w:tcPr>
+            <w:tcW w:type="dxa" w:w="1872"/>
+          </w:tcPr>
+          <w:p>
+            <w:r>
+              <w:rPr>
+                <w:sz w:val="17"/>
+              </w:rPr>
+              <w:t>NULL</w:t>
+            </w:r>
+          </w:p>
+        </w:tc>
+        <w:tc>
+          <w:tcPr>
+            <w:tcW w:type="dxa" w:w="1872"/>
+          </w:tcPr>
+          <w:p>
+            <w:r>
+              <w:rPr>
+                <w:sz w:val="17"/>
+              </w:rPr>
+              <w:t>Data de sfârșit</w:t>
+            </w:r>
+          </w:p>
+        </w:tc>
+      </w:tr>
+    </w:tbl>
     <w:p>
       <w:pPr>
-        <w:spacing w:after="120" w:line="276" w:lineRule="auto"/>
+        <w:spacing w:before="120" w:after="40"/>
       </w:pPr>
       <w:r>
-        <w:t>Baza de date a fost implementată respectând regulile de integritate referențială și constrângerile de domeniu. Schema susține rapoarte analitice complexe, calculul automat al sumelor disponibile și permite extinderea facilă cu noi funcționalități.</w:t>
+        <w:rPr>
+          <w:b/>
+          <w:sz w:val="21"/>
+        </w:rPr>
+        <w:t>Tabelul 8: planned_payments (Plăți Planificate)</w:t>
       </w:r>
     </w:p>
+    <w:tbl>
+      <w:tblPr>
+        <w:tblW w:type="auto" w:w="0"/>
+        <w:jc w:val="center"/>
+        <w:tblLook w:firstColumn="1" w:firstRow="1" w:lastColumn="0" w:lastRow="0" w:noHBand="0" w:noVBand="1" w:val="04A0"/>
+      </w:tblPr>
+      <w:tblGrid>
+        <w:gridCol w:w="1872"/>
+        <w:gridCol w:w="1872"/>
+        <w:gridCol w:w="1872"/>
+        <w:gridCol w:w="1872"/>
+        <w:gridCol w:w="1872"/>
+      </w:tblGrid>
+      <w:tr>
+        <w:tc>
+          <w:tcPr>
+            <w:tcW w:type="dxa" w:w="1872"/>
+          </w:tcPr>
+          <w:p>
+            <w:r>
+              <w:rPr>
+                <w:b/>
+                <w:sz w:val="19"/>
+              </w:rPr>
+              <w:t>Câmp</w:t>
+            </w:r>
+          </w:p>
+        </w:tc>
+        <w:tc>
+          <w:tcPr>
+            <w:tcW w:type="dxa" w:w="1872"/>
+          </w:tcPr>
+          <w:p>
+            <w:r>
+              <w:rPr>
+                <w:b/>
+                <w:sz w:val="19"/>
+              </w:rPr>
+              <w:t>Tip MySQL</w:t>
+            </w:r>
+          </w:p>
+        </w:tc>
+        <w:tc>
+          <w:tcPr>
+            <w:tcW w:type="dxa" w:w="1872"/>
+          </w:tcPr>
+          <w:p>
+            <w:r>
+              <w:rPr>
+                <w:b/>
+                <w:sz w:val="19"/>
+              </w:rPr>
+              <w:t>Cheie</w:t>
+            </w:r>
+          </w:p>
+        </w:tc>
+        <w:tc>
+          <w:tcPr>
+            <w:tcW w:type="dxa" w:w="1872"/>
+          </w:tcPr>
+          <w:p>
+            <w:r>
+              <w:rPr>
+                <w:b/>
+                <w:sz w:val="19"/>
+              </w:rPr>
+              <w:t>Null</w:t>
+            </w:r>
+          </w:p>
+        </w:tc>
+        <w:tc>
+          <w:tcPr>
+            <w:tcW w:type="dxa" w:w="1872"/>
+          </w:tcPr>
+          <w:p>
+            <w:r>
+              <w:rPr>
+                <w:b/>
+                <w:sz w:val="19"/>
+              </w:rPr>
+              <w:t>Descriere</w:t>
+            </w:r>
+          </w:p>
+        </w:tc>
+      </w:tr>
+      <w:tr>
+        <w:tc>
+          <w:tcPr>
+            <w:tcW w:type="dxa" w:w="1872"/>
+          </w:tcPr>
+          <w:p>
+            <w:r>
+              <w:rPr>
+                <w:sz w:val="17"/>
+              </w:rPr>
+              <w:t>id</w:t>
+            </w:r>
+          </w:p>
+        </w:tc>
+        <w:tc>
+          <w:tcPr>
+            <w:tcW w:type="dxa" w:w="1872"/>
+          </w:tcPr>
+          <w:p>
+            <w:r>
+              <w:rPr>
+                <w:sz w:val="17"/>
+              </w:rPr>
+              <w:t>INT AUTO_INCREMENT</w:t>
+            </w:r>
+          </w:p>
+        </w:tc>
+        <w:tc>
+          <w:tcPr>
+            <w:tcW w:type="dxa" w:w="1872"/>
+          </w:tcPr>
+          <w:p>
+            <w:r>
+              <w:rPr>
+                <w:sz w:val="17"/>
+              </w:rPr>
+              <w:t>PK</w:t>
+            </w:r>
+          </w:p>
+        </w:tc>
+        <w:tc>
+          <w:tcPr>
+            <w:tcW w:type="dxa" w:w="1872"/>
+          </w:tcPr>
+          <w:p>
+            <w:r>
+              <w:rPr>
+                <w:sz w:val="17"/>
+              </w:rPr>
+              <w:t>NOT NULL</w:t>
+            </w:r>
+          </w:p>
+        </w:tc>
+        <w:tc>
+          <w:tcPr>
+            <w:tcW w:type="dxa" w:w="1872"/>
+          </w:tcPr>
+          <w:p>
+            <w:r>
+              <w:rPr>
+                <w:sz w:val="17"/>
+              </w:rPr>
+              <w:t>ID unic plată</w:t>
+            </w:r>
+          </w:p>
+        </w:tc>
+      </w:tr>
+      <w:tr>
+        <w:tc>
+          <w:tcPr>
+            <w:tcW w:type="dxa" w:w="1872"/>
+          </w:tcPr>
+          <w:p>
+            <w:r>
+              <w:rPr>
+                <w:sz w:val="17"/>
+              </w:rPr>
+              <w:t>account_id</w:t>
+            </w:r>
+          </w:p>
+        </w:tc>
+        <w:tc>
+          <w:tcPr>
+            <w:tcW w:type="dxa" w:w="1872"/>
+          </w:tcPr>
+          <w:p>
+            <w:r>
+              <w:rPr>
+                <w:sz w:val="17"/>
+              </w:rPr>
+              <w:t>INT</w:t>
+            </w:r>
+          </w:p>
+        </w:tc>
+        <w:tc>
+          <w:tcPr>
+            <w:tcW w:type="dxa" w:w="1872"/>
+          </w:tcPr>
+          <w:p>
+            <w:r>
+              <w:rPr>
+                <w:sz w:val="17"/>
+              </w:rPr>
+              <w:t>FK</w:t>
+            </w:r>
+          </w:p>
+        </w:tc>
+        <w:tc>
+          <w:tcPr>
+            <w:tcW w:type="dxa" w:w="1872"/>
+          </w:tcPr>
+          <w:p>
+            <w:r>
+              <w:rPr>
+                <w:sz w:val="17"/>
+              </w:rPr>
+              <w:t>NOT NULL</w:t>
+            </w:r>
+          </w:p>
+        </w:tc>
+        <w:tc>
+          <w:tcPr>
+            <w:tcW w:type="dxa" w:w="1872"/>
+          </w:tcPr>
+          <w:p>
+            <w:r>
+              <w:rPr>
+                <w:sz w:val="17"/>
+              </w:rPr>
+              <w:t>Referință accounts.id</w:t>
+            </w:r>
+          </w:p>
+        </w:tc>
+      </w:tr>
+      <w:tr>
+        <w:tc>
+          <w:tcPr>
+            <w:tcW w:type="dxa" w:w="1872"/>
+          </w:tcPr>
+          <w:p>
+            <w:r>
+              <w:rPr>
+                <w:sz w:val="17"/>
+              </w:rPr>
+              <w:t>subcategory_id</w:t>
+            </w:r>
+          </w:p>
+        </w:tc>
+        <w:tc>
+          <w:tcPr>
+            <w:tcW w:type="dxa" w:w="1872"/>
+          </w:tcPr>
+          <w:p>
+            <w:r>
+              <w:rPr>
+                <w:sz w:val="17"/>
+              </w:rPr>
+              <w:t>INT</w:t>
+            </w:r>
+          </w:p>
+        </w:tc>
+        <w:tc>
+          <w:tcPr>
+            <w:tcW w:type="dxa" w:w="1872"/>
+          </w:tcPr>
+          <w:p>
+            <w:r>
+              <w:rPr>
+                <w:sz w:val="17"/>
+              </w:rPr>
+              <w:t>FK</w:t>
+            </w:r>
+          </w:p>
+        </w:tc>
+        <w:tc>
+          <w:tcPr>
+            <w:tcW w:type="dxa" w:w="1872"/>
+          </w:tcPr>
+          <w:p>
+            <w:r>
+              <w:rPr>
+                <w:sz w:val="17"/>
+              </w:rPr>
+              <w:t>NOT NULL</w:t>
+            </w:r>
+          </w:p>
+        </w:tc>
+        <w:tc>
+          <w:tcPr>
+            <w:tcW w:type="dxa" w:w="1872"/>
+          </w:tcPr>
+          <w:p>
+            <w:r>
+              <w:rPr>
+                <w:sz w:val="17"/>
+              </w:rPr>
+              <w:t>Referință subcategories.id</w:t>
+            </w:r>
+          </w:p>
+        </w:tc>
+      </w:tr>
+      <w:tr>
+        <w:tc>
+          <w:tcPr>
+            <w:tcW w:type="dxa" w:w="1872"/>
+          </w:tcPr>
+          <w:p>
+            <w:r>
+              <w:rPr>
+                <w:sz w:val="17"/>
+              </w:rPr>
+              <w:t>recurring_rule_id</w:t>
+            </w:r>
+          </w:p>
+        </w:tc>
+        <w:tc>
+          <w:tcPr>
+            <w:tcW w:type="dxa" w:w="1872"/>
+          </w:tcPr>
+          <w:p>
+            <w:r>
+              <w:rPr>
+                <w:sz w:val="17"/>
+              </w:rPr>
+              <w:t>INT</w:t>
+            </w:r>
+          </w:p>
+        </w:tc>
+        <w:tc>
+          <w:tcPr>
+            <w:tcW w:type="dxa" w:w="1872"/>
+          </w:tcPr>
+          <w:p>
+            <w:r>
+              <w:rPr>
+                <w:sz w:val="17"/>
+              </w:rPr>
+              <w:t>FK</w:t>
+            </w:r>
+          </w:p>
+        </w:tc>
+        <w:tc>
+          <w:tcPr>
+            <w:tcW w:type="dxa" w:w="1872"/>
+          </w:tcPr>
+          <w:p>
+            <w:r>
+              <w:rPr>
+                <w:sz w:val="17"/>
+              </w:rPr>
+              <w:t>NULL</w:t>
+            </w:r>
+          </w:p>
+        </w:tc>
+        <w:tc>
+          <w:tcPr>
+            <w:tcW w:type="dxa" w:w="1872"/>
+          </w:tcPr>
+          <w:p>
+            <w:r>
+              <w:rPr>
+                <w:sz w:val="17"/>
+              </w:rPr>
+              <w:t>Referință recurring_rules.id</w:t>
+            </w:r>
+          </w:p>
+        </w:tc>
+      </w:tr>
+      <w:tr>
+        <w:tc>
+          <w:tcPr>
+            <w:tcW w:type="dxa" w:w="1872"/>
+          </w:tcPr>
+          <w:p>
+            <w:r>
+              <w:rPr>
+                <w:sz w:val="17"/>
+              </w:rPr>
+              <w:t>title</w:t>
+            </w:r>
+          </w:p>
+        </w:tc>
+        <w:tc>
+          <w:tcPr>
+            <w:tcW w:type="dxa" w:w="1872"/>
+          </w:tcPr>
+          <w:p>
+            <w:r>
+              <w:rPr>
+                <w:sz w:val="17"/>
+              </w:rPr>
+              <w:t>VARCHAR(150)</w:t>
+            </w:r>
+          </w:p>
+        </w:tc>
+        <w:tc>
+          <w:tcPr>
+            <w:tcW w:type="dxa" w:w="1872"/>
+          </w:tcPr>
+          <w:p>
+            <w:r>
+              <w:rPr>
+                <w:sz w:val="17"/>
+              </w:rPr>
+              <w:t>-</w:t>
+            </w:r>
+          </w:p>
+        </w:tc>
+        <w:tc>
+          <w:tcPr>
+            <w:tcW w:type="dxa" w:w="1872"/>
+          </w:tcPr>
+          <w:p>
+            <w:r>
+              <w:rPr>
+                <w:sz w:val="17"/>
+              </w:rPr>
+              <w:t>NOT NULL</w:t>
+            </w:r>
+          </w:p>
+        </w:tc>
+        <w:tc>
+          <w:tcPr>
+            <w:tcW w:type="dxa" w:w="1872"/>
+          </w:tcPr>
+          <w:p>
+            <w:r>
+              <w:rPr>
+                <w:sz w:val="17"/>
+              </w:rPr>
+              <w:t>Titlu plată</w:t>
+            </w:r>
+          </w:p>
+        </w:tc>
+      </w:tr>
+      <w:tr>
+        <w:tc>
+          <w:tcPr>
+            <w:tcW w:type="dxa" w:w="1872"/>
+          </w:tcPr>
+          <w:p>
+            <w:r>
+              <w:rPr>
+                <w:sz w:val="17"/>
+              </w:rPr>
+              <w:t>amount</w:t>
+            </w:r>
+          </w:p>
+        </w:tc>
+        <w:tc>
+          <w:tcPr>
+            <w:tcW w:type="dxa" w:w="1872"/>
+          </w:tcPr>
+          <w:p>
+            <w:r>
+              <w:rPr>
+                <w:sz w:val="17"/>
+              </w:rPr>
+              <w:t>DECIMAL(12,2)</w:t>
+            </w:r>
+          </w:p>
+        </w:tc>
+        <w:tc>
+          <w:tcPr>
+            <w:tcW w:type="dxa" w:w="1872"/>
+          </w:tcPr>
+          <w:p>
+            <w:r>
+              <w:rPr>
+                <w:sz w:val="17"/>
+              </w:rPr>
+              <w:t>-</w:t>
+            </w:r>
+          </w:p>
+        </w:tc>
+        <w:tc>
+          <w:tcPr>
+            <w:tcW w:type="dxa" w:w="1872"/>
+          </w:tcPr>
+          <w:p>
+            <w:r>
+              <w:rPr>
+                <w:sz w:val="17"/>
+              </w:rPr>
+              <w:t>NOT NULL</w:t>
+            </w:r>
+          </w:p>
+        </w:tc>
+        <w:tc>
+          <w:tcPr>
+            <w:tcW w:type="dxa" w:w="1872"/>
+          </w:tcPr>
+          <w:p>
+            <w:r>
+              <w:rPr>
+                <w:sz w:val="17"/>
+              </w:rPr>
+              <w:t>Suma (&gt; 0)</w:t>
+            </w:r>
+          </w:p>
+        </w:tc>
+      </w:tr>
+      <w:tr>
+        <w:tc>
+          <w:tcPr>
+            <w:tcW w:type="dxa" w:w="1872"/>
+          </w:tcPr>
+          <w:p>
+            <w:r>
+              <w:rPr>
+                <w:sz w:val="17"/>
+              </w:rPr>
+              <w:t>target_month</w:t>
+            </w:r>
+          </w:p>
+        </w:tc>
+        <w:tc>
+          <w:tcPr>
+            <w:tcW w:type="dxa" w:w="1872"/>
+          </w:tcPr>
+          <w:p>
+            <w:r>
+              <w:rPr>
+                <w:sz w:val="17"/>
+              </w:rPr>
+              <w:t>DATE</w:t>
+            </w:r>
+          </w:p>
+        </w:tc>
+        <w:tc>
+          <w:tcPr>
+            <w:tcW w:type="dxa" w:w="1872"/>
+          </w:tcPr>
+          <w:p>
+            <w:r>
+              <w:rPr>
+                <w:sz w:val="17"/>
+              </w:rPr>
+              <w:t>-</w:t>
+            </w:r>
+          </w:p>
+        </w:tc>
+        <w:tc>
+          <w:tcPr>
+            <w:tcW w:type="dxa" w:w="1872"/>
+          </w:tcPr>
+          <w:p>
+            <w:r>
+              <w:rPr>
+                <w:sz w:val="17"/>
+              </w:rPr>
+              <w:t>NOT NULL</w:t>
+            </w:r>
+          </w:p>
+        </w:tc>
+        <w:tc>
+          <w:tcPr>
+            <w:tcW w:type="dxa" w:w="1872"/>
+          </w:tcPr>
+          <w:p>
+            <w:r>
+              <w:rPr>
+                <w:sz w:val="17"/>
+              </w:rPr>
+              <w:t>Luna vizată</w:t>
+            </w:r>
+          </w:p>
+        </w:tc>
+      </w:tr>
+      <w:tr>
+        <w:tc>
+          <w:tcPr>
+            <w:tcW w:type="dxa" w:w="1872"/>
+          </w:tcPr>
+          <w:p>
+            <w:r>
+              <w:rPr>
+                <w:sz w:val="17"/>
+              </w:rPr>
+              <w:t>due_date</w:t>
+            </w:r>
+          </w:p>
+        </w:tc>
+        <w:tc>
+          <w:tcPr>
+            <w:tcW w:type="dxa" w:w="1872"/>
+          </w:tcPr>
+          <w:p>
+            <w:r>
+              <w:rPr>
+                <w:sz w:val="17"/>
+              </w:rPr>
+              <w:t>DATE</w:t>
+            </w:r>
+          </w:p>
+        </w:tc>
+        <w:tc>
+          <w:tcPr>
+            <w:tcW w:type="dxa" w:w="1872"/>
+          </w:tcPr>
+          <w:p>
+            <w:r>
+              <w:rPr>
+                <w:sz w:val="17"/>
+              </w:rPr>
+              <w:t>-</w:t>
+            </w:r>
+          </w:p>
+        </w:tc>
+        <w:tc>
+          <w:tcPr>
+            <w:tcW w:type="dxa" w:w="1872"/>
+          </w:tcPr>
+          <w:p>
+            <w:r>
+              <w:rPr>
+                <w:sz w:val="17"/>
+              </w:rPr>
+              <w:t>NULL</w:t>
+            </w:r>
+          </w:p>
+        </w:tc>
+        <w:tc>
+          <w:tcPr>
+            <w:tcW w:type="dxa" w:w="1872"/>
+          </w:tcPr>
+          <w:p>
+            <w:r>
+              <w:rPr>
+                <w:sz w:val="17"/>
+              </w:rPr>
+              <w:t>Scadență</w:t>
+            </w:r>
+          </w:p>
+        </w:tc>
+      </w:tr>
+      <w:tr>
+        <w:tc>
+          <w:tcPr>
+            <w:tcW w:type="dxa" w:w="1872"/>
+          </w:tcPr>
+          <w:p>
+            <w:r>
+              <w:rPr>
+                <w:sz w:val="17"/>
+              </w:rPr>
+              <w:t>status</w:t>
+            </w:r>
+          </w:p>
+        </w:tc>
+        <w:tc>
+          <w:tcPr>
+            <w:tcW w:type="dxa" w:w="1872"/>
+          </w:tcPr>
+          <w:p>
+            <w:r>
+              <w:rPr>
+                <w:sz w:val="17"/>
+              </w:rPr>
+              <w:t>VARCHAR(20)</w:t>
+            </w:r>
+          </w:p>
+        </w:tc>
+        <w:tc>
+          <w:tcPr>
+            <w:tcW w:type="dxa" w:w="1872"/>
+          </w:tcPr>
+          <w:p>
+            <w:r>
+              <w:rPr>
+                <w:sz w:val="17"/>
+              </w:rPr>
+              <w:t>-</w:t>
+            </w:r>
+          </w:p>
+        </w:tc>
+        <w:tc>
+          <w:tcPr>
+            <w:tcW w:type="dxa" w:w="1872"/>
+          </w:tcPr>
+          <w:p>
+            <w:r>
+              <w:rPr>
+                <w:sz w:val="17"/>
+              </w:rPr>
+              <w:t>NOT NULL</w:t>
+            </w:r>
+          </w:p>
+        </w:tc>
+        <w:tc>
+          <w:tcPr>
+            <w:tcW w:type="dxa" w:w="1872"/>
+          </w:tcPr>
+          <w:p>
+            <w:r>
+              <w:rPr>
+                <w:sz w:val="17"/>
+              </w:rPr>
+              <w:t>Status plată</w:t>
+            </w:r>
+          </w:p>
+        </w:tc>
+      </w:tr>
+    </w:tbl>
+    <w:p>
+      <w:pPr>
+        <w:spacing w:before="120" w:after="40"/>
+      </w:pPr>
+      <w:r>
+        <w:rPr>
+          <w:b/>
+          <w:sz w:val="21"/>
+        </w:rPr>
+        <w:t>Tabelul 9: transactions (Tranzacții Executate)</w:t>
+      </w:r>
+    </w:p>
+    <w:tbl>
+      <w:tblPr>
+        <w:tblW w:type="auto" w:w="0"/>
+        <w:jc w:val="center"/>
+        <w:tblLook w:firstColumn="1" w:firstRow="1" w:lastColumn="0" w:lastRow="0" w:noHBand="0" w:noVBand="1" w:val="04A0"/>
+      </w:tblPr>
+      <w:tblGrid>
+        <w:gridCol w:w="1872"/>
+        <w:gridCol w:w="1872"/>
+        <w:gridCol w:w="1872"/>
+        <w:gridCol w:w="1872"/>
+        <w:gridCol w:w="1872"/>
+      </w:tblGrid>
+      <w:tr>
+        <w:tc>
+          <w:tcPr>
+            <w:tcW w:type="dxa" w:w="1872"/>
+          </w:tcPr>
+          <w:p>
+            <w:r>
+              <w:rPr>
+                <w:b/>
+                <w:sz w:val="19"/>
+              </w:rPr>
+              <w:t>Câmp</w:t>
+            </w:r>
+          </w:p>
+        </w:tc>
+        <w:tc>
+          <w:tcPr>
+            <w:tcW w:type="dxa" w:w="1872"/>
+          </w:tcPr>
+          <w:p>
+            <w:r>
+              <w:rPr>
+                <w:b/>
+                <w:sz w:val="19"/>
+              </w:rPr>
+              <w:t>Tip MySQL</w:t>
+            </w:r>
+          </w:p>
+        </w:tc>
+        <w:tc>
+          <w:tcPr>
+            <w:tcW w:type="dxa" w:w="1872"/>
+          </w:tcPr>
+          <w:p>
+            <w:r>
+              <w:rPr>
+                <w:b/>
+                <w:sz w:val="19"/>
+              </w:rPr>
+              <w:t>Cheie</w:t>
+            </w:r>
+          </w:p>
+        </w:tc>
+        <w:tc>
+          <w:tcPr>
+            <w:tcW w:type="dxa" w:w="1872"/>
+          </w:tcPr>
+          <w:p>
+            <w:r>
+              <w:rPr>
+                <w:b/>
+                <w:sz w:val="19"/>
+              </w:rPr>
+              <w:t>Null</w:t>
+            </w:r>
+          </w:p>
+        </w:tc>
+        <w:tc>
+          <w:tcPr>
+            <w:tcW w:type="dxa" w:w="1872"/>
+          </w:tcPr>
+          <w:p>
+            <w:r>
+              <w:rPr>
+                <w:b/>
+                <w:sz w:val="19"/>
+              </w:rPr>
+              <w:t>Descriere</w:t>
+            </w:r>
+          </w:p>
+        </w:tc>
+      </w:tr>
+      <w:tr>
+        <w:tc>
+          <w:tcPr>
+            <w:tcW w:type="dxa" w:w="1872"/>
+          </w:tcPr>
+          <w:p>
+            <w:r>
+              <w:rPr>
+                <w:sz w:val="17"/>
+              </w:rPr>
+              <w:t>id</w:t>
+            </w:r>
+          </w:p>
+        </w:tc>
+        <w:tc>
+          <w:tcPr>
+            <w:tcW w:type="dxa" w:w="1872"/>
+          </w:tcPr>
+          <w:p>
+            <w:r>
+              <w:rPr>
+                <w:sz w:val="17"/>
+              </w:rPr>
+              <w:t>INT AUTO_INCREMENT</w:t>
+            </w:r>
+          </w:p>
+        </w:tc>
+        <w:tc>
+          <w:tcPr>
+            <w:tcW w:type="dxa" w:w="1872"/>
+          </w:tcPr>
+          <w:p>
+            <w:r>
+              <w:rPr>
+                <w:sz w:val="17"/>
+              </w:rPr>
+              <w:t>PK</w:t>
+            </w:r>
+          </w:p>
+        </w:tc>
+        <w:tc>
+          <w:tcPr>
+            <w:tcW w:type="dxa" w:w="1872"/>
+          </w:tcPr>
+          <w:p>
+            <w:r>
+              <w:rPr>
+                <w:sz w:val="17"/>
+              </w:rPr>
+              <w:t>NOT NULL</w:t>
+            </w:r>
+          </w:p>
+        </w:tc>
+        <w:tc>
+          <w:tcPr>
+            <w:tcW w:type="dxa" w:w="1872"/>
+          </w:tcPr>
+          <w:p>
+            <w:r>
+              <w:rPr>
+                <w:sz w:val="17"/>
+              </w:rPr>
+              <w:t>ID unic tranzacție</w:t>
+            </w:r>
+          </w:p>
+        </w:tc>
+      </w:tr>
+      <w:tr>
+        <w:tc>
+          <w:tcPr>
+            <w:tcW w:type="dxa" w:w="1872"/>
+          </w:tcPr>
+          <w:p>
+            <w:r>
+              <w:rPr>
+                <w:sz w:val="17"/>
+              </w:rPr>
+              <w:t>source_account_id</w:t>
+            </w:r>
+          </w:p>
+        </w:tc>
+        <w:tc>
+          <w:tcPr>
+            <w:tcW w:type="dxa" w:w="1872"/>
+          </w:tcPr>
+          <w:p>
+            <w:r>
+              <w:rPr>
+                <w:sz w:val="17"/>
+              </w:rPr>
+              <w:t>INT</w:t>
+            </w:r>
+          </w:p>
+        </w:tc>
+        <w:tc>
+          <w:tcPr>
+            <w:tcW w:type="dxa" w:w="1872"/>
+          </w:tcPr>
+          <w:p>
+            <w:r>
+              <w:rPr>
+                <w:sz w:val="17"/>
+              </w:rPr>
+              <w:t>FK</w:t>
+            </w:r>
+          </w:p>
+        </w:tc>
+        <w:tc>
+          <w:tcPr>
+            <w:tcW w:type="dxa" w:w="1872"/>
+          </w:tcPr>
+          <w:p>
+            <w:r>
+              <w:rPr>
+                <w:sz w:val="17"/>
+              </w:rPr>
+              <w:t>NULL</w:t>
+            </w:r>
+          </w:p>
+        </w:tc>
+        <w:tc>
+          <w:tcPr>
+            <w:tcW w:type="dxa" w:w="1872"/>
+          </w:tcPr>
+          <w:p>
+            <w:r>
+              <w:rPr>
+                <w:sz w:val="17"/>
+              </w:rPr>
+              <w:t>Cont debitat</w:t>
+            </w:r>
+          </w:p>
+        </w:tc>
+      </w:tr>
+      <w:tr>
+        <w:tc>
+          <w:tcPr>
+            <w:tcW w:type="dxa" w:w="1872"/>
+          </w:tcPr>
+          <w:p>
+            <w:r>
+              <w:rPr>
+                <w:sz w:val="17"/>
+              </w:rPr>
+              <w:t>destination_account_id</w:t>
+            </w:r>
+          </w:p>
+        </w:tc>
+        <w:tc>
+          <w:tcPr>
+            <w:tcW w:type="dxa" w:w="1872"/>
+          </w:tcPr>
+          <w:p>
+            <w:r>
+              <w:rPr>
+                <w:sz w:val="17"/>
+              </w:rPr>
+              <w:t>INT</w:t>
+            </w:r>
+          </w:p>
+        </w:tc>
+        <w:tc>
+          <w:tcPr>
+            <w:tcW w:type="dxa" w:w="1872"/>
+          </w:tcPr>
+          <w:p>
+            <w:r>
+              <w:rPr>
+                <w:sz w:val="17"/>
+              </w:rPr>
+              <w:t>FK</w:t>
+            </w:r>
+          </w:p>
+        </w:tc>
+        <w:tc>
+          <w:tcPr>
+            <w:tcW w:type="dxa" w:w="1872"/>
+          </w:tcPr>
+          <w:p>
+            <w:r>
+              <w:rPr>
+                <w:sz w:val="17"/>
+              </w:rPr>
+              <w:t>NULL</w:t>
+            </w:r>
+          </w:p>
+        </w:tc>
+        <w:tc>
+          <w:tcPr>
+            <w:tcW w:type="dxa" w:w="1872"/>
+          </w:tcPr>
+          <w:p>
+            <w:r>
+              <w:rPr>
+                <w:sz w:val="17"/>
+              </w:rPr>
+              <w:t>Cont creditat</w:t>
+            </w:r>
+          </w:p>
+        </w:tc>
+      </w:tr>
+      <w:tr>
+        <w:tc>
+          <w:tcPr>
+            <w:tcW w:type="dxa" w:w="1872"/>
+          </w:tcPr>
+          <w:p>
+            <w:r>
+              <w:rPr>
+                <w:sz w:val="17"/>
+              </w:rPr>
+              <w:t>subcategory_id</w:t>
+            </w:r>
+          </w:p>
+        </w:tc>
+        <w:tc>
+          <w:tcPr>
+            <w:tcW w:type="dxa" w:w="1872"/>
+          </w:tcPr>
+          <w:p>
+            <w:r>
+              <w:rPr>
+                <w:sz w:val="17"/>
+              </w:rPr>
+              <w:t>INT</w:t>
+            </w:r>
+          </w:p>
+        </w:tc>
+        <w:tc>
+          <w:tcPr>
+            <w:tcW w:type="dxa" w:w="1872"/>
+          </w:tcPr>
+          <w:p>
+            <w:r>
+              <w:rPr>
+                <w:sz w:val="17"/>
+              </w:rPr>
+              <w:t>FK</w:t>
+            </w:r>
+          </w:p>
+        </w:tc>
+        <w:tc>
+          <w:tcPr>
+            <w:tcW w:type="dxa" w:w="1872"/>
+          </w:tcPr>
+          <w:p>
+            <w:r>
+              <w:rPr>
+                <w:sz w:val="17"/>
+              </w:rPr>
+              <w:t>NULL</w:t>
+            </w:r>
+          </w:p>
+        </w:tc>
+        <w:tc>
+          <w:tcPr>
+            <w:tcW w:type="dxa" w:w="1872"/>
+          </w:tcPr>
+          <w:p>
+            <w:r>
+              <w:rPr>
+                <w:sz w:val="17"/>
+              </w:rPr>
+              <w:t>Subcategorie</w:t>
+            </w:r>
+          </w:p>
+        </w:tc>
+      </w:tr>
+      <w:tr>
+        <w:tc>
+          <w:tcPr>
+            <w:tcW w:type="dxa" w:w="1872"/>
+          </w:tcPr>
+          <w:p>
+            <w:r>
+              <w:rPr>
+                <w:sz w:val="17"/>
+              </w:rPr>
+              <w:t>payment_method_id</w:t>
+            </w:r>
+          </w:p>
+        </w:tc>
+        <w:tc>
+          <w:tcPr>
+            <w:tcW w:type="dxa" w:w="1872"/>
+          </w:tcPr>
+          <w:p>
+            <w:r>
+              <w:rPr>
+                <w:sz w:val="17"/>
+              </w:rPr>
+              <w:t>INT</w:t>
+            </w:r>
+          </w:p>
+        </w:tc>
+        <w:tc>
+          <w:tcPr>
+            <w:tcW w:type="dxa" w:w="1872"/>
+          </w:tcPr>
+          <w:p>
+            <w:r>
+              <w:rPr>
+                <w:sz w:val="17"/>
+              </w:rPr>
+              <w:t>FK</w:t>
+            </w:r>
+          </w:p>
+        </w:tc>
+        <w:tc>
+          <w:tcPr>
+            <w:tcW w:type="dxa" w:w="1872"/>
+          </w:tcPr>
+          <w:p>
+            <w:r>
+              <w:rPr>
+                <w:sz w:val="17"/>
+              </w:rPr>
+              <w:t>NULL</w:t>
+            </w:r>
+          </w:p>
+        </w:tc>
+        <w:tc>
+          <w:tcPr>
+            <w:tcW w:type="dxa" w:w="1872"/>
+          </w:tcPr>
+          <w:p>
+            <w:r>
+              <w:rPr>
+                <w:sz w:val="17"/>
+              </w:rPr>
+              <w:t>Metodă plată</w:t>
+            </w:r>
+          </w:p>
+        </w:tc>
+      </w:tr>
+      <w:tr>
+        <w:tc>
+          <w:tcPr>
+            <w:tcW w:type="dxa" w:w="1872"/>
+          </w:tcPr>
+          <w:p>
+            <w:r>
+              <w:rPr>
+                <w:sz w:val="17"/>
+              </w:rPr>
+              <w:t>type</w:t>
+            </w:r>
+          </w:p>
+        </w:tc>
+        <w:tc>
+          <w:tcPr>
+            <w:tcW w:type="dxa" w:w="1872"/>
+          </w:tcPr>
+          <w:p>
+            <w:r>
+              <w:rPr>
+                <w:sz w:val="17"/>
+              </w:rPr>
+              <w:t>VARCHAR(30)</w:t>
+            </w:r>
+          </w:p>
+        </w:tc>
+        <w:tc>
+          <w:tcPr>
+            <w:tcW w:type="dxa" w:w="1872"/>
+          </w:tcPr>
+          <w:p>
+            <w:r>
+              <w:rPr>
+                <w:sz w:val="17"/>
+              </w:rPr>
+              <w:t>-</w:t>
+            </w:r>
+          </w:p>
+        </w:tc>
+        <w:tc>
+          <w:tcPr>
+            <w:tcW w:type="dxa" w:w="1872"/>
+          </w:tcPr>
+          <w:p>
+            <w:r>
+              <w:rPr>
+                <w:sz w:val="17"/>
+              </w:rPr>
+              <w:t>NOT NULL</w:t>
+            </w:r>
+          </w:p>
+        </w:tc>
+        <w:tc>
+          <w:tcPr>
+            <w:tcW w:type="dxa" w:w="1872"/>
+          </w:tcPr>
+          <w:p>
+            <w:r>
+              <w:rPr>
+                <w:sz w:val="17"/>
+              </w:rPr>
+              <w:t>Tip operațiune</w:t>
+            </w:r>
+          </w:p>
+        </w:tc>
+      </w:tr>
+      <w:tr>
+        <w:tc>
+          <w:tcPr>
+            <w:tcW w:type="dxa" w:w="1872"/>
+          </w:tcPr>
+          <w:p>
+            <w:r>
+              <w:rPr>
+                <w:sz w:val="17"/>
+              </w:rPr>
+              <w:t>amount</w:t>
+            </w:r>
+          </w:p>
+        </w:tc>
+        <w:tc>
+          <w:tcPr>
+            <w:tcW w:type="dxa" w:w="1872"/>
+          </w:tcPr>
+          <w:p>
+            <w:r>
+              <w:rPr>
+                <w:sz w:val="17"/>
+              </w:rPr>
+              <w:t>DECIMAL(12,2)</w:t>
+            </w:r>
+          </w:p>
+        </w:tc>
+        <w:tc>
+          <w:tcPr>
+            <w:tcW w:type="dxa" w:w="1872"/>
+          </w:tcPr>
+          <w:p>
+            <w:r>
+              <w:rPr>
+                <w:sz w:val="17"/>
+              </w:rPr>
+              <w:t>-</w:t>
+            </w:r>
+          </w:p>
+        </w:tc>
+        <w:tc>
+          <w:tcPr>
+            <w:tcW w:type="dxa" w:w="1872"/>
+          </w:tcPr>
+          <w:p>
+            <w:r>
+              <w:rPr>
+                <w:sz w:val="17"/>
+              </w:rPr>
+              <w:t>NOT NULL</w:t>
+            </w:r>
+          </w:p>
+        </w:tc>
+        <w:tc>
+          <w:tcPr>
+            <w:tcW w:type="dxa" w:w="1872"/>
+          </w:tcPr>
+          <w:p>
+            <w:r>
+              <w:rPr>
+                <w:sz w:val="17"/>
+              </w:rPr>
+              <w:t>Suma (&gt; 0)</w:t>
+            </w:r>
+          </w:p>
+        </w:tc>
+      </w:tr>
+      <w:tr>
+        <w:tc>
+          <w:tcPr>
+            <w:tcW w:type="dxa" w:w="1872"/>
+          </w:tcPr>
+          <w:p>
+            <w:r>
+              <w:rPr>
+                <w:sz w:val="17"/>
+              </w:rPr>
+              <w:t>transaction_date</w:t>
+            </w:r>
+          </w:p>
+        </w:tc>
+        <w:tc>
+          <w:tcPr>
+            <w:tcW w:type="dxa" w:w="1872"/>
+          </w:tcPr>
+          <w:p>
+            <w:r>
+              <w:rPr>
+                <w:sz w:val="17"/>
+              </w:rPr>
+              <w:t>TIMESTAMP</w:t>
+            </w:r>
+          </w:p>
+        </w:tc>
+        <w:tc>
+          <w:tcPr>
+            <w:tcW w:type="dxa" w:w="1872"/>
+          </w:tcPr>
+          <w:p>
+            <w:r>
+              <w:rPr>
+                <w:sz w:val="17"/>
+              </w:rPr>
+              <w:t>-</w:t>
+            </w:r>
+          </w:p>
+        </w:tc>
+        <w:tc>
+          <w:tcPr>
+            <w:tcW w:type="dxa" w:w="1872"/>
+          </w:tcPr>
+          <w:p>
+            <w:r>
+              <w:rPr>
+                <w:sz w:val="17"/>
+              </w:rPr>
+              <w:t>NOT NULL</w:t>
+            </w:r>
+          </w:p>
+        </w:tc>
+        <w:tc>
+          <w:tcPr>
+            <w:tcW w:type="dxa" w:w="1872"/>
+          </w:tcPr>
+          <w:p>
+            <w:r>
+              <w:rPr>
+                <w:sz w:val="17"/>
+              </w:rPr>
+              <w:t>Data și ora</w:t>
+            </w:r>
+          </w:p>
+        </w:tc>
+      </w:tr>
+      <w:tr>
+        <w:tc>
+          <w:tcPr>
+            <w:tcW w:type="dxa" w:w="1872"/>
+          </w:tcPr>
+          <w:p>
+            <w:r>
+              <w:rPr>
+                <w:sz w:val="17"/>
+              </w:rPr>
+              <w:t>description</w:t>
+            </w:r>
+          </w:p>
+        </w:tc>
+        <w:tc>
+          <w:tcPr>
+            <w:tcW w:type="dxa" w:w="1872"/>
+          </w:tcPr>
+          <w:p>
+            <w:r>
+              <w:rPr>
+                <w:sz w:val="17"/>
+              </w:rPr>
+              <w:t>TEXT</w:t>
+            </w:r>
+          </w:p>
+        </w:tc>
+        <w:tc>
+          <w:tcPr>
+            <w:tcW w:type="dxa" w:w="1872"/>
+          </w:tcPr>
+          <w:p>
+            <w:r>
+              <w:rPr>
+                <w:sz w:val="17"/>
+              </w:rPr>
+              <w:t>-</w:t>
+            </w:r>
+          </w:p>
+        </w:tc>
+        <w:tc>
+          <w:tcPr>
+            <w:tcW w:type="dxa" w:w="1872"/>
+          </w:tcPr>
+          <w:p>
+            <w:r>
+              <w:rPr>
+                <w:sz w:val="17"/>
+              </w:rPr>
+              <w:t>NULL</w:t>
+            </w:r>
+          </w:p>
+        </w:tc>
+        <w:tc>
+          <w:tcPr>
+            <w:tcW w:type="dxa" w:w="1872"/>
+          </w:tcPr>
+          <w:p>
+            <w:r>
+              <w:rPr>
+                <w:sz w:val="17"/>
+              </w:rPr>
+              <w:t>Descriere</w:t>
+            </w:r>
+          </w:p>
+        </w:tc>
+      </w:tr>
+    </w:tbl>
+    <w:p>
+      <w:pPr>
+        <w:spacing w:before="120" w:after="40"/>
+      </w:pPr>
+      <w:r>
+        <w:rPr>
+          <w:b/>
+          <w:sz w:val="21"/>
+        </w:rPr>
+        <w:t>Tabelul 10: savings_goals (Obiective Economisire)</w:t>
+      </w:r>
+    </w:p>
+    <w:tbl>
+      <w:tblPr>
+        <w:tblW w:type="auto" w:w="0"/>
+        <w:jc w:val="center"/>
+        <w:tblLook w:firstColumn="1" w:firstRow="1" w:lastColumn="0" w:lastRow="0" w:noHBand="0" w:noVBand="1" w:val="04A0"/>
+      </w:tblPr>
+      <w:tblGrid>
+        <w:gridCol w:w="1872"/>
+        <w:gridCol w:w="1872"/>
+        <w:gridCol w:w="1872"/>
+        <w:gridCol w:w="1872"/>
+        <w:gridCol w:w="1872"/>
+      </w:tblGrid>
+      <w:tr>
+        <w:tc>
+          <w:tcPr>
+            <w:tcW w:type="dxa" w:w="1872"/>
+          </w:tcPr>
+          <w:p>
+            <w:r>
+              <w:rPr>
+                <w:b/>
+                <w:sz w:val="19"/>
+              </w:rPr>
+              <w:t>Câmp</w:t>
+            </w:r>
+          </w:p>
+        </w:tc>
+        <w:tc>
+          <w:tcPr>
+            <w:tcW w:type="dxa" w:w="1872"/>
+          </w:tcPr>
+          <w:p>
+            <w:r>
+              <w:rPr>
+                <w:b/>
+                <w:sz w:val="19"/>
+              </w:rPr>
+              <w:t>Tip MySQL</w:t>
+            </w:r>
+          </w:p>
+        </w:tc>
+        <w:tc>
+          <w:tcPr>
+            <w:tcW w:type="dxa" w:w="1872"/>
+          </w:tcPr>
+          <w:p>
+            <w:r>
+              <w:rPr>
+                <w:b/>
+                <w:sz w:val="19"/>
+              </w:rPr>
+              <w:t>Cheie</w:t>
+            </w:r>
+          </w:p>
+        </w:tc>
+        <w:tc>
+          <w:tcPr>
+            <w:tcW w:type="dxa" w:w="1872"/>
+          </w:tcPr>
+          <w:p>
+            <w:r>
+              <w:rPr>
+                <w:b/>
+                <w:sz w:val="19"/>
+              </w:rPr>
+              <w:t>Null</w:t>
+            </w:r>
+          </w:p>
+        </w:tc>
+        <w:tc>
+          <w:tcPr>
+            <w:tcW w:type="dxa" w:w="1872"/>
+          </w:tcPr>
+          <w:p>
+            <w:r>
+              <w:rPr>
+                <w:b/>
+                <w:sz w:val="19"/>
+              </w:rPr>
+              <w:t>Descriere</w:t>
+            </w:r>
+          </w:p>
+        </w:tc>
+      </w:tr>
+      <w:tr>
+        <w:tc>
+          <w:tcPr>
+            <w:tcW w:type="dxa" w:w="1872"/>
+          </w:tcPr>
+          <w:p>
+            <w:r>
+              <w:rPr>
+                <w:sz w:val="17"/>
+              </w:rPr>
+              <w:t>id</w:t>
+            </w:r>
+          </w:p>
+        </w:tc>
+        <w:tc>
+          <w:tcPr>
+            <w:tcW w:type="dxa" w:w="1872"/>
+          </w:tcPr>
+          <w:p>
+            <w:r>
+              <w:rPr>
+                <w:sz w:val="17"/>
+              </w:rPr>
+              <w:t>INT AUTO_INCREMENT</w:t>
+            </w:r>
+          </w:p>
+        </w:tc>
+        <w:tc>
+          <w:tcPr>
+            <w:tcW w:type="dxa" w:w="1872"/>
+          </w:tcPr>
+          <w:p>
+            <w:r>
+              <w:rPr>
+                <w:sz w:val="17"/>
+              </w:rPr>
+              <w:t>PK</w:t>
+            </w:r>
+          </w:p>
+        </w:tc>
+        <w:tc>
+          <w:tcPr>
+            <w:tcW w:type="dxa" w:w="1872"/>
+          </w:tcPr>
+          <w:p>
+            <w:r>
+              <w:rPr>
+                <w:sz w:val="17"/>
+              </w:rPr>
+              <w:t>NOT NULL</w:t>
+            </w:r>
+          </w:p>
+        </w:tc>
+        <w:tc>
+          <w:tcPr>
+            <w:tcW w:type="dxa" w:w="1872"/>
+          </w:tcPr>
+          <w:p>
+            <w:r>
+              <w:rPr>
+                <w:sz w:val="17"/>
+              </w:rPr>
+              <w:t>ID unic obiectiv</w:t>
+            </w:r>
+          </w:p>
+        </w:tc>
+      </w:tr>
+      <w:tr>
+        <w:tc>
+          <w:tcPr>
+            <w:tcW w:type="dxa" w:w="1872"/>
+          </w:tcPr>
+          <w:p>
+            <w:r>
+              <w:rPr>
+                <w:sz w:val="17"/>
+              </w:rPr>
+              <w:t>account_id</w:t>
+            </w:r>
+          </w:p>
+        </w:tc>
+        <w:tc>
+          <w:tcPr>
+            <w:tcW w:type="dxa" w:w="1872"/>
+          </w:tcPr>
+          <w:p>
+            <w:r>
+              <w:rPr>
+                <w:sz w:val="17"/>
+              </w:rPr>
+              <w:t>INT</w:t>
+            </w:r>
+          </w:p>
+        </w:tc>
+        <w:tc>
+          <w:tcPr>
+            <w:tcW w:type="dxa" w:w="1872"/>
+          </w:tcPr>
+          <w:p>
+            <w:r>
+              <w:rPr>
+                <w:sz w:val="17"/>
+              </w:rPr>
+              <w:t>FK</w:t>
+            </w:r>
+          </w:p>
+        </w:tc>
+        <w:tc>
+          <w:tcPr>
+            <w:tcW w:type="dxa" w:w="1872"/>
+          </w:tcPr>
+          <w:p>
+            <w:r>
+              <w:rPr>
+                <w:sz w:val="17"/>
+              </w:rPr>
+              <w:t>NOT NULL</w:t>
+            </w:r>
+          </w:p>
+        </w:tc>
+        <w:tc>
+          <w:tcPr>
+            <w:tcW w:type="dxa" w:w="1872"/>
+          </w:tcPr>
+          <w:p>
+            <w:r>
+              <w:rPr>
+                <w:sz w:val="17"/>
+              </w:rPr>
+              <w:t>Referință accounts.id</w:t>
+            </w:r>
+          </w:p>
+        </w:tc>
+      </w:tr>
+      <w:tr>
+        <w:tc>
+          <w:tcPr>
+            <w:tcW w:type="dxa" w:w="1872"/>
+          </w:tcPr>
+          <w:p>
+            <w:r>
+              <w:rPr>
+                <w:sz w:val="17"/>
+              </w:rPr>
+              <w:t>title</w:t>
+            </w:r>
+          </w:p>
+        </w:tc>
+        <w:tc>
+          <w:tcPr>
+            <w:tcW w:type="dxa" w:w="1872"/>
+          </w:tcPr>
+          <w:p>
+            <w:r>
+              <w:rPr>
+                <w:sz w:val="17"/>
+              </w:rPr>
+              <w:t>VARCHAR(100)</w:t>
+            </w:r>
+          </w:p>
+        </w:tc>
+        <w:tc>
+          <w:tcPr>
+            <w:tcW w:type="dxa" w:w="1872"/>
+          </w:tcPr>
+          <w:p>
+            <w:r>
+              <w:rPr>
+                <w:sz w:val="17"/>
+              </w:rPr>
+              <w:t>-</w:t>
+            </w:r>
+          </w:p>
+        </w:tc>
+        <w:tc>
+          <w:tcPr>
+            <w:tcW w:type="dxa" w:w="1872"/>
+          </w:tcPr>
+          <w:p>
+            <w:r>
+              <w:rPr>
+                <w:sz w:val="17"/>
+              </w:rPr>
+              <w:t>NOT NULL</w:t>
+            </w:r>
+          </w:p>
+        </w:tc>
+        <w:tc>
+          <w:tcPr>
+            <w:tcW w:type="dxa" w:w="1872"/>
+          </w:tcPr>
+          <w:p>
+            <w:r>
+              <w:rPr>
+                <w:sz w:val="17"/>
+              </w:rPr>
+              <w:t>Titlu obiectiv</w:t>
+            </w:r>
+          </w:p>
+        </w:tc>
+      </w:tr>
+      <w:tr>
+        <w:tc>
+          <w:tcPr>
+            <w:tcW w:type="dxa" w:w="1872"/>
+          </w:tcPr>
+          <w:p>
+            <w:r>
+              <w:rPr>
+                <w:sz w:val="17"/>
+              </w:rPr>
+              <w:t>target_amount</w:t>
+            </w:r>
+          </w:p>
+        </w:tc>
+        <w:tc>
+          <w:tcPr>
+            <w:tcW w:type="dxa" w:w="1872"/>
+          </w:tcPr>
+          <w:p>
+            <w:r>
+              <w:rPr>
+                <w:sz w:val="17"/>
+              </w:rPr>
+              <w:t>DECIMAL(12,2)</w:t>
+            </w:r>
+          </w:p>
+        </w:tc>
+        <w:tc>
+          <w:tcPr>
+            <w:tcW w:type="dxa" w:w="1872"/>
+          </w:tcPr>
+          <w:p>
+            <w:r>
+              <w:rPr>
+                <w:sz w:val="17"/>
+              </w:rPr>
+              <w:t>-</w:t>
+            </w:r>
+          </w:p>
+        </w:tc>
+        <w:tc>
+          <w:tcPr>
+            <w:tcW w:type="dxa" w:w="1872"/>
+          </w:tcPr>
+          <w:p>
+            <w:r>
+              <w:rPr>
+                <w:sz w:val="17"/>
+              </w:rPr>
+              <w:t>NOT NULL</w:t>
+            </w:r>
+          </w:p>
+        </w:tc>
+        <w:tc>
+          <w:tcPr>
+            <w:tcW w:type="dxa" w:w="1872"/>
+          </w:tcPr>
+          <w:p>
+            <w:r>
+              <w:rPr>
+                <w:sz w:val="17"/>
+              </w:rPr>
+              <w:t>Suma țintă</w:t>
+            </w:r>
+          </w:p>
+        </w:tc>
+      </w:tr>
+      <w:tr>
+        <w:tc>
+          <w:tcPr>
+            <w:tcW w:type="dxa" w:w="1872"/>
+          </w:tcPr>
+          <w:p>
+            <w:r>
+              <w:rPr>
+                <w:sz w:val="17"/>
+              </w:rPr>
+              <w:t>current_amount</w:t>
+            </w:r>
+          </w:p>
+        </w:tc>
+        <w:tc>
+          <w:tcPr>
+            <w:tcW w:type="dxa" w:w="1872"/>
+          </w:tcPr>
+          <w:p>
+            <w:r>
+              <w:rPr>
+                <w:sz w:val="17"/>
+              </w:rPr>
+              <w:t>DECIMAL(12,2)</w:t>
+            </w:r>
+          </w:p>
+        </w:tc>
+        <w:tc>
+          <w:tcPr>
+            <w:tcW w:type="dxa" w:w="1872"/>
+          </w:tcPr>
+          <w:p>
+            <w:r>
+              <w:rPr>
+                <w:sz w:val="17"/>
+              </w:rPr>
+              <w:t>-</w:t>
+            </w:r>
+          </w:p>
+        </w:tc>
+        <w:tc>
+          <w:tcPr>
+            <w:tcW w:type="dxa" w:w="1872"/>
+          </w:tcPr>
+          <w:p>
+            <w:r>
+              <w:rPr>
+                <w:sz w:val="17"/>
+              </w:rPr>
+              <w:t>NOT NULL</w:t>
+            </w:r>
+          </w:p>
+        </w:tc>
+        <w:tc>
+          <w:tcPr>
+            <w:tcW w:type="dxa" w:w="1872"/>
+          </w:tcPr>
+          <w:p>
+            <w:r>
+              <w:rPr>
+                <w:sz w:val="17"/>
+              </w:rPr>
+              <w:t>Suma acumulată</w:t>
+            </w:r>
+          </w:p>
+        </w:tc>
+      </w:tr>
+      <w:tr>
+        <w:tc>
+          <w:tcPr>
+            <w:tcW w:type="dxa" w:w="1872"/>
+          </w:tcPr>
+          <w:p>
+            <w:r>
+              <w:rPr>
+                <w:sz w:val="17"/>
+              </w:rPr>
+              <w:t>deadline</w:t>
+            </w:r>
+          </w:p>
+        </w:tc>
+        <w:tc>
+          <w:tcPr>
+            <w:tcW w:type="dxa" w:w="1872"/>
+          </w:tcPr>
+          <w:p>
+            <w:r>
+              <w:rPr>
+                <w:sz w:val="17"/>
+              </w:rPr>
+              <w:t>DATE</w:t>
+            </w:r>
+          </w:p>
+        </w:tc>
+        <w:tc>
+          <w:tcPr>
+            <w:tcW w:type="dxa" w:w="1872"/>
+          </w:tcPr>
+          <w:p>
+            <w:r>
+              <w:rPr>
+                <w:sz w:val="17"/>
+              </w:rPr>
+              <w:t>-</w:t>
+            </w:r>
+          </w:p>
+        </w:tc>
+        <w:tc>
+          <w:tcPr>
+            <w:tcW w:type="dxa" w:w="1872"/>
+          </w:tcPr>
+          <w:p>
+            <w:r>
+              <w:rPr>
+                <w:sz w:val="17"/>
+              </w:rPr>
+              <w:t>NULL</w:t>
+            </w:r>
+          </w:p>
+        </w:tc>
+        <w:tc>
+          <w:tcPr>
+            <w:tcW w:type="dxa" w:w="1872"/>
+          </w:tcPr>
+          <w:p>
+            <w:r>
+              <w:rPr>
+                <w:sz w:val="17"/>
+              </w:rPr>
+              <w:t>Termen limită</w:t>
+            </w:r>
+          </w:p>
+        </w:tc>
+      </w:tr>
+    </w:tbl>
     <w:sectPr>
       <w:pgSz w:w="12240" w:h="15840"/>
       <w:pgMar w:top="1440" w:right="1440" w:bottom="1440" w:left="1440" w:header="720" w:footer="720" w:gutter="0"/>

--- a/docs/Rus_Rares_Proiect_BD.docx
+++ b/docs/Rus_Rares_Proiect_BD.docx
@@ -4,31 +4,37 @@
   <w:body>
     <w:p>
       <w:pPr>
-        <w:spacing w:after="280"/>
+        <w:spacing w:after="240"/>
         <w:jc w:val="center"/>
       </w:pPr>
       <w:r>
         <w:rPr>
           <w:b/>
-          <w:sz w:val="32"/>
+          <w:sz w:val="30"/>
         </w:rPr>
         <w:t>PROIECTAREA BAZELOR DE DATE</w:t>
         <w:br/>
         <w:t>Sistem de Gestiune a Finanțelor Personale și a Plăților Recurente</w:t>
+        <w:br/>
+        <w:t>Arhitectură Relațională Multi-Utilizator</w:t>
       </w:r>
     </w:p>
     <w:p>
       <w:pPr>
-        <w:spacing w:after="240"/>
+        <w:spacing w:after="280"/>
         <w:jc w:val="right"/>
       </w:pPr>
       <w:r>
         <w:rPr>
-          <w:sz w:val="22"/>
+          <w:sz w:val="21"/>
         </w:rPr>
+        <w:t>Cadru didactic: Bogdan Văduva</w:t>
+        <w:br/>
         <w:t>Student: Rus Rareș-Ioan</w:t>
         <w:br/>
-        <w:t>Specializarea: Calculatoare / Inginerie</w:t>
+        <w:t>Anul de studiu: Anul III</w:t>
+        <w:br/>
+        <w:t>Disciplina: Proiectarea Bazelor de Date</w:t>
         <w:br/>
         <w:t>An universitar: 2026-2027</w:t>
       </w:r>
@@ -40,65 +46,27 @@
       <w:r>
         <w:rPr>
           <w:b/>
-          <w:sz w:val="26"/>
+          <w:sz w:val="25"/>
         </w:rPr>
-        <w:t>1. Scopul și obiectivele proiectului</w:t>
+        <w:t>1. Scopul proiectului</w:t>
       </w:r>
     </w:p>
     <w:p>
       <w:pPr>
-        <w:spacing w:after="80" w:line="276" w:lineRule="auto"/>
+        <w:spacing w:after="100" w:line="276" w:lineRule="auto"/>
+        <w:jc w:val="both"/>
       </w:pPr>
       <w:r>
-        <w:t>Scopul lucrării constă în proiectarea unei baze de date relaționale pentru gestiunea finanțelor personale și planificarea plăților recurente pe un interval de două luni (luna curentă și luna viitoare).</w:t>
+        <w:t>Scopul prezentei lucrări constă în conceperea, proiectarea riguroasă și implementarea fizică a unei baze de date relaționale destinate monitorizării finanțelor personale și optimizării disciplinei bugetare într-un context concurent multi-utilizator. Spre deosebire de instrumentele financiare convenționale care se rezumă la contabilizarea istorică și retrospectivă a cheltuielilor deja executate, sistemul propus dezvoltă o abordare proactivă fundamentată pe conceptul de fond financiar disponibil real, calculat predictiv pe un orizont temporal dinamic de două luni (luna curentă și luna viitoare). Proiectul urmărește să elimine riscul incapacității de plată la scadență prin rezervarea logică a sumelor aferente obligațiilor periodice contractuale (chiriilor, ratelor bancare, utilităților și abonamentelor) direct din soldul scriptic brut al conturilor bancare, transmițând utilizatorului o imagine fidelă asupra lichidităților nete pe care le poate aloca în siguranță consumului discreționar.</w:t>
       </w:r>
     </w:p>
     <w:p>
       <w:pPr>
-        <w:spacing w:after="80" w:line="276" w:lineRule="auto"/>
+        <w:spacing w:after="100" w:line="276" w:lineRule="auto"/>
+        <w:jc w:val="both"/>
       </w:pPr>
       <w:r>
-        <w:t>Obiectivele principale:</w:t>
-      </w:r>
-    </w:p>
-    <w:p>
-      <w:pPr>
-        <w:spacing w:after="80" w:line="276" w:lineRule="auto"/>
-      </w:pPr>
-      <w:r>
-        <w:t>• Administrarea conturilor financiare pe diferite valute standardizate.</w:t>
-      </w:r>
-    </w:p>
-    <w:p>
-      <w:pPr>
-        <w:spacing w:after="80" w:line="276" w:lineRule="auto"/>
-      </w:pPr>
-      <w:r>
-        <w:t>• Clasificarea tranzacțiilor pe categorii și subcategorii de cheltuieli/venituri.</w:t>
-      </w:r>
-    </w:p>
-    <w:p>
-      <w:pPr>
-        <w:spacing w:after="80" w:line="276" w:lineRule="auto"/>
-      </w:pPr>
-      <w:r>
-        <w:t>• Planificarea scadențelor lunare și deducerea lor automată pentru calculul fondului disponibil real.</w:t>
-      </w:r>
-    </w:p>
-    <w:p>
-      <w:pPr>
-        <w:spacing w:after="80" w:line="276" w:lineRule="auto"/>
-      </w:pPr>
-      <w:r>
-        <w:t>• Definirea regulilor de periodicitate pentru plăți recurente și monitorizarea metodelor de plată.</w:t>
-      </w:r>
-    </w:p>
-    <w:p>
-      <w:pPr>
-        <w:spacing w:after="80" w:line="276" w:lineRule="auto"/>
-      </w:pPr>
-      <w:r>
-        <w:t>• Urmărirea progresului pentru obiectivele de economisire.</w:t>
+        <w:t>Baza de date este proiectată să funcționeze ca un nucleu tranzacțional de înaltă fiabilitate pe motorul de stocare InnoDB din cadrul MySQL 8.0, garantând respectarea strictă a proprietăților ACID (Atomicitate, Consistență, Izolare, Durabilitate). Arhitectura oferă mecanisme native de protecție a valorilor monetare prin eliminarea aproximațiilor zecimale cu virgulă mobilă, menținerea integrității referențiale în cascadă și izolarea completă a patrimoniului informațional al fiecărui titular de cont înregistrat.</w:t>
       </w:r>
     </w:p>
     <w:p>
@@ -108,17 +76,66 @@
       <w:r>
         <w:rPr>
           <w:b/>
-          <w:sz w:val="26"/>
+          <w:sz w:val="25"/>
         </w:rPr>
-        <w:t>2. Modelul Conceptual E-R: Entități, Atribute și Asocieri</w:t>
+        <w:t>2. Obiectivele sistemului</w:t>
       </w:r>
     </w:p>
     <w:p>
       <w:pPr>
-        <w:spacing w:after="80" w:line="276" w:lineRule="auto"/>
+        <w:spacing w:after="100" w:line="276" w:lineRule="auto"/>
+        <w:jc w:val="both"/>
       </w:pPr>
       <w:r>
-        <w:t>În faza de analiză conceptuală au fost identificate 10 entități principale:</w:t>
+        <w:t>Obiectivele fundamentale ale proiectului au fost stabilite pentru a satisface simultan cerințele de rigoare teoretică inginerească și utilitate practică imediată. Sistemul își propune centralizarea și gestionarea eficientă a conturilor bancare multiple (curente, de economii sau numerar) exprimate în valute internaționale distincte, asigurând conversia automată a soldurilor la un curs de referință definit la nivelul bazei de date. Un obiectiv prioritar este reprezentat de implementarea unei taxonomii financiare ierarhice pe două niveluri prin corelarea categoriilor primare cu subcategorii analitice particulare, oferind granularitate analizei costurilor.</w:t>
+      </w:r>
+    </w:p>
+    <w:p>
+      <w:pPr>
+        <w:spacing w:after="100" w:line="276" w:lineRule="auto"/>
+        <w:jc w:val="both"/>
+      </w:pPr>
+      <w:r>
+        <w:t>De asemenea, sistemul are ca obiectiv automatizarea completă a mecanismului de planificare a plăților recurente prin definirea unor reguli temporale parametrizabile (frecvență, zi de scadență și interval de valabilitate), eliminând necesitatea introducerii manuale repetitive a facturilor lunare. În paralel, arhitectura asigură monitorizarea progresivă a fondurilor de economisire dedicate unor obiective specifice și decuplarea instrumentelor fizice de decontare (carduri de debit, carduri de credit, ordine de transfer) de structura contabilă a tranzacțiilor propriu-zise, oferind o trasabilitate completă a fluxurilor de capital.</w:t>
+      </w:r>
+    </w:p>
+    <w:p>
+      <w:pPr>
+        <w:spacing w:before="240" w:after="60"/>
+      </w:pPr>
+      <w:r>
+        <w:rPr>
+          <w:b/>
+          <w:sz w:val="25"/>
+        </w:rPr>
+        <w:t>3. Analiza cerințelor și modelarea conceptuală</w:t>
+      </w:r>
+    </w:p>
+    <w:p>
+      <w:pPr>
+        <w:spacing w:after="100" w:line="276" w:lineRule="auto"/>
+        <w:jc w:val="both"/>
+      </w:pPr>
+      <w:r>
+        <w:t>Etapa de analiză a cerințelor a evidențiat necesitatea primordială de a garanta izolarea logică a datelor (data segregation / multi-tenancy) la nivel relațional, prevenind orice posibilitate ca un utilizator autentificat să poată vizualiza, altera sau referenția resursele financiare ale unui alt utilizator. În acest sens, entitățile private (accounts, payment_methods, recurring_rules) sunt subordonate nemijlocit entității rădăcină users prin chei străine obligatorii (user_id NOT NULL) configurate cu acțiuni de propagare referențială ON DELETE CASCADE.</w:t>
+      </w:r>
+    </w:p>
+    <w:p>
+      <w:pPr>
+        <w:spacing w:after="100" w:line="276" w:lineRule="auto"/>
+        <w:jc w:val="both"/>
+      </w:pPr>
+      <w:r>
+        <w:t>Pentru entitatea categories s-a optat pentru un model arhitectural hibrid de mare flexibilitate: categoriile de bază, universale, sunt predefinite de sistem având atributul user_id marcat cu valoarea NULL (fiind accesibile în regim exclusiv de citire tuturor utilizatorilor), în timp ce categoriile particularizate de un anumit utilizator rețin cheia acestuia, unicitatea lor locală fiind garantată prin indexul compus UNIQUE(user_id, name).</w:t>
+      </w:r>
+    </w:p>
+    <w:p>
+      <w:pPr>
+        <w:spacing w:after="100" w:line="276" w:lineRule="auto"/>
+        <w:jc w:val="both"/>
+      </w:pPr>
+      <w:r>
+        <w:t>Modelul conceptual cuprinde 10 entități fundamentale, descrise riguros în tabelul de mai jos împreună cu atributele lor, identificatorii unici și cardinalitățile formale exprimate prin perechi (min, max):</w:t>
       </w:r>
     </w:p>
     <w:tbl>
@@ -186,7 +203,7 @@
                 <w:b/>
                 <w:sz w:val="19"/>
               </w:rPr>
-              <w:t>Asocieri / Cardinalitate</w:t>
+              <w:t>Asocieri și Cardinalități (min, max)</w:t>
             </w:r>
           </w:p>
         </w:tc>
@@ -201,7 +218,7 @@
               <w:rPr>
                 <w:sz w:val="17"/>
               </w:rPr>
-              <w:t>1. UTILIZATOR (users)</w:t>
+              <w:t>UTILIZATOR (users)</w:t>
             </w:r>
           </w:p>
         </w:tc>
@@ -214,7 +231,7 @@
               <w:rPr>
                 <w:sz w:val="17"/>
               </w:rPr>
-              <w:t>id (identificator unic)</w:t>
+              <w:t>id (PK)</w:t>
             </w:r>
           </w:p>
         </w:tc>
@@ -227,7 +244,7 @@
               <w:rPr>
                 <w:sz w:val="17"/>
               </w:rPr>
-              <w:t>email, first_name, last_name, created_at</w:t>
+              <w:t>email, password_hash, first_name, last_name, created_at</w:t>
             </w:r>
           </w:p>
         </w:tc>
@@ -240,7 +257,13 @@
               <w:rPr>
                 <w:sz w:val="17"/>
               </w:rPr>
-              <w:t>Deține 1:N conturi bancare.</w:t>
+              <w:t>users (1,1) --- detine --- (0,n) accounts</w:t>
+              <w:br/>
+              <w:t>users (1,1) --- personalizeaza --- (0,n) categories</w:t>
+              <w:br/>
+              <w:t>users (1,1) --- inregistreaza --- (0,n) payment_methods</w:t>
+              <w:br/>
+              <w:t>users (1,1) --- stabileste --- (0,n) recurring_rules</w:t>
             </w:r>
           </w:p>
         </w:tc>
@@ -255,7 +278,7 @@
               <w:rPr>
                 <w:sz w:val="17"/>
               </w:rPr>
-              <w:t>2. VALUTĂ (currencies)</w:t>
+              <w:t>VALUTĂ (currencies)</w:t>
             </w:r>
           </w:p>
         </w:tc>
@@ -268,7 +291,7 @@
               <w:rPr>
                 <w:sz w:val="17"/>
               </w:rPr>
-              <w:t>id (identificator unic)</w:t>
+              <w:t>id (PK)</w:t>
             </w:r>
           </w:p>
         </w:tc>
@@ -294,7 +317,7 @@
               <w:rPr>
                 <w:sz w:val="17"/>
               </w:rPr>
-              <w:t>Stabilește moneda pentru 1:N conturi.</w:t>
+              <w:t>currencies (1,1) --- denomineaza --- (1,n) accounts</w:t>
             </w:r>
           </w:p>
         </w:tc>
@@ -309,7 +332,7 @@
               <w:rPr>
                 <w:sz w:val="17"/>
               </w:rPr>
-              <w:t>3. CONT (accounts)</w:t>
+              <w:t>CONT (accounts)</w:t>
             </w:r>
           </w:p>
         </w:tc>
@@ -322,7 +345,7 @@
               <w:rPr>
                 <w:sz w:val="17"/>
               </w:rPr>
-              <w:t>id (identificator unic)</w:t>
+              <w:t>id (PK)</w:t>
             </w:r>
           </w:p>
         </w:tc>
@@ -335,7 +358,7 @@
               <w:rPr>
                 <w:sz w:val="17"/>
               </w:rPr>
-              <w:t>name, type, balance</w:t>
+              <w:t>name, type, balance, updated_at</w:t>
             </w:r>
           </w:p>
         </w:tc>
@@ -348,7 +371,13 @@
               <w:rPr>
                 <w:sz w:val="17"/>
               </w:rPr>
-              <w:t>Aparține unui utilizator (N:1); alimentează 1:N tranzacții și plăți.</w:t>
+              <w:t>accounts (1,1) --- apartine --- (1,1) users</w:t>
+              <w:br/>
+              <w:t>accounts (0,n) --- debiteaza_sursa --- (1,1) transactions</w:t>
+              <w:br/>
+              <w:t>accounts (0,n) --- crediteaza_destinatie --- (1,1) transactions</w:t>
+              <w:br/>
+              <w:t>accounts (0,n) --- finanteaza --- (1,1) planned_payments</w:t>
             </w:r>
           </w:p>
         </w:tc>
@@ -363,7 +392,7 @@
               <w:rPr>
                 <w:sz w:val="17"/>
               </w:rPr>
-              <w:t>4. CATEGORIE (categories)</w:t>
+              <w:t>CATEGORIE (categories)</w:t>
             </w:r>
           </w:p>
         </w:tc>
@@ -376,7 +405,7 @@
               <w:rPr>
                 <w:sz w:val="17"/>
               </w:rPr>
-              <w:t>id (identificator unic)</w:t>
+              <w:t>id (PK)</w:t>
             </w:r>
           </w:p>
         </w:tc>
@@ -389,7 +418,7 @@
               <w:rPr>
                 <w:sz w:val="17"/>
               </w:rPr>
-              <w:t>name, is_income</w:t>
+              <w:t>name, is_income, user_id (FK)</w:t>
             </w:r>
           </w:p>
         </w:tc>
@@ -402,7 +431,7 @@
               <w:rPr>
                 <w:sz w:val="17"/>
               </w:rPr>
-              <w:t>Grupează 1:N subcategorii tematice.</w:t>
+              <w:t>categories (1,1) --- grupeaza --- (0,n) subcategories</w:t>
             </w:r>
           </w:p>
         </w:tc>
@@ -417,7 +446,7 @@
               <w:rPr>
                 <w:sz w:val="17"/>
               </w:rPr>
-              <w:t>5. SUBCATEGORIE (subcategories)</w:t>
+              <w:t>SUBCATEGORIE (subcategories)</w:t>
             </w:r>
           </w:p>
         </w:tc>
@@ -430,7 +459,7 @@
               <w:rPr>
                 <w:sz w:val="17"/>
               </w:rPr>
-              <w:t>id (identificator unic)</w:t>
+              <w:t>id (PK)</w:t>
             </w:r>
           </w:p>
         </w:tc>
@@ -443,7 +472,7 @@
               <w:rPr>
                 <w:sz w:val="17"/>
               </w:rPr>
-              <w:t>name</w:t>
+              <w:t>name, category_id (FK)</w:t>
             </w:r>
           </w:p>
         </w:tc>
@@ -456,7 +485,9 @@
               <w:rPr>
                 <w:sz w:val="17"/>
               </w:rPr>
-              <w:t>Aparține unei categorii (N:1); clasifică 1:N operațiuni.</w:t>
+              <w:t>subcategories (1,1) --- incadreaza --- (0,n) planned_payments</w:t>
+              <w:br/>
+              <w:t>subcategories (1,1) --- clasifica --- (0,n) transactions</w:t>
             </w:r>
           </w:p>
         </w:tc>
@@ -471,7 +502,7 @@
               <w:rPr>
                 <w:sz w:val="17"/>
               </w:rPr>
-              <w:t>6. METODĂ_PLATĂ (payment_methods)</w:t>
+              <w:t>METODĂ_PLATĂ (payment_methods)</w:t>
             </w:r>
           </w:p>
         </w:tc>
@@ -484,7 +515,7 @@
               <w:rPr>
                 <w:sz w:val="17"/>
               </w:rPr>
-              <w:t>id (identificator unic)</w:t>
+              <w:t>id (PK)</w:t>
             </w:r>
           </w:p>
         </w:tc>
@@ -497,7 +528,7 @@
               <w:rPr>
                 <w:sz w:val="17"/>
               </w:rPr>
-              <w:t>name, type</w:t>
+              <w:t>name, type, masked_details, user_id (FK)</w:t>
             </w:r>
           </w:p>
         </w:tc>
@@ -510,7 +541,7 @@
               <w:rPr>
                 <w:sz w:val="17"/>
               </w:rPr>
-              <w:t>Este utilizată în 1:N tranzacții.</w:t>
+              <w:t>payment_methods (1,1) --- instrumenteaza --- (0,n) transactions</w:t>
             </w:r>
           </w:p>
         </w:tc>
@@ -525,7 +556,7 @@
               <w:rPr>
                 <w:sz w:val="17"/>
               </w:rPr>
-              <w:t>7. REGULĂ_RECURENȚĂ (recurring_rules)</w:t>
+              <w:t>REGULĂ_RECURENȚĂ (recurring_rules)</w:t>
             </w:r>
           </w:p>
         </w:tc>
@@ -538,7 +569,7 @@
               <w:rPr>
                 <w:sz w:val="17"/>
               </w:rPr>
-              <w:t>id (identificator unic)</w:t>
+              <w:t>id (PK)</w:t>
             </w:r>
           </w:p>
         </w:tc>
@@ -551,7 +582,7 @@
               <w:rPr>
                 <w:sz w:val="17"/>
               </w:rPr>
-              <w:t>frequency, due_day, start_date, end_date</w:t>
+              <w:t>frequency, due_day, start_date, end_date, user_id (FK)</w:t>
             </w:r>
           </w:p>
         </w:tc>
@@ -564,7 +595,7 @@
               <w:rPr>
                 <w:sz w:val="17"/>
               </w:rPr>
-              <w:t>Generează 1:N plăți planificate.</w:t>
+              <w:t>recurring_rules (1,1) --- propaga --- (0,n) planned_payments</w:t>
             </w:r>
           </w:p>
         </w:tc>
@@ -579,7 +610,7 @@
               <w:rPr>
                 <w:sz w:val="17"/>
               </w:rPr>
-              <w:t>8. PLATĂ_PLANIFICATĂ (planned_payments)</w:t>
+              <w:t>PLATĂ_PLANIFICATĂ (planned_payments)</w:t>
             </w:r>
           </w:p>
         </w:tc>
@@ -592,7 +623,7 @@
               <w:rPr>
                 <w:sz w:val="17"/>
               </w:rPr>
-              <w:t>id (identificator unic)</w:t>
+              <w:t>id (PK)</w:t>
             </w:r>
           </w:p>
         </w:tc>
@@ -618,7 +649,11 @@
               <w:rPr>
                 <w:sz w:val="17"/>
               </w:rPr>
-              <w:t>Alocată unui cont (N:1) și unei subcategorii (N:1).</w:t>
+              <w:t>planned_payments (0,n) --- provine_din --- (0,1) recurring_rules</w:t>
+              <w:br/>
+              <w:t>planned_payments (1,1) --- greveaza --- (1,1) accounts</w:t>
+              <w:br/>
+              <w:t>planned_payments (1,1) --- alocata --- (1,1) subcategories</w:t>
             </w:r>
           </w:p>
         </w:tc>
@@ -633,7 +668,7 @@
               <w:rPr>
                 <w:sz w:val="17"/>
               </w:rPr>
-              <w:t>9. TRANZACȚIE (transactions)</w:t>
+              <w:t>TRANZACȚIE (transactions)</w:t>
             </w:r>
           </w:p>
         </w:tc>
@@ -646,7 +681,7 @@
               <w:rPr>
                 <w:sz w:val="17"/>
               </w:rPr>
-              <w:t>id (identificator unic)</w:t>
+              <w:t>id (PK)</w:t>
             </w:r>
           </w:p>
         </w:tc>
@@ -672,7 +707,13 @@
               <w:rPr>
                 <w:sz w:val="17"/>
               </w:rPr>
-              <w:t>Leagă cont sursă, cont destinație, subcategorie și metodă de plată.</w:t>
+              <w:t>transactions (1,1) --- debiteaza --- (0,1) accounts</w:t>
+              <w:br/>
+              <w:t>transactions (1,1) --- crediteaza --- (0,1) accounts</w:t>
+              <w:br/>
+              <w:t>transactions (1,1) --- atribuita --- (0,1) subcategories</w:t>
+              <w:br/>
+              <w:t>transactions (1,1) --- decontata_prin --- (0,1) payment_methods</w:t>
             </w:r>
           </w:p>
         </w:tc>
@@ -687,7 +728,7 @@
               <w:rPr>
                 <w:sz w:val="17"/>
               </w:rPr>
-              <w:t>10. OBIECTIV_ECONOMISIRE (savings_goals)</w:t>
+              <w:t>OBIECTIV_ECONOMISIRE (savings_goals)</w:t>
             </w:r>
           </w:p>
         </w:tc>
@@ -700,7 +741,7 @@
               <w:rPr>
                 <w:sz w:val="17"/>
               </w:rPr>
-              <w:t>id (identificator unic)</w:t>
+              <w:t>id (PK)</w:t>
             </w:r>
           </w:p>
         </w:tc>
@@ -726,7 +767,7 @@
               <w:rPr>
                 <w:sz w:val="17"/>
               </w:rPr>
-              <w:t>Asociat unui cont de economii (N:1).</w:t>
+              <w:t>savings_goals (1,1) --- asociat_cu --- (1,1) accounts</w:t>
             </w:r>
           </w:p>
         </w:tc>
@@ -739,17 +780,18 @@
       <w:r>
         <w:rPr>
           <w:b/>
-          <w:sz w:val="26"/>
+          <w:sz w:val="25"/>
         </w:rPr>
-        <w:t>3. Diagrama Entitate-Relație (ERD)</w:t>
+        <w:t>4. Diagrama Structurală a Bazei de Date (ERD)</w:t>
       </w:r>
     </w:p>
     <w:p>
       <w:pPr>
-        <w:spacing w:after="80" w:line="276" w:lineRule="auto"/>
+        <w:spacing w:after="100" w:line="276" w:lineRule="auto"/>
+        <w:jc w:val="both"/>
       </w:pPr>
       <w:r>
-        <w:t>Reprezentarea grafică a relațiilor dintre cele 10 entități:</w:t>
+        <w:t>Reprezentarea grafică a schemei relaționale reflectă topologia celor 10 tabele interconectate, evidențiind cheile primare (PK), cheile străine (FK), cheile unice (UK) și trasabilitatea completă către entitatea titulară users:</w:t>
       </w:r>
     </w:p>
     <w:p>
@@ -761,7 +803,7 @@
       <w:r>
         <w:drawing>
           <wp:inline xmlns:a="http://schemas.openxmlformats.org/drawingml/2006/main" xmlns:pic="http://schemas.openxmlformats.org/drawingml/2006/picture">
-            <wp:extent cx="5303520" cy="5568247"/>
+            <wp:extent cx="5486400" cy="7453987"/>
             <wp:docPr id="1" name="Picture 1"/>
             <wp:cNvGraphicFramePr>
               <a:graphicFrameLocks noChangeAspect="1"/>
@@ -782,7 +824,7 @@
                   <pic:spPr>
                     <a:xfrm>
                       <a:off x="0" y="0"/>
-                      <a:ext cx="5303520" cy="5568247"/>
+                      <a:ext cx="5486400" cy="7453987"/>
                     </a:xfrm>
                     <a:prstGeom prst="rect"/>
                   </pic:spPr>
@@ -802,7 +844,7 @@
           <w:i/>
           <w:sz w:val="19"/>
         </w:rPr>
-        <w:t>Figura 1: Diagrama Conceptuală / Relațională a Bazei de Date</w:t>
+        <w:t>Figura 1: Diagrama Entitate-Relație Extinsă (10 entități, suport multi-utilizator)</w:t>
       </w:r>
     </w:p>
     <w:p>
@@ -812,33 +854,45 @@
       <w:r>
         <w:rPr>
           <w:b/>
-          <w:sz w:val="26"/>
+          <w:sz w:val="25"/>
         </w:rPr>
-        <w:t>4. Normalizarea schemei (1FN - 3FN)</w:t>
+        <w:t>5. Studiul normalizării și analiza dependențelor funcționale</w:t>
       </w:r>
     </w:p>
     <w:p>
       <w:pPr>
-        <w:spacing w:after="80" w:line="276" w:lineRule="auto"/>
+        <w:spacing w:after="100" w:line="276" w:lineRule="auto"/>
+        <w:jc w:val="both"/>
       </w:pPr>
       <w:r>
-        <w:t>• 1FN: Toate atributele au valori atomice, iar entitățile au identificatori unici definiți.</w:t>
+        <w:t>Schema a fost validată formal prin prisma teoriei dependențelor funcționale, atingând cerințele Formei Normale 3 (3FN):</w:t>
       </w:r>
     </w:p>
     <w:p>
       <w:pPr>
-        <w:spacing w:after="80" w:line="276" w:lineRule="auto"/>
+        <w:spacing w:after="100" w:line="276" w:lineRule="auto"/>
+        <w:jc w:val="both"/>
       </w:pPr>
       <w:r>
-        <w:t>• 2FN: Schema este în 1FN și toate atributele non-cheie depind în totalitate de cheia primară.</w:t>
+        <w:t>• Forma Normală 1 (1FN): Toate atributele prezintă atomicitate absolută a valorilor (nu există vectori, câmpuri compuse sau structuri imbricate). Fiecare entitate deține un identificator sintetic atomic (id AUTO_INCREMENT) definit ca cheie primară, garantând unicitatea fiecărei tuple.</w:t>
       </w:r>
     </w:p>
     <w:p>
       <w:pPr>
-        <w:spacing w:after="80" w:line="276" w:lineRule="auto"/>
+        <w:spacing w:after="100" w:line="276" w:lineRule="auto"/>
+        <w:jc w:val="both"/>
       </w:pPr>
       <w:r>
-        <w:t>• 3FN: Nu există dependențe tranzitive între atributele non-cheie (categoriile, valutele și regulile sunt separate în entități de sine stătătoare).</w:t>
+        <w:t>• Forma Normală 2 (2FN): Baza de date respectă 1FN. Deoarece toate cheile primare ale tabelelor sunt atomice (formate dintr-o singură coloană numerică), este eliminată prin construcție posibilitatea apariției unor dependențe parțiale ale atributelor non-cheie față de o fracțiune a cheii primare.</w:t>
+      </w:r>
+    </w:p>
+    <w:p>
+      <w:pPr>
+        <w:spacing w:after="100" w:line="276" w:lineRule="auto"/>
+        <w:jc w:val="both"/>
+      </w:pPr>
+      <w:r>
+        <w:t>• Forma Normală 3 (3FN): Baza de date respectă 2FN și exclude orice dependență funcțională tranzitivă între atribute non-cheie de forma X -&gt; Y și Y -&gt; Z. De exemplu, în tabela accounts este reținut exclusiv identificatorul de valută currency_id, denumirea și rata de schimb depinzând strict de cheia tabelei currencies. În mod similar, operațiunile financiare din transactions și planned_payments referențiază doar subcategory_id, decuplând legătura directă cu tabela categories.</w:t>
       </w:r>
     </w:p>
     <w:p>
@@ -848,29 +902,30 @@
       <w:r>
         <w:rPr>
           <w:b/>
-          <w:sz w:val="26"/>
+          <w:sz w:val="25"/>
         </w:rPr>
-        <w:t>5. Dicționarul de date (Structura detaliată a tabelelor)</w:t>
+        <w:t>6. Dicționarul de date complet (Specificația fizică MySQL InnoDB)</w:t>
       </w:r>
     </w:p>
     <w:p>
       <w:pPr>
-        <w:spacing w:after="80" w:line="276" w:lineRule="auto"/>
+        <w:spacing w:after="100" w:line="276" w:lineRule="auto"/>
+        <w:jc w:val="both"/>
       </w:pPr>
       <w:r>
-        <w:t>Implementarea fizică în MySQL (motor InnoDB) pentru cele 10 tabele:</w:t>
+        <w:t>Definiția celor 10 tabele optimizate pentru motorul de stocare InnoDB din MySQL 8.0, utilizând tipuri monetare exacte DECIMAL(12,2) și constrângeri de integritate referențială:</w:t>
       </w:r>
     </w:p>
     <w:p>
       <w:pPr>
-        <w:spacing w:before="120" w:after="40"/>
+        <w:spacing w:before="160" w:after="40"/>
       </w:pPr>
       <w:r>
         <w:rPr>
           <w:b/>
           <w:sz w:val="21"/>
         </w:rPr>
-        <w:t>Tabelul 1: users (Utilizatori)</w:t>
+        <w:t>Tabelul 1: users (Conturile de acces ale utilizatorilor)</w:t>
       </w:r>
     </w:p>
     <w:tbl>
@@ -895,7 +950,7 @@
             <w:r>
               <w:rPr>
                 <w:b/>
-                <w:sz w:val="19"/>
+                <w:sz w:val="18"/>
               </w:rPr>
               <w:t>Câmp</w:t>
             </w:r>
@@ -909,9 +964,9 @@
             <w:r>
               <w:rPr>
                 <w:b/>
-                <w:sz w:val="19"/>
-              </w:rPr>
-              <w:t>Tip MySQL</w:t>
+                <w:sz w:val="18"/>
+              </w:rPr>
+              <w:t>Tip MySQL (InnoDB)</w:t>
             </w:r>
           </w:p>
         </w:tc>
@@ -923,7 +978,7 @@
             <w:r>
               <w:rPr>
                 <w:b/>
-                <w:sz w:val="19"/>
+                <w:sz w:val="18"/>
               </w:rPr>
               <w:t>Cheie</w:t>
             </w:r>
@@ -937,9 +992,9 @@
             <w:r>
               <w:rPr>
                 <w:b/>
-                <w:sz w:val="19"/>
-              </w:rPr>
-              <w:t>Null</w:t>
+                <w:sz w:val="18"/>
+              </w:rPr>
+              <w:t>Null / Constrângeri</w:t>
             </w:r>
           </w:p>
         </w:tc>
@@ -951,7 +1006,7 @@
             <w:r>
               <w:rPr>
                 <w:b/>
-                <w:sz w:val="19"/>
+                <w:sz w:val="18"/>
               </w:rPr>
               <w:t>Descriere</w:t>
             </w:r>
@@ -1020,7 +1075,7 @@
               <w:rPr>
                 <w:sz w:val="17"/>
               </w:rPr>
-              <w:t>ID unic utilizator</w:t>
+              <w:t>Identificator unic al utilizatorului</w:t>
             </w:r>
           </w:p>
         </w:tc>
@@ -1048,7 +1103,7 @@
               <w:rPr>
                 <w:sz w:val="17"/>
               </w:rPr>
-              <w:t>VARCHAR(100)</w:t>
+              <w:t>VARCHAR(120)</w:t>
             </w:r>
           </w:p>
         </w:tc>
@@ -1087,7 +1142,7 @@
               <w:rPr>
                 <w:sz w:val="17"/>
               </w:rPr>
-              <w:t>Email unic</w:t>
+              <w:t>Adresă unică de autentificare pe sistem</w:t>
             </w:r>
           </w:p>
         </w:tc>
@@ -1102,20 +1157,20 @@
               <w:rPr>
                 <w:sz w:val="17"/>
               </w:rPr>
-              <w:t>first_name</w:t>
-            </w:r>
-          </w:p>
-        </w:tc>
-        <w:tc>
-          <w:tcPr>
-            <w:tcW w:type="dxa" w:w="1872"/>
-          </w:tcPr>
-          <w:p>
-            <w:r>
-              <w:rPr>
-                <w:sz w:val="17"/>
-              </w:rPr>
-              <w:t>VARCHAR(50)</w:t>
+              <w:t>password_hash</w:t>
+            </w:r>
+          </w:p>
+        </w:tc>
+        <w:tc>
+          <w:tcPr>
+            <w:tcW w:type="dxa" w:w="1872"/>
+          </w:tcPr>
+          <w:p>
+            <w:r>
+              <w:rPr>
+                <w:sz w:val="17"/>
+              </w:rPr>
+              <w:t>VARCHAR(255)</w:t>
             </w:r>
           </w:p>
         </w:tc>
@@ -1154,7 +1209,7 @@
               <w:rPr>
                 <w:sz w:val="17"/>
               </w:rPr>
-              <w:t>Prenume</w:t>
+              <w:t>Hash securizat al parolei (bcrypt/argon2)</w:t>
             </w:r>
           </w:p>
         </w:tc>
@@ -1169,7 +1224,7 @@
               <w:rPr>
                 <w:sz w:val="17"/>
               </w:rPr>
-              <w:t>last_name</w:t>
+              <w:t>first_name</w:t>
             </w:r>
           </w:p>
         </w:tc>
@@ -1221,7 +1276,7 @@
               <w:rPr>
                 <w:sz w:val="17"/>
               </w:rPr>
-              <w:t>Nume de familie</w:t>
+              <w:t>Prenumele utilizatorului</w:t>
             </w:r>
           </w:p>
         </w:tc>
@@ -1236,6 +1291,73 @@
               <w:rPr>
                 <w:sz w:val="17"/>
               </w:rPr>
+              <w:t>last_name</w:t>
+            </w:r>
+          </w:p>
+        </w:tc>
+        <w:tc>
+          <w:tcPr>
+            <w:tcW w:type="dxa" w:w="1872"/>
+          </w:tcPr>
+          <w:p>
+            <w:r>
+              <w:rPr>
+                <w:sz w:val="17"/>
+              </w:rPr>
+              <w:t>VARCHAR(50)</w:t>
+            </w:r>
+          </w:p>
+        </w:tc>
+        <w:tc>
+          <w:tcPr>
+            <w:tcW w:type="dxa" w:w="1872"/>
+          </w:tcPr>
+          <w:p>
+            <w:r>
+              <w:rPr>
+                <w:sz w:val="17"/>
+              </w:rPr>
+              <w:t>-</w:t>
+            </w:r>
+          </w:p>
+        </w:tc>
+        <w:tc>
+          <w:tcPr>
+            <w:tcW w:type="dxa" w:w="1872"/>
+          </w:tcPr>
+          <w:p>
+            <w:r>
+              <w:rPr>
+                <w:sz w:val="17"/>
+              </w:rPr>
+              <w:t>NOT NULL</w:t>
+            </w:r>
+          </w:p>
+        </w:tc>
+        <w:tc>
+          <w:tcPr>
+            <w:tcW w:type="dxa" w:w="1872"/>
+          </w:tcPr>
+          <w:p>
+            <w:r>
+              <w:rPr>
+                <w:sz w:val="17"/>
+              </w:rPr>
+              <w:t>Numele de familie</w:t>
+            </w:r>
+          </w:p>
+        </w:tc>
+      </w:tr>
+      <w:tr>
+        <w:tc>
+          <w:tcPr>
+            <w:tcW w:type="dxa" w:w="1872"/>
+          </w:tcPr>
+          <w:p>
+            <w:r>
+              <w:rPr>
+                <w:sz w:val="17"/>
+              </w:rPr>
               <w:t>created_at</w:t>
             </w:r>
           </w:p>
@@ -1275,20 +1397,20 @@
               <w:rPr>
                 <w:sz w:val="17"/>
               </w:rPr>
-              <w:t>NOT NULL</w:t>
-            </w:r>
-          </w:p>
-        </w:tc>
-        <w:tc>
-          <w:tcPr>
-            <w:tcW w:type="dxa" w:w="1872"/>
-          </w:tcPr>
-          <w:p>
-            <w:r>
-              <w:rPr>
-                <w:sz w:val="17"/>
-              </w:rPr>
-              <w:t>Data înregistrării</w:t>
+              <w:t>NOT NULL DEFAULT CURRENT_TIMESTAMP</w:t>
+            </w:r>
+          </w:p>
+        </w:tc>
+        <w:tc>
+          <w:tcPr>
+            <w:tcW w:type="dxa" w:w="1872"/>
+          </w:tcPr>
+          <w:p>
+            <w:r>
+              <w:rPr>
+                <w:sz w:val="17"/>
+              </w:rPr>
+              <w:t>Momentul creării contului</w:t>
             </w:r>
           </w:p>
         </w:tc>
@@ -1296,14 +1418,14 @@
     </w:tbl>
     <w:p>
       <w:pPr>
-        <w:spacing w:before="120" w:after="40"/>
+        <w:spacing w:before="160" w:after="40"/>
       </w:pPr>
       <w:r>
         <w:rPr>
           <w:b/>
           <w:sz w:val="21"/>
         </w:rPr>
-        <w:t>Tabelul 2: currencies (Valute)</w:t>
+        <w:t>Tabelul 2: currencies (Nomenclatorul oficial de valute)</w:t>
       </w:r>
     </w:p>
     <w:tbl>
@@ -1328,7 +1450,7 @@
             <w:r>
               <w:rPr>
                 <w:b/>
-                <w:sz w:val="19"/>
+                <w:sz w:val="18"/>
               </w:rPr>
               <w:t>Câmp</w:t>
             </w:r>
@@ -1342,9 +1464,9 @@
             <w:r>
               <w:rPr>
                 <w:b/>
-                <w:sz w:val="19"/>
-              </w:rPr>
-              <w:t>Tip MySQL</w:t>
+                <w:sz w:val="18"/>
+              </w:rPr>
+              <w:t>Tip MySQL (InnoDB)</w:t>
             </w:r>
           </w:p>
         </w:tc>
@@ -1356,7 +1478,7 @@
             <w:r>
               <w:rPr>
                 <w:b/>
-                <w:sz w:val="19"/>
+                <w:sz w:val="18"/>
               </w:rPr>
               <w:t>Cheie</w:t>
             </w:r>
@@ -1370,9 +1492,9 @@
             <w:r>
               <w:rPr>
                 <w:b/>
-                <w:sz w:val="19"/>
-              </w:rPr>
-              <w:t>Null</w:t>
+                <w:sz w:val="18"/>
+              </w:rPr>
+              <w:t>Null / Constrângeri</w:t>
             </w:r>
           </w:p>
         </w:tc>
@@ -1384,7 +1506,7 @@
             <w:r>
               <w:rPr>
                 <w:b/>
-                <w:sz w:val="19"/>
+                <w:sz w:val="18"/>
               </w:rPr>
               <w:t>Descriere</w:t>
             </w:r>
@@ -1453,7 +1575,7 @@
               <w:rPr>
                 <w:sz w:val="17"/>
               </w:rPr>
-              <w:t>ID unic valută</w:t>
+              <w:t>Identificator unic valută</w:t>
             </w:r>
           </w:p>
         </w:tc>
@@ -1520,7 +1642,7 @@
               <w:rPr>
                 <w:sz w:val="17"/>
               </w:rPr>
-              <w:t>Cod valutar ISO</w:t>
+              <w:t>Cod valutar standardizat ISO-4217 (RON, EUR, USD)</w:t>
             </w:r>
           </w:p>
         </w:tc>
@@ -1587,7 +1709,7 @@
               <w:rPr>
                 <w:sz w:val="17"/>
               </w:rPr>
-              <w:t>Denumire valută</w:t>
+              <w:t>Denumirea monedei</w:t>
             </w:r>
           </w:p>
         </w:tc>
@@ -1654,7 +1776,7 @@
               <w:rPr>
                 <w:sz w:val="17"/>
               </w:rPr>
-              <w:t>Simbol</w:t>
+              <w:t>Simbol monetar (lei, €, $)</w:t>
             </w:r>
           </w:p>
         </w:tc>
@@ -1708,20 +1830,20 @@
               <w:rPr>
                 <w:sz w:val="17"/>
               </w:rPr>
-              <w:t>NOT NULL</w:t>
-            </w:r>
-          </w:p>
-        </w:tc>
-        <w:tc>
-          <w:tcPr>
-            <w:tcW w:type="dxa" w:w="1872"/>
-          </w:tcPr>
-          <w:p>
-            <w:r>
-              <w:rPr>
-                <w:sz w:val="17"/>
-              </w:rPr>
-              <w:t>Rata de schimb</w:t>
+              <w:t>NOT NULL DEFAULT 1.0000</w:t>
+            </w:r>
+          </w:p>
+        </w:tc>
+        <w:tc>
+          <w:tcPr>
+            <w:tcW w:type="dxa" w:w="1872"/>
+          </w:tcPr>
+          <w:p>
+            <w:r>
+              <w:rPr>
+                <w:sz w:val="17"/>
+              </w:rPr>
+              <w:t>Curs de referință raportat la moneda de bază</w:t>
             </w:r>
           </w:p>
         </w:tc>
@@ -1729,14 +1851,14 @@
     </w:tbl>
     <w:p>
       <w:pPr>
-        <w:spacing w:before="120" w:after="40"/>
+        <w:spacing w:before="160" w:after="40"/>
       </w:pPr>
       <w:r>
         <w:rPr>
           <w:b/>
           <w:sz w:val="21"/>
         </w:rPr>
-        <w:t>Tabelul 3: accounts (Conturi)</w:t>
+        <w:t>Tabelul 3: accounts (Conturile financiare ale utilizatorilor)</w:t>
       </w:r>
     </w:p>
     <w:tbl>
@@ -1761,7 +1883,7 @@
             <w:r>
               <w:rPr>
                 <w:b/>
-                <w:sz w:val="19"/>
+                <w:sz w:val="18"/>
               </w:rPr>
               <w:t>Câmp</w:t>
             </w:r>
@@ -1775,9 +1897,9 @@
             <w:r>
               <w:rPr>
                 <w:b/>
-                <w:sz w:val="19"/>
-              </w:rPr>
-              <w:t>Tip MySQL</w:t>
+                <w:sz w:val="18"/>
+              </w:rPr>
+              <w:t>Tip MySQL (InnoDB)</w:t>
             </w:r>
           </w:p>
         </w:tc>
@@ -1789,7 +1911,7 @@
             <w:r>
               <w:rPr>
                 <w:b/>
-                <w:sz w:val="19"/>
+                <w:sz w:val="18"/>
               </w:rPr>
               <w:t>Cheie</w:t>
             </w:r>
@@ -1803,9 +1925,9 @@
             <w:r>
               <w:rPr>
                 <w:b/>
-                <w:sz w:val="19"/>
-              </w:rPr>
-              <w:t>Null</w:t>
+                <w:sz w:val="18"/>
+              </w:rPr>
+              <w:t>Null / Constrângeri</w:t>
             </w:r>
           </w:p>
         </w:tc>
@@ -1817,7 +1939,7 @@
             <w:r>
               <w:rPr>
                 <w:b/>
-                <w:sz w:val="19"/>
+                <w:sz w:val="18"/>
               </w:rPr>
               <w:t>Descriere</w:t>
             </w:r>
@@ -1886,7 +2008,7 @@
               <w:rPr>
                 <w:sz w:val="17"/>
               </w:rPr>
-              <w:t>ID unic cont</w:t>
+              <w:t>Identificator unic cont bancar</w:t>
             </w:r>
           </w:p>
         </w:tc>
@@ -1953,7 +2075,7 @@
               <w:rPr>
                 <w:sz w:val="17"/>
               </w:rPr>
-              <w:t>Referință users.id</w:t>
+              <w:t>Referință users(id) ON DELETE CASCADE</w:t>
             </w:r>
           </w:p>
         </w:tc>
@@ -2020,7 +2142,7 @@
               <w:rPr>
                 <w:sz w:val="17"/>
               </w:rPr>
-              <w:t>Referință currencies.id</w:t>
+              <w:t>Referință currencies(id) ON DELETE RESTRICT</w:t>
             </w:r>
           </w:p>
         </w:tc>
@@ -2087,7 +2209,7 @@
               <w:rPr>
                 <w:sz w:val="17"/>
               </w:rPr>
-              <w:t>Denumire cont</w:t>
+              <w:t>Nume cont (ex: Card Salariu, Cont Economii)</w:t>
             </w:r>
           </w:p>
         </w:tc>
@@ -2154,7 +2276,7 @@
               <w:rPr>
                 <w:sz w:val="17"/>
               </w:rPr>
-              <w:t>Tip (PRINCIPAL/ECONOMII)</w:t>
+              <w:t>Tip cont: PRINCIPAL / ECONOMII / CASH</w:t>
             </w:r>
           </w:p>
         </w:tc>
@@ -2208,20 +2330,87 @@
               <w:rPr>
                 <w:sz w:val="17"/>
               </w:rPr>
-              <w:t>NOT NULL</w:t>
-            </w:r>
-          </w:p>
-        </w:tc>
-        <w:tc>
-          <w:tcPr>
-            <w:tcW w:type="dxa" w:w="1872"/>
-          </w:tcPr>
-          <w:p>
-            <w:r>
-              <w:rPr>
-                <w:sz w:val="17"/>
-              </w:rPr>
-              <w:t>Sold (&gt;= 0)</w:t>
+              <w:t>NOT NULL DEFAULT 0.00</w:t>
+            </w:r>
+          </w:p>
+        </w:tc>
+        <w:tc>
+          <w:tcPr>
+            <w:tcW w:type="dxa" w:w="1872"/>
+          </w:tcPr>
+          <w:p>
+            <w:r>
+              <w:rPr>
+                <w:sz w:val="17"/>
+              </w:rPr>
+              <w:t>Sold scriptic brut; CHECK (balance &gt;= 0.00)</w:t>
+            </w:r>
+          </w:p>
+        </w:tc>
+      </w:tr>
+      <w:tr>
+        <w:tc>
+          <w:tcPr>
+            <w:tcW w:type="dxa" w:w="1872"/>
+          </w:tcPr>
+          <w:p>
+            <w:r>
+              <w:rPr>
+                <w:sz w:val="17"/>
+              </w:rPr>
+              <w:t>updated_at</w:t>
+            </w:r>
+          </w:p>
+        </w:tc>
+        <w:tc>
+          <w:tcPr>
+            <w:tcW w:type="dxa" w:w="1872"/>
+          </w:tcPr>
+          <w:p>
+            <w:r>
+              <w:rPr>
+                <w:sz w:val="17"/>
+              </w:rPr>
+              <w:t>TIMESTAMP</w:t>
+            </w:r>
+          </w:p>
+        </w:tc>
+        <w:tc>
+          <w:tcPr>
+            <w:tcW w:type="dxa" w:w="1872"/>
+          </w:tcPr>
+          <w:p>
+            <w:r>
+              <w:rPr>
+                <w:sz w:val="17"/>
+              </w:rPr>
+              <w:t>-</w:t>
+            </w:r>
+          </w:p>
+        </w:tc>
+        <w:tc>
+          <w:tcPr>
+            <w:tcW w:type="dxa" w:w="1872"/>
+          </w:tcPr>
+          <w:p>
+            <w:r>
+              <w:rPr>
+                <w:sz w:val="17"/>
+              </w:rPr>
+              <w:t>NOT NULL DEFAULT CURRENT_TIMESTAMP ON UPDATE CURRENT_TIMESTAMP</w:t>
+            </w:r>
+          </w:p>
+        </w:tc>
+        <w:tc>
+          <w:tcPr>
+            <w:tcW w:type="dxa" w:w="1872"/>
+          </w:tcPr>
+          <w:p>
+            <w:r>
+              <w:rPr>
+                <w:sz w:val="17"/>
+              </w:rPr>
+              <w:t>Momentul ultimei actualizări</w:t>
             </w:r>
           </w:p>
         </w:tc>
@@ -2229,14 +2418,14 @@
     </w:tbl>
     <w:p>
       <w:pPr>
-        <w:spacing w:before="120" w:after="40"/>
+        <w:spacing w:before="160" w:after="40"/>
       </w:pPr>
       <w:r>
         <w:rPr>
           <w:b/>
           <w:sz w:val="21"/>
         </w:rPr>
-        <w:t>Tabelul 4: categories (Categorii Principale)</w:t>
+        <w:t>Tabelul 4: categories (Categorii de venituri și cheltuieli)</w:t>
       </w:r>
     </w:p>
     <w:tbl>
@@ -2261,7 +2450,7 @@
             <w:r>
               <w:rPr>
                 <w:b/>
-                <w:sz w:val="19"/>
+                <w:sz w:val="18"/>
               </w:rPr>
               <w:t>Câmp</w:t>
             </w:r>
@@ -2275,9 +2464,9 @@
             <w:r>
               <w:rPr>
                 <w:b/>
-                <w:sz w:val="19"/>
-              </w:rPr>
-              <w:t>Tip MySQL</w:t>
+                <w:sz w:val="18"/>
+              </w:rPr>
+              <w:t>Tip MySQL (InnoDB)</w:t>
             </w:r>
           </w:p>
         </w:tc>
@@ -2289,7 +2478,7 @@
             <w:r>
               <w:rPr>
                 <w:b/>
-                <w:sz w:val="19"/>
+                <w:sz w:val="18"/>
               </w:rPr>
               <w:t>Cheie</w:t>
             </w:r>
@@ -2303,9 +2492,9 @@
             <w:r>
               <w:rPr>
                 <w:b/>
-                <w:sz w:val="19"/>
-              </w:rPr>
-              <w:t>Null</w:t>
+                <w:sz w:val="18"/>
+              </w:rPr>
+              <w:t>Null / Constrângeri</w:t>
             </w:r>
           </w:p>
         </w:tc>
@@ -2317,7 +2506,7 @@
             <w:r>
               <w:rPr>
                 <w:b/>
-                <w:sz w:val="19"/>
+                <w:sz w:val="18"/>
               </w:rPr>
               <w:t>Descriere</w:t>
             </w:r>
@@ -2386,7 +2575,7 @@
               <w:rPr>
                 <w:sz w:val="17"/>
               </w:rPr>
-              <w:t>ID unic categorie</w:t>
+              <w:t>Identificator unic categorie</w:t>
             </w:r>
           </w:p>
         </w:tc>
@@ -2401,59 +2590,59 @@
               <w:rPr>
                 <w:sz w:val="17"/>
               </w:rPr>
-              <w:t>name</w:t>
-            </w:r>
-          </w:p>
-        </w:tc>
-        <w:tc>
-          <w:tcPr>
-            <w:tcW w:type="dxa" w:w="1872"/>
-          </w:tcPr>
-          <w:p>
-            <w:r>
-              <w:rPr>
-                <w:sz w:val="17"/>
-              </w:rPr>
-              <w:t>VARCHAR(50)</w:t>
-            </w:r>
-          </w:p>
-        </w:tc>
-        <w:tc>
-          <w:tcPr>
-            <w:tcW w:type="dxa" w:w="1872"/>
-          </w:tcPr>
-          <w:p>
-            <w:r>
-              <w:rPr>
-                <w:sz w:val="17"/>
-              </w:rPr>
-              <w:t>UK</w:t>
-            </w:r>
-          </w:p>
-        </w:tc>
-        <w:tc>
-          <w:tcPr>
-            <w:tcW w:type="dxa" w:w="1872"/>
-          </w:tcPr>
-          <w:p>
-            <w:r>
-              <w:rPr>
-                <w:sz w:val="17"/>
-              </w:rPr>
-              <w:t>NOT NULL</w:t>
-            </w:r>
-          </w:p>
-        </w:tc>
-        <w:tc>
-          <w:tcPr>
-            <w:tcW w:type="dxa" w:w="1872"/>
-          </w:tcPr>
-          <w:p>
-            <w:r>
-              <w:rPr>
-                <w:sz w:val="17"/>
-              </w:rPr>
-              <w:t>Denumire</w:t>
+              <w:t>user_id</w:t>
+            </w:r>
+          </w:p>
+        </w:tc>
+        <w:tc>
+          <w:tcPr>
+            <w:tcW w:type="dxa" w:w="1872"/>
+          </w:tcPr>
+          <w:p>
+            <w:r>
+              <w:rPr>
+                <w:sz w:val="17"/>
+              </w:rPr>
+              <w:t>INT</w:t>
+            </w:r>
+          </w:p>
+        </w:tc>
+        <w:tc>
+          <w:tcPr>
+            <w:tcW w:type="dxa" w:w="1872"/>
+          </w:tcPr>
+          <w:p>
+            <w:r>
+              <w:rPr>
+                <w:sz w:val="17"/>
+              </w:rPr>
+              <w:t>FK</w:t>
+            </w:r>
+          </w:p>
+        </w:tc>
+        <w:tc>
+          <w:tcPr>
+            <w:tcW w:type="dxa" w:w="1872"/>
+          </w:tcPr>
+          <w:p>
+            <w:r>
+              <w:rPr>
+                <w:sz w:val="17"/>
+              </w:rPr>
+              <w:t>NULL</w:t>
+            </w:r>
+          </w:p>
+        </w:tc>
+        <w:tc>
+          <w:tcPr>
+            <w:tcW w:type="dxa" w:w="1872"/>
+          </w:tcPr>
+          <w:p>
+            <w:r>
+              <w:rPr>
+                <w:sz w:val="17"/>
+              </w:rPr>
+              <w:t>Referință users(id); NULL = categorie standard globală</w:t>
             </w:r>
           </w:p>
         </w:tc>
@@ -2468,6 +2657,73 @@
               <w:rPr>
                 <w:sz w:val="17"/>
               </w:rPr>
+              <w:t>name</w:t>
+            </w:r>
+          </w:p>
+        </w:tc>
+        <w:tc>
+          <w:tcPr>
+            <w:tcW w:type="dxa" w:w="1872"/>
+          </w:tcPr>
+          <w:p>
+            <w:r>
+              <w:rPr>
+                <w:sz w:val="17"/>
+              </w:rPr>
+              <w:t>VARCHAR(60)</w:t>
+            </w:r>
+          </w:p>
+        </w:tc>
+        <w:tc>
+          <w:tcPr>
+            <w:tcW w:type="dxa" w:w="1872"/>
+          </w:tcPr>
+          <w:p>
+            <w:r>
+              <w:rPr>
+                <w:sz w:val="17"/>
+              </w:rPr>
+              <w:t>-</w:t>
+            </w:r>
+          </w:p>
+        </w:tc>
+        <w:tc>
+          <w:tcPr>
+            <w:tcW w:type="dxa" w:w="1872"/>
+          </w:tcPr>
+          <w:p>
+            <w:r>
+              <w:rPr>
+                <w:sz w:val="17"/>
+              </w:rPr>
+              <w:t>NOT NULL</w:t>
+            </w:r>
+          </w:p>
+        </w:tc>
+        <w:tc>
+          <w:tcPr>
+            <w:tcW w:type="dxa" w:w="1872"/>
+          </w:tcPr>
+          <w:p>
+            <w:r>
+              <w:rPr>
+                <w:sz w:val="17"/>
+              </w:rPr>
+              <w:t>Denumire categorie; index UNIQUE(user_id, name)</w:t>
+            </w:r>
+          </w:p>
+        </w:tc>
+      </w:tr>
+      <w:tr>
+        <w:tc>
+          <w:tcPr>
+            <w:tcW w:type="dxa" w:w="1872"/>
+          </w:tcPr>
+          <w:p>
+            <w:r>
+              <w:rPr>
+                <w:sz w:val="17"/>
+              </w:rPr>
               <w:t>is_income</w:t>
             </w:r>
           </w:p>
@@ -2507,20 +2763,20 @@
               <w:rPr>
                 <w:sz w:val="17"/>
               </w:rPr>
-              <w:t>NOT NULL</w:t>
-            </w:r>
-          </w:p>
-        </w:tc>
-        <w:tc>
-          <w:tcPr>
-            <w:tcW w:type="dxa" w:w="1872"/>
-          </w:tcPr>
-          <w:p>
-            <w:r>
-              <w:rPr>
-                <w:sz w:val="17"/>
-              </w:rPr>
-              <w:t>Indicator venit/cheltuială</w:t>
+              <w:t>NOT NULL DEFAULT FALSE</w:t>
+            </w:r>
+          </w:p>
+        </w:tc>
+        <w:tc>
+          <w:tcPr>
+            <w:tcW w:type="dxa" w:w="1872"/>
+          </w:tcPr>
+          <w:p>
+            <w:r>
+              <w:rPr>
+                <w:sz w:val="17"/>
+              </w:rPr>
+              <w:t>True = venit, False = cheltuială</w:t>
             </w:r>
           </w:p>
         </w:tc>
@@ -2528,14 +2784,14 @@
     </w:tbl>
     <w:p>
       <w:pPr>
-        <w:spacing w:before="120" w:after="40"/>
+        <w:spacing w:before="160" w:after="40"/>
       </w:pPr>
       <w:r>
         <w:rPr>
           <w:b/>
           <w:sz w:val="21"/>
         </w:rPr>
-        <w:t>Tabelul 5: subcategories (Subcategorii)</w:t>
+        <w:t>Tabelul 5: subcategories (Subdiviziuni ale categoriilor)</w:t>
       </w:r>
     </w:p>
     <w:tbl>
@@ -2560,7 +2816,7 @@
             <w:r>
               <w:rPr>
                 <w:b/>
-                <w:sz w:val="19"/>
+                <w:sz w:val="18"/>
               </w:rPr>
               <w:t>Câmp</w:t>
             </w:r>
@@ -2574,9 +2830,9 @@
             <w:r>
               <w:rPr>
                 <w:b/>
-                <w:sz w:val="19"/>
-              </w:rPr>
-              <w:t>Tip MySQL</w:t>
+                <w:sz w:val="18"/>
+              </w:rPr>
+              <w:t>Tip MySQL (InnoDB)</w:t>
             </w:r>
           </w:p>
         </w:tc>
@@ -2588,7 +2844,7 @@
             <w:r>
               <w:rPr>
                 <w:b/>
-                <w:sz w:val="19"/>
+                <w:sz w:val="18"/>
               </w:rPr>
               <w:t>Cheie</w:t>
             </w:r>
@@ -2602,9 +2858,9 @@
             <w:r>
               <w:rPr>
                 <w:b/>
-                <w:sz w:val="19"/>
-              </w:rPr>
-              <w:t>Null</w:t>
+                <w:sz w:val="18"/>
+              </w:rPr>
+              <w:t>Null / Constrângeri</w:t>
             </w:r>
           </w:p>
         </w:tc>
@@ -2616,7 +2872,7 @@
             <w:r>
               <w:rPr>
                 <w:b/>
-                <w:sz w:val="19"/>
+                <w:sz w:val="18"/>
               </w:rPr>
               <w:t>Descriere</w:t>
             </w:r>
@@ -2685,7 +2941,7 @@
               <w:rPr>
                 <w:sz w:val="17"/>
               </w:rPr>
-              <w:t>ID unic subcategorie</w:t>
+              <w:t>Identificator unic subcategorie</w:t>
             </w:r>
           </w:p>
         </w:tc>
@@ -2752,7 +3008,7 @@
               <w:rPr>
                 <w:sz w:val="17"/>
               </w:rPr>
-              <w:t>Referință categories.id</w:t>
+              <w:t>Referință categories(id) ON DELETE CASCADE</w:t>
             </w:r>
           </w:p>
         </w:tc>
@@ -2780,7 +3036,7 @@
               <w:rPr>
                 <w:sz w:val="17"/>
               </w:rPr>
-              <w:t>VARCHAR(50)</w:t>
+              <w:t>VARCHAR(60)</w:t>
             </w:r>
           </w:p>
         </w:tc>
@@ -2819,7 +3075,7 @@
               <w:rPr>
                 <w:sz w:val="17"/>
               </w:rPr>
-              <w:t>Denumire subcategorie</w:t>
+              <w:t>Denumire subcategorie (ex: Chirie, Curent, Combustibil)</w:t>
             </w:r>
           </w:p>
         </w:tc>
@@ -2827,14 +3083,14 @@
     </w:tbl>
     <w:p>
       <w:pPr>
-        <w:spacing w:before="120" w:after="40"/>
+        <w:spacing w:before="160" w:after="40"/>
       </w:pPr>
       <w:r>
         <w:rPr>
           <w:b/>
           <w:sz w:val="21"/>
         </w:rPr>
-        <w:t>Tabelul 6: payment_methods (Metode de Plată)</w:t>
+        <w:t>Tabelul 6: payment_methods (Metode de plată private)</w:t>
       </w:r>
     </w:p>
     <w:tbl>
@@ -2859,7 +3115,7 @@
             <w:r>
               <w:rPr>
                 <w:b/>
-                <w:sz w:val="19"/>
+                <w:sz w:val="18"/>
               </w:rPr>
               <w:t>Câmp</w:t>
             </w:r>
@@ -2873,9 +3129,9 @@
             <w:r>
               <w:rPr>
                 <w:b/>
-                <w:sz w:val="19"/>
-              </w:rPr>
-              <w:t>Tip MySQL</w:t>
+                <w:sz w:val="18"/>
+              </w:rPr>
+              <w:t>Tip MySQL (InnoDB)</w:t>
             </w:r>
           </w:p>
         </w:tc>
@@ -2887,7 +3143,7 @@
             <w:r>
               <w:rPr>
                 <w:b/>
-                <w:sz w:val="19"/>
+                <w:sz w:val="18"/>
               </w:rPr>
               <w:t>Cheie</w:t>
             </w:r>
@@ -2901,9 +3157,9 @@
             <w:r>
               <w:rPr>
                 <w:b/>
-                <w:sz w:val="19"/>
-              </w:rPr>
-              <w:t>Null</w:t>
+                <w:sz w:val="18"/>
+              </w:rPr>
+              <w:t>Null / Constrângeri</w:t>
             </w:r>
           </w:p>
         </w:tc>
@@ -2915,7 +3171,7 @@
             <w:r>
               <w:rPr>
                 <w:b/>
-                <w:sz w:val="19"/>
+                <w:sz w:val="18"/>
               </w:rPr>
               <w:t>Descriere</w:t>
             </w:r>
@@ -2984,7 +3240,7 @@
               <w:rPr>
                 <w:sz w:val="17"/>
               </w:rPr>
-              <w:t>ID unic metodă</w:t>
+              <w:t>Identificator unic metodă plată</w:t>
             </w:r>
           </w:p>
         </w:tc>
@@ -2999,33 +3255,33 @@
               <w:rPr>
                 <w:sz w:val="17"/>
               </w:rPr>
-              <w:t>name</w:t>
-            </w:r>
-          </w:p>
-        </w:tc>
-        <w:tc>
-          <w:tcPr>
-            <w:tcW w:type="dxa" w:w="1872"/>
-          </w:tcPr>
-          <w:p>
-            <w:r>
-              <w:rPr>
-                <w:sz w:val="17"/>
-              </w:rPr>
-              <w:t>VARCHAR(50)</w:t>
-            </w:r>
-          </w:p>
-        </w:tc>
-        <w:tc>
-          <w:tcPr>
-            <w:tcW w:type="dxa" w:w="1872"/>
-          </w:tcPr>
-          <w:p>
-            <w:r>
-              <w:rPr>
-                <w:sz w:val="17"/>
-              </w:rPr>
-              <w:t>UK</w:t>
+              <w:t>user_id</w:t>
+            </w:r>
+          </w:p>
+        </w:tc>
+        <w:tc>
+          <w:tcPr>
+            <w:tcW w:type="dxa" w:w="1872"/>
+          </w:tcPr>
+          <w:p>
+            <w:r>
+              <w:rPr>
+                <w:sz w:val="17"/>
+              </w:rPr>
+              <w:t>INT</w:t>
+            </w:r>
+          </w:p>
+        </w:tc>
+        <w:tc>
+          <w:tcPr>
+            <w:tcW w:type="dxa" w:w="1872"/>
+          </w:tcPr>
+          <w:p>
+            <w:r>
+              <w:rPr>
+                <w:sz w:val="17"/>
+              </w:rPr>
+              <w:t>FK</w:t>
             </w:r>
           </w:p>
         </w:tc>
@@ -3051,7 +3307,7 @@
               <w:rPr>
                 <w:sz w:val="17"/>
               </w:rPr>
-              <w:t>Denumire</w:t>
+              <w:t>Referință users(id) ON DELETE CASCADE</w:t>
             </w:r>
           </w:p>
         </w:tc>
@@ -3066,6 +3322,73 @@
               <w:rPr>
                 <w:sz w:val="17"/>
               </w:rPr>
+              <w:t>name</w:t>
+            </w:r>
+          </w:p>
+        </w:tc>
+        <w:tc>
+          <w:tcPr>
+            <w:tcW w:type="dxa" w:w="1872"/>
+          </w:tcPr>
+          <w:p>
+            <w:r>
+              <w:rPr>
+                <w:sz w:val="17"/>
+              </w:rPr>
+              <w:t>VARCHAR(60)</w:t>
+            </w:r>
+          </w:p>
+        </w:tc>
+        <w:tc>
+          <w:tcPr>
+            <w:tcW w:type="dxa" w:w="1872"/>
+          </w:tcPr>
+          <w:p>
+            <w:r>
+              <w:rPr>
+                <w:sz w:val="17"/>
+              </w:rPr>
+              <w:t>-</w:t>
+            </w:r>
+          </w:p>
+        </w:tc>
+        <w:tc>
+          <w:tcPr>
+            <w:tcW w:type="dxa" w:w="1872"/>
+          </w:tcPr>
+          <w:p>
+            <w:r>
+              <w:rPr>
+                <w:sz w:val="17"/>
+              </w:rPr>
+              <w:t>NOT NULL</w:t>
+            </w:r>
+          </w:p>
+        </w:tc>
+        <w:tc>
+          <w:tcPr>
+            <w:tcW w:type="dxa" w:w="1872"/>
+          </w:tcPr>
+          <w:p>
+            <w:r>
+              <w:rPr>
+                <w:sz w:val="17"/>
+              </w:rPr>
+              <w:t>Denumire instrument (ex: Card Visa Salariu, Transfer IBAN)</w:t>
+            </w:r>
+          </w:p>
+        </w:tc>
+      </w:tr>
+      <w:tr>
+        <w:tc>
+          <w:tcPr>
+            <w:tcW w:type="dxa" w:w="1872"/>
+          </w:tcPr>
+          <w:p>
+            <w:r>
+              <w:rPr>
+                <w:sz w:val="17"/>
+              </w:rPr>
               <w:t>type</w:t>
             </w:r>
           </w:p>
@@ -3079,6 +3402,73 @@
               <w:rPr>
                 <w:sz w:val="17"/>
               </w:rPr>
+              <w:t>VARCHAR(25)</w:t>
+            </w:r>
+          </w:p>
+        </w:tc>
+        <w:tc>
+          <w:tcPr>
+            <w:tcW w:type="dxa" w:w="1872"/>
+          </w:tcPr>
+          <w:p>
+            <w:r>
+              <w:rPr>
+                <w:sz w:val="17"/>
+              </w:rPr>
+              <w:t>-</w:t>
+            </w:r>
+          </w:p>
+        </w:tc>
+        <w:tc>
+          <w:tcPr>
+            <w:tcW w:type="dxa" w:w="1872"/>
+          </w:tcPr>
+          <w:p>
+            <w:r>
+              <w:rPr>
+                <w:sz w:val="17"/>
+              </w:rPr>
+              <w:t>NOT NULL</w:t>
+            </w:r>
+          </w:p>
+        </w:tc>
+        <w:tc>
+          <w:tcPr>
+            <w:tcW w:type="dxa" w:w="1872"/>
+          </w:tcPr>
+          <w:p>
+            <w:r>
+              <w:rPr>
+                <w:sz w:val="17"/>
+              </w:rPr>
+              <w:t>Clasificare: CARD_DEBIT / CARD_CREDIT / NUMERAR / TRANSFER</w:t>
+            </w:r>
+          </w:p>
+        </w:tc>
+      </w:tr>
+      <w:tr>
+        <w:tc>
+          <w:tcPr>
+            <w:tcW w:type="dxa" w:w="1872"/>
+          </w:tcPr>
+          <w:p>
+            <w:r>
+              <w:rPr>
+                <w:sz w:val="17"/>
+              </w:rPr>
+              <w:t>masked_details</w:t>
+            </w:r>
+          </w:p>
+        </w:tc>
+        <w:tc>
+          <w:tcPr>
+            <w:tcW w:type="dxa" w:w="1872"/>
+          </w:tcPr>
+          <w:p>
+            <w:r>
+              <w:rPr>
+                <w:sz w:val="17"/>
+              </w:rPr>
               <w:t>VARCHAR(20)</w:t>
             </w:r>
           </w:p>
@@ -3105,20 +3495,20 @@
               <w:rPr>
                 <w:sz w:val="17"/>
               </w:rPr>
-              <w:t>NOT NULL</w:t>
-            </w:r>
-          </w:p>
-        </w:tc>
-        <w:tc>
-          <w:tcPr>
-            <w:tcW w:type="dxa" w:w="1872"/>
-          </w:tcPr>
-          <w:p>
-            <w:r>
-              <w:rPr>
-                <w:sz w:val="17"/>
-              </w:rPr>
-              <w:t>Tip metodă</w:t>
+              <w:t>NULL</w:t>
+            </w:r>
+          </w:p>
+        </w:tc>
+        <w:tc>
+          <w:tcPr>
+            <w:tcW w:type="dxa" w:w="1872"/>
+          </w:tcPr>
+          <w:p>
+            <w:r>
+              <w:rPr>
+                <w:sz w:val="17"/>
+              </w:rPr>
+              <w:t>Ultimele 4 cifre ale cardului pentru identificare vizuală</w:t>
             </w:r>
           </w:p>
         </w:tc>
@@ -3126,14 +3516,14 @@
     </w:tbl>
     <w:p>
       <w:pPr>
-        <w:spacing w:before="120" w:after="40"/>
+        <w:spacing w:before="160" w:after="40"/>
       </w:pPr>
       <w:r>
         <w:rPr>
           <w:b/>
           <w:sz w:val="21"/>
         </w:rPr>
-        <w:t>Tabelul 7: recurring_rules (Reguli de Recurență)</w:t>
+        <w:t>Tabelul 7: recurring_rules (Reguli periodice de planificare)</w:t>
       </w:r>
     </w:p>
     <w:tbl>
@@ -3158,7 +3548,7 @@
             <w:r>
               <w:rPr>
                 <w:b/>
-                <w:sz w:val="19"/>
+                <w:sz w:val="18"/>
               </w:rPr>
               <w:t>Câmp</w:t>
             </w:r>
@@ -3172,9 +3562,9 @@
             <w:r>
               <w:rPr>
                 <w:b/>
-                <w:sz w:val="19"/>
-              </w:rPr>
-              <w:t>Tip MySQL</w:t>
+                <w:sz w:val="18"/>
+              </w:rPr>
+              <w:t>Tip MySQL (InnoDB)</w:t>
             </w:r>
           </w:p>
         </w:tc>
@@ -3186,7 +3576,7 @@
             <w:r>
               <w:rPr>
                 <w:b/>
-                <w:sz w:val="19"/>
+                <w:sz w:val="18"/>
               </w:rPr>
               <w:t>Cheie</w:t>
             </w:r>
@@ -3200,9 +3590,9 @@
             <w:r>
               <w:rPr>
                 <w:b/>
-                <w:sz w:val="19"/>
-              </w:rPr>
-              <w:t>Null</w:t>
+                <w:sz w:val="18"/>
+              </w:rPr>
+              <w:t>Null / Constrângeri</w:t>
             </w:r>
           </w:p>
         </w:tc>
@@ -3214,7 +3604,7 @@
             <w:r>
               <w:rPr>
                 <w:b/>
-                <w:sz w:val="19"/>
+                <w:sz w:val="18"/>
               </w:rPr>
               <w:t>Descriere</w:t>
             </w:r>
@@ -3283,7 +3673,7 @@
               <w:rPr>
                 <w:sz w:val="17"/>
               </w:rPr>
-              <w:t>ID unic regulă</w:t>
+              <w:t>Identificator unic regulă recurență</w:t>
             </w:r>
           </w:p>
         </w:tc>
@@ -3298,33 +3688,33 @@
               <w:rPr>
                 <w:sz w:val="17"/>
               </w:rPr>
-              <w:t>frequency</w:t>
-            </w:r>
-          </w:p>
-        </w:tc>
-        <w:tc>
-          <w:tcPr>
-            <w:tcW w:type="dxa" w:w="1872"/>
-          </w:tcPr>
-          <w:p>
-            <w:r>
-              <w:rPr>
-                <w:sz w:val="17"/>
-              </w:rPr>
-              <w:t>VARCHAR(20)</w:t>
-            </w:r>
-          </w:p>
-        </w:tc>
-        <w:tc>
-          <w:tcPr>
-            <w:tcW w:type="dxa" w:w="1872"/>
-          </w:tcPr>
-          <w:p>
-            <w:r>
-              <w:rPr>
-                <w:sz w:val="17"/>
-              </w:rPr>
-              <w:t>-</w:t>
+              <w:t>user_id</w:t>
+            </w:r>
+          </w:p>
+        </w:tc>
+        <w:tc>
+          <w:tcPr>
+            <w:tcW w:type="dxa" w:w="1872"/>
+          </w:tcPr>
+          <w:p>
+            <w:r>
+              <w:rPr>
+                <w:sz w:val="17"/>
+              </w:rPr>
+              <w:t>INT</w:t>
+            </w:r>
+          </w:p>
+        </w:tc>
+        <w:tc>
+          <w:tcPr>
+            <w:tcW w:type="dxa" w:w="1872"/>
+          </w:tcPr>
+          <w:p>
+            <w:r>
+              <w:rPr>
+                <w:sz w:val="17"/>
+              </w:rPr>
+              <w:t>FK</w:t>
             </w:r>
           </w:p>
         </w:tc>
@@ -3350,7 +3740,7 @@
               <w:rPr>
                 <w:sz w:val="17"/>
               </w:rPr>
-              <w:t>Periodicitate</w:t>
+              <w:t>Referință users(id) ON DELETE CASCADE</w:t>
             </w:r>
           </w:p>
         </w:tc>
@@ -3365,20 +3755,20 @@
               <w:rPr>
                 <w:sz w:val="17"/>
               </w:rPr>
-              <w:t>due_day</w:t>
-            </w:r>
-          </w:p>
-        </w:tc>
-        <w:tc>
-          <w:tcPr>
-            <w:tcW w:type="dxa" w:w="1872"/>
-          </w:tcPr>
-          <w:p>
-            <w:r>
-              <w:rPr>
-                <w:sz w:val="17"/>
-              </w:rPr>
-              <w:t>INT</w:t>
+              <w:t>frequency</w:t>
+            </w:r>
+          </w:p>
+        </w:tc>
+        <w:tc>
+          <w:tcPr>
+            <w:tcW w:type="dxa" w:w="1872"/>
+          </w:tcPr>
+          <w:p>
+            <w:r>
+              <w:rPr>
+                <w:sz w:val="17"/>
+              </w:rPr>
+              <w:t>VARCHAR(20)</w:t>
             </w:r>
           </w:p>
         </w:tc>
@@ -3404,20 +3794,20 @@
               <w:rPr>
                 <w:sz w:val="17"/>
               </w:rPr>
-              <w:t>NOT NULL</w:t>
-            </w:r>
-          </w:p>
-        </w:tc>
-        <w:tc>
-          <w:tcPr>
-            <w:tcW w:type="dxa" w:w="1872"/>
-          </w:tcPr>
-          <w:p>
-            <w:r>
-              <w:rPr>
-                <w:sz w:val="17"/>
-              </w:rPr>
-              <w:t>Ziua din lună (1-31)</w:t>
+              <w:t>NOT NULL DEFAULT "LUNAR"</w:t>
+            </w:r>
+          </w:p>
+        </w:tc>
+        <w:tc>
+          <w:tcPr>
+            <w:tcW w:type="dxa" w:w="1872"/>
+          </w:tcPr>
+          <w:p>
+            <w:r>
+              <w:rPr>
+                <w:sz w:val="17"/>
+              </w:rPr>
+              <w:t>Periodicitate: LUNAR / TRIMESTRIAL / ANUAL</w:t>
             </w:r>
           </w:p>
         </w:tc>
@@ -3432,20 +3822,20 @@
               <w:rPr>
                 <w:sz w:val="17"/>
               </w:rPr>
-              <w:t>start_date</w:t>
-            </w:r>
-          </w:p>
-        </w:tc>
-        <w:tc>
-          <w:tcPr>
-            <w:tcW w:type="dxa" w:w="1872"/>
-          </w:tcPr>
-          <w:p>
-            <w:r>
-              <w:rPr>
-                <w:sz w:val="17"/>
-              </w:rPr>
-              <w:t>DATE</w:t>
+              <w:t>due_day</w:t>
+            </w:r>
+          </w:p>
+        </w:tc>
+        <w:tc>
+          <w:tcPr>
+            <w:tcW w:type="dxa" w:w="1872"/>
+          </w:tcPr>
+          <w:p>
+            <w:r>
+              <w:rPr>
+                <w:sz w:val="17"/>
+              </w:rPr>
+              <w:t>TINYINT</w:t>
             </w:r>
           </w:p>
         </w:tc>
@@ -3484,7 +3874,7 @@
               <w:rPr>
                 <w:sz w:val="17"/>
               </w:rPr>
-              <w:t>Data de început</w:t>
+              <w:t>Ziua din lună scadenței; CHECK (due_day BETWEEN 1 AND 31)</w:t>
             </w:r>
           </w:p>
         </w:tc>
@@ -3499,6 +3889,73 @@
               <w:rPr>
                 <w:sz w:val="17"/>
               </w:rPr>
+              <w:t>start_date</w:t>
+            </w:r>
+          </w:p>
+        </w:tc>
+        <w:tc>
+          <w:tcPr>
+            <w:tcW w:type="dxa" w:w="1872"/>
+          </w:tcPr>
+          <w:p>
+            <w:r>
+              <w:rPr>
+                <w:sz w:val="17"/>
+              </w:rPr>
+              <w:t>DATE</w:t>
+            </w:r>
+          </w:p>
+        </w:tc>
+        <w:tc>
+          <w:tcPr>
+            <w:tcW w:type="dxa" w:w="1872"/>
+          </w:tcPr>
+          <w:p>
+            <w:r>
+              <w:rPr>
+                <w:sz w:val="17"/>
+              </w:rPr>
+              <w:t>-</w:t>
+            </w:r>
+          </w:p>
+        </w:tc>
+        <w:tc>
+          <w:tcPr>
+            <w:tcW w:type="dxa" w:w="1872"/>
+          </w:tcPr>
+          <w:p>
+            <w:r>
+              <w:rPr>
+                <w:sz w:val="17"/>
+              </w:rPr>
+              <w:t>NOT NULL</w:t>
+            </w:r>
+          </w:p>
+        </w:tc>
+        <w:tc>
+          <w:tcPr>
+            <w:tcW w:type="dxa" w:w="1872"/>
+          </w:tcPr>
+          <w:p>
+            <w:r>
+              <w:rPr>
+                <w:sz w:val="17"/>
+              </w:rPr>
+              <w:t>Data inițială de aplicabilitate a regulii</w:t>
+            </w:r>
+          </w:p>
+        </w:tc>
+      </w:tr>
+      <w:tr>
+        <w:tc>
+          <w:tcPr>
+            <w:tcW w:type="dxa" w:w="1872"/>
+          </w:tcPr>
+          <w:p>
+            <w:r>
+              <w:rPr>
+                <w:sz w:val="17"/>
+              </w:rPr>
               <w:t>end_date</w:t>
             </w:r>
           </w:p>
@@ -3551,7 +4008,7 @@
               <w:rPr>
                 <w:sz w:val="17"/>
               </w:rPr>
-              <w:t>Data de sfârșit</w:t>
+              <w:t>Data de încheiere (NULL dacă este permanentă)</w:t>
             </w:r>
           </w:p>
         </w:tc>
@@ -3559,14 +4016,14 @@
     </w:tbl>
     <w:p>
       <w:pPr>
-        <w:spacing w:before="120" w:after="40"/>
+        <w:spacing w:before="160" w:after="40"/>
       </w:pPr>
       <w:r>
         <w:rPr>
           <w:b/>
           <w:sz w:val="21"/>
         </w:rPr>
-        <w:t>Tabelul 8: planned_payments (Plăți Planificate)</w:t>
+        <w:t>Tabelul 8: planned_payments (Plăți planificate pe orizontul de 2 luni)</w:t>
       </w:r>
     </w:p>
     <w:tbl>
@@ -3591,7 +4048,7 @@
             <w:r>
               <w:rPr>
                 <w:b/>
-                <w:sz w:val="19"/>
+                <w:sz w:val="18"/>
               </w:rPr>
               <w:t>Câmp</w:t>
             </w:r>
@@ -3605,9 +4062,9 @@
             <w:r>
               <w:rPr>
                 <w:b/>
-                <w:sz w:val="19"/>
-              </w:rPr>
-              <w:t>Tip MySQL</w:t>
+                <w:sz w:val="18"/>
+              </w:rPr>
+              <w:t>Tip MySQL (InnoDB)</w:t>
             </w:r>
           </w:p>
         </w:tc>
@@ -3619,7 +4076,7 @@
             <w:r>
               <w:rPr>
                 <w:b/>
-                <w:sz w:val="19"/>
+                <w:sz w:val="18"/>
               </w:rPr>
               <w:t>Cheie</w:t>
             </w:r>
@@ -3633,9 +4090,9 @@
             <w:r>
               <w:rPr>
                 <w:b/>
-                <w:sz w:val="19"/>
-              </w:rPr>
-              <w:t>Null</w:t>
+                <w:sz w:val="18"/>
+              </w:rPr>
+              <w:t>Null / Constrângeri</w:t>
             </w:r>
           </w:p>
         </w:tc>
@@ -3647,7 +4104,7 @@
             <w:r>
               <w:rPr>
                 <w:b/>
-                <w:sz w:val="19"/>
+                <w:sz w:val="18"/>
               </w:rPr>
               <w:t>Descriere</w:t>
             </w:r>
@@ -3716,7 +4173,7 @@
               <w:rPr>
                 <w:sz w:val="17"/>
               </w:rPr>
-              <w:t>ID unic plată</w:t>
+              <w:t>Identificator unic plată planificată</w:t>
             </w:r>
           </w:p>
         </w:tc>
@@ -3783,7 +4240,7 @@
               <w:rPr>
                 <w:sz w:val="17"/>
               </w:rPr>
-              <w:t>Referință accounts.id</w:t>
+              <w:t>Contul debitor; referință accounts(id) ON DELETE CASCADE</w:t>
             </w:r>
           </w:p>
         </w:tc>
@@ -3850,7 +4307,7 @@
               <w:rPr>
                 <w:sz w:val="17"/>
               </w:rPr>
-              <w:t>Referință subcategories.id</w:t>
+              <w:t>Subcategoria de cost; ref subcategories(id)</w:t>
             </w:r>
           </w:p>
         </w:tc>
@@ -3917,7 +4374,7 @@
               <w:rPr>
                 <w:sz w:val="17"/>
               </w:rPr>
-              <w:t>Referință recurring_rules.id</w:t>
+              <w:t>Regula sursă asociată; ref recurring_rules(id)</w:t>
             </w:r>
           </w:p>
         </w:tc>
@@ -3984,7 +4441,7 @@
               <w:rPr>
                 <w:sz w:val="17"/>
               </w:rPr>
-              <w:t>Titlu plată</w:t>
+              <w:t>Titlu explicit (ex: Abonament Sală, Factură Gaze)</w:t>
             </w:r>
           </w:p>
         </w:tc>
@@ -4051,7 +4508,7 @@
               <w:rPr>
                 <w:sz w:val="17"/>
               </w:rPr>
-              <w:t>Suma (&gt; 0)</w:t>
+              <w:t>Suma planificată; CHECK (amount &gt; 0.00)</w:t>
             </w:r>
           </w:p>
         </w:tc>
@@ -4118,7 +4575,7 @@
               <w:rPr>
                 <w:sz w:val="17"/>
               </w:rPr>
-              <w:t>Luna vizată</w:t>
+              <w:t>Data primei zile din luna vizată (ex: 2026-11-01)</w:t>
             </w:r>
           </w:p>
         </w:tc>
@@ -4172,20 +4629,20 @@
               <w:rPr>
                 <w:sz w:val="17"/>
               </w:rPr>
-              <w:t>NULL</w:t>
-            </w:r>
-          </w:p>
-        </w:tc>
-        <w:tc>
-          <w:tcPr>
-            <w:tcW w:type="dxa" w:w="1872"/>
-          </w:tcPr>
-          <w:p>
-            <w:r>
-              <w:rPr>
-                <w:sz w:val="17"/>
-              </w:rPr>
-              <w:t>Scadență</w:t>
+              <w:t>NOT NULL</w:t>
+            </w:r>
+          </w:p>
+        </w:tc>
+        <w:tc>
+          <w:tcPr>
+            <w:tcW w:type="dxa" w:w="1872"/>
+          </w:tcPr>
+          <w:p>
+            <w:r>
+              <w:rPr>
+                <w:sz w:val="17"/>
+              </w:rPr>
+              <w:t>Data efectivă a scadenței de plată</w:t>
             </w:r>
           </w:p>
         </w:tc>
@@ -4239,20 +4696,20 @@
               <w:rPr>
                 <w:sz w:val="17"/>
               </w:rPr>
-              <w:t>NOT NULL</w:t>
-            </w:r>
-          </w:p>
-        </w:tc>
-        <w:tc>
-          <w:tcPr>
-            <w:tcW w:type="dxa" w:w="1872"/>
-          </w:tcPr>
-          <w:p>
-            <w:r>
-              <w:rPr>
-                <w:sz w:val="17"/>
-              </w:rPr>
-              <w:t>Status plată</w:t>
+              <w:t>NOT NULL DEFAULT "PLANIFICAT"</w:t>
+            </w:r>
+          </w:p>
+        </w:tc>
+        <w:tc>
+          <w:tcPr>
+            <w:tcW w:type="dxa" w:w="1872"/>
+          </w:tcPr>
+          <w:p>
+            <w:r>
+              <w:rPr>
+                <w:sz w:val="17"/>
+              </w:rPr>
+              <w:t>Stare: PLANIFICAT / ACHITAT / ANULAT</w:t>
             </w:r>
           </w:p>
         </w:tc>
@@ -4260,14 +4717,14 @@
     </w:tbl>
     <w:p>
       <w:pPr>
-        <w:spacing w:before="120" w:after="40"/>
+        <w:spacing w:before="160" w:after="40"/>
       </w:pPr>
       <w:r>
         <w:rPr>
           <w:b/>
           <w:sz w:val="21"/>
         </w:rPr>
-        <w:t>Tabelul 9: transactions (Tranzacții Executate)</w:t>
+        <w:t>Tabelul 9: transactions (Jurnalul tranzacțiilor executate)</w:t>
       </w:r>
     </w:p>
     <w:tbl>
@@ -4292,7 +4749,7 @@
             <w:r>
               <w:rPr>
                 <w:b/>
-                <w:sz w:val="19"/>
+                <w:sz w:val="18"/>
               </w:rPr>
               <w:t>Câmp</w:t>
             </w:r>
@@ -4306,9 +4763,9 @@
             <w:r>
               <w:rPr>
                 <w:b/>
-                <w:sz w:val="19"/>
-              </w:rPr>
-              <w:t>Tip MySQL</w:t>
+                <w:sz w:val="18"/>
+              </w:rPr>
+              <w:t>Tip MySQL (InnoDB)</w:t>
             </w:r>
           </w:p>
         </w:tc>
@@ -4320,7 +4777,7 @@
             <w:r>
               <w:rPr>
                 <w:b/>
-                <w:sz w:val="19"/>
+                <w:sz w:val="18"/>
               </w:rPr>
               <w:t>Cheie</w:t>
             </w:r>
@@ -4334,9 +4791,9 @@
             <w:r>
               <w:rPr>
                 <w:b/>
-                <w:sz w:val="19"/>
-              </w:rPr>
-              <w:t>Null</w:t>
+                <w:sz w:val="18"/>
+              </w:rPr>
+              <w:t>Null / Constrângeri</w:t>
             </w:r>
           </w:p>
         </w:tc>
@@ -4348,7 +4805,7 @@
             <w:r>
               <w:rPr>
                 <w:b/>
-                <w:sz w:val="19"/>
+                <w:sz w:val="18"/>
               </w:rPr>
               <w:t>Descriere</w:t>
             </w:r>
@@ -4417,7 +4874,7 @@
               <w:rPr>
                 <w:sz w:val="17"/>
               </w:rPr>
-              <w:t>ID unic tranzacție</w:t>
+              <w:t>Identificator tranzacție</w:t>
             </w:r>
           </w:p>
         </w:tc>
@@ -4484,7 +4941,7 @@
               <w:rPr>
                 <w:sz w:val="17"/>
               </w:rPr>
-              <w:t>Cont debitat</w:t>
+              <w:t>Cont debitat; referință accounts(id) ON DELETE RESTRICT</w:t>
             </w:r>
           </w:p>
         </w:tc>
@@ -4551,7 +5008,7 @@
               <w:rPr>
                 <w:sz w:val="17"/>
               </w:rPr>
-              <w:t>Cont creditat</w:t>
+              <w:t>Cont creditat la transfer intern; ref accounts(id)</w:t>
             </w:r>
           </w:p>
         </w:tc>
@@ -4618,7 +5075,7 @@
               <w:rPr>
                 <w:sz w:val="17"/>
               </w:rPr>
-              <w:t>Subcategorie</w:t>
+              <w:t>Subcategorie asociată; ref subcategories(id)</w:t>
             </w:r>
           </w:p>
         </w:tc>
@@ -4685,7 +5142,7 @@
               <w:rPr>
                 <w:sz w:val="17"/>
               </w:rPr>
-              <w:t>Metodă plată</w:t>
+              <w:t>Instrumentul utilizat; ref payment_methods(id)</w:t>
             </w:r>
           </w:p>
         </w:tc>
@@ -4713,7 +5170,7 @@
               <w:rPr>
                 <w:sz w:val="17"/>
               </w:rPr>
-              <w:t>VARCHAR(30)</w:t>
+              <w:t>VARCHAR(25)</w:t>
             </w:r>
           </w:p>
         </w:tc>
@@ -4752,7 +5209,7 @@
               <w:rPr>
                 <w:sz w:val="17"/>
               </w:rPr>
-              <w:t>Tip operațiune</w:t>
+              <w:t>Tip operațiune: CHELTUIALA / VENIT / TRANSFER</w:t>
             </w:r>
           </w:p>
         </w:tc>
@@ -4819,7 +5276,7 @@
               <w:rPr>
                 <w:sz w:val="17"/>
               </w:rPr>
-              <w:t>Suma (&gt; 0)</w:t>
+              <w:t>Suma decontată; CHECK (amount &gt; 0.00)</w:t>
             </w:r>
           </w:p>
         </w:tc>
@@ -4873,20 +5330,20 @@
               <w:rPr>
                 <w:sz w:val="17"/>
               </w:rPr>
-              <w:t>NOT NULL</w:t>
-            </w:r>
-          </w:p>
-        </w:tc>
-        <w:tc>
-          <w:tcPr>
-            <w:tcW w:type="dxa" w:w="1872"/>
-          </w:tcPr>
-          <w:p>
-            <w:r>
-              <w:rPr>
-                <w:sz w:val="17"/>
-              </w:rPr>
-              <w:t>Data și ora</w:t>
+              <w:t>NOT NULL DEFAULT CURRENT_TIMESTAMP</w:t>
+            </w:r>
+          </w:p>
+        </w:tc>
+        <w:tc>
+          <w:tcPr>
+            <w:tcW w:type="dxa" w:w="1872"/>
+          </w:tcPr>
+          <w:p>
+            <w:r>
+              <w:rPr>
+                <w:sz w:val="17"/>
+              </w:rPr>
+              <w:t>Momentul exact al operațiunii</w:t>
             </w:r>
           </w:p>
         </w:tc>
@@ -4953,7 +5410,7 @@
               <w:rPr>
                 <w:sz w:val="17"/>
               </w:rPr>
-              <w:t>Descriere</w:t>
+              <w:t>Detalii adiționale tranzacție</w:t>
             </w:r>
           </w:p>
         </w:tc>
@@ -4961,14 +5418,14 @@
     </w:tbl>
     <w:p>
       <w:pPr>
-        <w:spacing w:before="120" w:after="40"/>
+        <w:spacing w:before="160" w:after="40"/>
       </w:pPr>
       <w:r>
         <w:rPr>
           <w:b/>
           <w:sz w:val="21"/>
         </w:rPr>
-        <w:t>Tabelul 10: savings_goals (Obiective Economisire)</w:t>
+        <w:t>Tabelul 10: savings_goals (Obiective și ținte de economisire)</w:t>
       </w:r>
     </w:p>
     <w:tbl>
@@ -4993,7 +5450,7 @@
             <w:r>
               <w:rPr>
                 <w:b/>
-                <w:sz w:val="19"/>
+                <w:sz w:val="18"/>
               </w:rPr>
               <w:t>Câmp</w:t>
             </w:r>
@@ -5007,9 +5464,9 @@
             <w:r>
               <w:rPr>
                 <w:b/>
-                <w:sz w:val="19"/>
-              </w:rPr>
-              <w:t>Tip MySQL</w:t>
+                <w:sz w:val="18"/>
+              </w:rPr>
+              <w:t>Tip MySQL (InnoDB)</w:t>
             </w:r>
           </w:p>
         </w:tc>
@@ -5021,7 +5478,7 @@
             <w:r>
               <w:rPr>
                 <w:b/>
-                <w:sz w:val="19"/>
+                <w:sz w:val="18"/>
               </w:rPr>
               <w:t>Cheie</w:t>
             </w:r>
@@ -5035,9 +5492,9 @@
             <w:r>
               <w:rPr>
                 <w:b/>
-                <w:sz w:val="19"/>
-              </w:rPr>
-              <w:t>Null</w:t>
+                <w:sz w:val="18"/>
+              </w:rPr>
+              <w:t>Null / Constrângeri</w:t>
             </w:r>
           </w:p>
         </w:tc>
@@ -5049,7 +5506,7 @@
             <w:r>
               <w:rPr>
                 <w:b/>
-                <w:sz w:val="19"/>
+                <w:sz w:val="18"/>
               </w:rPr>
               <w:t>Descriere</w:t>
             </w:r>
@@ -5118,7 +5575,7 @@
               <w:rPr>
                 <w:sz w:val="17"/>
               </w:rPr>
-              <w:t>ID unic obiectiv</w:t>
+              <w:t>Identificator unic obiectiv economii</w:t>
             </w:r>
           </w:p>
         </w:tc>
@@ -5185,7 +5642,7 @@
               <w:rPr>
                 <w:sz w:val="17"/>
               </w:rPr>
-              <w:t>Referință accounts.id</w:t>
+              <w:t>Contul de economii dedicat; ref accounts(id) ON DELETE CASCADE</w:t>
             </w:r>
           </w:p>
         </w:tc>
@@ -5252,7 +5709,7 @@
               <w:rPr>
                 <w:sz w:val="17"/>
               </w:rPr>
-              <w:t>Titlu obiectiv</w:t>
+              <w:t>Denumire fond (ex: Avans Locuință, Fond Urgență)</w:t>
             </w:r>
           </w:p>
         </w:tc>
@@ -5319,7 +5776,7 @@
               <w:rPr>
                 <w:sz w:val="17"/>
               </w:rPr>
-              <w:t>Suma țintă</w:t>
+              <w:t>Suma țintă urmărită; CHECK (target_amount &gt; 0.00)</w:t>
             </w:r>
           </w:p>
         </w:tc>
@@ -5373,20 +5830,20 @@
               <w:rPr>
                 <w:sz w:val="17"/>
               </w:rPr>
-              <w:t>NOT NULL</w:t>
-            </w:r>
-          </w:p>
-        </w:tc>
-        <w:tc>
-          <w:tcPr>
-            <w:tcW w:type="dxa" w:w="1872"/>
-          </w:tcPr>
-          <w:p>
-            <w:r>
-              <w:rPr>
-                <w:sz w:val="17"/>
-              </w:rPr>
-              <w:t>Suma acumulată</w:t>
+              <w:t>NOT NULL DEFAULT 0.00</w:t>
+            </w:r>
+          </w:p>
+        </w:tc>
+        <w:tc>
+          <w:tcPr>
+            <w:tcW w:type="dxa" w:w="1872"/>
+          </w:tcPr>
+          <w:p>
+            <w:r>
+              <w:rPr>
+                <w:sz w:val="17"/>
+              </w:rPr>
+              <w:t>Suma acumulată în prezent</w:t>
             </w:r>
           </w:p>
         </w:tc>
@@ -5453,12 +5910,174 @@
               <w:rPr>
                 <w:sz w:val="17"/>
               </w:rPr>
-              <w:t>Termen limită</w:t>
+              <w:t>Data limită estimată</w:t>
             </w:r>
           </w:p>
         </w:tc>
       </w:tr>
     </w:tbl>
+    <w:p>
+      <w:pPr>
+        <w:spacing w:before="240" w:after="60"/>
+      </w:pPr>
+      <w:r>
+        <w:rPr>
+          <w:b/>
+          <w:sz w:val="25"/>
+        </w:rPr>
+        <w:t>7. Scenarii reprezentative de exploatare și interogare SQL</w:t>
+      </w:r>
+    </w:p>
+    <w:p>
+      <w:pPr>
+        <w:spacing w:after="100" w:line="276" w:lineRule="auto"/>
+        <w:jc w:val="both"/>
+      </w:pPr>
+      <w:r>
+        <w:t>Pentru a demonstra utilitatea practică a modelului relațional, au fost concepute două scenarii avansate de interogare destinate execuției într-un context multi-utilizator:</w:t>
+      </w:r>
+    </w:p>
+    <w:p>
+      <w:pPr>
+        <w:spacing w:before="180" w:after="40"/>
+      </w:pPr>
+      <w:r>
+        <w:rPr>
+          <w:b/>
+          <w:sz w:val="23"/>
+        </w:rPr>
+        <w:t>Scenariul A: Calculul disponibilului financiar real pe orizontul de 2 luni</w:t>
+      </w:r>
+    </w:p>
+    <w:p>
+      <w:pPr>
+        <w:spacing w:after="100" w:line="276" w:lineRule="auto"/>
+        <w:jc w:val="both"/>
+      </w:pPr>
+      <w:r>
+        <w:t>Interogarea calculează soldul disponibil net scăzând toate sumele planificate neachitate pentru luna curentă și următoare, raportat la conturile unui utilizator determinat (:target_user_id):</w:t>
+      </w:r>
+    </w:p>
+    <w:p>
+      <w:pPr>
+        <w:ind w:left="576"/>
+      </w:pPr>
+      <w:r>
+        <w:rPr>
+          <w:rFonts w:ascii="Courier New" w:hAnsi="Courier New"/>
+          <w:sz w:val="17"/>
+        </w:rPr>
+        <w:t xml:space="preserve">SELECT </w:t>
+        <w:br/>
+        <w:t xml:space="preserve">    a.id AS cont_id,</w:t>
+        <w:br/>
+        <w:t xml:space="preserve">    a.name AS denumire_cont,</w:t>
+        <w:br/>
+        <w:t xml:space="preserve">    c.code AS valuta,</w:t>
+        <w:br/>
+        <w:t xml:space="preserve">    a.balance AS sold_scriptic,</w:t>
+        <w:br/>
+        <w:t xml:space="preserve">    COALESCE(SUM(p.amount), 0.00) AS total_plati_planificate,</w:t>
+        <w:br/>
+        <w:t xml:space="preserve">    (a.balance - COALESCE(SUM(p.amount), 0.00)) AS fond_disponibil_real</w:t>
+        <w:br/>
+        <w:t>FROM accounts a</w:t>
+        <w:br/>
+        <w:t>JOIN currencies c ON a.currency_id = c.id</w:t>
+        <w:br/>
+        <w:t xml:space="preserve">LEFT JOIN planned_payments p ON a.id = p.account_id </w:t>
+        <w:br/>
+        <w:t xml:space="preserve">    AND p.status = 'PLANIFICAT'</w:t>
+        <w:br/>
+        <w:t xml:space="preserve">    AND p.target_month BETWEEN DATE_FORMAT(CURRENT_DATE, '%Y-%m-01') </w:t>
+        <w:br/>
+        <w:t xml:space="preserve">                           AND DATE_ADD(DATE_FORMAT(CURRENT_DATE, '%Y-%m-01'), INTERVAL 1 MONTH)</w:t>
+        <w:br/>
+        <w:t>WHERE a.user_id = :target_user_id</w:t>
+        <w:br/>
+        <w:t>GROUP BY a.id, a.name, c.code, a.balance;</w:t>
+      </w:r>
+    </w:p>
+    <w:p>
+      <w:pPr>
+        <w:spacing w:before="180" w:after="40"/>
+      </w:pPr>
+      <w:r>
+        <w:rPr>
+          <w:b/>
+          <w:sz w:val="23"/>
+        </w:rPr>
+        <w:t>Scenariul B: Raport ierarhic de cheltuieli lunare pe categorii și subcategorii</w:t>
+      </w:r>
+    </w:p>
+    <w:p>
+      <w:pPr>
+        <w:spacing w:after="100" w:line="276" w:lineRule="auto"/>
+        <w:jc w:val="both"/>
+      </w:pPr>
+      <w:r>
+        <w:t>Interogarea consolidează cheltuielile efective dintr-o anumită lună calendaristică, evidențiind distribuția fondurilor per titular:</w:t>
+      </w:r>
+    </w:p>
+    <w:p>
+      <w:pPr>
+        <w:ind w:left="576"/>
+      </w:pPr>
+      <w:r>
+        <w:rPr>
+          <w:rFonts w:ascii="Courier New" w:hAnsi="Courier New"/>
+          <w:sz w:val="17"/>
+        </w:rPr>
+        <w:t xml:space="preserve">SELECT </w:t>
+        <w:br/>
+        <w:t xml:space="preserve">    cat.name AS categorie,</w:t>
+        <w:br/>
+        <w:t xml:space="preserve">    sub.name AS subcategorie,</w:t>
+        <w:br/>
+        <w:t xml:space="preserve">    COUNT(t.id) AS numar_tranzactii,</w:t>
+        <w:br/>
+        <w:t xml:space="preserve">    SUM(t.amount) AS total_cheltuit</w:t>
+        <w:br/>
+        <w:t>FROM transactions t</w:t>
+        <w:br/>
+        <w:t>JOIN accounts a ON t.source_account_id = a.id</w:t>
+        <w:br/>
+        <w:t>JOIN subcategories sub ON t.subcategory_id = sub.id</w:t>
+        <w:br/>
+        <w:t>JOIN categories cat ON sub.category_id = cat.id</w:t>
+        <w:br/>
+        <w:t>WHERE a.user_id = :target_user_id</w:t>
+        <w:br/>
+        <w:t xml:space="preserve">  AND t.type = 'CHELTUIALA'</w:t>
+        <w:br/>
+        <w:t xml:space="preserve">  AND t.transaction_date &gt;= DATE_FORMAT(CURRENT_DATE, '%Y-%m-01')</w:t>
+        <w:br/>
+        <w:t>GROUP BY cat.name, sub.name</w:t>
+        <w:br/>
+        <w:t>ORDER BY total_cheltuit DESC;</w:t>
+      </w:r>
+    </w:p>
+    <w:p>
+      <w:pPr>
+        <w:spacing w:before="240" w:after="60"/>
+      </w:pPr>
+      <w:r>
+        <w:rPr>
+          <w:b/>
+          <w:sz w:val="25"/>
+        </w:rPr>
+        <w:t>8. Concluzii</w:t>
+      </w:r>
+    </w:p>
+    <w:p>
+      <w:pPr>
+        <w:spacing w:after="100" w:line="276" w:lineRule="auto"/>
+        <w:jc w:val="both"/>
+      </w:pPr>
+      <w:r>
+        <w:t>Modelul relațional propus răspunde complet cerințelor de integritate, consistență și securitate necesare unui sistem financiar multi-utilizator. Prin izolarea datelor bazată pe constrângeri structurale și normalizarea completă 3FN, baza de date elimină riscurile anomaliilor operaționale și asigură o platformă extensibilă.</w:t>
+      </w:r>
+    </w:p>
     <w:sectPr>
       <w:pgSz w:w="12240" w:h="15840"/>
       <w:pgMar w:top="1440" w:right="1440" w:bottom="1440" w:left="1440" w:header="720" w:footer="720" w:gutter="0"/>
@@ -5835,7 +6454,7 @@
     <w:rPr>
       <w:rFonts w:ascii="Times New Roman" w:hAnsi="Times New Roman"/>
       <w:color w:val="000000"/>
-      <w:sz w:val="24"/>
+      <w:sz w:val="23"/>
     </w:rPr>
   </w:style>
   <w:style w:type="paragraph" w:styleId="Header">
